--- a/data/outputs/v2/Physics/SS3.3_Introduction_to_Electronics/Physics_Introduction_to_Electronics_CBE_LessonSequence.docx
+++ b/data/outputs/v2/Physics/SS3.3_Introduction_to_Electronics/Physics_Introduction_to_Electronics_CBE_LessonSequence.docx
@@ -3178,32 +3178,32 @@
         <w:tc>
           <w:tcPr>
             <w:tcW w:type="dxa" w:w="1520"/>
-            <w:shd w:fill="F2F2F2" w:color="auto" w:val="clear"/>
-            <w:tcMar>
-              <w:top w:type="dxa" w:w="60"/>
-              <w:left w:type="dxa" w:w="120"/>
-              <w:bottom w:type="dxa" w:w="60"/>
-              <w:right w:type="dxa" w:w="120"/>
-            </w:tcMar>
-            <w:vAlign w:val="top"/>
-          </w:tcPr>
-          <w:p>
-            <w:pPr>
-              <w:spacing w:after="40" w:before="0"/>
-              <w:jc w:val="left"/>
-            </w:pPr>
-            <w:r>
-              <w:rPr>
-                <w:rFonts w:ascii="Arial" w:cs="Arial" w:eastAsia="Arial" w:hAnsi="Arial"/>
-                <w:b/>
-                <w:bCs/>
-                <w:i w:val="false"/>
-                <w:iCs w:val="false"/>
-                <w:color w:val="000000"/>
-                <w:sz w:val="18"/>
-                <w:szCs w:val="18"/>
-              </w:rPr>
-              <w:t xml:space="preserve">Phase 1 — PREDICT: What do you already know about conductors and insulators?</w:t>
+            <w:shd w:fill="EAD1F5" w:color="auto" w:val="clear"/>
+            <w:tcMar>
+              <w:top w:type="dxa" w:w="60"/>
+              <w:left w:type="dxa" w:w="120"/>
+              <w:bottom w:type="dxa" w:w="60"/>
+              <w:right w:type="dxa" w:w="120"/>
+            </w:tcMar>
+            <w:vAlign w:val="top"/>
+          </w:tcPr>
+          <w:p>
+            <w:pPr>
+              <w:spacing w:after="40" w:before="0"/>
+              <w:jc w:val="left"/>
+            </w:pPr>
+            <w:r>
+              <w:rPr>
+                <w:rFonts w:ascii="Arial" w:cs="Arial" w:eastAsia="Arial" w:hAnsi="Arial"/>
+                <w:b/>
+                <w:bCs/>
+                <w:i w:val="false"/>
+                <w:iCs w:val="false"/>
+                <w:color w:val="000000"/>
+                <w:sz w:val="18"/>
+                <w:szCs w:val="18"/>
+              </w:rPr>
+              <w:t xml:space="preserve">Predict Phase</w:t>
             </w:r>
           </w:p>
           <w:p>
@@ -3226,7 +3226,7 @@
             <w:pPr>
               <w:spacing w:after="20" w:before="0"/>
             </w:pPr>
-            <w:hyperlink w:history="1" r:id="rIdtcwye9tayyqrumbx8vglf">
+            <w:hyperlink w:history="1" r:id="rIdm4p60w5hlcvpsvzd-emaz">
               <w:r>
                 <w:rPr>
                   <w:rFonts w:ascii="Arial" w:cs="Arial" w:eastAsia="Arial" w:hAnsi="Arial"/>
@@ -3259,7 +3259,7 @@
               <w:spacing w:after="10" w:before="0"/>
               <w:ind w:left="120"/>
             </w:pPr>
-            <w:hyperlink w:history="1" r:id="rIdrgadl3-r4biqkrjfmi-7c">
+            <w:hyperlink w:history="1" r:id="rIddlacrftet6uhp6l2c-rga">
               <w:r>
                 <w:rPr>
                   <w:rFonts w:ascii="Arial" w:cs="Arial" w:eastAsia="Arial" w:hAnsi="Arial"/>
@@ -3304,7 +3304,7 @@
             <w:pPr>
               <w:spacing w:after="20" w:before="0"/>
             </w:pPr>
-            <w:hyperlink w:history="1" r:id="rIdyqrfjaym3yxjuj5umol53">
+            <w:hyperlink w:history="1" r:id="rIdat9gchauvegkwnrjcwttr">
               <w:r>
                 <w:rPr>
                   <w:rFonts w:ascii="Arial" w:cs="Arial" w:eastAsia="Arial" w:hAnsi="Arial"/>
@@ -3337,7 +3337,7 @@
               <w:spacing w:after="10" w:before="0"/>
               <w:ind w:left="120"/>
             </w:pPr>
-            <w:hyperlink w:history="1" r:id="rIdzfoqg9uit2d8wbvmwpuzl">
+            <w:hyperlink w:history="1" r:id="rId7pumfcegucfnwsrjwqv54">
               <w:r>
                 <w:rPr>
                   <w:rFonts w:ascii="Arial" w:cs="Arial" w:eastAsia="Arial" w:hAnsi="Arial"/>
@@ -3560,32 +3560,32 @@
         <w:tc>
           <w:tcPr>
             <w:tcW w:type="dxa" w:w="1520"/>
-            <w:shd w:fill="F2F2F2" w:color="auto" w:val="clear"/>
-            <w:tcMar>
-              <w:top w:type="dxa" w:w="60"/>
-              <w:left w:type="dxa" w:w="120"/>
-              <w:bottom w:type="dxa" w:w="60"/>
-              <w:right w:type="dxa" w:w="120"/>
-            </w:tcMar>
-            <w:vAlign w:val="top"/>
-          </w:tcPr>
-          <w:p>
-            <w:pPr>
-              <w:spacing w:after="40" w:before="0"/>
-              <w:jc w:val="left"/>
-            </w:pPr>
-            <w:r>
-              <w:rPr>
-                <w:rFonts w:ascii="Arial" w:cs="Arial" w:eastAsia="Arial" w:hAnsi="Arial"/>
-                <w:b/>
-                <w:bCs/>
-                <w:i w:val="false"/>
-                <w:iCs w:val="false"/>
-                <w:color w:val="000000"/>
-                <w:sz w:val="18"/>
-                <w:szCs w:val="18"/>
-              </w:rPr>
-              <w:t xml:space="preserve">Phase 2 — OBSERVE: Testing materials with a simple conductivity circuit</w:t>
+            <w:shd w:fill="D9EEF1" w:color="auto" w:val="clear"/>
+            <w:tcMar>
+              <w:top w:type="dxa" w:w="60"/>
+              <w:left w:type="dxa" w:w="120"/>
+              <w:bottom w:type="dxa" w:w="60"/>
+              <w:right w:type="dxa" w:w="120"/>
+            </w:tcMar>
+            <w:vAlign w:val="top"/>
+          </w:tcPr>
+          <w:p>
+            <w:pPr>
+              <w:spacing w:after="40" w:before="0"/>
+              <w:jc w:val="left"/>
+            </w:pPr>
+            <w:r>
+              <w:rPr>
+                <w:rFonts w:ascii="Arial" w:cs="Arial" w:eastAsia="Arial" w:hAnsi="Arial"/>
+                <w:b/>
+                <w:bCs/>
+                <w:i w:val="false"/>
+                <w:iCs w:val="false"/>
+                <w:color w:val="000000"/>
+                <w:sz w:val="18"/>
+                <w:szCs w:val="18"/>
+              </w:rPr>
+              <w:t xml:space="preserve">Observe Phase</w:t>
             </w:r>
           </w:p>
           <w:p>
@@ -3608,7 +3608,7 @@
             <w:pPr>
               <w:spacing w:after="20" w:before="0"/>
             </w:pPr>
-            <w:hyperlink w:history="1" r:id="rIdqpopecimyrchpe2togqry">
+            <w:hyperlink w:history="1" r:id="rId6dnty9camyju6-k2fduhg">
               <w:r>
                 <w:rPr>
                   <w:rFonts w:ascii="Arial" w:cs="Arial" w:eastAsia="Arial" w:hAnsi="Arial"/>
@@ -3641,7 +3641,7 @@
               <w:spacing w:after="10" w:before="0"/>
               <w:ind w:left="120"/>
             </w:pPr>
-            <w:hyperlink w:history="1" r:id="rIdgxojmizewv1vmn22ibf4k">
+            <w:hyperlink w:history="1" r:id="rIdkewoujbmvrq9sgvw9rcq7">
               <w:r>
                 <w:rPr>
                   <w:rFonts w:ascii="Arial" w:cs="Arial" w:eastAsia="Arial" w:hAnsi="Arial"/>
@@ -3686,7 +3686,7 @@
             <w:pPr>
               <w:spacing w:after="20" w:before="0"/>
             </w:pPr>
-            <w:hyperlink w:history="1" r:id="rIdpde9j_dnrclw-cncmnen9">
+            <w:hyperlink w:history="1" r:id="rId1fhk0jlji2dlwx7pq94fd">
               <w:r>
                 <w:rPr>
                   <w:rFonts w:ascii="Arial" w:cs="Arial" w:eastAsia="Arial" w:hAnsi="Arial"/>
@@ -3719,7 +3719,7 @@
               <w:spacing w:after="10" w:before="0"/>
               <w:ind w:left="120"/>
             </w:pPr>
-            <w:hyperlink w:history="1" r:id="rIdpejvpylyganuvvj3htqct">
+            <w:hyperlink w:history="1" r:id="rIdsmskcrvn7eku9obehsgzy">
               <w:r>
                 <w:rPr>
                   <w:rFonts w:ascii="Arial" w:cs="Arial" w:eastAsia="Arial" w:hAnsi="Arial"/>
@@ -3942,32 +3942,32 @@
         <w:tc>
           <w:tcPr>
             <w:tcW w:type="dxa" w:w="1520"/>
-            <w:shd w:fill="F2F2F2" w:color="auto" w:val="clear"/>
-            <w:tcMar>
-              <w:top w:type="dxa" w:w="60"/>
-              <w:left w:type="dxa" w:w="120"/>
-              <w:bottom w:type="dxa" w:w="60"/>
-              <w:right w:type="dxa" w:w="120"/>
-            </w:tcMar>
-            <w:vAlign w:val="top"/>
-          </w:tcPr>
-          <w:p>
-            <w:pPr>
-              <w:spacing w:after="40" w:before="0"/>
-              <w:jc w:val="left"/>
-            </w:pPr>
-            <w:r>
-              <w:rPr>
-                <w:rFonts w:ascii="Arial" w:cs="Arial" w:eastAsia="Arial" w:hAnsi="Arial"/>
-                <w:b/>
-                <w:bCs/>
-                <w:i w:val="false"/>
-                <w:iCs w:val="false"/>
-                <w:color w:val="000000"/>
-                <w:sz w:val="18"/>
-                <w:szCs w:val="18"/>
-              </w:rPr>
-              <w:t xml:space="preserve">Phase 3 — EXPLAIN: Naming the anomaly and connecting it back to the phenomenon</w:t>
+            <w:shd w:fill="E2EFDA" w:color="auto" w:val="clear"/>
+            <w:tcMar>
+              <w:top w:type="dxa" w:w="60"/>
+              <w:left w:type="dxa" w:w="120"/>
+              <w:bottom w:type="dxa" w:w="60"/>
+              <w:right w:type="dxa" w:w="120"/>
+            </w:tcMar>
+            <w:vAlign w:val="top"/>
+          </w:tcPr>
+          <w:p>
+            <w:pPr>
+              <w:spacing w:after="40" w:before="0"/>
+              <w:jc w:val="left"/>
+            </w:pPr>
+            <w:r>
+              <w:rPr>
+                <w:rFonts w:ascii="Arial" w:cs="Arial" w:eastAsia="Arial" w:hAnsi="Arial"/>
+                <w:b/>
+                <w:bCs/>
+                <w:i w:val="false"/>
+                <w:iCs w:val="false"/>
+                <w:color w:val="000000"/>
+                <w:sz w:val="18"/>
+                <w:szCs w:val="18"/>
+              </w:rPr>
+              <w:t xml:space="preserve">Explain Phase</w:t>
             </w:r>
           </w:p>
           <w:p>
@@ -3990,7 +3990,7 @@
             <w:pPr>
               <w:spacing w:after="20" w:before="0"/>
             </w:pPr>
-            <w:hyperlink w:history="1" r:id="rIdhdqdigmn55fnjg368vkx9">
+            <w:hyperlink w:history="1" r:id="rIddijyjykolmlcpsrp4dcxh">
               <w:r>
                 <w:rPr>
                   <w:rFonts w:ascii="Arial" w:cs="Arial" w:eastAsia="Arial" w:hAnsi="Arial"/>
@@ -4023,7 +4023,7 @@
               <w:spacing w:after="10" w:before="0"/>
               <w:ind w:left="120"/>
             </w:pPr>
-            <w:hyperlink w:history="1" r:id="rId3wfhh1c8p1zsogktir7af">
+            <w:hyperlink w:history="1" r:id="rIdbt5s5fl4keiw0rf9l4l2u">
               <w:r>
                 <w:rPr>
                   <w:rFonts w:ascii="Arial" w:cs="Arial" w:eastAsia="Arial" w:hAnsi="Arial"/>
@@ -4068,7 +4068,7 @@
             <w:pPr>
               <w:spacing w:after="20" w:before="0"/>
             </w:pPr>
-            <w:hyperlink w:history="1" r:id="rId1ionqviunjtvo46sm_qrf">
+            <w:hyperlink w:history="1" r:id="rIdwpxskgmhnspyzzcxj5lub">
               <w:r>
                 <w:rPr>
                   <w:rFonts w:ascii="Arial" w:cs="Arial" w:eastAsia="Arial" w:hAnsi="Arial"/>
@@ -4101,7 +4101,7 @@
               <w:spacing w:after="10" w:before="0"/>
               <w:ind w:left="120"/>
             </w:pPr>
-            <w:hyperlink w:history="1" r:id="rId2w-bczwy---tb17xti9py">
+            <w:hyperlink w:history="1" r:id="rIdvf4qtb8mpvyleaarbnuqg">
               <w:r>
                 <w:rPr>
                   <w:rFonts w:ascii="Arial" w:cs="Arial" w:eastAsia="Arial" w:hAnsi="Arial"/>
@@ -4324,32 +4324,32 @@
         <w:tc>
           <w:tcPr>
             <w:tcW w:type="dxa" w:w="1520"/>
-            <w:shd w:fill="F2F2F2" w:color="auto" w:val="clear"/>
-            <w:tcMar>
-              <w:top w:type="dxa" w:w="60"/>
-              <w:left w:type="dxa" w:w="120"/>
-              <w:bottom w:type="dxa" w:w="60"/>
-              <w:right w:type="dxa" w:w="120"/>
-            </w:tcMar>
-            <w:vAlign w:val="top"/>
-          </w:tcPr>
-          <w:p>
-            <w:pPr>
-              <w:spacing w:after="40" w:before="0"/>
-              <w:jc w:val="left"/>
-            </w:pPr>
-            <w:r>
-              <w:rPr>
-                <w:rFonts w:ascii="Arial" w:cs="Arial" w:eastAsia="Arial" w:hAnsi="Arial"/>
-                <w:b/>
-                <w:bCs/>
-                <w:i w:val="false"/>
-                <w:iCs w:val="false"/>
-                <w:color w:val="000000"/>
-                <w:sz w:val="18"/>
-                <w:szCs w:val="18"/>
-              </w:rPr>
-              <w:t xml:space="preserve">Phase 4 — DRIVING QUESTION BOARD (DQB): Opening the board</w:t>
+            <w:shd w:fill="FCE4D6" w:color="auto" w:val="clear"/>
+            <w:tcMar>
+              <w:top w:type="dxa" w:w="60"/>
+              <w:left w:type="dxa" w:w="120"/>
+              <w:bottom w:type="dxa" w:w="60"/>
+              <w:right w:type="dxa" w:w="120"/>
+            </w:tcMar>
+            <w:vAlign w:val="top"/>
+          </w:tcPr>
+          <w:p>
+            <w:pPr>
+              <w:spacing w:after="40" w:before="0"/>
+              <w:jc w:val="left"/>
+            </w:pPr>
+            <w:r>
+              <w:rPr>
+                <w:rFonts w:ascii="Arial" w:cs="Arial" w:eastAsia="Arial" w:hAnsi="Arial"/>
+                <w:b/>
+                <w:bCs/>
+                <w:i w:val="false"/>
+                <w:iCs w:val="false"/>
+                <w:color w:val="000000"/>
+                <w:sz w:val="18"/>
+                <w:szCs w:val="18"/>
+              </w:rPr>
+              <w:t xml:space="preserve">Driving Question Board (DQB) Creation</w:t>
             </w:r>
           </w:p>
           <w:p>
@@ -4372,7 +4372,7 @@
             <w:pPr>
               <w:spacing w:after="20" w:before="0"/>
             </w:pPr>
-            <w:hyperlink w:history="1" r:id="rIdpclkttghsqrl6uj0esmou">
+            <w:hyperlink w:history="1" r:id="rIdz2k0ds7beds2gciut3a3v">
               <w:r>
                 <w:rPr>
                   <w:rFonts w:ascii="Arial" w:cs="Arial" w:eastAsia="Arial" w:hAnsi="Arial"/>
@@ -4405,7 +4405,7 @@
               <w:spacing w:after="10" w:before="0"/>
               <w:ind w:left="120"/>
             </w:pPr>
-            <w:hyperlink w:history="1" r:id="rIdkdagfydmba13vzj_j5yl-">
+            <w:hyperlink w:history="1" r:id="rIdwkklyoadjspwyhyaffpgm">
               <w:r>
                 <w:rPr>
                   <w:rFonts w:ascii="Arial" w:cs="Arial" w:eastAsia="Arial" w:hAnsi="Arial"/>
@@ -4450,7 +4450,7 @@
             <w:pPr>
               <w:spacing w:after="20" w:before="0"/>
             </w:pPr>
-            <w:hyperlink w:history="1" r:id="rIdl7liebkqybhkdxsala5wg">
+            <w:hyperlink w:history="1" r:id="rIdrbnaf5terdfxke2d6uf08">
               <w:r>
                 <w:rPr>
                   <w:rFonts w:ascii="Arial" w:cs="Arial" w:eastAsia="Arial" w:hAnsi="Arial"/>
@@ -4483,7 +4483,7 @@
               <w:spacing w:after="10" w:before="0"/>
               <w:ind w:left="120"/>
             </w:pPr>
-            <w:hyperlink w:history="1" r:id="rIdp3nln7umbgaetvpwvf8ku">
+            <w:hyperlink w:history="1" r:id="rIdnz-8y9g-ftab4lcainhai">
               <w:r>
                 <w:rPr>
                   <w:rFonts w:ascii="Arial" w:cs="Arial" w:eastAsia="Arial" w:hAnsi="Arial"/>
@@ -4706,32 +4706,32 @@
         <w:tc>
           <w:tcPr>
             <w:tcW w:type="dxa" w:w="1520"/>
-            <w:shd w:fill="F2F2F2" w:color="auto" w:val="clear"/>
-            <w:tcMar>
-              <w:top w:type="dxa" w:w="60"/>
-              <w:left w:type="dxa" w:w="120"/>
-              <w:bottom w:type="dxa" w:w="60"/>
-              <w:right w:type="dxa" w:w="120"/>
-            </w:tcMar>
-            <w:vAlign w:val="top"/>
-          </w:tcPr>
-          <w:p>
-            <w:pPr>
-              <w:spacing w:after="40" w:before="0"/>
-              <w:jc w:val="left"/>
-            </w:pPr>
-            <w:r>
-              <w:rPr>
-                <w:rFonts w:ascii="Arial" w:cs="Arial" w:eastAsia="Arial" w:hAnsi="Arial"/>
-                <w:b/>
-                <w:bCs/>
-                <w:i w:val="false"/>
-                <w:iCs w:val="false"/>
-                <w:color w:val="000000"/>
-                <w:sz w:val="18"/>
-                <w:szCs w:val="18"/>
-              </w:rPr>
-              <w:t xml:space="preserve">Phase 5 — MODEL BUILDING: Initial mental model sketch</w:t>
+            <w:shd w:fill="D5E8F0" w:color="auto" w:val="clear"/>
+            <w:tcMar>
+              <w:top w:type="dxa" w:w="60"/>
+              <w:left w:type="dxa" w:w="120"/>
+              <w:bottom w:type="dxa" w:w="60"/>
+              <w:right w:type="dxa" w:w="120"/>
+            </w:tcMar>
+            <w:vAlign w:val="top"/>
+          </w:tcPr>
+          <w:p>
+            <w:pPr>
+              <w:spacing w:after="40" w:before="0"/>
+              <w:jc w:val="left"/>
+            </w:pPr>
+            <w:r>
+              <w:rPr>
+                <w:rFonts w:ascii="Arial" w:cs="Arial" w:eastAsia="Arial" w:hAnsi="Arial"/>
+                <w:b/>
+                <w:bCs/>
+                <w:i w:val="false"/>
+                <w:iCs w:val="false"/>
+                <w:color w:val="000000"/>
+                <w:sz w:val="18"/>
+                <w:szCs w:val="18"/>
+              </w:rPr>
+              <w:t xml:space="preserve">Model Building Phase</w:t>
             </w:r>
           </w:p>
           <w:p>
@@ -4754,7 +4754,7 @@
             <w:pPr>
               <w:spacing w:after="20" w:before="0"/>
             </w:pPr>
-            <w:hyperlink w:history="1" r:id="rIdvyoihw9ahqh-p_85xlrsu">
+            <w:hyperlink w:history="1" r:id="rIdg5zbjl6farl8uh2hqrxho">
               <w:r>
                 <w:rPr>
                   <w:rFonts w:ascii="Arial" w:cs="Arial" w:eastAsia="Arial" w:hAnsi="Arial"/>
@@ -4787,7 +4787,7 @@
               <w:spacing w:after="10" w:before="0"/>
               <w:ind w:left="120"/>
             </w:pPr>
-            <w:hyperlink w:history="1" r:id="rIdjhzaspr89qs9a583pyug-">
+            <w:hyperlink w:history="1" r:id="rIddpmebvnf2_yqqy4xdsamu">
               <w:r>
                 <w:rPr>
                   <w:rFonts w:ascii="Arial" w:cs="Arial" w:eastAsia="Arial" w:hAnsi="Arial"/>
@@ -4832,7 +4832,7 @@
             <w:pPr>
               <w:spacing w:after="20" w:before="0"/>
             </w:pPr>
-            <w:hyperlink w:history="1" r:id="rIdrvbdjnf0icszpu0diw687">
+            <w:hyperlink w:history="1" r:id="rIdtd8iiednc12paw5rgadr3">
               <w:r>
                 <w:rPr>
                   <w:rFonts w:ascii="Arial" w:cs="Arial" w:eastAsia="Arial" w:hAnsi="Arial"/>
@@ -4865,7 +4865,7 @@
               <w:spacing w:after="10" w:before="0"/>
               <w:ind w:left="120"/>
             </w:pPr>
-            <w:hyperlink w:history="1" r:id="rIddzf0gs6t3tfuaoc_mzqbc">
+            <w:hyperlink w:history="1" r:id="rIdl-ddg_xumjqdt7bkil3ta">
               <w:r>
                 <w:rPr>
                   <w:rFonts w:ascii="Arial" w:cs="Arial" w:eastAsia="Arial" w:hAnsi="Arial"/>
@@ -6017,7 +6017,25 @@
             </w:tcMar>
             <w:vAlign w:val="top"/>
           </w:tcPr>
-          <w:p/>
+          <w:p>
+            <w:pPr>
+              <w:spacing w:after="40" w:before="0"/>
+              <w:jc w:val="left"/>
+            </w:pPr>
+            <w:r>
+              <w:rPr>
+                <w:rFonts w:ascii="Arial" w:cs="Arial" w:eastAsia="Arial" w:hAnsi="Arial"/>
+                <w:b w:val="false"/>
+                <w:bCs w:val="false"/>
+                <w:i w:val="false"/>
+                <w:iCs w:val="false"/>
+                <w:color w:val="000000"/>
+                <w:sz w:val="18"/>
+                <w:szCs w:val="18"/>
+              </w:rPr>
+              <w:t xml:space="preserve">No chemical or electrical hazards in this lesson. If physical band diagram cards are used, ensure scissors are handled safely. Learners with visual impairments should be given tactile or high-contrast versions of the band diagrams.</w:t>
+            </w:r>
+          </w:p>
         </w:tc>
       </w:tr>
     </w:tbl>
@@ -6391,7 +6409,7 @@
             <w:pPr>
               <w:spacing w:after="20" w:before="0"/>
             </w:pPr>
-            <w:hyperlink w:history="1" r:id="rIdh9nzd3xvhqlmka1tf1nzf">
+            <w:hyperlink w:history="1" r:id="rId6rdfstbgbqckkhjghkeiu">
               <w:r>
                 <w:rPr>
                   <w:rFonts w:ascii="Arial" w:cs="Arial" w:eastAsia="Arial" w:hAnsi="Arial"/>
@@ -6424,7 +6442,7 @@
               <w:spacing w:after="10" w:before="0"/>
               <w:ind w:left="120"/>
             </w:pPr>
-            <w:hyperlink w:history="1" r:id="rIdkrdl4cw0mkzc3cvj_jigj">
+            <w:hyperlink w:history="1" r:id="rIdgipyttao1w7khpslr9p-3">
               <w:r>
                 <w:rPr>
                   <w:rFonts w:ascii="Arial" w:cs="Arial" w:eastAsia="Arial" w:hAnsi="Arial"/>
@@ -6469,7 +6487,7 @@
             <w:pPr>
               <w:spacing w:after="20" w:before="0"/>
             </w:pPr>
-            <w:hyperlink w:history="1" r:id="rIdxmodfe6efzqwvnblrk4kp">
+            <w:hyperlink w:history="1" r:id="rIdzq5pe9yi4x6tcuyzigxfj">
               <w:r>
                 <w:rPr>
                   <w:rFonts w:ascii="Arial" w:cs="Arial" w:eastAsia="Arial" w:hAnsi="Arial"/>
@@ -6502,7 +6520,7 @@
               <w:spacing w:after="10" w:before="0"/>
               <w:ind w:left="120"/>
             </w:pPr>
-            <w:hyperlink w:history="1" r:id="rIdr_sjk0zxpfzdeeaxp198l">
+            <w:hyperlink w:history="1" r:id="rId49hayndij1nc30ymmr-_5">
               <w:r>
                 <w:rPr>
                   <w:rFonts w:ascii="Arial" w:cs="Arial" w:eastAsia="Arial" w:hAnsi="Arial"/>
@@ -6697,7 +6715,7 @@
             <w:pPr>
               <w:spacing w:after="20" w:before="0"/>
             </w:pPr>
-            <w:hyperlink w:history="1" r:id="rIdg5tvygcoi3tyxajmjiqrn">
+            <w:hyperlink w:history="1" r:id="rIdb-xe43lgwfb_2kannhewt">
               <w:r>
                 <w:rPr>
                   <w:rFonts w:ascii="Arial" w:cs="Arial" w:eastAsia="Arial" w:hAnsi="Arial"/>
@@ -6730,7 +6748,7 @@
               <w:spacing w:after="10" w:before="0"/>
               <w:ind w:left="120"/>
             </w:pPr>
-            <w:hyperlink w:history="1" r:id="rId1v6y-fgedjhgtiw41hsbp">
+            <w:hyperlink w:history="1" r:id="rIdflxq8cmfz6d7b0urowmvt">
               <w:r>
                 <w:rPr>
                   <w:rFonts w:ascii="Arial" w:cs="Arial" w:eastAsia="Arial" w:hAnsi="Arial"/>
@@ -6775,7 +6793,7 @@
             <w:pPr>
               <w:spacing w:after="20" w:before="0"/>
             </w:pPr>
-            <w:hyperlink w:history="1" r:id="rIdlmmx4pmlti2euk5gblmp4">
+            <w:hyperlink w:history="1" r:id="rIdhag_fhdmysdtsohdwtwu6">
               <w:r>
                 <w:rPr>
                   <w:rFonts w:ascii="Arial" w:cs="Arial" w:eastAsia="Arial" w:hAnsi="Arial"/>
@@ -6808,7 +6826,7 @@
               <w:spacing w:after="10" w:before="0"/>
               <w:ind w:left="120"/>
             </w:pPr>
-            <w:hyperlink w:history="1" r:id="rId1gd6zz9jpmftavmuiqd1p">
+            <w:hyperlink w:history="1" r:id="rIdxavf8shhukgnerni3buhn">
               <w:r>
                 <w:rPr>
                   <w:rFonts w:ascii="Arial" w:cs="Arial" w:eastAsia="Arial" w:hAnsi="Arial"/>
@@ -7003,7 +7021,7 @@
             <w:pPr>
               <w:spacing w:after="20" w:before="0"/>
             </w:pPr>
-            <w:hyperlink w:history="1" r:id="rIdx00zfgqzol03y8mxcligo">
+            <w:hyperlink w:history="1" r:id="rId5hzv5dqq3zdmazjycrogu">
               <w:r>
                 <w:rPr>
                   <w:rFonts w:ascii="Arial" w:cs="Arial" w:eastAsia="Arial" w:hAnsi="Arial"/>
@@ -7036,7 +7054,7 @@
               <w:spacing w:after="10" w:before="0"/>
               <w:ind w:left="120"/>
             </w:pPr>
-            <w:hyperlink w:history="1" r:id="rIdwwcc9mivxdcfwjnqhimpj">
+            <w:hyperlink w:history="1" r:id="rIdsjnbkiroxvycl0ojt-_aj">
               <w:r>
                 <w:rPr>
                   <w:rFonts w:ascii="Arial" w:cs="Arial" w:eastAsia="Arial" w:hAnsi="Arial"/>
@@ -7081,7 +7099,7 @@
             <w:pPr>
               <w:spacing w:after="20" w:before="0"/>
             </w:pPr>
-            <w:hyperlink w:history="1" r:id="rIdu_p9cm66s1wx9ktaamuaj">
+            <w:hyperlink w:history="1" r:id="rIdgnpahgrbfpe2ja8ts6y67">
               <w:r>
                 <w:rPr>
                   <w:rFonts w:ascii="Arial" w:cs="Arial" w:eastAsia="Arial" w:hAnsi="Arial"/>
@@ -7114,7 +7132,7 @@
               <w:spacing w:after="10" w:before="0"/>
               <w:ind w:left="120"/>
             </w:pPr>
-            <w:hyperlink w:history="1" r:id="rIdy9jt1-nc54d28zigubxnn">
+            <w:hyperlink w:history="1" r:id="rId6t6bu75u-ei2qt6nziwy_">
               <w:r>
                 <w:rPr>
                   <w:rFonts w:ascii="Arial" w:cs="Arial" w:eastAsia="Arial" w:hAnsi="Arial"/>
@@ -7309,7 +7327,7 @@
             <w:pPr>
               <w:spacing w:after="20" w:before="0"/>
             </w:pPr>
-            <w:hyperlink w:history="1" r:id="rIdovzl3r7kcl5cfhfql3paw">
+            <w:hyperlink w:history="1" r:id="rIdub7h7klgg7drfcpivuh60">
               <w:r>
                 <w:rPr>
                   <w:rFonts w:ascii="Arial" w:cs="Arial" w:eastAsia="Arial" w:hAnsi="Arial"/>
@@ -7342,7 +7360,7 @@
               <w:spacing w:after="10" w:before="0"/>
               <w:ind w:left="120"/>
             </w:pPr>
-            <w:hyperlink w:history="1" r:id="rId2yo0_kbisqch1lvvfmr7d">
+            <w:hyperlink w:history="1" r:id="rIdfrca5nman0czpmcerzkuc">
               <w:r>
                 <w:rPr>
                   <w:rFonts w:ascii="Arial" w:cs="Arial" w:eastAsia="Arial" w:hAnsi="Arial"/>
@@ -7387,7 +7405,7 @@
             <w:pPr>
               <w:spacing w:after="20" w:before="0"/>
             </w:pPr>
-            <w:hyperlink w:history="1" r:id="rId53oam6hxvfwnuy6pogam3">
+            <w:hyperlink w:history="1" r:id="rIdhkyptdenvwvrqr8vg8q__">
               <w:r>
                 <w:rPr>
                   <w:rFonts w:ascii="Arial" w:cs="Arial" w:eastAsia="Arial" w:hAnsi="Arial"/>
@@ -7420,7 +7438,7 @@
               <w:spacing w:after="10" w:before="0"/>
               <w:ind w:left="120"/>
             </w:pPr>
-            <w:hyperlink w:history="1" r:id="rId1e9u7pqpx8nlh6siq9lxu">
+            <w:hyperlink w:history="1" r:id="rIdtfigswitmmzv2wh3rqem3">
               <w:r>
                 <w:rPr>
                   <w:rFonts w:ascii="Arial" w:cs="Arial" w:eastAsia="Arial" w:hAnsi="Arial"/>
@@ -7615,7 +7633,7 @@
             <w:pPr>
               <w:spacing w:after="20" w:before="0"/>
             </w:pPr>
-            <w:hyperlink w:history="1" r:id="rIdvdrggtoj3fcspfejuykfa">
+            <w:hyperlink w:history="1" r:id="rId48y7fsktwmtixrzo28cvy">
               <w:r>
                 <w:rPr>
                   <w:rFonts w:ascii="Arial" w:cs="Arial" w:eastAsia="Arial" w:hAnsi="Arial"/>
@@ -7648,7 +7666,7 @@
               <w:spacing w:after="10" w:before="0"/>
               <w:ind w:left="120"/>
             </w:pPr>
-            <w:hyperlink w:history="1" r:id="rIduk9spgsn7iwsihbkg7tb9">
+            <w:hyperlink w:history="1" r:id="rIdrpsth9lbjwcyka0mgebn_">
               <w:r>
                 <w:rPr>
                   <w:rFonts w:ascii="Arial" w:cs="Arial" w:eastAsia="Arial" w:hAnsi="Arial"/>
@@ -7693,7 +7711,7 @@
             <w:pPr>
               <w:spacing w:after="20" w:before="0"/>
             </w:pPr>
-            <w:hyperlink w:history="1" r:id="rId3xlu2ppf-znqbgvy2ft4x">
+            <w:hyperlink w:history="1" r:id="rIdxfm3po6imjpeu8k7fnn4q">
               <w:r>
                 <w:rPr>
                   <w:rFonts w:ascii="Arial" w:cs="Arial" w:eastAsia="Arial" w:hAnsi="Arial"/>
@@ -7726,7 +7744,7 @@
               <w:spacing w:after="10" w:before="0"/>
               <w:ind w:left="120"/>
             </w:pPr>
-            <w:hyperlink w:history="1" r:id="rIdyif8dlrzphakgphkssxl0">
+            <w:hyperlink w:history="1" r:id="rIddzyh2nhaewzvueredynk_">
               <w:r>
                 <w:rPr>
                   <w:rFonts w:ascii="Arial" w:cs="Arial" w:eastAsia="Arial" w:hAnsi="Arial"/>
@@ -9165,32 +9183,32 @@
         <w:tc>
           <w:tcPr>
             <w:tcW w:type="dxa" w:w="1520"/>
-            <w:shd w:fill="F2F2F2" w:color="auto" w:val="clear"/>
-            <w:tcMar>
-              <w:top w:type="dxa" w:w="60"/>
-              <w:left w:type="dxa" w:w="120"/>
-              <w:bottom w:type="dxa" w:w="60"/>
-              <w:right w:type="dxa" w:w="120"/>
-            </w:tcMar>
-            <w:vAlign w:val="top"/>
-          </w:tcPr>
-          <w:p>
-            <w:pPr>
-              <w:spacing w:after="40" w:before="0"/>
-              <w:jc w:val="left"/>
-            </w:pPr>
-            <w:r>
-              <w:rPr>
-                <w:rFonts w:ascii="Arial" w:cs="Arial" w:eastAsia="Arial" w:hAnsi="Arial"/>
-                <w:b/>
-                <w:bCs/>
-                <w:i w:val="false"/>
-                <w:iCs w:val="false"/>
-                <w:color w:val="000000"/>
-                <w:sz w:val="18"/>
-                <w:szCs w:val="18"/>
-              </w:rPr>
-              <w:t xml:space="preserve">Phase 1 — Predict</w:t>
+            <w:shd w:fill="EAD1F5" w:color="auto" w:val="clear"/>
+            <w:tcMar>
+              <w:top w:type="dxa" w:w="60"/>
+              <w:left w:type="dxa" w:w="120"/>
+              <w:bottom w:type="dxa" w:w="60"/>
+              <w:right w:type="dxa" w:w="120"/>
+            </w:tcMar>
+            <w:vAlign w:val="top"/>
+          </w:tcPr>
+          <w:p>
+            <w:pPr>
+              <w:spacing w:after="40" w:before="0"/>
+              <w:jc w:val="left"/>
+            </w:pPr>
+            <w:r>
+              <w:rPr>
+                <w:rFonts w:ascii="Arial" w:cs="Arial" w:eastAsia="Arial" w:hAnsi="Arial"/>
+                <w:b/>
+                <w:bCs/>
+                <w:i w:val="false"/>
+                <w:iCs w:val="false"/>
+                <w:color w:val="000000"/>
+                <w:sz w:val="18"/>
+                <w:szCs w:val="18"/>
+              </w:rPr>
+              <w:t xml:space="preserve">Predict Phase</w:t>
             </w:r>
           </w:p>
           <w:p>
@@ -9213,7 +9231,7 @@
             <w:pPr>
               <w:spacing w:after="20" w:before="0"/>
             </w:pPr>
-            <w:hyperlink w:history="1" r:id="rIdckx1cgcizns5dwiufaa4d">
+            <w:hyperlink w:history="1" r:id="rIdse0oknkfek4covqiwbaxp">
               <w:r>
                 <w:rPr>
                   <w:rFonts w:ascii="Arial" w:cs="Arial" w:eastAsia="Arial" w:hAnsi="Arial"/>
@@ -9246,7 +9264,7 @@
               <w:spacing w:after="10" w:before="0"/>
               <w:ind w:left="120"/>
             </w:pPr>
-            <w:hyperlink w:history="1" r:id="rIdsgibcmv6fbjeazgxms1bt">
+            <w:hyperlink w:history="1" r:id="rIdkp24eavxwi36ir_q_k8ez">
               <w:r>
                 <w:rPr>
                   <w:rFonts w:ascii="Arial" w:cs="Arial" w:eastAsia="Arial" w:hAnsi="Arial"/>
@@ -9291,7 +9309,7 @@
             <w:pPr>
               <w:spacing w:after="20" w:before="0"/>
             </w:pPr>
-            <w:hyperlink w:history="1" r:id="rIddpes8c6dgctrdvdmfbb5p">
+            <w:hyperlink w:history="1" r:id="rIdgxg0hryfytve0p8joubcb">
               <w:r>
                 <w:rPr>
                   <w:rFonts w:ascii="Arial" w:cs="Arial" w:eastAsia="Arial" w:hAnsi="Arial"/>
@@ -9324,7 +9342,7 @@
               <w:spacing w:after="10" w:before="0"/>
               <w:ind w:left="120"/>
             </w:pPr>
-            <w:hyperlink w:history="1" r:id="rIdqiqolmo-wh09ssmmnfmfb">
+            <w:hyperlink w:history="1" r:id="rIdcqs77azlov-89o-earuda">
               <w:r>
                 <w:rPr>
                   <w:rFonts w:ascii="Arial" w:cs="Arial" w:eastAsia="Arial" w:hAnsi="Arial"/>
@@ -9471,32 +9489,32 @@
         <w:tc>
           <w:tcPr>
             <w:tcW w:type="dxa" w:w="1520"/>
-            <w:shd w:fill="F2F2F2" w:color="auto" w:val="clear"/>
-            <w:tcMar>
-              <w:top w:type="dxa" w:w="60"/>
-              <w:left w:type="dxa" w:w="120"/>
-              <w:bottom w:type="dxa" w:w="60"/>
-              <w:right w:type="dxa" w:w="120"/>
-            </w:tcMar>
-            <w:vAlign w:val="top"/>
-          </w:tcPr>
-          <w:p>
-            <w:pPr>
-              <w:spacing w:after="40" w:before="0"/>
-              <w:jc w:val="left"/>
-            </w:pPr>
-            <w:r>
-              <w:rPr>
-                <w:rFonts w:ascii="Arial" w:cs="Arial" w:eastAsia="Arial" w:hAnsi="Arial"/>
-                <w:b/>
-                <w:bCs/>
-                <w:i w:val="false"/>
-                <w:iCs w:val="false"/>
-                <w:color w:val="000000"/>
-                <w:sz w:val="18"/>
-                <w:szCs w:val="18"/>
-              </w:rPr>
-              <w:t xml:space="preserve">Phase 2 — Observe</w:t>
+            <w:shd w:fill="D9EEF1" w:color="auto" w:val="clear"/>
+            <w:tcMar>
+              <w:top w:type="dxa" w:w="60"/>
+              <w:left w:type="dxa" w:w="120"/>
+              <w:bottom w:type="dxa" w:w="60"/>
+              <w:right w:type="dxa" w:w="120"/>
+            </w:tcMar>
+            <w:vAlign w:val="top"/>
+          </w:tcPr>
+          <w:p>
+            <w:pPr>
+              <w:spacing w:after="40" w:before="0"/>
+              <w:jc w:val="left"/>
+            </w:pPr>
+            <w:r>
+              <w:rPr>
+                <w:rFonts w:ascii="Arial" w:cs="Arial" w:eastAsia="Arial" w:hAnsi="Arial"/>
+                <w:b/>
+                <w:bCs/>
+                <w:i w:val="false"/>
+                <w:iCs w:val="false"/>
+                <w:color w:val="000000"/>
+                <w:sz w:val="18"/>
+                <w:szCs w:val="18"/>
+              </w:rPr>
+              <w:t xml:space="preserve">Observe Phase</w:t>
             </w:r>
           </w:p>
           <w:p>
@@ -9519,7 +9537,7 @@
             <w:pPr>
               <w:spacing w:after="20" w:before="0"/>
             </w:pPr>
-            <w:hyperlink w:history="1" r:id="rIdbvwtrdyz9rfpvabtifzv4">
+            <w:hyperlink w:history="1" r:id="rIdkcmj0moc0pds92p-dcp4y">
               <w:r>
                 <w:rPr>
                   <w:rFonts w:ascii="Arial" w:cs="Arial" w:eastAsia="Arial" w:hAnsi="Arial"/>
@@ -9552,7 +9570,7 @@
               <w:spacing w:after="10" w:before="0"/>
               <w:ind w:left="120"/>
             </w:pPr>
-            <w:hyperlink w:history="1" r:id="rId4_crowmtpquwyf5uqerr9">
+            <w:hyperlink w:history="1" r:id="rIdqhasq0rttv2rsdlqmvi4q">
               <w:r>
                 <w:rPr>
                   <w:rFonts w:ascii="Arial" w:cs="Arial" w:eastAsia="Arial" w:hAnsi="Arial"/>
@@ -9597,7 +9615,7 @@
             <w:pPr>
               <w:spacing w:after="20" w:before="0"/>
             </w:pPr>
-            <w:hyperlink w:history="1" r:id="rIdakdogxjgo1ldqf30fc9xs">
+            <w:hyperlink w:history="1" r:id="rIdsqiopiq_hz-bei_nbdda2">
               <w:r>
                 <w:rPr>
                   <w:rFonts w:ascii="Arial" w:cs="Arial" w:eastAsia="Arial" w:hAnsi="Arial"/>
@@ -9630,7 +9648,7 @@
               <w:spacing w:after="10" w:before="0"/>
               <w:ind w:left="120"/>
             </w:pPr>
-            <w:hyperlink w:history="1" r:id="rIdxxspz6s9d-t9d4s916-mn">
+            <w:hyperlink w:history="1" r:id="rId6s5jq4lvq0hgjkl-2pzk0">
               <w:r>
                 <w:rPr>
                   <w:rFonts w:ascii="Arial" w:cs="Arial" w:eastAsia="Arial" w:hAnsi="Arial"/>
@@ -9777,32 +9795,32 @@
         <w:tc>
           <w:tcPr>
             <w:tcW w:type="dxa" w:w="1520"/>
-            <w:shd w:fill="F2F2F2" w:color="auto" w:val="clear"/>
-            <w:tcMar>
-              <w:top w:type="dxa" w:w="60"/>
-              <w:left w:type="dxa" w:w="120"/>
-              <w:bottom w:type="dxa" w:w="60"/>
-              <w:right w:type="dxa" w:w="120"/>
-            </w:tcMar>
-            <w:vAlign w:val="top"/>
-          </w:tcPr>
-          <w:p>
-            <w:pPr>
-              <w:spacing w:after="40" w:before="0"/>
-              <w:jc w:val="left"/>
-            </w:pPr>
-            <w:r>
-              <w:rPr>
-                <w:rFonts w:ascii="Arial" w:cs="Arial" w:eastAsia="Arial" w:hAnsi="Arial"/>
-                <w:b/>
-                <w:bCs/>
-                <w:i w:val="false"/>
-                <w:iCs w:val="false"/>
-                <w:color w:val="000000"/>
-                <w:sz w:val="18"/>
-                <w:szCs w:val="18"/>
-              </w:rPr>
-              <w:t xml:space="preserve">Phase 3 — Explain</w:t>
+            <w:shd w:fill="E2EFDA" w:color="auto" w:val="clear"/>
+            <w:tcMar>
+              <w:top w:type="dxa" w:w="60"/>
+              <w:left w:type="dxa" w:w="120"/>
+              <w:bottom w:type="dxa" w:w="60"/>
+              <w:right w:type="dxa" w:w="120"/>
+            </w:tcMar>
+            <w:vAlign w:val="top"/>
+          </w:tcPr>
+          <w:p>
+            <w:pPr>
+              <w:spacing w:after="40" w:before="0"/>
+              <w:jc w:val="left"/>
+            </w:pPr>
+            <w:r>
+              <w:rPr>
+                <w:rFonts w:ascii="Arial" w:cs="Arial" w:eastAsia="Arial" w:hAnsi="Arial"/>
+                <w:b/>
+                <w:bCs/>
+                <w:i w:val="false"/>
+                <w:iCs w:val="false"/>
+                <w:color w:val="000000"/>
+                <w:sz w:val="18"/>
+                <w:szCs w:val="18"/>
+              </w:rPr>
+              <w:t xml:space="preserve">Explain Phase</w:t>
             </w:r>
           </w:p>
           <w:p>
@@ -9825,7 +9843,7 @@
             <w:pPr>
               <w:spacing w:after="20" w:before="0"/>
             </w:pPr>
-            <w:hyperlink w:history="1" r:id="rId3ouic8ysxugg0zsygfdo2">
+            <w:hyperlink w:history="1" r:id="rIdm8fx1fbp9q0bcurje6vd8">
               <w:r>
                 <w:rPr>
                   <w:rFonts w:ascii="Arial" w:cs="Arial" w:eastAsia="Arial" w:hAnsi="Arial"/>
@@ -9858,7 +9876,7 @@
               <w:spacing w:after="10" w:before="0"/>
               <w:ind w:left="120"/>
             </w:pPr>
-            <w:hyperlink w:history="1" r:id="rIdjkvn9hcw_rmttsqfxsyw9">
+            <w:hyperlink w:history="1" r:id="rIdowvscbhfgk5i1fzi3okue">
               <w:r>
                 <w:rPr>
                   <w:rFonts w:ascii="Arial" w:cs="Arial" w:eastAsia="Arial" w:hAnsi="Arial"/>
@@ -9903,7 +9921,7 @@
             <w:pPr>
               <w:spacing w:after="20" w:before="0"/>
             </w:pPr>
-            <w:hyperlink w:history="1" r:id="rIdvmul2hbj1l5hjrbuuuake">
+            <w:hyperlink w:history="1" r:id="rIdte_hif2awedv8pvnc4ns4">
               <w:r>
                 <w:rPr>
                   <w:rFonts w:ascii="Arial" w:cs="Arial" w:eastAsia="Arial" w:hAnsi="Arial"/>
@@ -9936,7 +9954,7 @@
               <w:spacing w:after="10" w:before="0"/>
               <w:ind w:left="120"/>
             </w:pPr>
-            <w:hyperlink w:history="1" r:id="rIdpbcrebsiimtmct8mawaw-">
+            <w:hyperlink w:history="1" r:id="rIdbi5qxc7z4roadooxseuh9">
               <w:r>
                 <w:rPr>
                   <w:rFonts w:ascii="Arial" w:cs="Arial" w:eastAsia="Arial" w:hAnsi="Arial"/>
@@ -10083,32 +10101,32 @@
         <w:tc>
           <w:tcPr>
             <w:tcW w:type="dxa" w:w="1520"/>
-            <w:shd w:fill="F2F2F2" w:color="auto" w:val="clear"/>
-            <w:tcMar>
-              <w:top w:type="dxa" w:w="60"/>
-              <w:left w:type="dxa" w:w="120"/>
-              <w:bottom w:type="dxa" w:w="60"/>
-              <w:right w:type="dxa" w:w="120"/>
-            </w:tcMar>
-            <w:vAlign w:val="top"/>
-          </w:tcPr>
-          <w:p>
-            <w:pPr>
-              <w:spacing w:after="40" w:before="0"/>
-              <w:jc w:val="left"/>
-            </w:pPr>
-            <w:r>
-              <w:rPr>
-                <w:rFonts w:ascii="Arial" w:cs="Arial" w:eastAsia="Arial" w:hAnsi="Arial"/>
-                <w:b/>
-                <w:bCs/>
-                <w:i w:val="false"/>
-                <w:iCs w:val="false"/>
-                <w:color w:val="000000"/>
-                <w:sz w:val="18"/>
-                <w:szCs w:val="18"/>
-              </w:rPr>
-              <w:t xml:space="preserve">Phase 4 — Driving Question Board (DQB) Update</w:t>
+            <w:shd w:fill="FCE4D6" w:color="auto" w:val="clear"/>
+            <w:tcMar>
+              <w:top w:type="dxa" w:w="60"/>
+              <w:left w:type="dxa" w:w="120"/>
+              <w:bottom w:type="dxa" w:w="60"/>
+              <w:right w:type="dxa" w:w="120"/>
+            </w:tcMar>
+            <w:vAlign w:val="top"/>
+          </w:tcPr>
+          <w:p>
+            <w:pPr>
+              <w:spacing w:after="40" w:before="0"/>
+              <w:jc w:val="left"/>
+            </w:pPr>
+            <w:r>
+              <w:rPr>
+                <w:rFonts w:ascii="Arial" w:cs="Arial" w:eastAsia="Arial" w:hAnsi="Arial"/>
+                <w:b/>
+                <w:bCs/>
+                <w:i w:val="false"/>
+                <w:iCs w:val="false"/>
+                <w:color w:val="000000"/>
+                <w:sz w:val="18"/>
+                <w:szCs w:val="18"/>
+              </w:rPr>
+              <w:t xml:space="preserve">Driving Question Board (DQB) Creation</w:t>
             </w:r>
           </w:p>
           <w:p>
@@ -10131,7 +10149,7 @@
             <w:pPr>
               <w:spacing w:after="20" w:before="0"/>
             </w:pPr>
-            <w:hyperlink w:history="1" r:id="rIddao70m44yvr_vvz1mbylz">
+            <w:hyperlink w:history="1" r:id="rIdo-4gdmdrpgg7w85emahtg">
               <w:r>
                 <w:rPr>
                   <w:rFonts w:ascii="Arial" w:cs="Arial" w:eastAsia="Arial" w:hAnsi="Arial"/>
@@ -10164,7 +10182,7 @@
               <w:spacing w:after="10" w:before="0"/>
               <w:ind w:left="120"/>
             </w:pPr>
-            <w:hyperlink w:history="1" r:id="rIdpi7yepbbfwqex3yf0d3r2">
+            <w:hyperlink w:history="1" r:id="rId0iaylu5uysuyu2btr0arr">
               <w:r>
                 <w:rPr>
                   <w:rFonts w:ascii="Arial" w:cs="Arial" w:eastAsia="Arial" w:hAnsi="Arial"/>
@@ -10209,7 +10227,7 @@
             <w:pPr>
               <w:spacing w:after="20" w:before="0"/>
             </w:pPr>
-            <w:hyperlink w:history="1" r:id="rIdf8yytyewxacqllktmlx8w">
+            <w:hyperlink w:history="1" r:id="rIdbhnfosgx3qbxfw9rlw0fy">
               <w:r>
                 <w:rPr>
                   <w:rFonts w:ascii="Arial" w:cs="Arial" w:eastAsia="Arial" w:hAnsi="Arial"/>
@@ -10242,7 +10260,7 @@
               <w:spacing w:after="10" w:before="0"/>
               <w:ind w:left="120"/>
             </w:pPr>
-            <w:hyperlink w:history="1" r:id="rIdr-jjqfh3dc-wgavzp-tjv">
+            <w:hyperlink w:history="1" r:id="rIdi8jwljajhzf81czs_vkmt">
               <w:r>
                 <w:rPr>
                   <w:rFonts w:ascii="Arial" w:cs="Arial" w:eastAsia="Arial" w:hAnsi="Arial"/>
@@ -10389,32 +10407,32 @@
         <w:tc>
           <w:tcPr>
             <w:tcW w:type="dxa" w:w="1520"/>
-            <w:shd w:fill="F2F2F2" w:color="auto" w:val="clear"/>
-            <w:tcMar>
-              <w:top w:type="dxa" w:w="60"/>
-              <w:left w:type="dxa" w:w="120"/>
-              <w:bottom w:type="dxa" w:w="60"/>
-              <w:right w:type="dxa" w:w="120"/>
-            </w:tcMar>
-            <w:vAlign w:val="top"/>
-          </w:tcPr>
-          <w:p>
-            <w:pPr>
-              <w:spacing w:after="40" w:before="0"/>
-              <w:jc w:val="left"/>
-            </w:pPr>
-            <w:r>
-              <w:rPr>
-                <w:rFonts w:ascii="Arial" w:cs="Arial" w:eastAsia="Arial" w:hAnsi="Arial"/>
-                <w:b/>
-                <w:bCs/>
-                <w:i w:val="false"/>
-                <w:iCs w:val="false"/>
-                <w:color w:val="000000"/>
-                <w:sz w:val="18"/>
-                <w:szCs w:val="18"/>
-              </w:rPr>
-              <w:t xml:space="preserve">Phase 5 — Model Building</w:t>
+            <w:shd w:fill="D5E8F0" w:color="auto" w:val="clear"/>
+            <w:tcMar>
+              <w:top w:type="dxa" w:w="60"/>
+              <w:left w:type="dxa" w:w="120"/>
+              <w:bottom w:type="dxa" w:w="60"/>
+              <w:right w:type="dxa" w:w="120"/>
+            </w:tcMar>
+            <w:vAlign w:val="top"/>
+          </w:tcPr>
+          <w:p>
+            <w:pPr>
+              <w:spacing w:after="40" w:before="0"/>
+              <w:jc w:val="left"/>
+            </w:pPr>
+            <w:r>
+              <w:rPr>
+                <w:rFonts w:ascii="Arial" w:cs="Arial" w:eastAsia="Arial" w:hAnsi="Arial"/>
+                <w:b/>
+                <w:bCs/>
+                <w:i w:val="false"/>
+                <w:iCs w:val="false"/>
+                <w:color w:val="000000"/>
+                <w:sz w:val="18"/>
+                <w:szCs w:val="18"/>
+              </w:rPr>
+              <w:t xml:space="preserve">Model Building Phase</w:t>
             </w:r>
           </w:p>
           <w:p>
@@ -10437,7 +10455,7 @@
             <w:pPr>
               <w:spacing w:after="20" w:before="0"/>
             </w:pPr>
-            <w:hyperlink w:history="1" r:id="rId4gaczknt0wcfw8wfslzeo">
+            <w:hyperlink w:history="1" r:id="rIdswj_4lke2rforwilhgfci">
               <w:r>
                 <w:rPr>
                   <w:rFonts w:ascii="Arial" w:cs="Arial" w:eastAsia="Arial" w:hAnsi="Arial"/>
@@ -10470,7 +10488,7 @@
               <w:spacing w:after="10" w:before="0"/>
               <w:ind w:left="120"/>
             </w:pPr>
-            <w:hyperlink w:history="1" r:id="rId8lqhtpkuprsxrweec6q82">
+            <w:hyperlink w:history="1" r:id="rIdf6q920r7jxtizdpv-roll">
               <w:r>
                 <w:rPr>
                   <w:rFonts w:ascii="Arial" w:cs="Arial" w:eastAsia="Arial" w:hAnsi="Arial"/>
@@ -10515,7 +10533,7 @@
             <w:pPr>
               <w:spacing w:after="20" w:before="0"/>
             </w:pPr>
-            <w:hyperlink w:history="1" r:id="rIdwxlkydhdbata8o9zgh6wr">
+            <w:hyperlink w:history="1" r:id="rIdbdlsu9n3r3zg0giatdt7y">
               <w:r>
                 <w:rPr>
                   <w:rFonts w:ascii="Arial" w:cs="Arial" w:eastAsia="Arial" w:hAnsi="Arial"/>
@@ -10548,7 +10566,7 @@
               <w:spacing w:after="10" w:before="0"/>
               <w:ind w:left="120"/>
             </w:pPr>
-            <w:hyperlink w:history="1" r:id="rIde29vjqbcceik6srculupk">
+            <w:hyperlink w:history="1" r:id="rIdjjvqrc_ab5rnxdfh04uoz">
               <w:r>
                 <w:rPr>
                   <w:rFonts w:ascii="Arial" w:cs="Arial" w:eastAsia="Arial" w:hAnsi="Arial"/>
@@ -11987,32 +12005,32 @@
         <w:tc>
           <w:tcPr>
             <w:tcW w:type="dxa" w:w="1520"/>
-            <w:shd w:fill="F2F2F2" w:color="auto" w:val="clear"/>
-            <w:tcMar>
-              <w:top w:type="dxa" w:w="60"/>
-              <w:left w:type="dxa" w:w="120"/>
-              <w:bottom w:type="dxa" w:w="60"/>
-              <w:right w:type="dxa" w:w="120"/>
-            </w:tcMar>
-            <w:vAlign w:val="top"/>
-          </w:tcPr>
-          <w:p>
-            <w:pPr>
-              <w:spacing w:after="40" w:before="0"/>
-              <w:jc w:val="left"/>
-            </w:pPr>
-            <w:r>
-              <w:rPr>
-                <w:rFonts w:ascii="Arial" w:cs="Arial" w:eastAsia="Arial" w:hAnsi="Arial"/>
-                <w:b/>
-                <w:bCs/>
-                <w:i w:val="false"/>
-                <w:iCs w:val="false"/>
-                <w:color w:val="000000"/>
-                <w:sz w:val="18"/>
-                <w:szCs w:val="18"/>
-              </w:rPr>
-              <w:t xml:space="preserve">Phase 1 — Predict</w:t>
+            <w:shd w:fill="EAD1F5" w:color="auto" w:val="clear"/>
+            <w:tcMar>
+              <w:top w:type="dxa" w:w="60"/>
+              <w:left w:type="dxa" w:w="120"/>
+              <w:bottom w:type="dxa" w:w="60"/>
+              <w:right w:type="dxa" w:w="120"/>
+            </w:tcMar>
+            <w:vAlign w:val="top"/>
+          </w:tcPr>
+          <w:p>
+            <w:pPr>
+              <w:spacing w:after="40" w:before="0"/>
+              <w:jc w:val="left"/>
+            </w:pPr>
+            <w:r>
+              <w:rPr>
+                <w:rFonts w:ascii="Arial" w:cs="Arial" w:eastAsia="Arial" w:hAnsi="Arial"/>
+                <w:b/>
+                <w:bCs/>
+                <w:i w:val="false"/>
+                <w:iCs w:val="false"/>
+                <w:color w:val="000000"/>
+                <w:sz w:val="18"/>
+                <w:szCs w:val="18"/>
+              </w:rPr>
+              <w:t xml:space="preserve">Predict Phase</w:t>
             </w:r>
           </w:p>
           <w:p>
@@ -12035,7 +12053,7 @@
             <w:pPr>
               <w:spacing w:after="20" w:before="0"/>
             </w:pPr>
-            <w:hyperlink w:history="1" r:id="rIdgjwxst7f5cb0cxio3hqym">
+            <w:hyperlink w:history="1" r:id="rIdsybes3dadsmmchn8qnme5">
               <w:r>
                 <w:rPr>
                   <w:rFonts w:ascii="Arial" w:cs="Arial" w:eastAsia="Arial" w:hAnsi="Arial"/>
@@ -12068,7 +12086,7 @@
               <w:spacing w:after="10" w:before="0"/>
               <w:ind w:left="120"/>
             </w:pPr>
-            <w:hyperlink w:history="1" r:id="rIdtxbgydabc5oirbd1blfp5">
+            <w:hyperlink w:history="1" r:id="rId6wti9tj6p6is_zaaytzlf">
               <w:r>
                 <w:rPr>
                   <w:rFonts w:ascii="Arial" w:cs="Arial" w:eastAsia="Arial" w:hAnsi="Arial"/>
@@ -12113,7 +12131,7 @@
             <w:pPr>
               <w:spacing w:after="20" w:before="0"/>
             </w:pPr>
-            <w:hyperlink w:history="1" r:id="rIdf48m8sneqvuxsnwnuevez">
+            <w:hyperlink w:history="1" r:id="rIdzo_ctxv5kc-53pkxsuv5y">
               <w:r>
                 <w:rPr>
                   <w:rFonts w:ascii="Arial" w:cs="Arial" w:eastAsia="Arial" w:hAnsi="Arial"/>
@@ -12146,7 +12164,7 @@
               <w:spacing w:after="10" w:before="0"/>
               <w:ind w:left="120"/>
             </w:pPr>
-            <w:hyperlink w:history="1" r:id="rIdn3iy25ehc2u2eofrroo3s">
+            <w:hyperlink w:history="1" r:id="rIdukrzbieb4nijdjbdf-4h4">
               <w:r>
                 <w:rPr>
                   <w:rFonts w:ascii="Arial" w:cs="Arial" w:eastAsia="Arial" w:hAnsi="Arial"/>
@@ -12293,32 +12311,32 @@
         <w:tc>
           <w:tcPr>
             <w:tcW w:type="dxa" w:w="1520"/>
-            <w:shd w:fill="F2F2F2" w:color="auto" w:val="clear"/>
-            <w:tcMar>
-              <w:top w:type="dxa" w:w="60"/>
-              <w:left w:type="dxa" w:w="120"/>
-              <w:bottom w:type="dxa" w:w="60"/>
-              <w:right w:type="dxa" w:w="120"/>
-            </w:tcMar>
-            <w:vAlign w:val="top"/>
-          </w:tcPr>
-          <w:p>
-            <w:pPr>
-              <w:spacing w:after="40" w:before="0"/>
-              <w:jc w:val="left"/>
-            </w:pPr>
-            <w:r>
-              <w:rPr>
-                <w:rFonts w:ascii="Arial" w:cs="Arial" w:eastAsia="Arial" w:hAnsi="Arial"/>
-                <w:b/>
-                <w:bCs/>
-                <w:i w:val="false"/>
-                <w:iCs w:val="false"/>
-                <w:color w:val="000000"/>
-                <w:sz w:val="18"/>
-                <w:szCs w:val="18"/>
-              </w:rPr>
-              <w:t xml:space="preserve">Phase 2 — Observe</w:t>
+            <w:shd w:fill="D9EEF1" w:color="auto" w:val="clear"/>
+            <w:tcMar>
+              <w:top w:type="dxa" w:w="60"/>
+              <w:left w:type="dxa" w:w="120"/>
+              <w:bottom w:type="dxa" w:w="60"/>
+              <w:right w:type="dxa" w:w="120"/>
+            </w:tcMar>
+            <w:vAlign w:val="top"/>
+          </w:tcPr>
+          <w:p>
+            <w:pPr>
+              <w:spacing w:after="40" w:before="0"/>
+              <w:jc w:val="left"/>
+            </w:pPr>
+            <w:r>
+              <w:rPr>
+                <w:rFonts w:ascii="Arial" w:cs="Arial" w:eastAsia="Arial" w:hAnsi="Arial"/>
+                <w:b/>
+                <w:bCs/>
+                <w:i w:val="false"/>
+                <w:iCs w:val="false"/>
+                <w:color w:val="000000"/>
+                <w:sz w:val="18"/>
+                <w:szCs w:val="18"/>
+              </w:rPr>
+              <w:t xml:space="preserve">Observe Phase</w:t>
             </w:r>
           </w:p>
           <w:p>
@@ -12341,7 +12359,7 @@
             <w:pPr>
               <w:spacing w:after="20" w:before="0"/>
             </w:pPr>
-            <w:hyperlink w:history="1" r:id="rIdrvqg69q0qv8o1zmuubhyz">
+            <w:hyperlink w:history="1" r:id="rId5fa9b7np5sxbk0aotqba8">
               <w:r>
                 <w:rPr>
                   <w:rFonts w:ascii="Arial" w:cs="Arial" w:eastAsia="Arial" w:hAnsi="Arial"/>
@@ -12374,7 +12392,7 @@
               <w:spacing w:after="10" w:before="0"/>
               <w:ind w:left="120"/>
             </w:pPr>
-            <w:hyperlink w:history="1" r:id="rIdkpqg5h9ohir17disat731">
+            <w:hyperlink w:history="1" r:id="rIdeejcz38xzua1jdhj2e1ho">
               <w:r>
                 <w:rPr>
                   <w:rFonts w:ascii="Arial" w:cs="Arial" w:eastAsia="Arial" w:hAnsi="Arial"/>
@@ -12419,7 +12437,7 @@
             <w:pPr>
               <w:spacing w:after="20" w:before="0"/>
             </w:pPr>
-            <w:hyperlink w:history="1" r:id="rIdbueedqe6zbzlqhdkuz1x8">
+            <w:hyperlink w:history="1" r:id="rIdow3ahdn9qimwvbji-emqv">
               <w:r>
                 <w:rPr>
                   <w:rFonts w:ascii="Arial" w:cs="Arial" w:eastAsia="Arial" w:hAnsi="Arial"/>
@@ -12452,7 +12470,7 @@
               <w:spacing w:after="10" w:before="0"/>
               <w:ind w:left="120"/>
             </w:pPr>
-            <w:hyperlink w:history="1" r:id="rId1fbrp7tij7qgwra3sa4lj">
+            <w:hyperlink w:history="1" r:id="rId3cjuvosnhhx2dzeqn-aii">
               <w:r>
                 <w:rPr>
                   <w:rFonts w:ascii="Arial" w:cs="Arial" w:eastAsia="Arial" w:hAnsi="Arial"/>
@@ -12599,32 +12617,32 @@
         <w:tc>
           <w:tcPr>
             <w:tcW w:type="dxa" w:w="1520"/>
-            <w:shd w:fill="F2F2F2" w:color="auto" w:val="clear"/>
-            <w:tcMar>
-              <w:top w:type="dxa" w:w="60"/>
-              <w:left w:type="dxa" w:w="120"/>
-              <w:bottom w:type="dxa" w:w="60"/>
-              <w:right w:type="dxa" w:w="120"/>
-            </w:tcMar>
-            <w:vAlign w:val="top"/>
-          </w:tcPr>
-          <w:p>
-            <w:pPr>
-              <w:spacing w:after="40" w:before="0"/>
-              <w:jc w:val="left"/>
-            </w:pPr>
-            <w:r>
-              <w:rPr>
-                <w:rFonts w:ascii="Arial" w:cs="Arial" w:eastAsia="Arial" w:hAnsi="Arial"/>
-                <w:b/>
-                <w:bCs/>
-                <w:i w:val="false"/>
-                <w:iCs w:val="false"/>
-                <w:color w:val="000000"/>
-                <w:sz w:val="18"/>
-                <w:szCs w:val="18"/>
-              </w:rPr>
-              <w:t xml:space="preserve">Phase 3 — Explain</w:t>
+            <w:shd w:fill="E2EFDA" w:color="auto" w:val="clear"/>
+            <w:tcMar>
+              <w:top w:type="dxa" w:w="60"/>
+              <w:left w:type="dxa" w:w="120"/>
+              <w:bottom w:type="dxa" w:w="60"/>
+              <w:right w:type="dxa" w:w="120"/>
+            </w:tcMar>
+            <w:vAlign w:val="top"/>
+          </w:tcPr>
+          <w:p>
+            <w:pPr>
+              <w:spacing w:after="40" w:before="0"/>
+              <w:jc w:val="left"/>
+            </w:pPr>
+            <w:r>
+              <w:rPr>
+                <w:rFonts w:ascii="Arial" w:cs="Arial" w:eastAsia="Arial" w:hAnsi="Arial"/>
+                <w:b/>
+                <w:bCs/>
+                <w:i w:val="false"/>
+                <w:iCs w:val="false"/>
+                <w:color w:val="000000"/>
+                <w:sz w:val="18"/>
+                <w:szCs w:val="18"/>
+              </w:rPr>
+              <w:t xml:space="preserve">Explain Phase</w:t>
             </w:r>
           </w:p>
           <w:p>
@@ -12647,7 +12665,7 @@
             <w:pPr>
               <w:spacing w:after="20" w:before="0"/>
             </w:pPr>
-            <w:hyperlink w:history="1" r:id="rIdjd9ct73d5pittlev3z2wi">
+            <w:hyperlink w:history="1" r:id="rIdrmdmfhphv79ijxaaxua5v">
               <w:r>
                 <w:rPr>
                   <w:rFonts w:ascii="Arial" w:cs="Arial" w:eastAsia="Arial" w:hAnsi="Arial"/>
@@ -12680,7 +12698,7 @@
               <w:spacing w:after="10" w:before="0"/>
               <w:ind w:left="120"/>
             </w:pPr>
-            <w:hyperlink w:history="1" r:id="rIdanxta9lm4lwcw7totf3ep">
+            <w:hyperlink w:history="1" r:id="rIdp-ruuncx0reuf8w7wsc6m">
               <w:r>
                 <w:rPr>
                   <w:rFonts w:ascii="Arial" w:cs="Arial" w:eastAsia="Arial" w:hAnsi="Arial"/>
@@ -12725,7 +12743,7 @@
             <w:pPr>
               <w:spacing w:after="20" w:before="0"/>
             </w:pPr>
-            <w:hyperlink w:history="1" r:id="rIdmawjdeoe75mp7u0s71nye">
+            <w:hyperlink w:history="1" r:id="rId7xh6vvyaqrkluglthaytb">
               <w:r>
                 <w:rPr>
                   <w:rFonts w:ascii="Arial" w:cs="Arial" w:eastAsia="Arial" w:hAnsi="Arial"/>
@@ -12758,7 +12776,7 @@
               <w:spacing w:after="10" w:before="0"/>
               <w:ind w:left="120"/>
             </w:pPr>
-            <w:hyperlink w:history="1" r:id="rIdkmviwdemk6fbnu-82wtja">
+            <w:hyperlink w:history="1" r:id="rIdxt-ieknudqd7oagpxlx5w">
               <w:r>
                 <w:rPr>
                   <w:rFonts w:ascii="Arial" w:cs="Arial" w:eastAsia="Arial" w:hAnsi="Arial"/>
@@ -12905,32 +12923,32 @@
         <w:tc>
           <w:tcPr>
             <w:tcW w:type="dxa" w:w="1520"/>
-            <w:shd w:fill="F2F2F2" w:color="auto" w:val="clear"/>
-            <w:tcMar>
-              <w:top w:type="dxa" w:w="60"/>
-              <w:left w:type="dxa" w:w="120"/>
-              <w:bottom w:type="dxa" w:w="60"/>
-              <w:right w:type="dxa" w:w="120"/>
-            </w:tcMar>
-            <w:vAlign w:val="top"/>
-          </w:tcPr>
-          <w:p>
-            <w:pPr>
-              <w:spacing w:after="40" w:before="0"/>
-              <w:jc w:val="left"/>
-            </w:pPr>
-            <w:r>
-              <w:rPr>
-                <w:rFonts w:ascii="Arial" w:cs="Arial" w:eastAsia="Arial" w:hAnsi="Arial"/>
-                <w:b/>
-                <w:bCs/>
-                <w:i w:val="false"/>
-                <w:iCs w:val="false"/>
-                <w:color w:val="000000"/>
-                <w:sz w:val="18"/>
-                <w:szCs w:val="18"/>
-              </w:rPr>
-              <w:t xml:space="preserve">Phase 4 — Driving Question Board (DQB) Update</w:t>
+            <w:shd w:fill="FCE4D6" w:color="auto" w:val="clear"/>
+            <w:tcMar>
+              <w:top w:type="dxa" w:w="60"/>
+              <w:left w:type="dxa" w:w="120"/>
+              <w:bottom w:type="dxa" w:w="60"/>
+              <w:right w:type="dxa" w:w="120"/>
+            </w:tcMar>
+            <w:vAlign w:val="top"/>
+          </w:tcPr>
+          <w:p>
+            <w:pPr>
+              <w:spacing w:after="40" w:before="0"/>
+              <w:jc w:val="left"/>
+            </w:pPr>
+            <w:r>
+              <w:rPr>
+                <w:rFonts w:ascii="Arial" w:cs="Arial" w:eastAsia="Arial" w:hAnsi="Arial"/>
+                <w:b/>
+                <w:bCs/>
+                <w:i w:val="false"/>
+                <w:iCs w:val="false"/>
+                <w:color w:val="000000"/>
+                <w:sz w:val="18"/>
+                <w:szCs w:val="18"/>
+              </w:rPr>
+              <w:t xml:space="preserve">Driving Question Board (DQB) Creation</w:t>
             </w:r>
           </w:p>
           <w:p>
@@ -12953,7 +12971,7 @@
             <w:pPr>
               <w:spacing w:after="20" w:before="0"/>
             </w:pPr>
-            <w:hyperlink w:history="1" r:id="rIdniuduvwwz-zwgellyp7ne">
+            <w:hyperlink w:history="1" r:id="rId-zlekbl_whbnwdhabc-tu">
               <w:r>
                 <w:rPr>
                   <w:rFonts w:ascii="Arial" w:cs="Arial" w:eastAsia="Arial" w:hAnsi="Arial"/>
@@ -12986,7 +13004,7 @@
               <w:spacing w:after="10" w:before="0"/>
               <w:ind w:left="120"/>
             </w:pPr>
-            <w:hyperlink w:history="1" r:id="rId3cgnsdj7pqkbmx9cbdsis">
+            <w:hyperlink w:history="1" r:id="rIdh9olubsn1jc7rdkrmkms-">
               <w:r>
                 <w:rPr>
                   <w:rFonts w:ascii="Arial" w:cs="Arial" w:eastAsia="Arial" w:hAnsi="Arial"/>
@@ -13031,7 +13049,7 @@
             <w:pPr>
               <w:spacing w:after="20" w:before="0"/>
             </w:pPr>
-            <w:hyperlink w:history="1" r:id="rIdg4awxfaxqms1ysm4rgrnn">
+            <w:hyperlink w:history="1" r:id="rIdlllgclela9eifainqo3nf">
               <w:r>
                 <w:rPr>
                   <w:rFonts w:ascii="Arial" w:cs="Arial" w:eastAsia="Arial" w:hAnsi="Arial"/>
@@ -13064,7 +13082,7 @@
               <w:spacing w:after="10" w:before="0"/>
               <w:ind w:left="120"/>
             </w:pPr>
-            <w:hyperlink w:history="1" r:id="rIdpd9nfcdvbmofiucpmnrta">
+            <w:hyperlink w:history="1" r:id="rIdrlgtz2_5aoxfkmmdvheea">
               <w:r>
                 <w:rPr>
                   <w:rFonts w:ascii="Arial" w:cs="Arial" w:eastAsia="Arial" w:hAnsi="Arial"/>
@@ -13211,32 +13229,32 @@
         <w:tc>
           <w:tcPr>
             <w:tcW w:type="dxa" w:w="1520"/>
-            <w:shd w:fill="F2F2F2" w:color="auto" w:val="clear"/>
-            <w:tcMar>
-              <w:top w:type="dxa" w:w="60"/>
-              <w:left w:type="dxa" w:w="120"/>
-              <w:bottom w:type="dxa" w:w="60"/>
-              <w:right w:type="dxa" w:w="120"/>
-            </w:tcMar>
-            <w:vAlign w:val="top"/>
-          </w:tcPr>
-          <w:p>
-            <w:pPr>
-              <w:spacing w:after="40" w:before="0"/>
-              <w:jc w:val="left"/>
-            </w:pPr>
-            <w:r>
-              <w:rPr>
-                <w:rFonts w:ascii="Arial" w:cs="Arial" w:eastAsia="Arial" w:hAnsi="Arial"/>
-                <w:b/>
-                <w:bCs/>
-                <w:i w:val="false"/>
-                <w:iCs w:val="false"/>
-                <w:color w:val="000000"/>
-                <w:sz w:val="18"/>
-                <w:szCs w:val="18"/>
-              </w:rPr>
-              <w:t xml:space="preserve">Phase 5 — Model Building</w:t>
+            <w:shd w:fill="D5E8F0" w:color="auto" w:val="clear"/>
+            <w:tcMar>
+              <w:top w:type="dxa" w:w="60"/>
+              <w:left w:type="dxa" w:w="120"/>
+              <w:bottom w:type="dxa" w:w="60"/>
+              <w:right w:type="dxa" w:w="120"/>
+            </w:tcMar>
+            <w:vAlign w:val="top"/>
+          </w:tcPr>
+          <w:p>
+            <w:pPr>
+              <w:spacing w:after="40" w:before="0"/>
+              <w:jc w:val="left"/>
+            </w:pPr>
+            <w:r>
+              <w:rPr>
+                <w:rFonts w:ascii="Arial" w:cs="Arial" w:eastAsia="Arial" w:hAnsi="Arial"/>
+                <w:b/>
+                <w:bCs/>
+                <w:i w:val="false"/>
+                <w:iCs w:val="false"/>
+                <w:color w:val="000000"/>
+                <w:sz w:val="18"/>
+                <w:szCs w:val="18"/>
+              </w:rPr>
+              <w:t xml:space="preserve">Model Building Phase</w:t>
             </w:r>
           </w:p>
           <w:p>
@@ -13259,7 +13277,7 @@
             <w:pPr>
               <w:spacing w:after="20" w:before="0"/>
             </w:pPr>
-            <w:hyperlink w:history="1" r:id="rIddppxh8rosng1bpn5ubp53">
+            <w:hyperlink w:history="1" r:id="rIdmwesaz2lhnydo5gf-mqcj">
               <w:r>
                 <w:rPr>
                   <w:rFonts w:ascii="Arial" w:cs="Arial" w:eastAsia="Arial" w:hAnsi="Arial"/>
@@ -13292,7 +13310,7 @@
               <w:spacing w:after="10" w:before="0"/>
               <w:ind w:left="120"/>
             </w:pPr>
-            <w:hyperlink w:history="1" r:id="rIdbzjxggoefn63oekjyh10y">
+            <w:hyperlink w:history="1" r:id="rIdep0p3r2dpreklvqe0ovq0">
               <w:r>
                 <w:rPr>
                   <w:rFonts w:ascii="Arial" w:cs="Arial" w:eastAsia="Arial" w:hAnsi="Arial"/>
@@ -13337,7 +13355,7 @@
             <w:pPr>
               <w:spacing w:after="20" w:before="0"/>
             </w:pPr>
-            <w:hyperlink w:history="1" r:id="rIdg32dvnzchbs_fqbxvsunq">
+            <w:hyperlink w:history="1" r:id="rIdlbzd34bpm6ulrczrw8mq0">
               <w:r>
                 <w:rPr>
                   <w:rFonts w:ascii="Arial" w:cs="Arial" w:eastAsia="Arial" w:hAnsi="Arial"/>
@@ -13370,7 +13388,7 @@
               <w:spacing w:after="10" w:before="0"/>
               <w:ind w:left="120"/>
             </w:pPr>
-            <w:hyperlink w:history="1" r:id="rIdlnck5xlajkeyed2h88gyd">
+            <w:hyperlink w:history="1" r:id="rIdxbrvejxxxdayhexvemajo">
               <w:r>
                 <w:rPr>
                   <w:rFonts w:ascii="Arial" w:cs="Arial" w:eastAsia="Arial" w:hAnsi="Arial"/>
@@ -14465,7 +14483,25 @@
             </w:tcMar>
             <w:vAlign w:val="top"/>
           </w:tcPr>
-          <w:p/>
+          <w:p>
+            <w:pPr>
+              <w:spacing w:after="40" w:before="0"/>
+              <w:jc w:val="left"/>
+            </w:pPr>
+            <w:r>
+              <w:rPr>
+                <w:rFonts w:ascii="Arial" w:cs="Arial" w:eastAsia="Arial" w:hAnsi="Arial"/>
+                <w:b w:val="false"/>
+                <w:bCs w:val="false"/>
+                <w:i w:val="false"/>
+                <w:iCs w:val="false"/>
+                <w:color w:val="000000"/>
+                <w:sz w:val="18"/>
+                <w:szCs w:val="18"/>
+              </w:rPr>
+              <w:t xml:space="preserve">No physical hazards. Computers or tablets must be handled with care. If using a school computer lab, learners should not change system settings. Teacher should verify PhET Semiconductor simulation is accessible (browser-based at phet.colorado.edu or pre-downloaded) before the lesson begins. Inform learners that simulation results represent idealised models and real silicon p-n junctions may show slight deviations.</w:t>
+            </w:r>
+          </w:p>
         </w:tc>
       </w:tr>
     </w:tbl>
@@ -14839,7 +14875,7 @@
             <w:pPr>
               <w:spacing w:after="20" w:before="0"/>
             </w:pPr>
-            <w:hyperlink w:history="1" r:id="rId2pl1slbjzlpvik6lewb6f">
+            <w:hyperlink w:history="1" r:id="rIdvdpi90payixou6gbjipam">
               <w:r>
                 <w:rPr>
                   <w:rFonts w:ascii="Arial" w:cs="Arial" w:eastAsia="Arial" w:hAnsi="Arial"/>
@@ -14872,7 +14908,7 @@
               <w:spacing w:after="10" w:before="0"/>
               <w:ind w:left="120"/>
             </w:pPr>
-            <w:hyperlink w:history="1" r:id="rIdxspfqvlqjhhanzyvnjqxp">
+            <w:hyperlink w:history="1" r:id="rId6flip1x2bpldcjrrdzgnn">
               <w:r>
                 <w:rPr>
                   <w:rFonts w:ascii="Arial" w:cs="Arial" w:eastAsia="Arial" w:hAnsi="Arial"/>
@@ -14917,7 +14953,7 @@
             <w:pPr>
               <w:spacing w:after="20" w:before="0"/>
             </w:pPr>
-            <w:hyperlink w:history="1" r:id="rIdpxrpsfgbsf2pkr-lapyzu">
+            <w:hyperlink w:history="1" r:id="rIdhin3z3ipurdwqxcr-xbfa">
               <w:r>
                 <w:rPr>
                   <w:rFonts w:ascii="Arial" w:cs="Arial" w:eastAsia="Arial" w:hAnsi="Arial"/>
@@ -14950,7 +14986,7 @@
               <w:spacing w:after="10" w:before="0"/>
               <w:ind w:left="120"/>
             </w:pPr>
-            <w:hyperlink w:history="1" r:id="rIdjypw90ilr5ll4htzrba_r">
+            <w:hyperlink w:history="1" r:id="rId_5usulye0cetank3fcxqd">
               <w:r>
                 <w:rPr>
                   <w:rFonts w:ascii="Arial" w:cs="Arial" w:eastAsia="Arial" w:hAnsi="Arial"/>
@@ -15145,7 +15181,7 @@
             <w:pPr>
               <w:spacing w:after="20" w:before="0"/>
             </w:pPr>
-            <w:hyperlink w:history="1" r:id="rIdb0gpjekafasgmem3yc5tl">
+            <w:hyperlink w:history="1" r:id="rIdx_houbcolvek5qtdfmg9z">
               <w:r>
                 <w:rPr>
                   <w:rFonts w:ascii="Arial" w:cs="Arial" w:eastAsia="Arial" w:hAnsi="Arial"/>
@@ -15178,7 +15214,7 @@
               <w:spacing w:after="10" w:before="0"/>
               <w:ind w:left="120"/>
             </w:pPr>
-            <w:hyperlink w:history="1" r:id="rIddxvk8dnji-nlagtz_j5lb">
+            <w:hyperlink w:history="1" r:id="rIdvk50rnuj-inkbmvnumyyw">
               <w:r>
                 <w:rPr>
                   <w:rFonts w:ascii="Arial" w:cs="Arial" w:eastAsia="Arial" w:hAnsi="Arial"/>
@@ -15223,7 +15259,7 @@
             <w:pPr>
               <w:spacing w:after="20" w:before="0"/>
             </w:pPr>
-            <w:hyperlink w:history="1" r:id="rIdjwr5aomhlqahrb-xl3fhu">
+            <w:hyperlink w:history="1" r:id="rIdr_pvyopa_k6ce_gmzvtzt">
               <w:r>
                 <w:rPr>
                   <w:rFonts w:ascii="Arial" w:cs="Arial" w:eastAsia="Arial" w:hAnsi="Arial"/>
@@ -15256,7 +15292,7 @@
               <w:spacing w:after="10" w:before="0"/>
               <w:ind w:left="120"/>
             </w:pPr>
-            <w:hyperlink w:history="1" r:id="rIdooltpsziqklwt_iezlbnm">
+            <w:hyperlink w:history="1" r:id="rIdosjloh-j3vzaal0egu5gq">
               <w:r>
                 <w:rPr>
                   <w:rFonts w:ascii="Arial" w:cs="Arial" w:eastAsia="Arial" w:hAnsi="Arial"/>
@@ -15451,7 +15487,7 @@
             <w:pPr>
               <w:spacing w:after="20" w:before="0"/>
             </w:pPr>
-            <w:hyperlink w:history="1" r:id="rIdglaunlwr1hppg1d1g1_e_">
+            <w:hyperlink w:history="1" r:id="rIdsycod2443fx4ff9juvt36">
               <w:r>
                 <w:rPr>
                   <w:rFonts w:ascii="Arial" w:cs="Arial" w:eastAsia="Arial" w:hAnsi="Arial"/>
@@ -15484,7 +15520,7 @@
               <w:spacing w:after="10" w:before="0"/>
               <w:ind w:left="120"/>
             </w:pPr>
-            <w:hyperlink w:history="1" r:id="rIdopkwb5yekhnkz54bkf75f">
+            <w:hyperlink w:history="1" r:id="rIdmqgec2pdqhqdy55-bi7sz">
               <w:r>
                 <w:rPr>
                   <w:rFonts w:ascii="Arial" w:cs="Arial" w:eastAsia="Arial" w:hAnsi="Arial"/>
@@ -15529,7 +15565,7 @@
             <w:pPr>
               <w:spacing w:after="20" w:before="0"/>
             </w:pPr>
-            <w:hyperlink w:history="1" r:id="rIdlfgwzmvvbko7hkq_dch31">
+            <w:hyperlink w:history="1" r:id="rId2zbxqkdem244i5h0bwrtf">
               <w:r>
                 <w:rPr>
                   <w:rFonts w:ascii="Arial" w:cs="Arial" w:eastAsia="Arial" w:hAnsi="Arial"/>
@@ -15562,7 +15598,7 @@
               <w:spacing w:after="10" w:before="0"/>
               <w:ind w:left="120"/>
             </w:pPr>
-            <w:hyperlink w:history="1" r:id="rIdgotnlfjdvos2zlqcmonnt">
+            <w:hyperlink w:history="1" r:id="rIdzesudplfytkpdar8hw_hf">
               <w:r>
                 <w:rPr>
                   <w:rFonts w:ascii="Arial" w:cs="Arial" w:eastAsia="Arial" w:hAnsi="Arial"/>
@@ -15757,7 +15793,7 @@
             <w:pPr>
               <w:spacing w:after="20" w:before="0"/>
             </w:pPr>
-            <w:hyperlink w:history="1" r:id="rIdqg7ej6r79fgvwhn77hhqf">
+            <w:hyperlink w:history="1" r:id="rIdnogmroagiuamvbmec8u9e">
               <w:r>
                 <w:rPr>
                   <w:rFonts w:ascii="Arial" w:cs="Arial" w:eastAsia="Arial" w:hAnsi="Arial"/>
@@ -15790,7 +15826,7 @@
               <w:spacing w:after="10" w:before="0"/>
               <w:ind w:left="120"/>
             </w:pPr>
-            <w:hyperlink w:history="1" r:id="rIdi5pm2sf-v4m1fqxqyfdzw">
+            <w:hyperlink w:history="1" r:id="rIduzkaddxapiw7g_gunfyj8">
               <w:r>
                 <w:rPr>
                   <w:rFonts w:ascii="Arial" w:cs="Arial" w:eastAsia="Arial" w:hAnsi="Arial"/>
@@ -15835,7 +15871,7 @@
             <w:pPr>
               <w:spacing w:after="20" w:before="0"/>
             </w:pPr>
-            <w:hyperlink w:history="1" r:id="rIdxihaytzh7tm8l7j7_sbky">
+            <w:hyperlink w:history="1" r:id="rIdjfxk-zgpuqnmnlso1s8uo">
               <w:r>
                 <w:rPr>
                   <w:rFonts w:ascii="Arial" w:cs="Arial" w:eastAsia="Arial" w:hAnsi="Arial"/>
@@ -15868,7 +15904,7 @@
               <w:spacing w:after="10" w:before="0"/>
               <w:ind w:left="120"/>
             </w:pPr>
-            <w:hyperlink w:history="1" r:id="rIddyfsog10fwzheteugveew">
+            <w:hyperlink w:history="1" r:id="rIdod1ndm9qgjmc_kwrs3adt">
               <w:r>
                 <w:rPr>
                   <w:rFonts w:ascii="Arial" w:cs="Arial" w:eastAsia="Arial" w:hAnsi="Arial"/>
@@ -16063,7 +16099,7 @@
             <w:pPr>
               <w:spacing w:after="20" w:before="0"/>
             </w:pPr>
-            <w:hyperlink w:history="1" r:id="rIddttfigkrekhhdu6ohf0fv">
+            <w:hyperlink w:history="1" r:id="rIdunjyykx9qyxc1rh6di47f">
               <w:r>
                 <w:rPr>
                   <w:rFonts w:ascii="Arial" w:cs="Arial" w:eastAsia="Arial" w:hAnsi="Arial"/>
@@ -16096,7 +16132,7 @@
               <w:spacing w:after="10" w:before="0"/>
               <w:ind w:left="120"/>
             </w:pPr>
-            <w:hyperlink w:history="1" r:id="rIdgrieq16qey_mz0mgzo8lx">
+            <w:hyperlink w:history="1" r:id="rIdepb7mo5jk5x-p1ksvkbvc">
               <w:r>
                 <w:rPr>
                   <w:rFonts w:ascii="Arial" w:cs="Arial" w:eastAsia="Arial" w:hAnsi="Arial"/>
@@ -16141,7 +16177,7 @@
             <w:pPr>
               <w:spacing w:after="20" w:before="0"/>
             </w:pPr>
-            <w:hyperlink w:history="1" r:id="rIdjca1cz78bm1qcns0wwudf">
+            <w:hyperlink w:history="1" r:id="rId8wj3ock1wrcuf5hywbkdu">
               <w:r>
                 <w:rPr>
                   <w:rFonts w:ascii="Arial" w:cs="Arial" w:eastAsia="Arial" w:hAnsi="Arial"/>
@@ -16174,7 +16210,7 @@
               <w:spacing w:after="10" w:before="0"/>
               <w:ind w:left="120"/>
             </w:pPr>
-            <w:hyperlink w:history="1" r:id="rIdjcvmswbx-t7diofvthk4g">
+            <w:hyperlink w:history="1" r:id="rIdqki2wdtm97oef2waabfn9">
               <w:r>
                 <w:rPr>
                   <w:rFonts w:ascii="Arial" w:cs="Arial" w:eastAsia="Arial" w:hAnsi="Arial"/>
@@ -17613,32 +17649,32 @@
         <w:tc>
           <w:tcPr>
             <w:tcW w:type="dxa" w:w="1520"/>
-            <w:shd w:fill="F2F2F2" w:color="auto" w:val="clear"/>
-            <w:tcMar>
-              <w:top w:type="dxa" w:w="60"/>
-              <w:left w:type="dxa" w:w="120"/>
-              <w:bottom w:type="dxa" w:w="60"/>
-              <w:right w:type="dxa" w:w="120"/>
-            </w:tcMar>
-            <w:vAlign w:val="top"/>
-          </w:tcPr>
-          <w:p>
-            <w:pPr>
-              <w:spacing w:after="40" w:before="0"/>
-              <w:jc w:val="left"/>
-            </w:pPr>
-            <w:r>
-              <w:rPr>
-                <w:rFonts w:ascii="Arial" w:cs="Arial" w:eastAsia="Arial" w:hAnsi="Arial"/>
-                <w:b/>
-                <w:bCs/>
-                <w:i w:val="false"/>
-                <w:iCs w:val="false"/>
-                <w:color w:val="000000"/>
-                <w:sz w:val="18"/>
-                <w:szCs w:val="18"/>
-              </w:rPr>
-              <w:t xml:space="preserve">Phase 1 — Predict</w:t>
+            <w:shd w:fill="EAD1F5" w:color="auto" w:val="clear"/>
+            <w:tcMar>
+              <w:top w:type="dxa" w:w="60"/>
+              <w:left w:type="dxa" w:w="120"/>
+              <w:bottom w:type="dxa" w:w="60"/>
+              <w:right w:type="dxa" w:w="120"/>
+            </w:tcMar>
+            <w:vAlign w:val="top"/>
+          </w:tcPr>
+          <w:p>
+            <w:pPr>
+              <w:spacing w:after="40" w:before="0"/>
+              <w:jc w:val="left"/>
+            </w:pPr>
+            <w:r>
+              <w:rPr>
+                <w:rFonts w:ascii="Arial" w:cs="Arial" w:eastAsia="Arial" w:hAnsi="Arial"/>
+                <w:b/>
+                <w:bCs/>
+                <w:i w:val="false"/>
+                <w:iCs w:val="false"/>
+                <w:color w:val="000000"/>
+                <w:sz w:val="18"/>
+                <w:szCs w:val="18"/>
+              </w:rPr>
+              <w:t xml:space="preserve">Predict Phase</w:t>
             </w:r>
           </w:p>
           <w:p>
@@ -17661,7 +17697,7 @@
             <w:pPr>
               <w:spacing w:after="20" w:before="0"/>
             </w:pPr>
-            <w:hyperlink w:history="1" r:id="rIdr-bfnqq8y_y_h-xstm5fb">
+            <w:hyperlink w:history="1" r:id="rIdbpgf8tovndemfpbmcx35b">
               <w:r>
                 <w:rPr>
                   <w:rFonts w:ascii="Arial" w:cs="Arial" w:eastAsia="Arial" w:hAnsi="Arial"/>
@@ -17694,7 +17730,7 @@
               <w:spacing w:after="10" w:before="0"/>
               <w:ind w:left="120"/>
             </w:pPr>
-            <w:hyperlink w:history="1" r:id="rIdfej4rqq0vkwfbmpju3xay">
+            <w:hyperlink w:history="1" r:id="rIdwhcbuid5bfbyzk3tgxs09">
               <w:r>
                 <w:rPr>
                   <w:rFonts w:ascii="Arial" w:cs="Arial" w:eastAsia="Arial" w:hAnsi="Arial"/>
@@ -17739,7 +17775,7 @@
             <w:pPr>
               <w:spacing w:after="20" w:before="0"/>
             </w:pPr>
-            <w:hyperlink w:history="1" r:id="rIdv-c5wakqo0qt4qoaqe4iz">
+            <w:hyperlink w:history="1" r:id="rIdrfgovscmn2hvbqhewwaqz">
               <w:r>
                 <w:rPr>
                   <w:rFonts w:ascii="Arial" w:cs="Arial" w:eastAsia="Arial" w:hAnsi="Arial"/>
@@ -17772,7 +17808,7 @@
               <w:spacing w:after="10" w:before="0"/>
               <w:ind w:left="120"/>
             </w:pPr>
-            <w:hyperlink w:history="1" r:id="rIdlcit-wb8xz3c0hwpt9soo">
+            <w:hyperlink w:history="1" r:id="rIdtx7f6d9l_s15xmcnhcpmu">
               <w:r>
                 <w:rPr>
                   <w:rFonts w:ascii="Arial" w:cs="Arial" w:eastAsia="Arial" w:hAnsi="Arial"/>
@@ -17919,32 +17955,32 @@
         <w:tc>
           <w:tcPr>
             <w:tcW w:type="dxa" w:w="1520"/>
-            <w:shd w:fill="F2F2F2" w:color="auto" w:val="clear"/>
-            <w:tcMar>
-              <w:top w:type="dxa" w:w="60"/>
-              <w:left w:type="dxa" w:w="120"/>
-              <w:bottom w:type="dxa" w:w="60"/>
-              <w:right w:type="dxa" w:w="120"/>
-            </w:tcMar>
-            <w:vAlign w:val="top"/>
-          </w:tcPr>
-          <w:p>
-            <w:pPr>
-              <w:spacing w:after="40" w:before="0"/>
-              <w:jc w:val="left"/>
-            </w:pPr>
-            <w:r>
-              <w:rPr>
-                <w:rFonts w:ascii="Arial" w:cs="Arial" w:eastAsia="Arial" w:hAnsi="Arial"/>
-                <w:b/>
-                <w:bCs/>
-                <w:i w:val="false"/>
-                <w:iCs w:val="false"/>
-                <w:color w:val="000000"/>
-                <w:sz w:val="18"/>
-                <w:szCs w:val="18"/>
-              </w:rPr>
-              <w:t xml:space="preserve">Phase 2 — Observe</w:t>
+            <w:shd w:fill="D9EEF1" w:color="auto" w:val="clear"/>
+            <w:tcMar>
+              <w:top w:type="dxa" w:w="60"/>
+              <w:left w:type="dxa" w:w="120"/>
+              <w:bottom w:type="dxa" w:w="60"/>
+              <w:right w:type="dxa" w:w="120"/>
+            </w:tcMar>
+            <w:vAlign w:val="top"/>
+          </w:tcPr>
+          <w:p>
+            <w:pPr>
+              <w:spacing w:after="40" w:before="0"/>
+              <w:jc w:val="left"/>
+            </w:pPr>
+            <w:r>
+              <w:rPr>
+                <w:rFonts w:ascii="Arial" w:cs="Arial" w:eastAsia="Arial" w:hAnsi="Arial"/>
+                <w:b/>
+                <w:bCs/>
+                <w:i w:val="false"/>
+                <w:iCs w:val="false"/>
+                <w:color w:val="000000"/>
+                <w:sz w:val="18"/>
+                <w:szCs w:val="18"/>
+              </w:rPr>
+              <w:t xml:space="preserve">Observe Phase</w:t>
             </w:r>
           </w:p>
           <w:p>
@@ -17967,7 +18003,7 @@
             <w:pPr>
               <w:spacing w:after="20" w:before="0"/>
             </w:pPr>
-            <w:hyperlink w:history="1" r:id="rIdgbfmiiu6l1_guua7vjpqj">
+            <w:hyperlink w:history="1" r:id="rIdcekc-xxhc5v9zqqomap8q">
               <w:r>
                 <w:rPr>
                   <w:rFonts w:ascii="Arial" w:cs="Arial" w:eastAsia="Arial" w:hAnsi="Arial"/>
@@ -18000,7 +18036,7 @@
               <w:spacing w:after="10" w:before="0"/>
               <w:ind w:left="120"/>
             </w:pPr>
-            <w:hyperlink w:history="1" r:id="rIdxt1qok8wxxsbmohoxjzv8">
+            <w:hyperlink w:history="1" r:id="rIdumoup2w7vhbvqrtykf3qi">
               <w:r>
                 <w:rPr>
                   <w:rFonts w:ascii="Arial" w:cs="Arial" w:eastAsia="Arial" w:hAnsi="Arial"/>
@@ -18045,7 +18081,7 @@
             <w:pPr>
               <w:spacing w:after="20" w:before="0"/>
             </w:pPr>
-            <w:hyperlink w:history="1" r:id="rIdoortne0nr2i749lcnrfqy">
+            <w:hyperlink w:history="1" r:id="rIdht4w0ug5oeu4hb7w7rntw">
               <w:r>
                 <w:rPr>
                   <w:rFonts w:ascii="Arial" w:cs="Arial" w:eastAsia="Arial" w:hAnsi="Arial"/>
@@ -18078,7 +18114,7 @@
               <w:spacing w:after="10" w:before="0"/>
               <w:ind w:left="120"/>
             </w:pPr>
-            <w:hyperlink w:history="1" r:id="rIdfsbqoyvzxcq7ks1w7p0on">
+            <w:hyperlink w:history="1" r:id="rIdlzglh5wd2aqz3ywltfj0b">
               <w:r>
                 <w:rPr>
                   <w:rFonts w:ascii="Arial" w:cs="Arial" w:eastAsia="Arial" w:hAnsi="Arial"/>
@@ -18225,32 +18261,32 @@
         <w:tc>
           <w:tcPr>
             <w:tcW w:type="dxa" w:w="1520"/>
-            <w:shd w:fill="F2F2F2" w:color="auto" w:val="clear"/>
-            <w:tcMar>
-              <w:top w:type="dxa" w:w="60"/>
-              <w:left w:type="dxa" w:w="120"/>
-              <w:bottom w:type="dxa" w:w="60"/>
-              <w:right w:type="dxa" w:w="120"/>
-            </w:tcMar>
-            <w:vAlign w:val="top"/>
-          </w:tcPr>
-          <w:p>
-            <w:pPr>
-              <w:spacing w:after="40" w:before="0"/>
-              <w:jc w:val="left"/>
-            </w:pPr>
-            <w:r>
-              <w:rPr>
-                <w:rFonts w:ascii="Arial" w:cs="Arial" w:eastAsia="Arial" w:hAnsi="Arial"/>
-                <w:b/>
-                <w:bCs/>
-                <w:i w:val="false"/>
-                <w:iCs w:val="false"/>
-                <w:color w:val="000000"/>
-                <w:sz w:val="18"/>
-                <w:szCs w:val="18"/>
-              </w:rPr>
-              <w:t xml:space="preserve">Phase 3 — Explain</w:t>
+            <w:shd w:fill="E2EFDA" w:color="auto" w:val="clear"/>
+            <w:tcMar>
+              <w:top w:type="dxa" w:w="60"/>
+              <w:left w:type="dxa" w:w="120"/>
+              <w:bottom w:type="dxa" w:w="60"/>
+              <w:right w:type="dxa" w:w="120"/>
+            </w:tcMar>
+            <w:vAlign w:val="top"/>
+          </w:tcPr>
+          <w:p>
+            <w:pPr>
+              <w:spacing w:after="40" w:before="0"/>
+              <w:jc w:val="left"/>
+            </w:pPr>
+            <w:r>
+              <w:rPr>
+                <w:rFonts w:ascii="Arial" w:cs="Arial" w:eastAsia="Arial" w:hAnsi="Arial"/>
+                <w:b/>
+                <w:bCs/>
+                <w:i w:val="false"/>
+                <w:iCs w:val="false"/>
+                <w:color w:val="000000"/>
+                <w:sz w:val="18"/>
+                <w:szCs w:val="18"/>
+              </w:rPr>
+              <w:t xml:space="preserve">Explain Phase</w:t>
             </w:r>
           </w:p>
           <w:p>
@@ -18273,7 +18309,7 @@
             <w:pPr>
               <w:spacing w:after="20" w:before="0"/>
             </w:pPr>
-            <w:hyperlink w:history="1" r:id="rId4uyore5fip4nbys-8ltlc">
+            <w:hyperlink w:history="1" r:id="rIdx2m40rpieootq9lvgrfqf">
               <w:r>
                 <w:rPr>
                   <w:rFonts w:ascii="Arial" w:cs="Arial" w:eastAsia="Arial" w:hAnsi="Arial"/>
@@ -18306,7 +18342,7 @@
               <w:spacing w:after="10" w:before="0"/>
               <w:ind w:left="120"/>
             </w:pPr>
-            <w:hyperlink w:history="1" r:id="rIdmxgfd46bnjiwj8zhmd2ip">
+            <w:hyperlink w:history="1" r:id="rId-ckil0rtg86n863nhybju">
               <w:r>
                 <w:rPr>
                   <w:rFonts w:ascii="Arial" w:cs="Arial" w:eastAsia="Arial" w:hAnsi="Arial"/>
@@ -18351,7 +18387,7 @@
             <w:pPr>
               <w:spacing w:after="20" w:before="0"/>
             </w:pPr>
-            <w:hyperlink w:history="1" r:id="rId2hw7g9tns0ycqc5dbk51w">
+            <w:hyperlink w:history="1" r:id="rIdgdhehxqviohudrf2boint">
               <w:r>
                 <w:rPr>
                   <w:rFonts w:ascii="Arial" w:cs="Arial" w:eastAsia="Arial" w:hAnsi="Arial"/>
@@ -18384,7 +18420,7 @@
               <w:spacing w:after="10" w:before="0"/>
               <w:ind w:left="120"/>
             </w:pPr>
-            <w:hyperlink w:history="1" r:id="rIdsdn7naiox9lmp6ikinljt">
+            <w:hyperlink w:history="1" r:id="rIdx3pch3bi9jovto9qy9dck">
               <w:r>
                 <w:rPr>
                   <w:rFonts w:ascii="Arial" w:cs="Arial" w:eastAsia="Arial" w:hAnsi="Arial"/>
@@ -18531,32 +18567,32 @@
         <w:tc>
           <w:tcPr>
             <w:tcW w:type="dxa" w:w="1520"/>
-            <w:shd w:fill="F2F2F2" w:color="auto" w:val="clear"/>
-            <w:tcMar>
-              <w:top w:type="dxa" w:w="60"/>
-              <w:left w:type="dxa" w:w="120"/>
-              <w:bottom w:type="dxa" w:w="60"/>
-              <w:right w:type="dxa" w:w="120"/>
-            </w:tcMar>
-            <w:vAlign w:val="top"/>
-          </w:tcPr>
-          <w:p>
-            <w:pPr>
-              <w:spacing w:after="40" w:before="0"/>
-              <w:jc w:val="left"/>
-            </w:pPr>
-            <w:r>
-              <w:rPr>
-                <w:rFonts w:ascii="Arial" w:cs="Arial" w:eastAsia="Arial" w:hAnsi="Arial"/>
-                <w:b/>
-                <w:bCs/>
-                <w:i w:val="false"/>
-                <w:iCs w:val="false"/>
-                <w:color w:val="000000"/>
-                <w:sz w:val="18"/>
-                <w:szCs w:val="18"/>
-              </w:rPr>
-              <w:t xml:space="preserve">Phase 4 — Driving Question Board (DQB) Update</w:t>
+            <w:shd w:fill="FCE4D6" w:color="auto" w:val="clear"/>
+            <w:tcMar>
+              <w:top w:type="dxa" w:w="60"/>
+              <w:left w:type="dxa" w:w="120"/>
+              <w:bottom w:type="dxa" w:w="60"/>
+              <w:right w:type="dxa" w:w="120"/>
+            </w:tcMar>
+            <w:vAlign w:val="top"/>
+          </w:tcPr>
+          <w:p>
+            <w:pPr>
+              <w:spacing w:after="40" w:before="0"/>
+              <w:jc w:val="left"/>
+            </w:pPr>
+            <w:r>
+              <w:rPr>
+                <w:rFonts w:ascii="Arial" w:cs="Arial" w:eastAsia="Arial" w:hAnsi="Arial"/>
+                <w:b/>
+                <w:bCs/>
+                <w:i w:val="false"/>
+                <w:iCs w:val="false"/>
+                <w:color w:val="000000"/>
+                <w:sz w:val="18"/>
+                <w:szCs w:val="18"/>
+              </w:rPr>
+              <w:t xml:space="preserve">Driving Question Board (DQB) Creation</w:t>
             </w:r>
           </w:p>
           <w:p>
@@ -18579,7 +18615,7 @@
             <w:pPr>
               <w:spacing w:after="20" w:before="0"/>
             </w:pPr>
-            <w:hyperlink w:history="1" r:id="rId_tmht8cdq9dnt-uh3hz1c">
+            <w:hyperlink w:history="1" r:id="rIdfyr10z7ygy9jjdxjavwsn">
               <w:r>
                 <w:rPr>
                   <w:rFonts w:ascii="Arial" w:cs="Arial" w:eastAsia="Arial" w:hAnsi="Arial"/>
@@ -18612,7 +18648,7 @@
               <w:spacing w:after="10" w:before="0"/>
               <w:ind w:left="120"/>
             </w:pPr>
-            <w:hyperlink w:history="1" r:id="rIdfoakt5xzfy8kh-arv2j82">
+            <w:hyperlink w:history="1" r:id="rId2kqn4aeeypp1n6lxapekf">
               <w:r>
                 <w:rPr>
                   <w:rFonts w:ascii="Arial" w:cs="Arial" w:eastAsia="Arial" w:hAnsi="Arial"/>
@@ -18657,7 +18693,7 @@
             <w:pPr>
               <w:spacing w:after="20" w:before="0"/>
             </w:pPr>
-            <w:hyperlink w:history="1" r:id="rIdsamvmh_dft_bqir542t-m">
+            <w:hyperlink w:history="1" r:id="rIdl-mutnuwfhkelk5jk_qsb">
               <w:r>
                 <w:rPr>
                   <w:rFonts w:ascii="Arial" w:cs="Arial" w:eastAsia="Arial" w:hAnsi="Arial"/>
@@ -18690,7 +18726,7 @@
               <w:spacing w:after="10" w:before="0"/>
               <w:ind w:left="120"/>
             </w:pPr>
-            <w:hyperlink w:history="1" r:id="rIdtkmnvoskwnncbxeazsqim">
+            <w:hyperlink w:history="1" r:id="rId8jezjrkulerahbxhoxfko">
               <w:r>
                 <w:rPr>
                   <w:rFonts w:ascii="Arial" w:cs="Arial" w:eastAsia="Arial" w:hAnsi="Arial"/>
@@ -18837,32 +18873,32 @@
         <w:tc>
           <w:tcPr>
             <w:tcW w:type="dxa" w:w="1520"/>
-            <w:shd w:fill="F2F2F2" w:color="auto" w:val="clear"/>
-            <w:tcMar>
-              <w:top w:type="dxa" w:w="60"/>
-              <w:left w:type="dxa" w:w="120"/>
-              <w:bottom w:type="dxa" w:w="60"/>
-              <w:right w:type="dxa" w:w="120"/>
-            </w:tcMar>
-            <w:vAlign w:val="top"/>
-          </w:tcPr>
-          <w:p>
-            <w:pPr>
-              <w:spacing w:after="40" w:before="0"/>
-              <w:jc w:val="left"/>
-            </w:pPr>
-            <w:r>
-              <w:rPr>
-                <w:rFonts w:ascii="Arial" w:cs="Arial" w:eastAsia="Arial" w:hAnsi="Arial"/>
-                <w:b/>
-                <w:bCs/>
-                <w:i w:val="false"/>
-                <w:iCs w:val="false"/>
-                <w:color w:val="000000"/>
-                <w:sz w:val="18"/>
-                <w:szCs w:val="18"/>
-              </w:rPr>
-              <w:t xml:space="preserve">Phase 5 — Model Building</w:t>
+            <w:shd w:fill="D5E8F0" w:color="auto" w:val="clear"/>
+            <w:tcMar>
+              <w:top w:type="dxa" w:w="60"/>
+              <w:left w:type="dxa" w:w="120"/>
+              <w:bottom w:type="dxa" w:w="60"/>
+              <w:right w:type="dxa" w:w="120"/>
+            </w:tcMar>
+            <w:vAlign w:val="top"/>
+          </w:tcPr>
+          <w:p>
+            <w:pPr>
+              <w:spacing w:after="40" w:before="0"/>
+              <w:jc w:val="left"/>
+            </w:pPr>
+            <w:r>
+              <w:rPr>
+                <w:rFonts w:ascii="Arial" w:cs="Arial" w:eastAsia="Arial" w:hAnsi="Arial"/>
+                <w:b/>
+                <w:bCs/>
+                <w:i w:val="false"/>
+                <w:iCs w:val="false"/>
+                <w:color w:val="000000"/>
+                <w:sz w:val="18"/>
+                <w:szCs w:val="18"/>
+              </w:rPr>
+              <w:t xml:space="preserve">Model Building Phase</w:t>
             </w:r>
           </w:p>
           <w:p>
@@ -18885,7 +18921,7 @@
             <w:pPr>
               <w:spacing w:after="20" w:before="0"/>
             </w:pPr>
-            <w:hyperlink w:history="1" r:id="rIddrmcupcl3arzjsa0oouqe">
+            <w:hyperlink w:history="1" r:id="rId7ygyqwgbz0ym-eihmfzwq">
               <w:r>
                 <w:rPr>
                   <w:rFonts w:ascii="Arial" w:cs="Arial" w:eastAsia="Arial" w:hAnsi="Arial"/>
@@ -18918,7 +18954,7 @@
               <w:spacing w:after="10" w:before="0"/>
               <w:ind w:left="120"/>
             </w:pPr>
-            <w:hyperlink w:history="1" r:id="rId2qsqad3afbfhukel7auwn">
+            <w:hyperlink w:history="1" r:id="rIdgegb5leetbmyyu63tenoh">
               <w:r>
                 <w:rPr>
                   <w:rFonts w:ascii="Arial" w:cs="Arial" w:eastAsia="Arial" w:hAnsi="Arial"/>
@@ -18963,7 +18999,7 @@
             <w:pPr>
               <w:spacing w:after="20" w:before="0"/>
             </w:pPr>
-            <w:hyperlink w:history="1" r:id="rIduzhnp-bayynqxao2ur9l2">
+            <w:hyperlink w:history="1" r:id="rId7j1ttlwaztdp6ppu0npul">
               <w:r>
                 <w:rPr>
                   <w:rFonts w:ascii="Arial" w:cs="Arial" w:eastAsia="Arial" w:hAnsi="Arial"/>
@@ -18996,7 +19032,7 @@
               <w:spacing w:after="10" w:before="0"/>
               <w:ind w:left="120"/>
             </w:pPr>
-            <w:hyperlink w:history="1" r:id="rId3piuuryimofxyzblcbklo">
+            <w:hyperlink w:history="1" r:id="rIdb4y50ez4wj7ef_r7v6gv5">
               <w:r>
                 <w:rPr>
                   <w:rFonts w:ascii="Arial" w:cs="Arial" w:eastAsia="Arial" w:hAnsi="Arial"/>
@@ -20435,32 +20471,32 @@
         <w:tc>
           <w:tcPr>
             <w:tcW w:type="dxa" w:w="1520"/>
-            <w:shd w:fill="F2F2F2" w:color="auto" w:val="clear"/>
-            <w:tcMar>
-              <w:top w:type="dxa" w:w="60"/>
-              <w:left w:type="dxa" w:w="120"/>
-              <w:bottom w:type="dxa" w:w="60"/>
-              <w:right w:type="dxa" w:w="120"/>
-            </w:tcMar>
-            <w:vAlign w:val="top"/>
-          </w:tcPr>
-          <w:p>
-            <w:pPr>
-              <w:spacing w:after="40" w:before="0"/>
-              <w:jc w:val="left"/>
-            </w:pPr>
-            <w:r>
-              <w:rPr>
-                <w:rFonts w:ascii="Arial" w:cs="Arial" w:eastAsia="Arial" w:hAnsi="Arial"/>
-                <w:b/>
-                <w:bCs/>
-                <w:i w:val="false"/>
-                <w:iCs w:val="false"/>
-                <w:color w:val="000000"/>
-                <w:sz w:val="18"/>
-                <w:szCs w:val="18"/>
-              </w:rPr>
-              <w:t xml:space="preserve">Phase 1 — Predict: Revisiting the Naïve Model (L1 vs Now)</w:t>
+            <w:shd w:fill="EAD1F5" w:color="auto" w:val="clear"/>
+            <w:tcMar>
+              <w:top w:type="dxa" w:w="60"/>
+              <w:left w:type="dxa" w:w="120"/>
+              <w:bottom w:type="dxa" w:w="60"/>
+              <w:right w:type="dxa" w:w="120"/>
+            </w:tcMar>
+            <w:vAlign w:val="top"/>
+          </w:tcPr>
+          <w:p>
+            <w:pPr>
+              <w:spacing w:after="40" w:before="0"/>
+              <w:jc w:val="left"/>
+            </w:pPr>
+            <w:r>
+              <w:rPr>
+                <w:rFonts w:ascii="Arial" w:cs="Arial" w:eastAsia="Arial" w:hAnsi="Arial"/>
+                <w:b/>
+                <w:bCs/>
+                <w:i w:val="false"/>
+                <w:iCs w:val="false"/>
+                <w:color w:val="000000"/>
+                <w:sz w:val="18"/>
+                <w:szCs w:val="18"/>
+              </w:rPr>
+              <w:t xml:space="preserve">Predict Phase</w:t>
             </w:r>
           </w:p>
           <w:p>
@@ -20483,7 +20519,7 @@
             <w:pPr>
               <w:spacing w:after="20" w:before="0"/>
             </w:pPr>
-            <w:hyperlink w:history="1" r:id="rIddelx8qqcdsiyyq43u7bwe">
+            <w:hyperlink w:history="1" r:id="rId_owz1xbqobvrgbzlu8rm9">
               <w:r>
                 <w:rPr>
                   <w:rFonts w:ascii="Arial" w:cs="Arial" w:eastAsia="Arial" w:hAnsi="Arial"/>
@@ -20516,7 +20552,7 @@
               <w:spacing w:after="10" w:before="0"/>
               <w:ind w:left="120"/>
             </w:pPr>
-            <w:hyperlink w:history="1" r:id="rId6kfv7bgcbm_l3injb3t0u">
+            <w:hyperlink w:history="1" r:id="rId1eul6ku_m1ywegb4gujm2">
               <w:r>
                 <w:rPr>
                   <w:rFonts w:ascii="Arial" w:cs="Arial" w:eastAsia="Arial" w:hAnsi="Arial"/>
@@ -20561,7 +20597,7 @@
             <w:pPr>
               <w:spacing w:after="20" w:before="0"/>
             </w:pPr>
-            <w:hyperlink w:history="1" r:id="rId9ugqbz-5seg9-nwgjoldh">
+            <w:hyperlink w:history="1" r:id="rIdasgemafd7dvfyb7fc3jty">
               <w:r>
                 <w:rPr>
                   <w:rFonts w:ascii="Arial" w:cs="Arial" w:eastAsia="Arial" w:hAnsi="Arial"/>
@@ -20594,7 +20630,7 @@
               <w:spacing w:after="10" w:before="0"/>
               <w:ind w:left="120"/>
             </w:pPr>
-            <w:hyperlink w:history="1" r:id="rIdmgeq_tcczbhngn70nynci">
+            <w:hyperlink w:history="1" r:id="rIdrw_j3xfrp_bvy1ytgbo8k">
               <w:r>
                 <w:rPr>
                   <w:rFonts w:ascii="Arial" w:cs="Arial" w:eastAsia="Arial" w:hAnsi="Arial"/>
@@ -20741,32 +20777,32 @@
         <w:tc>
           <w:tcPr>
             <w:tcW w:type="dxa" w:w="1520"/>
-            <w:shd w:fill="F2F2F2" w:color="auto" w:val="clear"/>
-            <w:tcMar>
-              <w:top w:type="dxa" w:w="60"/>
-              <w:left w:type="dxa" w:w="120"/>
-              <w:bottom w:type="dxa" w:w="60"/>
-              <w:right w:type="dxa" w:w="120"/>
-            </w:tcMar>
-            <w:vAlign w:val="top"/>
-          </w:tcPr>
-          <w:p>
-            <w:pPr>
-              <w:spacing w:after="40" w:before="0"/>
-              <w:jc w:val="left"/>
-            </w:pPr>
-            <w:r>
-              <w:rPr>
-                <w:rFonts w:ascii="Arial" w:cs="Arial" w:eastAsia="Arial" w:hAnsi="Arial"/>
-                <w:b/>
-                <w:bCs/>
-                <w:i w:val="false"/>
-                <w:iCs w:val="false"/>
-                <w:color w:val="000000"/>
-                <w:sz w:val="18"/>
-                <w:szCs w:val="18"/>
-              </w:rPr>
-              <w:t xml:space="preserve">Phase 2 — Observe: Evidence Gallery Walk &amp; Video Synthesis</w:t>
+            <w:shd w:fill="D9EEF1" w:color="auto" w:val="clear"/>
+            <w:tcMar>
+              <w:top w:type="dxa" w:w="60"/>
+              <w:left w:type="dxa" w:w="120"/>
+              <w:bottom w:type="dxa" w:w="60"/>
+              <w:right w:type="dxa" w:w="120"/>
+            </w:tcMar>
+            <w:vAlign w:val="top"/>
+          </w:tcPr>
+          <w:p>
+            <w:pPr>
+              <w:spacing w:after="40" w:before="0"/>
+              <w:jc w:val="left"/>
+            </w:pPr>
+            <w:r>
+              <w:rPr>
+                <w:rFonts w:ascii="Arial" w:cs="Arial" w:eastAsia="Arial" w:hAnsi="Arial"/>
+                <w:b/>
+                <w:bCs/>
+                <w:i w:val="false"/>
+                <w:iCs w:val="false"/>
+                <w:color w:val="000000"/>
+                <w:sz w:val="18"/>
+                <w:szCs w:val="18"/>
+              </w:rPr>
+              <w:t xml:space="preserve">Observe Phase</w:t>
             </w:r>
           </w:p>
           <w:p>
@@ -20789,7 +20825,7 @@
             <w:pPr>
               <w:spacing w:after="20" w:before="0"/>
             </w:pPr>
-            <w:hyperlink w:history="1" r:id="rIdfwn1onkpolmk1yqbxx-hq">
+            <w:hyperlink w:history="1" r:id="rIdrtdd6wmca6-pymsmf0z1u">
               <w:r>
                 <w:rPr>
                   <w:rFonts w:ascii="Arial" w:cs="Arial" w:eastAsia="Arial" w:hAnsi="Arial"/>
@@ -20822,7 +20858,7 @@
               <w:spacing w:after="10" w:before="0"/>
               <w:ind w:left="120"/>
             </w:pPr>
-            <w:hyperlink w:history="1" r:id="rIditrhdw9fruyt88kkapacp">
+            <w:hyperlink w:history="1" r:id="rIdbx4blujz7zf1xqi68ac8u">
               <w:r>
                 <w:rPr>
                   <w:rFonts w:ascii="Arial" w:cs="Arial" w:eastAsia="Arial" w:hAnsi="Arial"/>
@@ -20867,7 +20903,7 @@
             <w:pPr>
               <w:spacing w:after="20" w:before="0"/>
             </w:pPr>
-            <w:hyperlink w:history="1" r:id="rIdp15y2ulu3azxhz3yeiagt">
+            <w:hyperlink w:history="1" r:id="rId56nerwg6kw7j5qrblw-ea">
               <w:r>
                 <w:rPr>
                   <w:rFonts w:ascii="Arial" w:cs="Arial" w:eastAsia="Arial" w:hAnsi="Arial"/>
@@ -20900,7 +20936,7 @@
               <w:spacing w:after="10" w:before="0"/>
               <w:ind w:left="120"/>
             </w:pPr>
-            <w:hyperlink w:history="1" r:id="rIdyvajwhbqwybzb7ghredb0">
+            <w:hyperlink w:history="1" r:id="rId4luyjpmjv3k8gp4nolw4g">
               <w:r>
                 <w:rPr>
                   <w:rFonts w:ascii="Arial" w:cs="Arial" w:eastAsia="Arial" w:hAnsi="Arial"/>
@@ -21047,32 +21083,32 @@
         <w:tc>
           <w:tcPr>
             <w:tcW w:type="dxa" w:w="1520"/>
-            <w:shd w:fill="F2F2F2" w:color="auto" w:val="clear"/>
-            <w:tcMar>
-              <w:top w:type="dxa" w:w="60"/>
-              <w:left w:type="dxa" w:w="120"/>
-              <w:bottom w:type="dxa" w:w="60"/>
-              <w:right w:type="dxa" w:w="120"/>
-            </w:tcMar>
-            <w:vAlign w:val="top"/>
-          </w:tcPr>
-          <w:p>
-            <w:pPr>
-              <w:spacing w:after="40" w:before="0"/>
-              <w:jc w:val="left"/>
-            </w:pPr>
-            <w:r>
-              <w:rPr>
-                <w:rFonts w:ascii="Arial" w:cs="Arial" w:eastAsia="Arial" w:hAnsi="Arial"/>
-                <w:b/>
-                <w:bCs/>
-                <w:i w:val="false"/>
-                <w:iCs w:val="false"/>
-                <w:color w:val="000000"/>
-                <w:sz w:val="18"/>
-                <w:szCs w:val="18"/>
-              </w:rPr>
-              <w:t xml:space="preserve">Phase 3 — Explain: Claim–Evidence–Reasoning (CER) Final Explanation Construction</w:t>
+            <w:shd w:fill="E2EFDA" w:color="auto" w:val="clear"/>
+            <w:tcMar>
+              <w:top w:type="dxa" w:w="60"/>
+              <w:left w:type="dxa" w:w="120"/>
+              <w:bottom w:type="dxa" w:w="60"/>
+              <w:right w:type="dxa" w:w="120"/>
+            </w:tcMar>
+            <w:vAlign w:val="top"/>
+          </w:tcPr>
+          <w:p>
+            <w:pPr>
+              <w:spacing w:after="40" w:before="0"/>
+              <w:jc w:val="left"/>
+            </w:pPr>
+            <w:r>
+              <w:rPr>
+                <w:rFonts w:ascii="Arial" w:cs="Arial" w:eastAsia="Arial" w:hAnsi="Arial"/>
+                <w:b/>
+                <w:bCs/>
+                <w:i w:val="false"/>
+                <w:iCs w:val="false"/>
+                <w:color w:val="000000"/>
+                <w:sz w:val="18"/>
+                <w:szCs w:val="18"/>
+              </w:rPr>
+              <w:t xml:space="preserve">Explain Phase</w:t>
             </w:r>
           </w:p>
           <w:p>
@@ -21095,7 +21131,7 @@
             <w:pPr>
               <w:spacing w:after="20" w:before="0"/>
             </w:pPr>
-            <w:hyperlink w:history="1" r:id="rId3xjstyltoszmm3lkek_g2">
+            <w:hyperlink w:history="1" r:id="rIdwx3fy_oy_i6rcoxbq7igo">
               <w:r>
                 <w:rPr>
                   <w:rFonts w:ascii="Arial" w:cs="Arial" w:eastAsia="Arial" w:hAnsi="Arial"/>
@@ -21128,7 +21164,7 @@
               <w:spacing w:after="10" w:before="0"/>
               <w:ind w:left="120"/>
             </w:pPr>
-            <w:hyperlink w:history="1" r:id="rIdcn7dfsj9phcecxgao08b-">
+            <w:hyperlink w:history="1" r:id="rId0z48ldl3m8u0nrzgjjdem">
               <w:r>
                 <w:rPr>
                   <w:rFonts w:ascii="Arial" w:cs="Arial" w:eastAsia="Arial" w:hAnsi="Arial"/>
@@ -21173,7 +21209,7 @@
             <w:pPr>
               <w:spacing w:after="20" w:before="0"/>
             </w:pPr>
-            <w:hyperlink w:history="1" r:id="rIdd0rmv3dkbb1zs7cshyoek">
+            <w:hyperlink w:history="1" r:id="rIdo3ksupzhe_afbaqhgjnz9">
               <w:r>
                 <w:rPr>
                   <w:rFonts w:ascii="Arial" w:cs="Arial" w:eastAsia="Arial" w:hAnsi="Arial"/>
@@ -21206,7 +21242,7 @@
               <w:spacing w:after="10" w:before="0"/>
               <w:ind w:left="120"/>
             </w:pPr>
-            <w:hyperlink w:history="1" r:id="rIdpvjpwa1ipqcrzwu8ybk-8">
+            <w:hyperlink w:history="1" r:id="rIdn3e1bo4nxmw7c_osxizaf">
               <w:r>
                 <w:rPr>
                   <w:rFonts w:ascii="Arial" w:cs="Arial" w:eastAsia="Arial" w:hAnsi="Arial"/>
@@ -21353,32 +21389,32 @@
         <w:tc>
           <w:tcPr>
             <w:tcW w:type="dxa" w:w="1520"/>
-            <w:shd w:fill="F2F2F2" w:color="auto" w:val="clear"/>
-            <w:tcMar>
-              <w:top w:type="dxa" w:w="60"/>
-              <w:left w:type="dxa" w:w="120"/>
-              <w:bottom w:type="dxa" w:w="60"/>
-              <w:right w:type="dxa" w:w="120"/>
-            </w:tcMar>
-            <w:vAlign w:val="top"/>
-          </w:tcPr>
-          <w:p>
-            <w:pPr>
-              <w:spacing w:after="40" w:before="0"/>
-              <w:jc w:val="left"/>
-            </w:pPr>
-            <w:r>
-              <w:rPr>
-                <w:rFonts w:ascii="Arial" w:cs="Arial" w:eastAsia="Arial" w:hAnsi="Arial"/>
-                <w:b/>
-                <w:bCs/>
-                <w:i w:val="false"/>
-                <w:iCs w:val="false"/>
-                <w:color w:val="000000"/>
-                <w:sz w:val="18"/>
-                <w:szCs w:val="18"/>
-              </w:rPr>
-              <w:t xml:space="preserve">Phase 4 — Driving Question Board (DQB) Completion &amp; Closure</w:t>
+            <w:shd w:fill="FCE4D6" w:color="auto" w:val="clear"/>
+            <w:tcMar>
+              <w:top w:type="dxa" w:w="60"/>
+              <w:left w:type="dxa" w:w="120"/>
+              <w:bottom w:type="dxa" w:w="60"/>
+              <w:right w:type="dxa" w:w="120"/>
+            </w:tcMar>
+            <w:vAlign w:val="top"/>
+          </w:tcPr>
+          <w:p>
+            <w:pPr>
+              <w:spacing w:after="40" w:before="0"/>
+              <w:jc w:val="left"/>
+            </w:pPr>
+            <w:r>
+              <w:rPr>
+                <w:rFonts w:ascii="Arial" w:cs="Arial" w:eastAsia="Arial" w:hAnsi="Arial"/>
+                <w:b/>
+                <w:bCs/>
+                <w:i w:val="false"/>
+                <w:iCs w:val="false"/>
+                <w:color w:val="000000"/>
+                <w:sz w:val="18"/>
+                <w:szCs w:val="18"/>
+              </w:rPr>
+              <w:t xml:space="preserve">Driving Question Board (DQB) Creation</w:t>
             </w:r>
           </w:p>
           <w:p>
@@ -21401,7 +21437,7 @@
             <w:pPr>
               <w:spacing w:after="20" w:before="0"/>
             </w:pPr>
-            <w:hyperlink w:history="1" r:id="rIdvpdx_hcihewjwe9vplxjm">
+            <w:hyperlink w:history="1" r:id="rIdg5dnvx9i03vtsvt2-i4bp">
               <w:r>
                 <w:rPr>
                   <w:rFonts w:ascii="Arial" w:cs="Arial" w:eastAsia="Arial" w:hAnsi="Arial"/>
@@ -21434,7 +21470,7 @@
               <w:spacing w:after="10" w:before="0"/>
               <w:ind w:left="120"/>
             </w:pPr>
-            <w:hyperlink w:history="1" r:id="rIdl8hdpoaebqbfard9cuy2l">
+            <w:hyperlink w:history="1" r:id="rId8km7g2sl8qkhypzduxllh">
               <w:r>
                 <w:rPr>
                   <w:rFonts w:ascii="Arial" w:cs="Arial" w:eastAsia="Arial" w:hAnsi="Arial"/>
@@ -21479,7 +21515,7 @@
             <w:pPr>
               <w:spacing w:after="20" w:before="0"/>
             </w:pPr>
-            <w:hyperlink w:history="1" r:id="rId2-o5lvbcrvvdk6mblu9ye">
+            <w:hyperlink w:history="1" r:id="rIdsht5rheuw5dxlg8azmiwo">
               <w:r>
                 <w:rPr>
                   <w:rFonts w:ascii="Arial" w:cs="Arial" w:eastAsia="Arial" w:hAnsi="Arial"/>
@@ -21512,7 +21548,7 @@
               <w:spacing w:after="10" w:before="0"/>
               <w:ind w:left="120"/>
             </w:pPr>
-            <w:hyperlink w:history="1" r:id="rIduternkrqa79w6hnlc2ntu">
+            <w:hyperlink w:history="1" r:id="rIdy99rfrfitwqskimeqcxnc">
               <w:r>
                 <w:rPr>
                   <w:rFonts w:ascii="Arial" w:cs="Arial" w:eastAsia="Arial" w:hAnsi="Arial"/>
@@ -21659,32 +21695,32 @@
         <w:tc>
           <w:tcPr>
             <w:tcW w:type="dxa" w:w="1520"/>
-            <w:shd w:fill="F2F2F2" w:color="auto" w:val="clear"/>
-            <w:tcMar>
-              <w:top w:type="dxa" w:w="60"/>
-              <w:left w:type="dxa" w:w="120"/>
-              <w:bottom w:type="dxa" w:w="60"/>
-              <w:right w:type="dxa" w:w="120"/>
-            </w:tcMar>
-            <w:vAlign w:val="top"/>
-          </w:tcPr>
-          <w:p>
-            <w:pPr>
-              <w:spacing w:after="40" w:before="0"/>
-              <w:jc w:val="left"/>
-            </w:pPr>
-            <w:r>
-              <w:rPr>
-                <w:rFonts w:ascii="Arial" w:cs="Arial" w:eastAsia="Arial" w:hAnsi="Arial"/>
-                <w:b/>
-                <w:bCs/>
-                <w:i w:val="false"/>
-                <w:iCs w:val="false"/>
-                <w:color w:val="000000"/>
-                <w:sz w:val="18"/>
-                <w:szCs w:val="18"/>
-              </w:rPr>
-              <w:t xml:space="preserve">Phase 5 — Final Model Building: L1 vs. L7 Annotated Model Comparison &amp; Presentation</w:t>
+            <w:shd w:fill="D5E8F0" w:color="auto" w:val="clear"/>
+            <w:tcMar>
+              <w:top w:type="dxa" w:w="60"/>
+              <w:left w:type="dxa" w:w="120"/>
+              <w:bottom w:type="dxa" w:w="60"/>
+              <w:right w:type="dxa" w:w="120"/>
+            </w:tcMar>
+            <w:vAlign w:val="top"/>
+          </w:tcPr>
+          <w:p>
+            <w:pPr>
+              <w:spacing w:after="40" w:before="0"/>
+              <w:jc w:val="left"/>
+            </w:pPr>
+            <w:r>
+              <w:rPr>
+                <w:rFonts w:ascii="Arial" w:cs="Arial" w:eastAsia="Arial" w:hAnsi="Arial"/>
+                <w:b/>
+                <w:bCs/>
+                <w:i w:val="false"/>
+                <w:iCs w:val="false"/>
+                <w:color w:val="000000"/>
+                <w:sz w:val="18"/>
+                <w:szCs w:val="18"/>
+              </w:rPr>
+              <w:t xml:space="preserve">Model Building Phase</w:t>
             </w:r>
           </w:p>
           <w:p>
@@ -21707,7 +21743,7 @@
             <w:pPr>
               <w:spacing w:after="20" w:before="0"/>
             </w:pPr>
-            <w:hyperlink w:history="1" r:id="rIdcscuf1g4oj7fzxzsdasdt">
+            <w:hyperlink w:history="1" r:id="rIdoq6ogbsqvqctvvuq21lkk">
               <w:r>
                 <w:rPr>
                   <w:rFonts w:ascii="Arial" w:cs="Arial" w:eastAsia="Arial" w:hAnsi="Arial"/>
@@ -21740,7 +21776,7 @@
               <w:spacing w:after="10" w:before="0"/>
               <w:ind w:left="120"/>
             </w:pPr>
-            <w:hyperlink w:history="1" r:id="rIdoaujynvp-c3i_vlbmdxw0">
+            <w:hyperlink w:history="1" r:id="rIdgaqlxuyvy1zxy56lxjpjn">
               <w:r>
                 <w:rPr>
                   <w:rFonts w:ascii="Arial" w:cs="Arial" w:eastAsia="Arial" w:hAnsi="Arial"/>
@@ -21785,7 +21821,7 @@
             <w:pPr>
               <w:spacing w:after="20" w:before="0"/>
             </w:pPr>
-            <w:hyperlink w:history="1" r:id="rIdosbtiyblyfa8kaygav9di">
+            <w:hyperlink w:history="1" r:id="rId4km2cfuthor_y5jk24tsm">
               <w:r>
                 <w:rPr>
                   <w:rFonts w:ascii="Arial" w:cs="Arial" w:eastAsia="Arial" w:hAnsi="Arial"/>
@@ -21818,7 +21854,7 @@
               <w:spacing w:after="10" w:before="0"/>
               <w:ind w:left="120"/>
             </w:pPr>
-            <w:hyperlink w:history="1" r:id="rIdrprlwkt1yhnvmqkm4k7by">
+            <w:hyperlink w:history="1" r:id="rIdd4gdvapzbb9ju6wj29fur">
               <w:r>
                 <w:rPr>
                   <w:rFonts w:ascii="Arial" w:cs="Arial" w:eastAsia="Arial" w:hAnsi="Arial"/>

--- a/data/outputs/v2/Physics/SS3.3_Introduction_to_Electronics/Physics_Introduction_to_Electronics_CBE_LessonSequence.docx
+++ b/data/outputs/v2/Physics/SS3.3_Introduction_to_Electronics/Physics_Introduction_to_Electronics_CBE_LessonSequence.docx
@@ -3226,7 +3226,7 @@
             <w:pPr>
               <w:spacing w:after="20" w:before="0"/>
             </w:pPr>
-            <w:hyperlink w:history="1" r:id="rIdm4p60w5hlcvpsvzd-emaz">
+            <w:hyperlink w:history="1" r:id="rIdjqznb3wwiaofjnsd66xan">
               <w:r>
                 <w:rPr>
                   <w:rFonts w:ascii="Arial" w:cs="Arial" w:eastAsia="Arial" w:hAnsi="Arial"/>
@@ -3259,7 +3259,7 @@
               <w:spacing w:after="10" w:before="0"/>
               <w:ind w:left="120"/>
             </w:pPr>
-            <w:hyperlink w:history="1" r:id="rIddlacrftet6uhp6l2c-rga">
+            <w:hyperlink w:history="1" r:id="rIdnqpf0nusnae89vft8qpuc">
               <w:r>
                 <w:rPr>
                   <w:rFonts w:ascii="Arial" w:cs="Arial" w:eastAsia="Arial" w:hAnsi="Arial"/>
@@ -3304,7 +3304,7 @@
             <w:pPr>
               <w:spacing w:after="20" w:before="0"/>
             </w:pPr>
-            <w:hyperlink w:history="1" r:id="rIdat9gchauvegkwnrjcwttr">
+            <w:hyperlink w:history="1" r:id="rId11edqsiahq85piakmg5ot">
               <w:r>
                 <w:rPr>
                   <w:rFonts w:ascii="Arial" w:cs="Arial" w:eastAsia="Arial" w:hAnsi="Arial"/>
@@ -3337,7 +3337,7 @@
               <w:spacing w:after="10" w:before="0"/>
               <w:ind w:left="120"/>
             </w:pPr>
-            <w:hyperlink w:history="1" r:id="rId7pumfcegucfnwsrjwqv54">
+            <w:hyperlink w:history="1" r:id="rIdlaw0ayqctledpapn3as4y">
               <w:r>
                 <w:rPr>
                   <w:rFonts w:ascii="Arial" w:cs="Arial" w:eastAsia="Arial" w:hAnsi="Arial"/>
@@ -3608,7 +3608,7 @@
             <w:pPr>
               <w:spacing w:after="20" w:before="0"/>
             </w:pPr>
-            <w:hyperlink w:history="1" r:id="rId6dnty9camyju6-k2fduhg">
+            <w:hyperlink w:history="1" r:id="rIdipwmlwsixvxyzfjbno4az">
               <w:r>
                 <w:rPr>
                   <w:rFonts w:ascii="Arial" w:cs="Arial" w:eastAsia="Arial" w:hAnsi="Arial"/>
@@ -3641,7 +3641,7 @@
               <w:spacing w:after="10" w:before="0"/>
               <w:ind w:left="120"/>
             </w:pPr>
-            <w:hyperlink w:history="1" r:id="rIdkewoujbmvrq9sgvw9rcq7">
+            <w:hyperlink w:history="1" r:id="rIdv7hayj39b1am42k2mqhsl">
               <w:r>
                 <w:rPr>
                   <w:rFonts w:ascii="Arial" w:cs="Arial" w:eastAsia="Arial" w:hAnsi="Arial"/>
@@ -3686,7 +3686,7 @@
             <w:pPr>
               <w:spacing w:after="20" w:before="0"/>
             </w:pPr>
-            <w:hyperlink w:history="1" r:id="rId1fhk0jlji2dlwx7pq94fd">
+            <w:hyperlink w:history="1" r:id="rIdo-slukmhpwilqbs-n5nbc">
               <w:r>
                 <w:rPr>
                   <w:rFonts w:ascii="Arial" w:cs="Arial" w:eastAsia="Arial" w:hAnsi="Arial"/>
@@ -3719,7 +3719,7 @@
               <w:spacing w:after="10" w:before="0"/>
               <w:ind w:left="120"/>
             </w:pPr>
-            <w:hyperlink w:history="1" r:id="rIdsmskcrvn7eku9obehsgzy">
+            <w:hyperlink w:history="1" r:id="rIdavj--ccbztwkovvnu9sca">
               <w:r>
                 <w:rPr>
                   <w:rFonts w:ascii="Arial" w:cs="Arial" w:eastAsia="Arial" w:hAnsi="Arial"/>
@@ -3990,7 +3990,7 @@
             <w:pPr>
               <w:spacing w:after="20" w:before="0"/>
             </w:pPr>
-            <w:hyperlink w:history="1" r:id="rIddijyjykolmlcpsrp4dcxh">
+            <w:hyperlink w:history="1" r:id="rIdguourhbavkdqmwxodgyax">
               <w:r>
                 <w:rPr>
                   <w:rFonts w:ascii="Arial" w:cs="Arial" w:eastAsia="Arial" w:hAnsi="Arial"/>
@@ -4023,7 +4023,7 @@
               <w:spacing w:after="10" w:before="0"/>
               <w:ind w:left="120"/>
             </w:pPr>
-            <w:hyperlink w:history="1" r:id="rIdbt5s5fl4keiw0rf9l4l2u">
+            <w:hyperlink w:history="1" r:id="rIdgo5hfu4yz9ftkk5ywozp1">
               <w:r>
                 <w:rPr>
                   <w:rFonts w:ascii="Arial" w:cs="Arial" w:eastAsia="Arial" w:hAnsi="Arial"/>
@@ -4068,7 +4068,7 @@
             <w:pPr>
               <w:spacing w:after="20" w:before="0"/>
             </w:pPr>
-            <w:hyperlink w:history="1" r:id="rIdwpxskgmhnspyzzcxj5lub">
+            <w:hyperlink w:history="1" r:id="rIdlbinmq6llhz7grjrwwmym">
               <w:r>
                 <w:rPr>
                   <w:rFonts w:ascii="Arial" w:cs="Arial" w:eastAsia="Arial" w:hAnsi="Arial"/>
@@ -4101,7 +4101,7 @@
               <w:spacing w:after="10" w:before="0"/>
               <w:ind w:left="120"/>
             </w:pPr>
-            <w:hyperlink w:history="1" r:id="rIdvf4qtb8mpvyleaarbnuqg">
+            <w:hyperlink w:history="1" r:id="rIdhn3qcagm5ndpl2mkm5wvf">
               <w:r>
                 <w:rPr>
                   <w:rFonts w:ascii="Arial" w:cs="Arial" w:eastAsia="Arial" w:hAnsi="Arial"/>
@@ -4372,7 +4372,7 @@
             <w:pPr>
               <w:spacing w:after="20" w:before="0"/>
             </w:pPr>
-            <w:hyperlink w:history="1" r:id="rIdz2k0ds7beds2gciut3a3v">
+            <w:hyperlink w:history="1" r:id="rIdh6mgoid2a-6yvl_euat8v">
               <w:r>
                 <w:rPr>
                   <w:rFonts w:ascii="Arial" w:cs="Arial" w:eastAsia="Arial" w:hAnsi="Arial"/>
@@ -4405,7 +4405,7 @@
               <w:spacing w:after="10" w:before="0"/>
               <w:ind w:left="120"/>
             </w:pPr>
-            <w:hyperlink w:history="1" r:id="rIdwkklyoadjspwyhyaffpgm">
+            <w:hyperlink w:history="1" r:id="rIdzfrl2ndvrlqt-dunpxe0i">
               <w:r>
                 <w:rPr>
                   <w:rFonts w:ascii="Arial" w:cs="Arial" w:eastAsia="Arial" w:hAnsi="Arial"/>
@@ -4450,7 +4450,7 @@
             <w:pPr>
               <w:spacing w:after="20" w:before="0"/>
             </w:pPr>
-            <w:hyperlink w:history="1" r:id="rIdrbnaf5terdfxke2d6uf08">
+            <w:hyperlink w:history="1" r:id="rId0a4y6qsijfdxuz1htas5v">
               <w:r>
                 <w:rPr>
                   <w:rFonts w:ascii="Arial" w:cs="Arial" w:eastAsia="Arial" w:hAnsi="Arial"/>
@@ -4483,7 +4483,7 @@
               <w:spacing w:after="10" w:before="0"/>
               <w:ind w:left="120"/>
             </w:pPr>
-            <w:hyperlink w:history="1" r:id="rIdnz-8y9g-ftab4lcainhai">
+            <w:hyperlink w:history="1" r:id="rId3a54y6lun890bcqwt9g7a">
               <w:r>
                 <w:rPr>
                   <w:rFonts w:ascii="Arial" w:cs="Arial" w:eastAsia="Arial" w:hAnsi="Arial"/>
@@ -4754,7 +4754,7 @@
             <w:pPr>
               <w:spacing w:after="20" w:before="0"/>
             </w:pPr>
-            <w:hyperlink w:history="1" r:id="rIdg5zbjl6farl8uh2hqrxho">
+            <w:hyperlink w:history="1" r:id="rIdxpv0lsl0lg9viz3vqv5xx">
               <w:r>
                 <w:rPr>
                   <w:rFonts w:ascii="Arial" w:cs="Arial" w:eastAsia="Arial" w:hAnsi="Arial"/>
@@ -4787,7 +4787,7 @@
               <w:spacing w:after="10" w:before="0"/>
               <w:ind w:left="120"/>
             </w:pPr>
-            <w:hyperlink w:history="1" r:id="rIddpmebvnf2_yqqy4xdsamu">
+            <w:hyperlink w:history="1" r:id="rIdy3mhn0yy1h91uez9tybms">
               <w:r>
                 <w:rPr>
                   <w:rFonts w:ascii="Arial" w:cs="Arial" w:eastAsia="Arial" w:hAnsi="Arial"/>
@@ -4832,7 +4832,7 @@
             <w:pPr>
               <w:spacing w:after="20" w:before="0"/>
             </w:pPr>
-            <w:hyperlink w:history="1" r:id="rIdtd8iiednc12paw5rgadr3">
+            <w:hyperlink w:history="1" r:id="rIdwvzl7dexuxn2hxnot5o-o">
               <w:r>
                 <w:rPr>
                   <w:rFonts w:ascii="Arial" w:cs="Arial" w:eastAsia="Arial" w:hAnsi="Arial"/>
@@ -4865,7 +4865,7 @@
               <w:spacing w:after="10" w:before="0"/>
               <w:ind w:left="120"/>
             </w:pPr>
-            <w:hyperlink w:history="1" r:id="rIdl-ddg_xumjqdt7bkil3ta">
+            <w:hyperlink w:history="1" r:id="rIdjcmmovf2n_wnvimqpqcnb">
               <w:r>
                 <w:rPr>
                   <w:rFonts w:ascii="Arial" w:cs="Arial" w:eastAsia="Arial" w:hAnsi="Arial"/>
@@ -6409,7 +6409,7 @@
             <w:pPr>
               <w:spacing w:after="20" w:before="0"/>
             </w:pPr>
-            <w:hyperlink w:history="1" r:id="rId6rdfstbgbqckkhjghkeiu">
+            <w:hyperlink w:history="1" r:id="rIdhtz_ptzsy49u7zb9fdyvb">
               <w:r>
                 <w:rPr>
                   <w:rFonts w:ascii="Arial" w:cs="Arial" w:eastAsia="Arial" w:hAnsi="Arial"/>
@@ -6442,7 +6442,7 @@
               <w:spacing w:after="10" w:before="0"/>
               <w:ind w:left="120"/>
             </w:pPr>
-            <w:hyperlink w:history="1" r:id="rIdgipyttao1w7khpslr9p-3">
+            <w:hyperlink w:history="1" r:id="rIdfbnn6xtdxph6vlb-2yujf">
               <w:r>
                 <w:rPr>
                   <w:rFonts w:ascii="Arial" w:cs="Arial" w:eastAsia="Arial" w:hAnsi="Arial"/>
@@ -6487,7 +6487,7 @@
             <w:pPr>
               <w:spacing w:after="20" w:before="0"/>
             </w:pPr>
-            <w:hyperlink w:history="1" r:id="rIdzq5pe9yi4x6tcuyzigxfj">
+            <w:hyperlink w:history="1" r:id="rIddqtnqj-ffwptvkpojzbog">
               <w:r>
                 <w:rPr>
                   <w:rFonts w:ascii="Arial" w:cs="Arial" w:eastAsia="Arial" w:hAnsi="Arial"/>
@@ -6520,7 +6520,7 @@
               <w:spacing w:after="10" w:before="0"/>
               <w:ind w:left="120"/>
             </w:pPr>
-            <w:hyperlink w:history="1" r:id="rId49hayndij1nc30ymmr-_5">
+            <w:hyperlink w:history="1" r:id="rIde7avjcnqjmexb9jtnxoqv">
               <w:r>
                 <w:rPr>
                   <w:rFonts w:ascii="Arial" w:cs="Arial" w:eastAsia="Arial" w:hAnsi="Arial"/>
@@ -6715,7 +6715,7 @@
             <w:pPr>
               <w:spacing w:after="20" w:before="0"/>
             </w:pPr>
-            <w:hyperlink w:history="1" r:id="rIdb-xe43lgwfb_2kannhewt">
+            <w:hyperlink w:history="1" r:id="rIdu3tfslaz_yydxodqfjhoz">
               <w:r>
                 <w:rPr>
                   <w:rFonts w:ascii="Arial" w:cs="Arial" w:eastAsia="Arial" w:hAnsi="Arial"/>
@@ -6748,7 +6748,7 @@
               <w:spacing w:after="10" w:before="0"/>
               <w:ind w:left="120"/>
             </w:pPr>
-            <w:hyperlink w:history="1" r:id="rIdflxq8cmfz6d7b0urowmvt">
+            <w:hyperlink w:history="1" r:id="rIdcpiflmxmruwo1x9llmxbp">
               <w:r>
                 <w:rPr>
                   <w:rFonts w:ascii="Arial" w:cs="Arial" w:eastAsia="Arial" w:hAnsi="Arial"/>
@@ -6793,7 +6793,7 @@
             <w:pPr>
               <w:spacing w:after="20" w:before="0"/>
             </w:pPr>
-            <w:hyperlink w:history="1" r:id="rIdhag_fhdmysdtsohdwtwu6">
+            <w:hyperlink w:history="1" r:id="rIdj9btwa8406eo2aroyfh1l">
               <w:r>
                 <w:rPr>
                   <w:rFonts w:ascii="Arial" w:cs="Arial" w:eastAsia="Arial" w:hAnsi="Arial"/>
@@ -6826,7 +6826,7 @@
               <w:spacing w:after="10" w:before="0"/>
               <w:ind w:left="120"/>
             </w:pPr>
-            <w:hyperlink w:history="1" r:id="rIdxavf8shhukgnerni3buhn">
+            <w:hyperlink w:history="1" r:id="rIddhtyi6akcsrq6is4t53tk">
               <w:r>
                 <w:rPr>
                   <w:rFonts w:ascii="Arial" w:cs="Arial" w:eastAsia="Arial" w:hAnsi="Arial"/>
@@ -7021,7 +7021,7 @@
             <w:pPr>
               <w:spacing w:after="20" w:before="0"/>
             </w:pPr>
-            <w:hyperlink w:history="1" r:id="rId5hzv5dqq3zdmazjycrogu">
+            <w:hyperlink w:history="1" r:id="rIdkqmcgpy7eqalt4b7gs5vk">
               <w:r>
                 <w:rPr>
                   <w:rFonts w:ascii="Arial" w:cs="Arial" w:eastAsia="Arial" w:hAnsi="Arial"/>
@@ -7054,7 +7054,7 @@
               <w:spacing w:after="10" w:before="0"/>
               <w:ind w:left="120"/>
             </w:pPr>
-            <w:hyperlink w:history="1" r:id="rIdsjnbkiroxvycl0ojt-_aj">
+            <w:hyperlink w:history="1" r:id="rIdj3ymh3of_rfxtyrhjf1f2">
               <w:r>
                 <w:rPr>
                   <w:rFonts w:ascii="Arial" w:cs="Arial" w:eastAsia="Arial" w:hAnsi="Arial"/>
@@ -7099,7 +7099,7 @@
             <w:pPr>
               <w:spacing w:after="20" w:before="0"/>
             </w:pPr>
-            <w:hyperlink w:history="1" r:id="rIdgnpahgrbfpe2ja8ts6y67">
+            <w:hyperlink w:history="1" r:id="rIdq4rzmeeikjpfgp_au285w">
               <w:r>
                 <w:rPr>
                   <w:rFonts w:ascii="Arial" w:cs="Arial" w:eastAsia="Arial" w:hAnsi="Arial"/>
@@ -7132,7 +7132,7 @@
               <w:spacing w:after="10" w:before="0"/>
               <w:ind w:left="120"/>
             </w:pPr>
-            <w:hyperlink w:history="1" r:id="rId6t6bu75u-ei2qt6nziwy_">
+            <w:hyperlink w:history="1" r:id="rIdesqppjwlbvzbflu0xb96o">
               <w:r>
                 <w:rPr>
                   <w:rFonts w:ascii="Arial" w:cs="Arial" w:eastAsia="Arial" w:hAnsi="Arial"/>
@@ -7327,7 +7327,7 @@
             <w:pPr>
               <w:spacing w:after="20" w:before="0"/>
             </w:pPr>
-            <w:hyperlink w:history="1" r:id="rIdub7h7klgg7drfcpivuh60">
+            <w:hyperlink w:history="1" r:id="rIdanmue4-rjtbxochnyy_si">
               <w:r>
                 <w:rPr>
                   <w:rFonts w:ascii="Arial" w:cs="Arial" w:eastAsia="Arial" w:hAnsi="Arial"/>
@@ -7360,7 +7360,7 @@
               <w:spacing w:after="10" w:before="0"/>
               <w:ind w:left="120"/>
             </w:pPr>
-            <w:hyperlink w:history="1" r:id="rIdfrca5nman0czpmcerzkuc">
+            <w:hyperlink w:history="1" r:id="rId4z72srjvyz30lvmofmyx_">
               <w:r>
                 <w:rPr>
                   <w:rFonts w:ascii="Arial" w:cs="Arial" w:eastAsia="Arial" w:hAnsi="Arial"/>
@@ -7405,7 +7405,7 @@
             <w:pPr>
               <w:spacing w:after="20" w:before="0"/>
             </w:pPr>
-            <w:hyperlink w:history="1" r:id="rIdhkyptdenvwvrqr8vg8q__">
+            <w:hyperlink w:history="1" r:id="rIdczack4q8ih5rvvjs57oyx">
               <w:r>
                 <w:rPr>
                   <w:rFonts w:ascii="Arial" w:cs="Arial" w:eastAsia="Arial" w:hAnsi="Arial"/>
@@ -7438,7 +7438,7 @@
               <w:spacing w:after="10" w:before="0"/>
               <w:ind w:left="120"/>
             </w:pPr>
-            <w:hyperlink w:history="1" r:id="rIdtfigswitmmzv2wh3rqem3">
+            <w:hyperlink w:history="1" r:id="rIds7sb_cmcwaiy9lciq4qrg">
               <w:r>
                 <w:rPr>
                   <w:rFonts w:ascii="Arial" w:cs="Arial" w:eastAsia="Arial" w:hAnsi="Arial"/>
@@ -7633,7 +7633,7 @@
             <w:pPr>
               <w:spacing w:after="20" w:before="0"/>
             </w:pPr>
-            <w:hyperlink w:history="1" r:id="rId48y7fsktwmtixrzo28cvy">
+            <w:hyperlink w:history="1" r:id="rIdjqxxa2m7mok7anmroytpv">
               <w:r>
                 <w:rPr>
                   <w:rFonts w:ascii="Arial" w:cs="Arial" w:eastAsia="Arial" w:hAnsi="Arial"/>
@@ -7666,7 +7666,7 @@
               <w:spacing w:after="10" w:before="0"/>
               <w:ind w:left="120"/>
             </w:pPr>
-            <w:hyperlink w:history="1" r:id="rIdrpsth9lbjwcyka0mgebn_">
+            <w:hyperlink w:history="1" r:id="rIdcdcxc5h3dxe2y6b17tmi_">
               <w:r>
                 <w:rPr>
                   <w:rFonts w:ascii="Arial" w:cs="Arial" w:eastAsia="Arial" w:hAnsi="Arial"/>
@@ -7711,7 +7711,7 @@
             <w:pPr>
               <w:spacing w:after="20" w:before="0"/>
             </w:pPr>
-            <w:hyperlink w:history="1" r:id="rIdxfm3po6imjpeu8k7fnn4q">
+            <w:hyperlink w:history="1" r:id="rId71u8ngxgocf8iibrnbf9g">
               <w:r>
                 <w:rPr>
                   <w:rFonts w:ascii="Arial" w:cs="Arial" w:eastAsia="Arial" w:hAnsi="Arial"/>
@@ -7744,7 +7744,7 @@
               <w:spacing w:after="10" w:before="0"/>
               <w:ind w:left="120"/>
             </w:pPr>
-            <w:hyperlink w:history="1" r:id="rIddzyh2nhaewzvueredynk_">
+            <w:hyperlink w:history="1" r:id="rIdkryayuc8jsezof2fgzb4d">
               <w:r>
                 <w:rPr>
                   <w:rFonts w:ascii="Arial" w:cs="Arial" w:eastAsia="Arial" w:hAnsi="Arial"/>
@@ -9231,7 +9231,7 @@
             <w:pPr>
               <w:spacing w:after="20" w:before="0"/>
             </w:pPr>
-            <w:hyperlink w:history="1" r:id="rIdse0oknkfek4covqiwbaxp">
+            <w:hyperlink w:history="1" r:id="rIdjvmdaolbo0ksx7azjmaza">
               <w:r>
                 <w:rPr>
                   <w:rFonts w:ascii="Arial" w:cs="Arial" w:eastAsia="Arial" w:hAnsi="Arial"/>
@@ -9264,7 +9264,7 @@
               <w:spacing w:after="10" w:before="0"/>
               <w:ind w:left="120"/>
             </w:pPr>
-            <w:hyperlink w:history="1" r:id="rIdkp24eavxwi36ir_q_k8ez">
+            <w:hyperlink w:history="1" r:id="rIdeicf-8-xx9zpfyuwms_ja">
               <w:r>
                 <w:rPr>
                   <w:rFonts w:ascii="Arial" w:cs="Arial" w:eastAsia="Arial" w:hAnsi="Arial"/>
@@ -9309,7 +9309,7 @@
             <w:pPr>
               <w:spacing w:after="20" w:before="0"/>
             </w:pPr>
-            <w:hyperlink w:history="1" r:id="rIdgxg0hryfytve0p8joubcb">
+            <w:hyperlink w:history="1" r:id="rIdmi_nch6fcogm-2m_7ngqv">
               <w:r>
                 <w:rPr>
                   <w:rFonts w:ascii="Arial" w:cs="Arial" w:eastAsia="Arial" w:hAnsi="Arial"/>
@@ -9342,7 +9342,7 @@
               <w:spacing w:after="10" w:before="0"/>
               <w:ind w:left="120"/>
             </w:pPr>
-            <w:hyperlink w:history="1" r:id="rIdcqs77azlov-89o-earuda">
+            <w:hyperlink w:history="1" r:id="rIdmpadqgyxydighmckdfxsg">
               <w:r>
                 <w:rPr>
                   <w:rFonts w:ascii="Arial" w:cs="Arial" w:eastAsia="Arial" w:hAnsi="Arial"/>
@@ -9537,7 +9537,7 @@
             <w:pPr>
               <w:spacing w:after="20" w:before="0"/>
             </w:pPr>
-            <w:hyperlink w:history="1" r:id="rIdkcmj0moc0pds92p-dcp4y">
+            <w:hyperlink w:history="1" r:id="rIduxkibtvpe49ug8xhksppl">
               <w:r>
                 <w:rPr>
                   <w:rFonts w:ascii="Arial" w:cs="Arial" w:eastAsia="Arial" w:hAnsi="Arial"/>
@@ -9570,7 +9570,7 @@
               <w:spacing w:after="10" w:before="0"/>
               <w:ind w:left="120"/>
             </w:pPr>
-            <w:hyperlink w:history="1" r:id="rIdqhasq0rttv2rsdlqmvi4q">
+            <w:hyperlink w:history="1" r:id="rIdkdrsazcfnm-_rt3whdzce">
               <w:r>
                 <w:rPr>
                   <w:rFonts w:ascii="Arial" w:cs="Arial" w:eastAsia="Arial" w:hAnsi="Arial"/>
@@ -9615,7 +9615,7 @@
             <w:pPr>
               <w:spacing w:after="20" w:before="0"/>
             </w:pPr>
-            <w:hyperlink w:history="1" r:id="rIdsqiopiq_hz-bei_nbdda2">
+            <w:hyperlink w:history="1" r:id="rIdz579ue7kqfjsggin2-6-6">
               <w:r>
                 <w:rPr>
                   <w:rFonts w:ascii="Arial" w:cs="Arial" w:eastAsia="Arial" w:hAnsi="Arial"/>
@@ -9648,7 +9648,7 @@
               <w:spacing w:after="10" w:before="0"/>
               <w:ind w:left="120"/>
             </w:pPr>
-            <w:hyperlink w:history="1" r:id="rId6s5jq4lvq0hgjkl-2pzk0">
+            <w:hyperlink w:history="1" r:id="rIdlhzbyqbxg9l8z5gz5phuw">
               <w:r>
                 <w:rPr>
                   <w:rFonts w:ascii="Arial" w:cs="Arial" w:eastAsia="Arial" w:hAnsi="Arial"/>
@@ -9843,7 +9843,7 @@
             <w:pPr>
               <w:spacing w:after="20" w:before="0"/>
             </w:pPr>
-            <w:hyperlink w:history="1" r:id="rIdm8fx1fbp9q0bcurje6vd8">
+            <w:hyperlink w:history="1" r:id="rIdwabr6la_vomleiwxnwhn-">
               <w:r>
                 <w:rPr>
                   <w:rFonts w:ascii="Arial" w:cs="Arial" w:eastAsia="Arial" w:hAnsi="Arial"/>
@@ -9876,7 +9876,7 @@
               <w:spacing w:after="10" w:before="0"/>
               <w:ind w:left="120"/>
             </w:pPr>
-            <w:hyperlink w:history="1" r:id="rIdowvscbhfgk5i1fzi3okue">
+            <w:hyperlink w:history="1" r:id="rIdg7pfeofbizs3dlq-ansrc">
               <w:r>
                 <w:rPr>
                   <w:rFonts w:ascii="Arial" w:cs="Arial" w:eastAsia="Arial" w:hAnsi="Arial"/>
@@ -9921,7 +9921,7 @@
             <w:pPr>
               <w:spacing w:after="20" w:before="0"/>
             </w:pPr>
-            <w:hyperlink w:history="1" r:id="rIdte_hif2awedv8pvnc4ns4">
+            <w:hyperlink w:history="1" r:id="rIdkdxfhlwleuapjq-62zioo">
               <w:r>
                 <w:rPr>
                   <w:rFonts w:ascii="Arial" w:cs="Arial" w:eastAsia="Arial" w:hAnsi="Arial"/>
@@ -9954,7 +9954,7 @@
               <w:spacing w:after="10" w:before="0"/>
               <w:ind w:left="120"/>
             </w:pPr>
-            <w:hyperlink w:history="1" r:id="rIdbi5qxc7z4roadooxseuh9">
+            <w:hyperlink w:history="1" r:id="rIdyr8rxpti5c6lsnnma2dhk">
               <w:r>
                 <w:rPr>
                   <w:rFonts w:ascii="Arial" w:cs="Arial" w:eastAsia="Arial" w:hAnsi="Arial"/>
@@ -10149,7 +10149,7 @@
             <w:pPr>
               <w:spacing w:after="20" w:before="0"/>
             </w:pPr>
-            <w:hyperlink w:history="1" r:id="rIdo-4gdmdrpgg7w85emahtg">
+            <w:hyperlink w:history="1" r:id="rIdwg5t_yaw0bcn9cenfp5si">
               <w:r>
                 <w:rPr>
                   <w:rFonts w:ascii="Arial" w:cs="Arial" w:eastAsia="Arial" w:hAnsi="Arial"/>
@@ -10182,7 +10182,7 @@
               <w:spacing w:after="10" w:before="0"/>
               <w:ind w:left="120"/>
             </w:pPr>
-            <w:hyperlink w:history="1" r:id="rId0iaylu5uysuyu2btr0arr">
+            <w:hyperlink w:history="1" r:id="rId_i1ohrrbj3-55ov-cmevn">
               <w:r>
                 <w:rPr>
                   <w:rFonts w:ascii="Arial" w:cs="Arial" w:eastAsia="Arial" w:hAnsi="Arial"/>
@@ -10227,7 +10227,7 @@
             <w:pPr>
               <w:spacing w:after="20" w:before="0"/>
             </w:pPr>
-            <w:hyperlink w:history="1" r:id="rIdbhnfosgx3qbxfw9rlw0fy">
+            <w:hyperlink w:history="1" r:id="rIdazrbolzcwocs8sigisfz_">
               <w:r>
                 <w:rPr>
                   <w:rFonts w:ascii="Arial" w:cs="Arial" w:eastAsia="Arial" w:hAnsi="Arial"/>
@@ -10260,7 +10260,7 @@
               <w:spacing w:after="10" w:before="0"/>
               <w:ind w:left="120"/>
             </w:pPr>
-            <w:hyperlink w:history="1" r:id="rIdi8jwljajhzf81czs_vkmt">
+            <w:hyperlink w:history="1" r:id="rIdjjqhwmkz15fd-x5izkhiq">
               <w:r>
                 <w:rPr>
                   <w:rFonts w:ascii="Arial" w:cs="Arial" w:eastAsia="Arial" w:hAnsi="Arial"/>
@@ -10455,7 +10455,7 @@
             <w:pPr>
               <w:spacing w:after="20" w:before="0"/>
             </w:pPr>
-            <w:hyperlink w:history="1" r:id="rIdswj_4lke2rforwilhgfci">
+            <w:hyperlink w:history="1" r:id="rIdzlzokybaggjvrmwvm9bpy">
               <w:r>
                 <w:rPr>
                   <w:rFonts w:ascii="Arial" w:cs="Arial" w:eastAsia="Arial" w:hAnsi="Arial"/>
@@ -10488,7 +10488,7 @@
               <w:spacing w:after="10" w:before="0"/>
               <w:ind w:left="120"/>
             </w:pPr>
-            <w:hyperlink w:history="1" r:id="rIdf6q920r7jxtizdpv-roll">
+            <w:hyperlink w:history="1" r:id="rIdyah1xr1hlzjxbsbk9hkrh">
               <w:r>
                 <w:rPr>
                   <w:rFonts w:ascii="Arial" w:cs="Arial" w:eastAsia="Arial" w:hAnsi="Arial"/>
@@ -10533,7 +10533,7 @@
             <w:pPr>
               <w:spacing w:after="20" w:before="0"/>
             </w:pPr>
-            <w:hyperlink w:history="1" r:id="rIdbdlsu9n3r3zg0giatdt7y">
+            <w:hyperlink w:history="1" r:id="rIdz0qbanc0v6p0rhmuckzba">
               <w:r>
                 <w:rPr>
                   <w:rFonts w:ascii="Arial" w:cs="Arial" w:eastAsia="Arial" w:hAnsi="Arial"/>
@@ -10566,7 +10566,7 @@
               <w:spacing w:after="10" w:before="0"/>
               <w:ind w:left="120"/>
             </w:pPr>
-            <w:hyperlink w:history="1" r:id="rIdjjvqrc_ab5rnxdfh04uoz">
+            <w:hyperlink w:history="1" r:id="rId1q7lg_gbvyhedx8xxza0_">
               <w:r>
                 <w:rPr>
                   <w:rFonts w:ascii="Arial" w:cs="Arial" w:eastAsia="Arial" w:hAnsi="Arial"/>
@@ -12053,7 +12053,7 @@
             <w:pPr>
               <w:spacing w:after="20" w:before="0"/>
             </w:pPr>
-            <w:hyperlink w:history="1" r:id="rIdsybes3dadsmmchn8qnme5">
+            <w:hyperlink w:history="1" r:id="rIdcqtshghmluvahronily9q">
               <w:r>
                 <w:rPr>
                   <w:rFonts w:ascii="Arial" w:cs="Arial" w:eastAsia="Arial" w:hAnsi="Arial"/>
@@ -12086,7 +12086,7 @@
               <w:spacing w:after="10" w:before="0"/>
               <w:ind w:left="120"/>
             </w:pPr>
-            <w:hyperlink w:history="1" r:id="rId6wti9tj6p6is_zaaytzlf">
+            <w:hyperlink w:history="1" r:id="rIdj3bmaqikaczk72mknkk0j">
               <w:r>
                 <w:rPr>
                   <w:rFonts w:ascii="Arial" w:cs="Arial" w:eastAsia="Arial" w:hAnsi="Arial"/>
@@ -12131,7 +12131,7 @@
             <w:pPr>
               <w:spacing w:after="20" w:before="0"/>
             </w:pPr>
-            <w:hyperlink w:history="1" r:id="rIdzo_ctxv5kc-53pkxsuv5y">
+            <w:hyperlink w:history="1" r:id="rId7hbykbgxud62dsgq_auqf">
               <w:r>
                 <w:rPr>
                   <w:rFonts w:ascii="Arial" w:cs="Arial" w:eastAsia="Arial" w:hAnsi="Arial"/>
@@ -12164,7 +12164,7 @@
               <w:spacing w:after="10" w:before="0"/>
               <w:ind w:left="120"/>
             </w:pPr>
-            <w:hyperlink w:history="1" r:id="rIdukrzbieb4nijdjbdf-4h4">
+            <w:hyperlink w:history="1" r:id="rIdro0zq9aczruzw5hpckvvj">
               <w:r>
                 <w:rPr>
                   <w:rFonts w:ascii="Arial" w:cs="Arial" w:eastAsia="Arial" w:hAnsi="Arial"/>
@@ -12359,7 +12359,7 @@
             <w:pPr>
               <w:spacing w:after="20" w:before="0"/>
             </w:pPr>
-            <w:hyperlink w:history="1" r:id="rId5fa9b7np5sxbk0aotqba8">
+            <w:hyperlink w:history="1" r:id="rIdcftsd82ftu9d5aj8xklfo">
               <w:r>
                 <w:rPr>
                   <w:rFonts w:ascii="Arial" w:cs="Arial" w:eastAsia="Arial" w:hAnsi="Arial"/>
@@ -12392,7 +12392,7 @@
               <w:spacing w:after="10" w:before="0"/>
               <w:ind w:left="120"/>
             </w:pPr>
-            <w:hyperlink w:history="1" r:id="rIdeejcz38xzua1jdhj2e1ho">
+            <w:hyperlink w:history="1" r:id="rIdnlgjjy42p3al3kt8vs8i9">
               <w:r>
                 <w:rPr>
                   <w:rFonts w:ascii="Arial" w:cs="Arial" w:eastAsia="Arial" w:hAnsi="Arial"/>
@@ -12437,7 +12437,7 @@
             <w:pPr>
               <w:spacing w:after="20" w:before="0"/>
             </w:pPr>
-            <w:hyperlink w:history="1" r:id="rIdow3ahdn9qimwvbji-emqv">
+            <w:hyperlink w:history="1" r:id="rIdrhidt-qosodizsw9q7euk">
               <w:r>
                 <w:rPr>
                   <w:rFonts w:ascii="Arial" w:cs="Arial" w:eastAsia="Arial" w:hAnsi="Arial"/>
@@ -12470,7 +12470,7 @@
               <w:spacing w:after="10" w:before="0"/>
               <w:ind w:left="120"/>
             </w:pPr>
-            <w:hyperlink w:history="1" r:id="rId3cjuvosnhhx2dzeqn-aii">
+            <w:hyperlink w:history="1" r:id="rIdcqspsbqmhxaelnf8rymws">
               <w:r>
                 <w:rPr>
                   <w:rFonts w:ascii="Arial" w:cs="Arial" w:eastAsia="Arial" w:hAnsi="Arial"/>
@@ -12665,7 +12665,7 @@
             <w:pPr>
               <w:spacing w:after="20" w:before="0"/>
             </w:pPr>
-            <w:hyperlink w:history="1" r:id="rIdrmdmfhphv79ijxaaxua5v">
+            <w:hyperlink w:history="1" r:id="rId-abgd4yjr9woylfhnfsdt">
               <w:r>
                 <w:rPr>
                   <w:rFonts w:ascii="Arial" w:cs="Arial" w:eastAsia="Arial" w:hAnsi="Arial"/>
@@ -12698,7 +12698,7 @@
               <w:spacing w:after="10" w:before="0"/>
               <w:ind w:left="120"/>
             </w:pPr>
-            <w:hyperlink w:history="1" r:id="rIdp-ruuncx0reuf8w7wsc6m">
+            <w:hyperlink w:history="1" r:id="rIdhgqzpfg5heqnovhjt3b0m">
               <w:r>
                 <w:rPr>
                   <w:rFonts w:ascii="Arial" w:cs="Arial" w:eastAsia="Arial" w:hAnsi="Arial"/>
@@ -12743,7 +12743,7 @@
             <w:pPr>
               <w:spacing w:after="20" w:before="0"/>
             </w:pPr>
-            <w:hyperlink w:history="1" r:id="rId7xh6vvyaqrkluglthaytb">
+            <w:hyperlink w:history="1" r:id="rIdoxlxc3okgiru5c_frj8n3">
               <w:r>
                 <w:rPr>
                   <w:rFonts w:ascii="Arial" w:cs="Arial" w:eastAsia="Arial" w:hAnsi="Arial"/>
@@ -12776,7 +12776,7 @@
               <w:spacing w:after="10" w:before="0"/>
               <w:ind w:left="120"/>
             </w:pPr>
-            <w:hyperlink w:history="1" r:id="rIdxt-ieknudqd7oagpxlx5w">
+            <w:hyperlink w:history="1" r:id="rIdkvvny3fxd_damo5jxscu6">
               <w:r>
                 <w:rPr>
                   <w:rFonts w:ascii="Arial" w:cs="Arial" w:eastAsia="Arial" w:hAnsi="Arial"/>
@@ -12971,7 +12971,7 @@
             <w:pPr>
               <w:spacing w:after="20" w:before="0"/>
             </w:pPr>
-            <w:hyperlink w:history="1" r:id="rId-zlekbl_whbnwdhabc-tu">
+            <w:hyperlink w:history="1" r:id="rIdxjdipaijebx-n28yxjway">
               <w:r>
                 <w:rPr>
                   <w:rFonts w:ascii="Arial" w:cs="Arial" w:eastAsia="Arial" w:hAnsi="Arial"/>
@@ -13004,7 +13004,7 @@
               <w:spacing w:after="10" w:before="0"/>
               <w:ind w:left="120"/>
             </w:pPr>
-            <w:hyperlink w:history="1" r:id="rIdh9olubsn1jc7rdkrmkms-">
+            <w:hyperlink w:history="1" r:id="rIdu3uboon0y-gyzgv-7xphn">
               <w:r>
                 <w:rPr>
                   <w:rFonts w:ascii="Arial" w:cs="Arial" w:eastAsia="Arial" w:hAnsi="Arial"/>
@@ -13049,7 +13049,7 @@
             <w:pPr>
               <w:spacing w:after="20" w:before="0"/>
             </w:pPr>
-            <w:hyperlink w:history="1" r:id="rIdlllgclela9eifainqo3nf">
+            <w:hyperlink w:history="1" r:id="rIdg-m2sxxnfjn0ztbcjdd5n">
               <w:r>
                 <w:rPr>
                   <w:rFonts w:ascii="Arial" w:cs="Arial" w:eastAsia="Arial" w:hAnsi="Arial"/>
@@ -13082,7 +13082,7 @@
               <w:spacing w:after="10" w:before="0"/>
               <w:ind w:left="120"/>
             </w:pPr>
-            <w:hyperlink w:history="1" r:id="rIdrlgtz2_5aoxfkmmdvheea">
+            <w:hyperlink w:history="1" r:id="rIdmdyymrlpztqiwbhvpmefa">
               <w:r>
                 <w:rPr>
                   <w:rFonts w:ascii="Arial" w:cs="Arial" w:eastAsia="Arial" w:hAnsi="Arial"/>
@@ -13277,7 +13277,7 @@
             <w:pPr>
               <w:spacing w:after="20" w:before="0"/>
             </w:pPr>
-            <w:hyperlink w:history="1" r:id="rIdmwesaz2lhnydo5gf-mqcj">
+            <w:hyperlink w:history="1" r:id="rIdqmdfceg7dosy4og4xtrbg">
               <w:r>
                 <w:rPr>
                   <w:rFonts w:ascii="Arial" w:cs="Arial" w:eastAsia="Arial" w:hAnsi="Arial"/>
@@ -13310,7 +13310,7 @@
               <w:spacing w:after="10" w:before="0"/>
               <w:ind w:left="120"/>
             </w:pPr>
-            <w:hyperlink w:history="1" r:id="rIdep0p3r2dpreklvqe0ovq0">
+            <w:hyperlink w:history="1" r:id="rIdk-ewxgmwcxz4rf1xrc3fp">
               <w:r>
                 <w:rPr>
                   <w:rFonts w:ascii="Arial" w:cs="Arial" w:eastAsia="Arial" w:hAnsi="Arial"/>
@@ -13355,7 +13355,7 @@
             <w:pPr>
               <w:spacing w:after="20" w:before="0"/>
             </w:pPr>
-            <w:hyperlink w:history="1" r:id="rIdlbzd34bpm6ulrczrw8mq0">
+            <w:hyperlink w:history="1" r:id="rIdepqcri5ekyzg2lh9idxqb">
               <w:r>
                 <w:rPr>
                   <w:rFonts w:ascii="Arial" w:cs="Arial" w:eastAsia="Arial" w:hAnsi="Arial"/>
@@ -13388,7 +13388,7 @@
               <w:spacing w:after="10" w:before="0"/>
               <w:ind w:left="120"/>
             </w:pPr>
-            <w:hyperlink w:history="1" r:id="rIdxbrvejxxxdayhexvemajo">
+            <w:hyperlink w:history="1" r:id="rIdpgejpakpnxxum2wfq2tlj">
               <w:r>
                 <w:rPr>
                   <w:rFonts w:ascii="Arial" w:cs="Arial" w:eastAsia="Arial" w:hAnsi="Arial"/>
@@ -14875,7 +14875,7 @@
             <w:pPr>
               <w:spacing w:after="20" w:before="0"/>
             </w:pPr>
-            <w:hyperlink w:history="1" r:id="rIdvdpi90payixou6gbjipam">
+            <w:hyperlink w:history="1" r:id="rIdnsdjkpdjxyzqkbaisdcle">
               <w:r>
                 <w:rPr>
                   <w:rFonts w:ascii="Arial" w:cs="Arial" w:eastAsia="Arial" w:hAnsi="Arial"/>
@@ -14908,7 +14908,7 @@
               <w:spacing w:after="10" w:before="0"/>
               <w:ind w:left="120"/>
             </w:pPr>
-            <w:hyperlink w:history="1" r:id="rId6flip1x2bpldcjrrdzgnn">
+            <w:hyperlink w:history="1" r:id="rIdd0jtencxtmvwybosjiza6">
               <w:r>
                 <w:rPr>
                   <w:rFonts w:ascii="Arial" w:cs="Arial" w:eastAsia="Arial" w:hAnsi="Arial"/>
@@ -14953,7 +14953,7 @@
             <w:pPr>
               <w:spacing w:after="20" w:before="0"/>
             </w:pPr>
-            <w:hyperlink w:history="1" r:id="rIdhin3z3ipurdwqxcr-xbfa">
+            <w:hyperlink w:history="1" r:id="rIdyg6etwagkbq_bx-t7lgqj">
               <w:r>
                 <w:rPr>
                   <w:rFonts w:ascii="Arial" w:cs="Arial" w:eastAsia="Arial" w:hAnsi="Arial"/>
@@ -14986,7 +14986,7 @@
               <w:spacing w:after="10" w:before="0"/>
               <w:ind w:left="120"/>
             </w:pPr>
-            <w:hyperlink w:history="1" r:id="rId_5usulye0cetank3fcxqd">
+            <w:hyperlink w:history="1" r:id="rIdqpbb8cfny9s0oulzsswfw">
               <w:r>
                 <w:rPr>
                   <w:rFonts w:ascii="Arial" w:cs="Arial" w:eastAsia="Arial" w:hAnsi="Arial"/>
@@ -15181,7 +15181,7 @@
             <w:pPr>
               <w:spacing w:after="20" w:before="0"/>
             </w:pPr>
-            <w:hyperlink w:history="1" r:id="rIdx_houbcolvek5qtdfmg9z">
+            <w:hyperlink w:history="1" r:id="rIdp5v7oyf2_qj2arv4gecuv">
               <w:r>
                 <w:rPr>
                   <w:rFonts w:ascii="Arial" w:cs="Arial" w:eastAsia="Arial" w:hAnsi="Arial"/>
@@ -15214,7 +15214,7 @@
               <w:spacing w:after="10" w:before="0"/>
               <w:ind w:left="120"/>
             </w:pPr>
-            <w:hyperlink w:history="1" r:id="rIdvk50rnuj-inkbmvnumyyw">
+            <w:hyperlink w:history="1" r:id="rIdpnhkapheflz3k2carbfvx">
               <w:r>
                 <w:rPr>
                   <w:rFonts w:ascii="Arial" w:cs="Arial" w:eastAsia="Arial" w:hAnsi="Arial"/>
@@ -15259,7 +15259,7 @@
             <w:pPr>
               <w:spacing w:after="20" w:before="0"/>
             </w:pPr>
-            <w:hyperlink w:history="1" r:id="rIdr_pvyopa_k6ce_gmzvtzt">
+            <w:hyperlink w:history="1" r:id="rIdu657m9goex0rz1bjksilv">
               <w:r>
                 <w:rPr>
                   <w:rFonts w:ascii="Arial" w:cs="Arial" w:eastAsia="Arial" w:hAnsi="Arial"/>
@@ -15292,7 +15292,7 @@
               <w:spacing w:after="10" w:before="0"/>
               <w:ind w:left="120"/>
             </w:pPr>
-            <w:hyperlink w:history="1" r:id="rIdosjloh-j3vzaal0egu5gq">
+            <w:hyperlink w:history="1" r:id="rIdd2qcdeo3fvzdujirztksc">
               <w:r>
                 <w:rPr>
                   <w:rFonts w:ascii="Arial" w:cs="Arial" w:eastAsia="Arial" w:hAnsi="Arial"/>
@@ -15487,7 +15487,7 @@
             <w:pPr>
               <w:spacing w:after="20" w:before="0"/>
             </w:pPr>
-            <w:hyperlink w:history="1" r:id="rIdsycod2443fx4ff9juvt36">
+            <w:hyperlink w:history="1" r:id="rIdkyhtb42ydohlkge-ercyu">
               <w:r>
                 <w:rPr>
                   <w:rFonts w:ascii="Arial" w:cs="Arial" w:eastAsia="Arial" w:hAnsi="Arial"/>
@@ -15520,7 +15520,7 @@
               <w:spacing w:after="10" w:before="0"/>
               <w:ind w:left="120"/>
             </w:pPr>
-            <w:hyperlink w:history="1" r:id="rIdmqgec2pdqhqdy55-bi7sz">
+            <w:hyperlink w:history="1" r:id="rIdxtknf0q1cqqkenusvx1l1">
               <w:r>
                 <w:rPr>
                   <w:rFonts w:ascii="Arial" w:cs="Arial" w:eastAsia="Arial" w:hAnsi="Arial"/>
@@ -15565,7 +15565,7 @@
             <w:pPr>
               <w:spacing w:after="20" w:before="0"/>
             </w:pPr>
-            <w:hyperlink w:history="1" r:id="rId2zbxqkdem244i5h0bwrtf">
+            <w:hyperlink w:history="1" r:id="rIdzecelq0nsi5ruwhlxkhvi">
               <w:r>
                 <w:rPr>
                   <w:rFonts w:ascii="Arial" w:cs="Arial" w:eastAsia="Arial" w:hAnsi="Arial"/>
@@ -15598,7 +15598,7 @@
               <w:spacing w:after="10" w:before="0"/>
               <w:ind w:left="120"/>
             </w:pPr>
-            <w:hyperlink w:history="1" r:id="rIdzesudplfytkpdar8hw_hf">
+            <w:hyperlink w:history="1" r:id="rIdlxzkjs1qtnmsretfra2wb">
               <w:r>
                 <w:rPr>
                   <w:rFonts w:ascii="Arial" w:cs="Arial" w:eastAsia="Arial" w:hAnsi="Arial"/>
@@ -15793,7 +15793,7 @@
             <w:pPr>
               <w:spacing w:after="20" w:before="0"/>
             </w:pPr>
-            <w:hyperlink w:history="1" r:id="rIdnogmroagiuamvbmec8u9e">
+            <w:hyperlink w:history="1" r:id="rIdeenqo2rmwxgu67vagkklw">
               <w:r>
                 <w:rPr>
                   <w:rFonts w:ascii="Arial" w:cs="Arial" w:eastAsia="Arial" w:hAnsi="Arial"/>
@@ -15826,7 +15826,7 @@
               <w:spacing w:after="10" w:before="0"/>
               <w:ind w:left="120"/>
             </w:pPr>
-            <w:hyperlink w:history="1" r:id="rIduzkaddxapiw7g_gunfyj8">
+            <w:hyperlink w:history="1" r:id="rIdaxbuow9bhqp-6ticls8_c">
               <w:r>
                 <w:rPr>
                   <w:rFonts w:ascii="Arial" w:cs="Arial" w:eastAsia="Arial" w:hAnsi="Arial"/>
@@ -15871,7 +15871,7 @@
             <w:pPr>
               <w:spacing w:after="20" w:before="0"/>
             </w:pPr>
-            <w:hyperlink w:history="1" r:id="rIdjfxk-zgpuqnmnlso1s8uo">
+            <w:hyperlink w:history="1" r:id="rId1wdfxm13dk7h6wdyuybmb">
               <w:r>
                 <w:rPr>
                   <w:rFonts w:ascii="Arial" w:cs="Arial" w:eastAsia="Arial" w:hAnsi="Arial"/>
@@ -15904,7 +15904,7 @@
               <w:spacing w:after="10" w:before="0"/>
               <w:ind w:left="120"/>
             </w:pPr>
-            <w:hyperlink w:history="1" r:id="rIdod1ndm9qgjmc_kwrs3adt">
+            <w:hyperlink w:history="1" r:id="rIdxdb2rgdynvotezxkao4fl">
               <w:r>
                 <w:rPr>
                   <w:rFonts w:ascii="Arial" w:cs="Arial" w:eastAsia="Arial" w:hAnsi="Arial"/>
@@ -16099,7 +16099,7 @@
             <w:pPr>
               <w:spacing w:after="20" w:before="0"/>
             </w:pPr>
-            <w:hyperlink w:history="1" r:id="rIdunjyykx9qyxc1rh6di47f">
+            <w:hyperlink w:history="1" r:id="rIdgczfgxw4jecwiajxpmfef">
               <w:r>
                 <w:rPr>
                   <w:rFonts w:ascii="Arial" w:cs="Arial" w:eastAsia="Arial" w:hAnsi="Arial"/>
@@ -16132,7 +16132,7 @@
               <w:spacing w:after="10" w:before="0"/>
               <w:ind w:left="120"/>
             </w:pPr>
-            <w:hyperlink w:history="1" r:id="rIdepb7mo5jk5x-p1ksvkbvc">
+            <w:hyperlink w:history="1" r:id="rIddx1e7wmltjcqklb4czo5j">
               <w:r>
                 <w:rPr>
                   <w:rFonts w:ascii="Arial" w:cs="Arial" w:eastAsia="Arial" w:hAnsi="Arial"/>
@@ -16177,7 +16177,7 @@
             <w:pPr>
               <w:spacing w:after="20" w:before="0"/>
             </w:pPr>
-            <w:hyperlink w:history="1" r:id="rId8wj3ock1wrcuf5hywbkdu">
+            <w:hyperlink w:history="1" r:id="rId7gzog8moft4bavvnal8u7">
               <w:r>
                 <w:rPr>
                   <w:rFonts w:ascii="Arial" w:cs="Arial" w:eastAsia="Arial" w:hAnsi="Arial"/>
@@ -16210,7 +16210,7 @@
               <w:spacing w:after="10" w:before="0"/>
               <w:ind w:left="120"/>
             </w:pPr>
-            <w:hyperlink w:history="1" r:id="rIdqki2wdtm97oef2waabfn9">
+            <w:hyperlink w:history="1" r:id="rIdftfspugrurat24c4jvxck">
               <w:r>
                 <w:rPr>
                   <w:rFonts w:ascii="Arial" w:cs="Arial" w:eastAsia="Arial" w:hAnsi="Arial"/>
@@ -17697,7 +17697,7 @@
             <w:pPr>
               <w:spacing w:after="20" w:before="0"/>
             </w:pPr>
-            <w:hyperlink w:history="1" r:id="rIdbpgf8tovndemfpbmcx35b">
+            <w:hyperlink w:history="1" r:id="rIdeo3-nzkfmc-nahcpamhr1">
               <w:r>
                 <w:rPr>
                   <w:rFonts w:ascii="Arial" w:cs="Arial" w:eastAsia="Arial" w:hAnsi="Arial"/>
@@ -17730,7 +17730,7 @@
               <w:spacing w:after="10" w:before="0"/>
               <w:ind w:left="120"/>
             </w:pPr>
-            <w:hyperlink w:history="1" r:id="rIdwhcbuid5bfbyzk3tgxs09">
+            <w:hyperlink w:history="1" r:id="rIdmqsoy7dbvbkyffjsu7w94">
               <w:r>
                 <w:rPr>
                   <w:rFonts w:ascii="Arial" w:cs="Arial" w:eastAsia="Arial" w:hAnsi="Arial"/>
@@ -17775,7 +17775,7 @@
             <w:pPr>
               <w:spacing w:after="20" w:before="0"/>
             </w:pPr>
-            <w:hyperlink w:history="1" r:id="rIdrfgovscmn2hvbqhewwaqz">
+            <w:hyperlink w:history="1" r:id="rIdn0wehr6cvpwt5tcgpntrp">
               <w:r>
                 <w:rPr>
                   <w:rFonts w:ascii="Arial" w:cs="Arial" w:eastAsia="Arial" w:hAnsi="Arial"/>
@@ -17808,7 +17808,7 @@
               <w:spacing w:after="10" w:before="0"/>
               <w:ind w:left="120"/>
             </w:pPr>
-            <w:hyperlink w:history="1" r:id="rIdtx7f6d9l_s15xmcnhcpmu">
+            <w:hyperlink w:history="1" r:id="rIdfkdxd6tzqyr4qr9pf1ihr">
               <w:r>
                 <w:rPr>
                   <w:rFonts w:ascii="Arial" w:cs="Arial" w:eastAsia="Arial" w:hAnsi="Arial"/>
@@ -18003,7 +18003,7 @@
             <w:pPr>
               <w:spacing w:after="20" w:before="0"/>
             </w:pPr>
-            <w:hyperlink w:history="1" r:id="rIdcekc-xxhc5v9zqqomap8q">
+            <w:hyperlink w:history="1" r:id="rIdb_jqixn_elimvsw5s1egx">
               <w:r>
                 <w:rPr>
                   <w:rFonts w:ascii="Arial" w:cs="Arial" w:eastAsia="Arial" w:hAnsi="Arial"/>
@@ -18036,7 +18036,7 @@
               <w:spacing w:after="10" w:before="0"/>
               <w:ind w:left="120"/>
             </w:pPr>
-            <w:hyperlink w:history="1" r:id="rIdumoup2w7vhbvqrtykf3qi">
+            <w:hyperlink w:history="1" r:id="rIdsbrsgqbohg2pqq1u78p1m">
               <w:r>
                 <w:rPr>
                   <w:rFonts w:ascii="Arial" w:cs="Arial" w:eastAsia="Arial" w:hAnsi="Arial"/>
@@ -18081,7 +18081,7 @@
             <w:pPr>
               <w:spacing w:after="20" w:before="0"/>
             </w:pPr>
-            <w:hyperlink w:history="1" r:id="rIdht4w0ug5oeu4hb7w7rntw">
+            <w:hyperlink w:history="1" r:id="rIdsaipx2ebd5dsx41hzemlv">
               <w:r>
                 <w:rPr>
                   <w:rFonts w:ascii="Arial" w:cs="Arial" w:eastAsia="Arial" w:hAnsi="Arial"/>
@@ -18114,7 +18114,7 @@
               <w:spacing w:after="10" w:before="0"/>
               <w:ind w:left="120"/>
             </w:pPr>
-            <w:hyperlink w:history="1" r:id="rIdlzglh5wd2aqz3ywltfj0b">
+            <w:hyperlink w:history="1" r:id="rIducgexcnwaksu_cdfznjy9">
               <w:r>
                 <w:rPr>
                   <w:rFonts w:ascii="Arial" w:cs="Arial" w:eastAsia="Arial" w:hAnsi="Arial"/>
@@ -18309,7 +18309,7 @@
             <w:pPr>
               <w:spacing w:after="20" w:before="0"/>
             </w:pPr>
-            <w:hyperlink w:history="1" r:id="rIdx2m40rpieootq9lvgrfqf">
+            <w:hyperlink w:history="1" r:id="rIde5enhzikq6yqlsg5xccv9">
               <w:r>
                 <w:rPr>
                   <w:rFonts w:ascii="Arial" w:cs="Arial" w:eastAsia="Arial" w:hAnsi="Arial"/>
@@ -18342,7 +18342,7 @@
               <w:spacing w:after="10" w:before="0"/>
               <w:ind w:left="120"/>
             </w:pPr>
-            <w:hyperlink w:history="1" r:id="rId-ckil0rtg86n863nhybju">
+            <w:hyperlink w:history="1" r:id="rIdfeilv1bmotgt5wb0zphce">
               <w:r>
                 <w:rPr>
                   <w:rFonts w:ascii="Arial" w:cs="Arial" w:eastAsia="Arial" w:hAnsi="Arial"/>
@@ -18387,7 +18387,7 @@
             <w:pPr>
               <w:spacing w:after="20" w:before="0"/>
             </w:pPr>
-            <w:hyperlink w:history="1" r:id="rIdgdhehxqviohudrf2boint">
+            <w:hyperlink w:history="1" r:id="rIdkm8mqsm0aveereto0hbww">
               <w:r>
                 <w:rPr>
                   <w:rFonts w:ascii="Arial" w:cs="Arial" w:eastAsia="Arial" w:hAnsi="Arial"/>
@@ -18420,7 +18420,7 @@
               <w:spacing w:after="10" w:before="0"/>
               <w:ind w:left="120"/>
             </w:pPr>
-            <w:hyperlink w:history="1" r:id="rIdx3pch3bi9jovto9qy9dck">
+            <w:hyperlink w:history="1" r:id="rIdedvqacc_sgjfj9lyqxolh">
               <w:r>
                 <w:rPr>
                   <w:rFonts w:ascii="Arial" w:cs="Arial" w:eastAsia="Arial" w:hAnsi="Arial"/>
@@ -18615,7 +18615,7 @@
             <w:pPr>
               <w:spacing w:after="20" w:before="0"/>
             </w:pPr>
-            <w:hyperlink w:history="1" r:id="rIdfyr10z7ygy9jjdxjavwsn">
+            <w:hyperlink w:history="1" r:id="rIdj2cwjlgtdvan6bfbmdv1f">
               <w:r>
                 <w:rPr>
                   <w:rFonts w:ascii="Arial" w:cs="Arial" w:eastAsia="Arial" w:hAnsi="Arial"/>
@@ -18648,7 +18648,7 @@
               <w:spacing w:after="10" w:before="0"/>
               <w:ind w:left="120"/>
             </w:pPr>
-            <w:hyperlink w:history="1" r:id="rId2kqn4aeeypp1n6lxapekf">
+            <w:hyperlink w:history="1" r:id="rIddmsbadlgsks3bkyipzi_6">
               <w:r>
                 <w:rPr>
                   <w:rFonts w:ascii="Arial" w:cs="Arial" w:eastAsia="Arial" w:hAnsi="Arial"/>
@@ -18693,7 +18693,7 @@
             <w:pPr>
               <w:spacing w:after="20" w:before="0"/>
             </w:pPr>
-            <w:hyperlink w:history="1" r:id="rIdl-mutnuwfhkelk5jk_qsb">
+            <w:hyperlink w:history="1" r:id="rId2b69izu1-u8t91nxc5efg">
               <w:r>
                 <w:rPr>
                   <w:rFonts w:ascii="Arial" w:cs="Arial" w:eastAsia="Arial" w:hAnsi="Arial"/>
@@ -18726,7 +18726,7 @@
               <w:spacing w:after="10" w:before="0"/>
               <w:ind w:left="120"/>
             </w:pPr>
-            <w:hyperlink w:history="1" r:id="rId8jezjrkulerahbxhoxfko">
+            <w:hyperlink w:history="1" r:id="rIdq36zcuc1abmgqp_anf6du">
               <w:r>
                 <w:rPr>
                   <w:rFonts w:ascii="Arial" w:cs="Arial" w:eastAsia="Arial" w:hAnsi="Arial"/>
@@ -18921,7 +18921,7 @@
             <w:pPr>
               <w:spacing w:after="20" w:before="0"/>
             </w:pPr>
-            <w:hyperlink w:history="1" r:id="rId7ygyqwgbz0ym-eihmfzwq">
+            <w:hyperlink w:history="1" r:id="rIdt1rkmquwv3jkryti2xkbl">
               <w:r>
                 <w:rPr>
                   <w:rFonts w:ascii="Arial" w:cs="Arial" w:eastAsia="Arial" w:hAnsi="Arial"/>
@@ -18954,7 +18954,7 @@
               <w:spacing w:after="10" w:before="0"/>
               <w:ind w:left="120"/>
             </w:pPr>
-            <w:hyperlink w:history="1" r:id="rIdgegb5leetbmyyu63tenoh">
+            <w:hyperlink w:history="1" r:id="rIdalvcgtnc5lmbj-q4ls9ns">
               <w:r>
                 <w:rPr>
                   <w:rFonts w:ascii="Arial" w:cs="Arial" w:eastAsia="Arial" w:hAnsi="Arial"/>
@@ -18999,7 +18999,7 @@
             <w:pPr>
               <w:spacing w:after="20" w:before="0"/>
             </w:pPr>
-            <w:hyperlink w:history="1" r:id="rId7j1ttlwaztdp6ppu0npul">
+            <w:hyperlink w:history="1" r:id="rId8hfnhyjoeeidlmtjq-byh">
               <w:r>
                 <w:rPr>
                   <w:rFonts w:ascii="Arial" w:cs="Arial" w:eastAsia="Arial" w:hAnsi="Arial"/>
@@ -19032,7 +19032,7 @@
               <w:spacing w:after="10" w:before="0"/>
               <w:ind w:left="120"/>
             </w:pPr>
-            <w:hyperlink w:history="1" r:id="rIdb4y50ez4wj7ef_r7v6gv5">
+            <w:hyperlink w:history="1" r:id="rIdnodsc8_c8nfkjdocekzjr">
               <w:r>
                 <w:rPr>
                   <w:rFonts w:ascii="Arial" w:cs="Arial" w:eastAsia="Arial" w:hAnsi="Arial"/>
@@ -20519,7 +20519,7 @@
             <w:pPr>
               <w:spacing w:after="20" w:before="0"/>
             </w:pPr>
-            <w:hyperlink w:history="1" r:id="rId_owz1xbqobvrgbzlu8rm9">
+            <w:hyperlink w:history="1" r:id="rId1tor97w-ain47nozlcmz_">
               <w:r>
                 <w:rPr>
                   <w:rFonts w:ascii="Arial" w:cs="Arial" w:eastAsia="Arial" w:hAnsi="Arial"/>
@@ -20552,7 +20552,7 @@
               <w:spacing w:after="10" w:before="0"/>
               <w:ind w:left="120"/>
             </w:pPr>
-            <w:hyperlink w:history="1" r:id="rId1eul6ku_m1ywegb4gujm2">
+            <w:hyperlink w:history="1" r:id="rIds1hxa85scxq7m4ac-g8nl">
               <w:r>
                 <w:rPr>
                   <w:rFonts w:ascii="Arial" w:cs="Arial" w:eastAsia="Arial" w:hAnsi="Arial"/>
@@ -20597,7 +20597,7 @@
             <w:pPr>
               <w:spacing w:after="20" w:before="0"/>
             </w:pPr>
-            <w:hyperlink w:history="1" r:id="rIdasgemafd7dvfyb7fc3jty">
+            <w:hyperlink w:history="1" r:id="rIdmoiz1eohdkjdr8us2vcso">
               <w:r>
                 <w:rPr>
                   <w:rFonts w:ascii="Arial" w:cs="Arial" w:eastAsia="Arial" w:hAnsi="Arial"/>
@@ -20630,7 +20630,7 @@
               <w:spacing w:after="10" w:before="0"/>
               <w:ind w:left="120"/>
             </w:pPr>
-            <w:hyperlink w:history="1" r:id="rIdrw_j3xfrp_bvy1ytgbo8k">
+            <w:hyperlink w:history="1" r:id="rIdqk304klinzutnz-0ervjg">
               <w:r>
                 <w:rPr>
                   <w:rFonts w:ascii="Arial" w:cs="Arial" w:eastAsia="Arial" w:hAnsi="Arial"/>
@@ -20825,7 +20825,7 @@
             <w:pPr>
               <w:spacing w:after="20" w:before="0"/>
             </w:pPr>
-            <w:hyperlink w:history="1" r:id="rIdrtdd6wmca6-pymsmf0z1u">
+            <w:hyperlink w:history="1" r:id="rIdzfx-jsb4e1m3vg6ap0gug">
               <w:r>
                 <w:rPr>
                   <w:rFonts w:ascii="Arial" w:cs="Arial" w:eastAsia="Arial" w:hAnsi="Arial"/>
@@ -20858,7 +20858,7 @@
               <w:spacing w:after="10" w:before="0"/>
               <w:ind w:left="120"/>
             </w:pPr>
-            <w:hyperlink w:history="1" r:id="rIdbx4blujz7zf1xqi68ac8u">
+            <w:hyperlink w:history="1" r:id="rIdnjwdmbux2lu4i76o3wzws">
               <w:r>
                 <w:rPr>
                   <w:rFonts w:ascii="Arial" w:cs="Arial" w:eastAsia="Arial" w:hAnsi="Arial"/>
@@ -20903,7 +20903,7 @@
             <w:pPr>
               <w:spacing w:after="20" w:before="0"/>
             </w:pPr>
-            <w:hyperlink w:history="1" r:id="rId56nerwg6kw7j5qrblw-ea">
+            <w:hyperlink w:history="1" r:id="rIdyvwpo9xcx7w8ep1nuezje">
               <w:r>
                 <w:rPr>
                   <w:rFonts w:ascii="Arial" w:cs="Arial" w:eastAsia="Arial" w:hAnsi="Arial"/>
@@ -20936,7 +20936,7 @@
               <w:spacing w:after="10" w:before="0"/>
               <w:ind w:left="120"/>
             </w:pPr>
-            <w:hyperlink w:history="1" r:id="rId4luyjpmjv3k8gp4nolw4g">
+            <w:hyperlink w:history="1" r:id="rIdt1daony-dozaivfpjgtgk">
               <w:r>
                 <w:rPr>
                   <w:rFonts w:ascii="Arial" w:cs="Arial" w:eastAsia="Arial" w:hAnsi="Arial"/>
@@ -21131,7 +21131,7 @@
             <w:pPr>
               <w:spacing w:after="20" w:before="0"/>
             </w:pPr>
-            <w:hyperlink w:history="1" r:id="rIdwx3fy_oy_i6rcoxbq7igo">
+            <w:hyperlink w:history="1" r:id="rIdkzuvwvqj7au-in1lawkge">
               <w:r>
                 <w:rPr>
                   <w:rFonts w:ascii="Arial" w:cs="Arial" w:eastAsia="Arial" w:hAnsi="Arial"/>
@@ -21164,7 +21164,7 @@
               <w:spacing w:after="10" w:before="0"/>
               <w:ind w:left="120"/>
             </w:pPr>
-            <w:hyperlink w:history="1" r:id="rId0z48ldl3m8u0nrzgjjdem">
+            <w:hyperlink w:history="1" r:id="rIdeu5qrfdvvdfmrsx_z82s3">
               <w:r>
                 <w:rPr>
                   <w:rFonts w:ascii="Arial" w:cs="Arial" w:eastAsia="Arial" w:hAnsi="Arial"/>
@@ -21209,7 +21209,7 @@
             <w:pPr>
               <w:spacing w:after="20" w:before="0"/>
             </w:pPr>
-            <w:hyperlink w:history="1" r:id="rIdo3ksupzhe_afbaqhgjnz9">
+            <w:hyperlink w:history="1" r:id="rIdaqzip6smhdpsz8bi35uaq">
               <w:r>
                 <w:rPr>
                   <w:rFonts w:ascii="Arial" w:cs="Arial" w:eastAsia="Arial" w:hAnsi="Arial"/>
@@ -21242,7 +21242,7 @@
               <w:spacing w:after="10" w:before="0"/>
               <w:ind w:left="120"/>
             </w:pPr>
-            <w:hyperlink w:history="1" r:id="rIdn3e1bo4nxmw7c_osxizaf">
+            <w:hyperlink w:history="1" r:id="rId1youe8yglpfqxdsxmxhlj">
               <w:r>
                 <w:rPr>
                   <w:rFonts w:ascii="Arial" w:cs="Arial" w:eastAsia="Arial" w:hAnsi="Arial"/>
@@ -21437,7 +21437,7 @@
             <w:pPr>
               <w:spacing w:after="20" w:before="0"/>
             </w:pPr>
-            <w:hyperlink w:history="1" r:id="rIdg5dnvx9i03vtsvt2-i4bp">
+            <w:hyperlink w:history="1" r:id="rId3_uip4z80fubaiwftr-e-">
               <w:r>
                 <w:rPr>
                   <w:rFonts w:ascii="Arial" w:cs="Arial" w:eastAsia="Arial" w:hAnsi="Arial"/>
@@ -21470,7 +21470,7 @@
               <w:spacing w:after="10" w:before="0"/>
               <w:ind w:left="120"/>
             </w:pPr>
-            <w:hyperlink w:history="1" r:id="rId8km7g2sl8qkhypzduxllh">
+            <w:hyperlink w:history="1" r:id="rIdeo3_qbf2s_xjt-yleecej">
               <w:r>
                 <w:rPr>
                   <w:rFonts w:ascii="Arial" w:cs="Arial" w:eastAsia="Arial" w:hAnsi="Arial"/>
@@ -21515,7 +21515,7 @@
             <w:pPr>
               <w:spacing w:after="20" w:before="0"/>
             </w:pPr>
-            <w:hyperlink w:history="1" r:id="rIdsht5rheuw5dxlg8azmiwo">
+            <w:hyperlink w:history="1" r:id="rIdu0f7v3krmmahj4fjfbsj2">
               <w:r>
                 <w:rPr>
                   <w:rFonts w:ascii="Arial" w:cs="Arial" w:eastAsia="Arial" w:hAnsi="Arial"/>
@@ -21548,7 +21548,7 @@
               <w:spacing w:after="10" w:before="0"/>
               <w:ind w:left="120"/>
             </w:pPr>
-            <w:hyperlink w:history="1" r:id="rIdy99rfrfitwqskimeqcxnc">
+            <w:hyperlink w:history="1" r:id="rIdyplacax4fjmfh2fa7x3a7">
               <w:r>
                 <w:rPr>
                   <w:rFonts w:ascii="Arial" w:cs="Arial" w:eastAsia="Arial" w:hAnsi="Arial"/>
@@ -21743,7 +21743,7 @@
             <w:pPr>
               <w:spacing w:after="20" w:before="0"/>
             </w:pPr>
-            <w:hyperlink w:history="1" r:id="rIdoq6ogbsqvqctvvuq21lkk">
+            <w:hyperlink w:history="1" r:id="rId4zf3bdyqfpave9stq8b-n">
               <w:r>
                 <w:rPr>
                   <w:rFonts w:ascii="Arial" w:cs="Arial" w:eastAsia="Arial" w:hAnsi="Arial"/>
@@ -21776,7 +21776,7 @@
               <w:spacing w:after="10" w:before="0"/>
               <w:ind w:left="120"/>
             </w:pPr>
-            <w:hyperlink w:history="1" r:id="rIdgaqlxuyvy1zxy56lxjpjn">
+            <w:hyperlink w:history="1" r:id="rIdrrt_nkrtkqtyakv4od8ny">
               <w:r>
                 <w:rPr>
                   <w:rFonts w:ascii="Arial" w:cs="Arial" w:eastAsia="Arial" w:hAnsi="Arial"/>
@@ -21821,7 +21821,7 @@
             <w:pPr>
               <w:spacing w:after="20" w:before="0"/>
             </w:pPr>
-            <w:hyperlink w:history="1" r:id="rId4km2cfuthor_y5jk24tsm">
+            <w:hyperlink w:history="1" r:id="rIdkkum-xfslqpm5c_mrqnln">
               <w:r>
                 <w:rPr>
                   <w:rFonts w:ascii="Arial" w:cs="Arial" w:eastAsia="Arial" w:hAnsi="Arial"/>
@@ -21854,7 +21854,7 @@
               <w:spacing w:after="10" w:before="0"/>
               <w:ind w:left="120"/>
             </w:pPr>
-            <w:hyperlink w:history="1" r:id="rIdd4gdvapzbb9ju6wj29fur">
+            <w:hyperlink w:history="1" r:id="rIdo86fm6utgvh0hs2oq1p5z">
               <w:r>
                 <w:rPr>
                   <w:rFonts w:ascii="Arial" w:cs="Arial" w:eastAsia="Arial" w:hAnsi="Arial"/>

--- a/data/outputs/v2/Physics/SS3.3_Introduction_to_Electronics/Physics_Introduction_to_Electronics_CBE_LessonSequence.docx
+++ b/data/outputs/v2/Physics/SS3.3_Introduction_to_Electronics/Physics_Introduction_to_Electronics_CBE_LessonSequence.docx
@@ -3226,7 +3226,7 @@
             <w:pPr>
               <w:spacing w:after="20" w:before="0"/>
             </w:pPr>
-            <w:hyperlink w:history="1" r:id="rIdjqznb3wwiaofjnsd66xan">
+            <w:hyperlink w:history="1" r:id="rIdfu7tbhhe2qmq2r6szm4kh">
               <w:r>
                 <w:rPr>
                   <w:rFonts w:ascii="Arial" w:cs="Arial" w:eastAsia="Arial" w:hAnsi="Arial"/>
@@ -3259,7 +3259,7 @@
               <w:spacing w:after="10" w:before="0"/>
               <w:ind w:left="120"/>
             </w:pPr>
-            <w:hyperlink w:history="1" r:id="rIdnqpf0nusnae89vft8qpuc">
+            <w:hyperlink w:history="1" r:id="rIdmc2ompypor3qpjimyfu6d">
               <w:r>
                 <w:rPr>
                   <w:rFonts w:ascii="Arial" w:cs="Arial" w:eastAsia="Arial" w:hAnsi="Arial"/>
@@ -3304,7 +3304,7 @@
             <w:pPr>
               <w:spacing w:after="20" w:before="0"/>
             </w:pPr>
-            <w:hyperlink w:history="1" r:id="rId11edqsiahq85piakmg5ot">
+            <w:hyperlink w:history="1" r:id="rIdnxcjqdvuhay63_nvoldew">
               <w:r>
                 <w:rPr>
                   <w:rFonts w:ascii="Arial" w:cs="Arial" w:eastAsia="Arial" w:hAnsi="Arial"/>
@@ -3337,7 +3337,7 @@
               <w:spacing w:after="10" w:before="0"/>
               <w:ind w:left="120"/>
             </w:pPr>
-            <w:hyperlink w:history="1" r:id="rIdlaw0ayqctledpapn3as4y">
+            <w:hyperlink w:history="1" r:id="rIdhkq-3kq8weswienjxim22">
               <w:r>
                 <w:rPr>
                   <w:rFonts w:ascii="Arial" w:cs="Arial" w:eastAsia="Arial" w:hAnsi="Arial"/>
@@ -3608,7 +3608,7 @@
             <w:pPr>
               <w:spacing w:after="20" w:before="0"/>
             </w:pPr>
-            <w:hyperlink w:history="1" r:id="rIdipwmlwsixvxyzfjbno4az">
+            <w:hyperlink w:history="1" r:id="rIdlytiijvu_qlklupkedmwf">
               <w:r>
                 <w:rPr>
                   <w:rFonts w:ascii="Arial" w:cs="Arial" w:eastAsia="Arial" w:hAnsi="Arial"/>
@@ -3641,7 +3641,7 @@
               <w:spacing w:after="10" w:before="0"/>
               <w:ind w:left="120"/>
             </w:pPr>
-            <w:hyperlink w:history="1" r:id="rIdv7hayj39b1am42k2mqhsl">
+            <w:hyperlink w:history="1" r:id="rId-m80ae0kf_we6p_bfc_st">
               <w:r>
                 <w:rPr>
                   <w:rFonts w:ascii="Arial" w:cs="Arial" w:eastAsia="Arial" w:hAnsi="Arial"/>
@@ -3686,7 +3686,7 @@
             <w:pPr>
               <w:spacing w:after="20" w:before="0"/>
             </w:pPr>
-            <w:hyperlink w:history="1" r:id="rIdo-slukmhpwilqbs-n5nbc">
+            <w:hyperlink w:history="1" r:id="rIdnsdy5u52nom0qm6mu26wa">
               <w:r>
                 <w:rPr>
                   <w:rFonts w:ascii="Arial" w:cs="Arial" w:eastAsia="Arial" w:hAnsi="Arial"/>
@@ -3719,7 +3719,7 @@
               <w:spacing w:after="10" w:before="0"/>
               <w:ind w:left="120"/>
             </w:pPr>
-            <w:hyperlink w:history="1" r:id="rIdavj--ccbztwkovvnu9sca">
+            <w:hyperlink w:history="1" r:id="rIdds-okzfwnb5zuserzazc4">
               <w:r>
                 <w:rPr>
                   <w:rFonts w:ascii="Arial" w:cs="Arial" w:eastAsia="Arial" w:hAnsi="Arial"/>
@@ -3990,7 +3990,7 @@
             <w:pPr>
               <w:spacing w:after="20" w:before="0"/>
             </w:pPr>
-            <w:hyperlink w:history="1" r:id="rIdguourhbavkdqmwxodgyax">
+            <w:hyperlink w:history="1" r:id="rIdbjdnae9cxuy1jejka0dyf">
               <w:r>
                 <w:rPr>
                   <w:rFonts w:ascii="Arial" w:cs="Arial" w:eastAsia="Arial" w:hAnsi="Arial"/>
@@ -4023,7 +4023,7 @@
               <w:spacing w:after="10" w:before="0"/>
               <w:ind w:left="120"/>
             </w:pPr>
-            <w:hyperlink w:history="1" r:id="rIdgo5hfu4yz9ftkk5ywozp1">
+            <w:hyperlink w:history="1" r:id="rId1khogukkhfkmwjrpmssob">
               <w:r>
                 <w:rPr>
                   <w:rFonts w:ascii="Arial" w:cs="Arial" w:eastAsia="Arial" w:hAnsi="Arial"/>
@@ -4068,7 +4068,7 @@
             <w:pPr>
               <w:spacing w:after="20" w:before="0"/>
             </w:pPr>
-            <w:hyperlink w:history="1" r:id="rIdlbinmq6llhz7grjrwwmym">
+            <w:hyperlink w:history="1" r:id="rIdhpayvuuxqmxqcqmxfralj">
               <w:r>
                 <w:rPr>
                   <w:rFonts w:ascii="Arial" w:cs="Arial" w:eastAsia="Arial" w:hAnsi="Arial"/>
@@ -4101,7 +4101,7 @@
               <w:spacing w:after="10" w:before="0"/>
               <w:ind w:left="120"/>
             </w:pPr>
-            <w:hyperlink w:history="1" r:id="rIdhn3qcagm5ndpl2mkm5wvf">
+            <w:hyperlink w:history="1" r:id="rIdiktna2qxbuwj1hlkg--t1">
               <w:r>
                 <w:rPr>
                   <w:rFonts w:ascii="Arial" w:cs="Arial" w:eastAsia="Arial" w:hAnsi="Arial"/>
@@ -4372,7 +4372,7 @@
             <w:pPr>
               <w:spacing w:after="20" w:before="0"/>
             </w:pPr>
-            <w:hyperlink w:history="1" r:id="rIdh6mgoid2a-6yvl_euat8v">
+            <w:hyperlink w:history="1" r:id="rId-zwdlqx602kr5jc_m-xzp">
               <w:r>
                 <w:rPr>
                   <w:rFonts w:ascii="Arial" w:cs="Arial" w:eastAsia="Arial" w:hAnsi="Arial"/>
@@ -4405,7 +4405,7 @@
               <w:spacing w:after="10" w:before="0"/>
               <w:ind w:left="120"/>
             </w:pPr>
-            <w:hyperlink w:history="1" r:id="rIdzfrl2ndvrlqt-dunpxe0i">
+            <w:hyperlink w:history="1" r:id="rId0wxfow7ijxn51ze9vs-w8">
               <w:r>
                 <w:rPr>
                   <w:rFonts w:ascii="Arial" w:cs="Arial" w:eastAsia="Arial" w:hAnsi="Arial"/>
@@ -4450,7 +4450,7 @@
             <w:pPr>
               <w:spacing w:after="20" w:before="0"/>
             </w:pPr>
-            <w:hyperlink w:history="1" r:id="rId0a4y6qsijfdxuz1htas5v">
+            <w:hyperlink w:history="1" r:id="rIdvope4tnyozebonkktfitf">
               <w:r>
                 <w:rPr>
                   <w:rFonts w:ascii="Arial" w:cs="Arial" w:eastAsia="Arial" w:hAnsi="Arial"/>
@@ -4483,7 +4483,7 @@
               <w:spacing w:after="10" w:before="0"/>
               <w:ind w:left="120"/>
             </w:pPr>
-            <w:hyperlink w:history="1" r:id="rId3a54y6lun890bcqwt9g7a">
+            <w:hyperlink w:history="1" r:id="rIdl4pqtf12l1qvvzlawpzv8">
               <w:r>
                 <w:rPr>
                   <w:rFonts w:ascii="Arial" w:cs="Arial" w:eastAsia="Arial" w:hAnsi="Arial"/>
@@ -4754,7 +4754,7 @@
             <w:pPr>
               <w:spacing w:after="20" w:before="0"/>
             </w:pPr>
-            <w:hyperlink w:history="1" r:id="rIdxpv0lsl0lg9viz3vqv5xx">
+            <w:hyperlink w:history="1" r:id="rIdt5wu85rnfzhm1_qi1fjgz">
               <w:r>
                 <w:rPr>
                   <w:rFonts w:ascii="Arial" w:cs="Arial" w:eastAsia="Arial" w:hAnsi="Arial"/>
@@ -4787,7 +4787,7 @@
               <w:spacing w:after="10" w:before="0"/>
               <w:ind w:left="120"/>
             </w:pPr>
-            <w:hyperlink w:history="1" r:id="rIdy3mhn0yy1h91uez9tybms">
+            <w:hyperlink w:history="1" r:id="rId-zm9i3ahs3u5c0t6wh5ph">
               <w:r>
                 <w:rPr>
                   <w:rFonts w:ascii="Arial" w:cs="Arial" w:eastAsia="Arial" w:hAnsi="Arial"/>
@@ -4832,7 +4832,7 @@
             <w:pPr>
               <w:spacing w:after="20" w:before="0"/>
             </w:pPr>
-            <w:hyperlink w:history="1" r:id="rIdwvzl7dexuxn2hxnot5o-o">
+            <w:hyperlink w:history="1" r:id="rIdvbig6tqvnupqb4x1d0sje">
               <w:r>
                 <w:rPr>
                   <w:rFonts w:ascii="Arial" w:cs="Arial" w:eastAsia="Arial" w:hAnsi="Arial"/>
@@ -4865,7 +4865,7 @@
               <w:spacing w:after="10" w:before="0"/>
               <w:ind w:left="120"/>
             </w:pPr>
-            <w:hyperlink w:history="1" r:id="rIdjcmmovf2n_wnvimqpqcnb">
+            <w:hyperlink w:history="1" r:id="rIdhhmj2yex6raonfkmjhau7">
               <w:r>
                 <w:rPr>
                   <w:rFonts w:ascii="Arial" w:cs="Arial" w:eastAsia="Arial" w:hAnsi="Arial"/>
@@ -6409,7 +6409,7 @@
             <w:pPr>
               <w:spacing w:after="20" w:before="0"/>
             </w:pPr>
-            <w:hyperlink w:history="1" r:id="rIdhtz_ptzsy49u7zb9fdyvb">
+            <w:hyperlink w:history="1" r:id="rIdcztaqqnprq-pl-tzt1wuj">
               <w:r>
                 <w:rPr>
                   <w:rFonts w:ascii="Arial" w:cs="Arial" w:eastAsia="Arial" w:hAnsi="Arial"/>
@@ -6442,7 +6442,7 @@
               <w:spacing w:after="10" w:before="0"/>
               <w:ind w:left="120"/>
             </w:pPr>
-            <w:hyperlink w:history="1" r:id="rIdfbnn6xtdxph6vlb-2yujf">
+            <w:hyperlink w:history="1" r:id="rId0pzlwzlp4fnk0zuow0jx1">
               <w:r>
                 <w:rPr>
                   <w:rFonts w:ascii="Arial" w:cs="Arial" w:eastAsia="Arial" w:hAnsi="Arial"/>
@@ -6487,7 +6487,7 @@
             <w:pPr>
               <w:spacing w:after="20" w:before="0"/>
             </w:pPr>
-            <w:hyperlink w:history="1" r:id="rIddqtnqj-ffwptvkpojzbog">
+            <w:hyperlink w:history="1" r:id="rIdbnrqahggzawey-1j270in">
               <w:r>
                 <w:rPr>
                   <w:rFonts w:ascii="Arial" w:cs="Arial" w:eastAsia="Arial" w:hAnsi="Arial"/>
@@ -6520,7 +6520,7 @@
               <w:spacing w:after="10" w:before="0"/>
               <w:ind w:left="120"/>
             </w:pPr>
-            <w:hyperlink w:history="1" r:id="rIde7avjcnqjmexb9jtnxoqv">
+            <w:hyperlink w:history="1" r:id="rIdtvhl2verirfeq4ph6gafg">
               <w:r>
                 <w:rPr>
                   <w:rFonts w:ascii="Arial" w:cs="Arial" w:eastAsia="Arial" w:hAnsi="Arial"/>
@@ -6715,7 +6715,7 @@
             <w:pPr>
               <w:spacing w:after="20" w:before="0"/>
             </w:pPr>
-            <w:hyperlink w:history="1" r:id="rIdu3tfslaz_yydxodqfjhoz">
+            <w:hyperlink w:history="1" r:id="rIdnblxhuwnjgzx-ss5b2xgm">
               <w:r>
                 <w:rPr>
                   <w:rFonts w:ascii="Arial" w:cs="Arial" w:eastAsia="Arial" w:hAnsi="Arial"/>
@@ -6748,7 +6748,7 @@
               <w:spacing w:after="10" w:before="0"/>
               <w:ind w:left="120"/>
             </w:pPr>
-            <w:hyperlink w:history="1" r:id="rIdcpiflmxmruwo1x9llmxbp">
+            <w:hyperlink w:history="1" r:id="rIdxn0dvieweux1jg6zxom_y">
               <w:r>
                 <w:rPr>
                   <w:rFonts w:ascii="Arial" w:cs="Arial" w:eastAsia="Arial" w:hAnsi="Arial"/>
@@ -6793,7 +6793,7 @@
             <w:pPr>
               <w:spacing w:after="20" w:before="0"/>
             </w:pPr>
-            <w:hyperlink w:history="1" r:id="rIdj9btwa8406eo2aroyfh1l">
+            <w:hyperlink w:history="1" r:id="rId2ji-0gdvd41lgyry4voth">
               <w:r>
                 <w:rPr>
                   <w:rFonts w:ascii="Arial" w:cs="Arial" w:eastAsia="Arial" w:hAnsi="Arial"/>
@@ -6826,7 +6826,7 @@
               <w:spacing w:after="10" w:before="0"/>
               <w:ind w:left="120"/>
             </w:pPr>
-            <w:hyperlink w:history="1" r:id="rIddhtyi6akcsrq6is4t53tk">
+            <w:hyperlink w:history="1" r:id="rId3n9ic4i_fl66t8rm9vqfe">
               <w:r>
                 <w:rPr>
                   <w:rFonts w:ascii="Arial" w:cs="Arial" w:eastAsia="Arial" w:hAnsi="Arial"/>
@@ -7021,7 +7021,7 @@
             <w:pPr>
               <w:spacing w:after="20" w:before="0"/>
             </w:pPr>
-            <w:hyperlink w:history="1" r:id="rIdkqmcgpy7eqalt4b7gs5vk">
+            <w:hyperlink w:history="1" r:id="rIdxseu65n7tyj7py2nhoinp">
               <w:r>
                 <w:rPr>
                   <w:rFonts w:ascii="Arial" w:cs="Arial" w:eastAsia="Arial" w:hAnsi="Arial"/>
@@ -7054,7 +7054,7 @@
               <w:spacing w:after="10" w:before="0"/>
               <w:ind w:left="120"/>
             </w:pPr>
-            <w:hyperlink w:history="1" r:id="rIdj3ymh3of_rfxtyrhjf1f2">
+            <w:hyperlink w:history="1" r:id="rIdfxo0ustn_zi-mjv9vvhze">
               <w:r>
                 <w:rPr>
                   <w:rFonts w:ascii="Arial" w:cs="Arial" w:eastAsia="Arial" w:hAnsi="Arial"/>
@@ -7099,7 +7099,7 @@
             <w:pPr>
               <w:spacing w:after="20" w:before="0"/>
             </w:pPr>
-            <w:hyperlink w:history="1" r:id="rIdq4rzmeeikjpfgp_au285w">
+            <w:hyperlink w:history="1" r:id="rId4t_m64o4ekh9ovhelhews">
               <w:r>
                 <w:rPr>
                   <w:rFonts w:ascii="Arial" w:cs="Arial" w:eastAsia="Arial" w:hAnsi="Arial"/>
@@ -7132,7 +7132,7 @@
               <w:spacing w:after="10" w:before="0"/>
               <w:ind w:left="120"/>
             </w:pPr>
-            <w:hyperlink w:history="1" r:id="rIdesqppjwlbvzbflu0xb96o">
+            <w:hyperlink w:history="1" r:id="rIdikm0guboyedw7rgmq-kdm">
               <w:r>
                 <w:rPr>
                   <w:rFonts w:ascii="Arial" w:cs="Arial" w:eastAsia="Arial" w:hAnsi="Arial"/>
@@ -7327,7 +7327,7 @@
             <w:pPr>
               <w:spacing w:after="20" w:before="0"/>
             </w:pPr>
-            <w:hyperlink w:history="1" r:id="rIdanmue4-rjtbxochnyy_si">
+            <w:hyperlink w:history="1" r:id="rIdharr92fkwlfq-kxzlbgln">
               <w:r>
                 <w:rPr>
                   <w:rFonts w:ascii="Arial" w:cs="Arial" w:eastAsia="Arial" w:hAnsi="Arial"/>
@@ -7360,7 +7360,7 @@
               <w:spacing w:after="10" w:before="0"/>
               <w:ind w:left="120"/>
             </w:pPr>
-            <w:hyperlink w:history="1" r:id="rId4z72srjvyz30lvmofmyx_">
+            <w:hyperlink w:history="1" r:id="rId0o2lvuuufajut1uqwi5lo">
               <w:r>
                 <w:rPr>
                   <w:rFonts w:ascii="Arial" w:cs="Arial" w:eastAsia="Arial" w:hAnsi="Arial"/>
@@ -7405,7 +7405,7 @@
             <w:pPr>
               <w:spacing w:after="20" w:before="0"/>
             </w:pPr>
-            <w:hyperlink w:history="1" r:id="rIdczack4q8ih5rvvjs57oyx">
+            <w:hyperlink w:history="1" r:id="rIdmo154t4flm09hsytsd4hl">
               <w:r>
                 <w:rPr>
                   <w:rFonts w:ascii="Arial" w:cs="Arial" w:eastAsia="Arial" w:hAnsi="Arial"/>
@@ -7438,7 +7438,7 @@
               <w:spacing w:after="10" w:before="0"/>
               <w:ind w:left="120"/>
             </w:pPr>
-            <w:hyperlink w:history="1" r:id="rIds7sb_cmcwaiy9lciq4qrg">
+            <w:hyperlink w:history="1" r:id="rId5ktrui7wtnfzwzoy75kx0">
               <w:r>
                 <w:rPr>
                   <w:rFonts w:ascii="Arial" w:cs="Arial" w:eastAsia="Arial" w:hAnsi="Arial"/>
@@ -7633,7 +7633,7 @@
             <w:pPr>
               <w:spacing w:after="20" w:before="0"/>
             </w:pPr>
-            <w:hyperlink w:history="1" r:id="rIdjqxxa2m7mok7anmroytpv">
+            <w:hyperlink w:history="1" r:id="rIdshderr4o5m3x_w0knjjiy">
               <w:r>
                 <w:rPr>
                   <w:rFonts w:ascii="Arial" w:cs="Arial" w:eastAsia="Arial" w:hAnsi="Arial"/>
@@ -7666,7 +7666,7 @@
               <w:spacing w:after="10" w:before="0"/>
               <w:ind w:left="120"/>
             </w:pPr>
-            <w:hyperlink w:history="1" r:id="rIdcdcxc5h3dxe2y6b17tmi_">
+            <w:hyperlink w:history="1" r:id="rIdubfzojtmzffwkri68vyd9">
               <w:r>
                 <w:rPr>
                   <w:rFonts w:ascii="Arial" w:cs="Arial" w:eastAsia="Arial" w:hAnsi="Arial"/>
@@ -7711,7 +7711,7 @@
             <w:pPr>
               <w:spacing w:after="20" w:before="0"/>
             </w:pPr>
-            <w:hyperlink w:history="1" r:id="rId71u8ngxgocf8iibrnbf9g">
+            <w:hyperlink w:history="1" r:id="rId1dfeugabhipbuqmbf4ehp">
               <w:r>
                 <w:rPr>
                   <w:rFonts w:ascii="Arial" w:cs="Arial" w:eastAsia="Arial" w:hAnsi="Arial"/>
@@ -7744,7 +7744,7 @@
               <w:spacing w:after="10" w:before="0"/>
               <w:ind w:left="120"/>
             </w:pPr>
-            <w:hyperlink w:history="1" r:id="rIdkryayuc8jsezof2fgzb4d">
+            <w:hyperlink w:history="1" r:id="rIduebkc4js-i7ccryn_zrxx">
               <w:r>
                 <w:rPr>
                   <w:rFonts w:ascii="Arial" w:cs="Arial" w:eastAsia="Arial" w:hAnsi="Arial"/>
@@ -9231,7 +9231,7 @@
             <w:pPr>
               <w:spacing w:after="20" w:before="0"/>
             </w:pPr>
-            <w:hyperlink w:history="1" r:id="rIdjvmdaolbo0ksx7azjmaza">
+            <w:hyperlink w:history="1" r:id="rIdtro2pfk0nam4-vjv4yxag">
               <w:r>
                 <w:rPr>
                   <w:rFonts w:ascii="Arial" w:cs="Arial" w:eastAsia="Arial" w:hAnsi="Arial"/>
@@ -9264,7 +9264,7 @@
               <w:spacing w:after="10" w:before="0"/>
               <w:ind w:left="120"/>
             </w:pPr>
-            <w:hyperlink w:history="1" r:id="rIdeicf-8-xx9zpfyuwms_ja">
+            <w:hyperlink w:history="1" r:id="rIdqgxp6wp9yhdldoqwe5awq">
               <w:r>
                 <w:rPr>
                   <w:rFonts w:ascii="Arial" w:cs="Arial" w:eastAsia="Arial" w:hAnsi="Arial"/>
@@ -9309,7 +9309,7 @@
             <w:pPr>
               <w:spacing w:after="20" w:before="0"/>
             </w:pPr>
-            <w:hyperlink w:history="1" r:id="rIdmi_nch6fcogm-2m_7ngqv">
+            <w:hyperlink w:history="1" r:id="rId7wiwpyhqxtpnmwxsj7hpx">
               <w:r>
                 <w:rPr>
                   <w:rFonts w:ascii="Arial" w:cs="Arial" w:eastAsia="Arial" w:hAnsi="Arial"/>
@@ -9342,7 +9342,7 @@
               <w:spacing w:after="10" w:before="0"/>
               <w:ind w:left="120"/>
             </w:pPr>
-            <w:hyperlink w:history="1" r:id="rIdmpadqgyxydighmckdfxsg">
+            <w:hyperlink w:history="1" r:id="rIddojivrvuknznjdheu9evf">
               <w:r>
                 <w:rPr>
                   <w:rFonts w:ascii="Arial" w:cs="Arial" w:eastAsia="Arial" w:hAnsi="Arial"/>
@@ -9537,7 +9537,7 @@
             <w:pPr>
               <w:spacing w:after="20" w:before="0"/>
             </w:pPr>
-            <w:hyperlink w:history="1" r:id="rIduxkibtvpe49ug8xhksppl">
+            <w:hyperlink w:history="1" r:id="rIdfcwb-njer71jjqr8_redm">
               <w:r>
                 <w:rPr>
                   <w:rFonts w:ascii="Arial" w:cs="Arial" w:eastAsia="Arial" w:hAnsi="Arial"/>
@@ -9570,7 +9570,7 @@
               <w:spacing w:after="10" w:before="0"/>
               <w:ind w:left="120"/>
             </w:pPr>
-            <w:hyperlink w:history="1" r:id="rIdkdrsazcfnm-_rt3whdzce">
+            <w:hyperlink w:history="1" r:id="rId9dugdesknsr3zgzoxomxw">
               <w:r>
                 <w:rPr>
                   <w:rFonts w:ascii="Arial" w:cs="Arial" w:eastAsia="Arial" w:hAnsi="Arial"/>
@@ -9615,7 +9615,7 @@
             <w:pPr>
               <w:spacing w:after="20" w:before="0"/>
             </w:pPr>
-            <w:hyperlink w:history="1" r:id="rIdz579ue7kqfjsggin2-6-6">
+            <w:hyperlink w:history="1" r:id="rIdkvfg-vkphjpskhdpff8sx">
               <w:r>
                 <w:rPr>
                   <w:rFonts w:ascii="Arial" w:cs="Arial" w:eastAsia="Arial" w:hAnsi="Arial"/>
@@ -9648,7 +9648,7 @@
               <w:spacing w:after="10" w:before="0"/>
               <w:ind w:left="120"/>
             </w:pPr>
-            <w:hyperlink w:history="1" r:id="rIdlhzbyqbxg9l8z5gz5phuw">
+            <w:hyperlink w:history="1" r:id="rIdwpakk9x1_nwbr4emp4ujc">
               <w:r>
                 <w:rPr>
                   <w:rFonts w:ascii="Arial" w:cs="Arial" w:eastAsia="Arial" w:hAnsi="Arial"/>
@@ -9843,7 +9843,7 @@
             <w:pPr>
               <w:spacing w:after="20" w:before="0"/>
             </w:pPr>
-            <w:hyperlink w:history="1" r:id="rIdwabr6la_vomleiwxnwhn-">
+            <w:hyperlink w:history="1" r:id="rIdt_aeh3i-55mlbarps1dkk">
               <w:r>
                 <w:rPr>
                   <w:rFonts w:ascii="Arial" w:cs="Arial" w:eastAsia="Arial" w:hAnsi="Arial"/>
@@ -9876,7 +9876,7 @@
               <w:spacing w:after="10" w:before="0"/>
               <w:ind w:left="120"/>
             </w:pPr>
-            <w:hyperlink w:history="1" r:id="rIdg7pfeofbizs3dlq-ansrc">
+            <w:hyperlink w:history="1" r:id="rIdincxj_xmw9dawm7b6mnjx">
               <w:r>
                 <w:rPr>
                   <w:rFonts w:ascii="Arial" w:cs="Arial" w:eastAsia="Arial" w:hAnsi="Arial"/>
@@ -9921,7 +9921,7 @@
             <w:pPr>
               <w:spacing w:after="20" w:before="0"/>
             </w:pPr>
-            <w:hyperlink w:history="1" r:id="rIdkdxfhlwleuapjq-62zioo">
+            <w:hyperlink w:history="1" r:id="rIdyplybeuhprj--vqt9sdbs">
               <w:r>
                 <w:rPr>
                   <w:rFonts w:ascii="Arial" w:cs="Arial" w:eastAsia="Arial" w:hAnsi="Arial"/>
@@ -9954,7 +9954,7 @@
               <w:spacing w:after="10" w:before="0"/>
               <w:ind w:left="120"/>
             </w:pPr>
-            <w:hyperlink w:history="1" r:id="rIdyr8rxpti5c6lsnnma2dhk">
+            <w:hyperlink w:history="1" r:id="rId--tfrjjjn-fwrdipfw1gw">
               <w:r>
                 <w:rPr>
                   <w:rFonts w:ascii="Arial" w:cs="Arial" w:eastAsia="Arial" w:hAnsi="Arial"/>
@@ -10149,7 +10149,7 @@
             <w:pPr>
               <w:spacing w:after="20" w:before="0"/>
             </w:pPr>
-            <w:hyperlink w:history="1" r:id="rIdwg5t_yaw0bcn9cenfp5si">
+            <w:hyperlink w:history="1" r:id="rIdj2pp0q4mrh2nkhlczqzu5">
               <w:r>
                 <w:rPr>
                   <w:rFonts w:ascii="Arial" w:cs="Arial" w:eastAsia="Arial" w:hAnsi="Arial"/>
@@ -10182,7 +10182,7 @@
               <w:spacing w:after="10" w:before="0"/>
               <w:ind w:left="120"/>
             </w:pPr>
-            <w:hyperlink w:history="1" r:id="rId_i1ohrrbj3-55ov-cmevn">
+            <w:hyperlink w:history="1" r:id="rId3aoejaup1mhbl47-nguzo">
               <w:r>
                 <w:rPr>
                   <w:rFonts w:ascii="Arial" w:cs="Arial" w:eastAsia="Arial" w:hAnsi="Arial"/>
@@ -10227,7 +10227,7 @@
             <w:pPr>
               <w:spacing w:after="20" w:before="0"/>
             </w:pPr>
-            <w:hyperlink w:history="1" r:id="rIdazrbolzcwocs8sigisfz_">
+            <w:hyperlink w:history="1" r:id="rId3a8xmrjtknfijagrwiksl">
               <w:r>
                 <w:rPr>
                   <w:rFonts w:ascii="Arial" w:cs="Arial" w:eastAsia="Arial" w:hAnsi="Arial"/>
@@ -10260,7 +10260,7 @@
               <w:spacing w:after="10" w:before="0"/>
               <w:ind w:left="120"/>
             </w:pPr>
-            <w:hyperlink w:history="1" r:id="rIdjjqhwmkz15fd-x5izkhiq">
+            <w:hyperlink w:history="1" r:id="rId5ifmuhl8ga0pyguz5zc8q">
               <w:r>
                 <w:rPr>
                   <w:rFonts w:ascii="Arial" w:cs="Arial" w:eastAsia="Arial" w:hAnsi="Arial"/>
@@ -10455,7 +10455,7 @@
             <w:pPr>
               <w:spacing w:after="20" w:before="0"/>
             </w:pPr>
-            <w:hyperlink w:history="1" r:id="rIdzlzokybaggjvrmwvm9bpy">
+            <w:hyperlink w:history="1" r:id="rIdy9_sjh5a7r8nfrlewulg0">
               <w:r>
                 <w:rPr>
                   <w:rFonts w:ascii="Arial" w:cs="Arial" w:eastAsia="Arial" w:hAnsi="Arial"/>
@@ -10488,7 +10488,7 @@
               <w:spacing w:after="10" w:before="0"/>
               <w:ind w:left="120"/>
             </w:pPr>
-            <w:hyperlink w:history="1" r:id="rIdyah1xr1hlzjxbsbk9hkrh">
+            <w:hyperlink w:history="1" r:id="rIdgd1re0ogdgdnmhy2h7kwe">
               <w:r>
                 <w:rPr>
                   <w:rFonts w:ascii="Arial" w:cs="Arial" w:eastAsia="Arial" w:hAnsi="Arial"/>
@@ -10533,7 +10533,7 @@
             <w:pPr>
               <w:spacing w:after="20" w:before="0"/>
             </w:pPr>
-            <w:hyperlink w:history="1" r:id="rIdz0qbanc0v6p0rhmuckzba">
+            <w:hyperlink w:history="1" r:id="rIdtx1u_dcmy_80uwcvzzwyq">
               <w:r>
                 <w:rPr>
                   <w:rFonts w:ascii="Arial" w:cs="Arial" w:eastAsia="Arial" w:hAnsi="Arial"/>
@@ -10566,7 +10566,7 @@
               <w:spacing w:after="10" w:before="0"/>
               <w:ind w:left="120"/>
             </w:pPr>
-            <w:hyperlink w:history="1" r:id="rId1q7lg_gbvyhedx8xxza0_">
+            <w:hyperlink w:history="1" r:id="rIdkra6r3wmgvrmj6l4qpahk">
               <w:r>
                 <w:rPr>
                   <w:rFonts w:ascii="Arial" w:cs="Arial" w:eastAsia="Arial" w:hAnsi="Arial"/>
@@ -12053,7 +12053,7 @@
             <w:pPr>
               <w:spacing w:after="20" w:before="0"/>
             </w:pPr>
-            <w:hyperlink w:history="1" r:id="rIdcqtshghmluvahronily9q">
+            <w:hyperlink w:history="1" r:id="rIdetbmtf2a3lnyjt83eoqe4">
               <w:r>
                 <w:rPr>
                   <w:rFonts w:ascii="Arial" w:cs="Arial" w:eastAsia="Arial" w:hAnsi="Arial"/>
@@ -12086,7 +12086,7 @@
               <w:spacing w:after="10" w:before="0"/>
               <w:ind w:left="120"/>
             </w:pPr>
-            <w:hyperlink w:history="1" r:id="rIdj3bmaqikaczk72mknkk0j">
+            <w:hyperlink w:history="1" r:id="rIdlui9gxaqebjlch-ei9cbm">
               <w:r>
                 <w:rPr>
                   <w:rFonts w:ascii="Arial" w:cs="Arial" w:eastAsia="Arial" w:hAnsi="Arial"/>
@@ -12131,7 +12131,7 @@
             <w:pPr>
               <w:spacing w:after="20" w:before="0"/>
             </w:pPr>
-            <w:hyperlink w:history="1" r:id="rId7hbykbgxud62dsgq_auqf">
+            <w:hyperlink w:history="1" r:id="rIdwaspoeog16y532jq9xole">
               <w:r>
                 <w:rPr>
                   <w:rFonts w:ascii="Arial" w:cs="Arial" w:eastAsia="Arial" w:hAnsi="Arial"/>
@@ -12164,7 +12164,7 @@
               <w:spacing w:after="10" w:before="0"/>
               <w:ind w:left="120"/>
             </w:pPr>
-            <w:hyperlink w:history="1" r:id="rIdro0zq9aczruzw5hpckvvj">
+            <w:hyperlink w:history="1" r:id="rIdlkomejhe_wki3f14p2e4a">
               <w:r>
                 <w:rPr>
                   <w:rFonts w:ascii="Arial" w:cs="Arial" w:eastAsia="Arial" w:hAnsi="Arial"/>
@@ -12359,7 +12359,7 @@
             <w:pPr>
               <w:spacing w:after="20" w:before="0"/>
             </w:pPr>
-            <w:hyperlink w:history="1" r:id="rIdcftsd82ftu9d5aj8xklfo">
+            <w:hyperlink w:history="1" r:id="rIdikjglet7ndqc2vtdt_tyj">
               <w:r>
                 <w:rPr>
                   <w:rFonts w:ascii="Arial" w:cs="Arial" w:eastAsia="Arial" w:hAnsi="Arial"/>
@@ -12392,7 +12392,7 @@
               <w:spacing w:after="10" w:before="0"/>
               <w:ind w:left="120"/>
             </w:pPr>
-            <w:hyperlink w:history="1" r:id="rIdnlgjjy42p3al3kt8vs8i9">
+            <w:hyperlink w:history="1" r:id="rIdynjnzvfv6oddecx3gfob-">
               <w:r>
                 <w:rPr>
                   <w:rFonts w:ascii="Arial" w:cs="Arial" w:eastAsia="Arial" w:hAnsi="Arial"/>
@@ -12437,7 +12437,7 @@
             <w:pPr>
               <w:spacing w:after="20" w:before="0"/>
             </w:pPr>
-            <w:hyperlink w:history="1" r:id="rIdrhidt-qosodizsw9q7euk">
+            <w:hyperlink w:history="1" r:id="rId7mbpvvnkei_uukvgr9l2n">
               <w:r>
                 <w:rPr>
                   <w:rFonts w:ascii="Arial" w:cs="Arial" w:eastAsia="Arial" w:hAnsi="Arial"/>
@@ -12470,7 +12470,7 @@
               <w:spacing w:after="10" w:before="0"/>
               <w:ind w:left="120"/>
             </w:pPr>
-            <w:hyperlink w:history="1" r:id="rIdcqspsbqmhxaelnf8rymws">
+            <w:hyperlink w:history="1" r:id="rIdttk-ctg30pkzj7r2afm1r">
               <w:r>
                 <w:rPr>
                   <w:rFonts w:ascii="Arial" w:cs="Arial" w:eastAsia="Arial" w:hAnsi="Arial"/>
@@ -12665,7 +12665,7 @@
             <w:pPr>
               <w:spacing w:after="20" w:before="0"/>
             </w:pPr>
-            <w:hyperlink w:history="1" r:id="rId-abgd4yjr9woylfhnfsdt">
+            <w:hyperlink w:history="1" r:id="rIdzqfrceghu5vzzwwnylkwz">
               <w:r>
                 <w:rPr>
                   <w:rFonts w:ascii="Arial" w:cs="Arial" w:eastAsia="Arial" w:hAnsi="Arial"/>
@@ -12698,7 +12698,7 @@
               <w:spacing w:after="10" w:before="0"/>
               <w:ind w:left="120"/>
             </w:pPr>
-            <w:hyperlink w:history="1" r:id="rIdhgqzpfg5heqnovhjt3b0m">
+            <w:hyperlink w:history="1" r:id="rIdmvrnce6be_midcqqflklm">
               <w:r>
                 <w:rPr>
                   <w:rFonts w:ascii="Arial" w:cs="Arial" w:eastAsia="Arial" w:hAnsi="Arial"/>
@@ -12743,7 +12743,7 @@
             <w:pPr>
               <w:spacing w:after="20" w:before="0"/>
             </w:pPr>
-            <w:hyperlink w:history="1" r:id="rIdoxlxc3okgiru5c_frj8n3">
+            <w:hyperlink w:history="1" r:id="rId79gzofslfwsvqgzajysz0">
               <w:r>
                 <w:rPr>
                   <w:rFonts w:ascii="Arial" w:cs="Arial" w:eastAsia="Arial" w:hAnsi="Arial"/>
@@ -12776,7 +12776,7 @@
               <w:spacing w:after="10" w:before="0"/>
               <w:ind w:left="120"/>
             </w:pPr>
-            <w:hyperlink w:history="1" r:id="rIdkvvny3fxd_damo5jxscu6">
+            <w:hyperlink w:history="1" r:id="rIddfhcoysst_ym1wtwq8mkf">
               <w:r>
                 <w:rPr>
                   <w:rFonts w:ascii="Arial" w:cs="Arial" w:eastAsia="Arial" w:hAnsi="Arial"/>
@@ -12971,7 +12971,7 @@
             <w:pPr>
               <w:spacing w:after="20" w:before="0"/>
             </w:pPr>
-            <w:hyperlink w:history="1" r:id="rIdxjdipaijebx-n28yxjway">
+            <w:hyperlink w:history="1" r:id="rIda-wlm6kgdrt4jb3bsiovi">
               <w:r>
                 <w:rPr>
                   <w:rFonts w:ascii="Arial" w:cs="Arial" w:eastAsia="Arial" w:hAnsi="Arial"/>
@@ -13004,7 +13004,7 @@
               <w:spacing w:after="10" w:before="0"/>
               <w:ind w:left="120"/>
             </w:pPr>
-            <w:hyperlink w:history="1" r:id="rIdu3uboon0y-gyzgv-7xphn">
+            <w:hyperlink w:history="1" r:id="rId_m2omnvo9snzf48n_tuj-">
               <w:r>
                 <w:rPr>
                   <w:rFonts w:ascii="Arial" w:cs="Arial" w:eastAsia="Arial" w:hAnsi="Arial"/>
@@ -13049,7 +13049,7 @@
             <w:pPr>
               <w:spacing w:after="20" w:before="0"/>
             </w:pPr>
-            <w:hyperlink w:history="1" r:id="rIdg-m2sxxnfjn0ztbcjdd5n">
+            <w:hyperlink w:history="1" r:id="rIdg4mv2rzl1hfzhocoitzvq">
               <w:r>
                 <w:rPr>
                   <w:rFonts w:ascii="Arial" w:cs="Arial" w:eastAsia="Arial" w:hAnsi="Arial"/>
@@ -13082,7 +13082,7 @@
               <w:spacing w:after="10" w:before="0"/>
               <w:ind w:left="120"/>
             </w:pPr>
-            <w:hyperlink w:history="1" r:id="rIdmdyymrlpztqiwbhvpmefa">
+            <w:hyperlink w:history="1" r:id="rId0yvlhn7wdtokss6h6rj5f">
               <w:r>
                 <w:rPr>
                   <w:rFonts w:ascii="Arial" w:cs="Arial" w:eastAsia="Arial" w:hAnsi="Arial"/>
@@ -13277,7 +13277,7 @@
             <w:pPr>
               <w:spacing w:after="20" w:before="0"/>
             </w:pPr>
-            <w:hyperlink w:history="1" r:id="rIdqmdfceg7dosy4og4xtrbg">
+            <w:hyperlink w:history="1" r:id="rIdoflmaeidnypxtm14mn5ty">
               <w:r>
                 <w:rPr>
                   <w:rFonts w:ascii="Arial" w:cs="Arial" w:eastAsia="Arial" w:hAnsi="Arial"/>
@@ -13310,7 +13310,7 @@
               <w:spacing w:after="10" w:before="0"/>
               <w:ind w:left="120"/>
             </w:pPr>
-            <w:hyperlink w:history="1" r:id="rIdk-ewxgmwcxz4rf1xrc3fp">
+            <w:hyperlink w:history="1" r:id="rIdm1l3zmphv-we2wjpi7nti">
               <w:r>
                 <w:rPr>
                   <w:rFonts w:ascii="Arial" w:cs="Arial" w:eastAsia="Arial" w:hAnsi="Arial"/>
@@ -13355,7 +13355,7 @@
             <w:pPr>
               <w:spacing w:after="20" w:before="0"/>
             </w:pPr>
-            <w:hyperlink w:history="1" r:id="rIdepqcri5ekyzg2lh9idxqb">
+            <w:hyperlink w:history="1" r:id="rIdi7pa3g3vm4bp_tsnhmgmp">
               <w:r>
                 <w:rPr>
                   <w:rFonts w:ascii="Arial" w:cs="Arial" w:eastAsia="Arial" w:hAnsi="Arial"/>
@@ -13388,7 +13388,7 @@
               <w:spacing w:after="10" w:before="0"/>
               <w:ind w:left="120"/>
             </w:pPr>
-            <w:hyperlink w:history="1" r:id="rIdpgejpakpnxxum2wfq2tlj">
+            <w:hyperlink w:history="1" r:id="rIded9q5bwgjfapq4gumx-q4">
               <w:r>
                 <w:rPr>
                   <w:rFonts w:ascii="Arial" w:cs="Arial" w:eastAsia="Arial" w:hAnsi="Arial"/>
@@ -14875,7 +14875,7 @@
             <w:pPr>
               <w:spacing w:after="20" w:before="0"/>
             </w:pPr>
-            <w:hyperlink w:history="1" r:id="rIdnsdjkpdjxyzqkbaisdcle">
+            <w:hyperlink w:history="1" r:id="rIdu1fnsmbb56_u_qlxkrrns">
               <w:r>
                 <w:rPr>
                   <w:rFonts w:ascii="Arial" w:cs="Arial" w:eastAsia="Arial" w:hAnsi="Arial"/>
@@ -14908,7 +14908,7 @@
               <w:spacing w:after="10" w:before="0"/>
               <w:ind w:left="120"/>
             </w:pPr>
-            <w:hyperlink w:history="1" r:id="rIdd0jtencxtmvwybosjiza6">
+            <w:hyperlink w:history="1" r:id="rIdo8tagysvvbpljdedjo9sy">
               <w:r>
                 <w:rPr>
                   <w:rFonts w:ascii="Arial" w:cs="Arial" w:eastAsia="Arial" w:hAnsi="Arial"/>
@@ -14953,7 +14953,7 @@
             <w:pPr>
               <w:spacing w:after="20" w:before="0"/>
             </w:pPr>
-            <w:hyperlink w:history="1" r:id="rIdyg6etwagkbq_bx-t7lgqj">
+            <w:hyperlink w:history="1" r:id="rIddlf5ntigonjgkew193acb">
               <w:r>
                 <w:rPr>
                   <w:rFonts w:ascii="Arial" w:cs="Arial" w:eastAsia="Arial" w:hAnsi="Arial"/>
@@ -14986,7 +14986,7 @@
               <w:spacing w:after="10" w:before="0"/>
               <w:ind w:left="120"/>
             </w:pPr>
-            <w:hyperlink w:history="1" r:id="rIdqpbb8cfny9s0oulzsswfw">
+            <w:hyperlink w:history="1" r:id="rIdvkpmkhjiww8roo_zohapw">
               <w:r>
                 <w:rPr>
                   <w:rFonts w:ascii="Arial" w:cs="Arial" w:eastAsia="Arial" w:hAnsi="Arial"/>
@@ -15181,7 +15181,7 @@
             <w:pPr>
               <w:spacing w:after="20" w:before="0"/>
             </w:pPr>
-            <w:hyperlink w:history="1" r:id="rIdp5v7oyf2_qj2arv4gecuv">
+            <w:hyperlink w:history="1" r:id="rIdkcjghpnuncjxbh7kputcw">
               <w:r>
                 <w:rPr>
                   <w:rFonts w:ascii="Arial" w:cs="Arial" w:eastAsia="Arial" w:hAnsi="Arial"/>
@@ -15214,7 +15214,7 @@
               <w:spacing w:after="10" w:before="0"/>
               <w:ind w:left="120"/>
             </w:pPr>
-            <w:hyperlink w:history="1" r:id="rIdpnhkapheflz3k2carbfvx">
+            <w:hyperlink w:history="1" r:id="rIdwzygnsowbdszbc2wulccr">
               <w:r>
                 <w:rPr>
                   <w:rFonts w:ascii="Arial" w:cs="Arial" w:eastAsia="Arial" w:hAnsi="Arial"/>
@@ -15259,7 +15259,7 @@
             <w:pPr>
               <w:spacing w:after="20" w:before="0"/>
             </w:pPr>
-            <w:hyperlink w:history="1" r:id="rIdu657m9goex0rz1bjksilv">
+            <w:hyperlink w:history="1" r:id="rIdshfbbxbseqdxdcco8-hf4">
               <w:r>
                 <w:rPr>
                   <w:rFonts w:ascii="Arial" w:cs="Arial" w:eastAsia="Arial" w:hAnsi="Arial"/>
@@ -15292,7 +15292,7 @@
               <w:spacing w:after="10" w:before="0"/>
               <w:ind w:left="120"/>
             </w:pPr>
-            <w:hyperlink w:history="1" r:id="rIdd2qcdeo3fvzdujirztksc">
+            <w:hyperlink w:history="1" r:id="rIddnunxnjobl3tnobtq2ru6">
               <w:r>
                 <w:rPr>
                   <w:rFonts w:ascii="Arial" w:cs="Arial" w:eastAsia="Arial" w:hAnsi="Arial"/>
@@ -15487,7 +15487,7 @@
             <w:pPr>
               <w:spacing w:after="20" w:before="0"/>
             </w:pPr>
-            <w:hyperlink w:history="1" r:id="rIdkyhtb42ydohlkge-ercyu">
+            <w:hyperlink w:history="1" r:id="rId_nmjxrdy8x1t3sji_nvot">
               <w:r>
                 <w:rPr>
                   <w:rFonts w:ascii="Arial" w:cs="Arial" w:eastAsia="Arial" w:hAnsi="Arial"/>
@@ -15520,7 +15520,7 @@
               <w:spacing w:after="10" w:before="0"/>
               <w:ind w:left="120"/>
             </w:pPr>
-            <w:hyperlink w:history="1" r:id="rIdxtknf0q1cqqkenusvx1l1">
+            <w:hyperlink w:history="1" r:id="rId6fk6rwsvxqs6gcy-00caj">
               <w:r>
                 <w:rPr>
                   <w:rFonts w:ascii="Arial" w:cs="Arial" w:eastAsia="Arial" w:hAnsi="Arial"/>
@@ -15565,7 +15565,7 @@
             <w:pPr>
               <w:spacing w:after="20" w:before="0"/>
             </w:pPr>
-            <w:hyperlink w:history="1" r:id="rIdzecelq0nsi5ruwhlxkhvi">
+            <w:hyperlink w:history="1" r:id="rIdbibmdcsktld2oeavvitr9">
               <w:r>
                 <w:rPr>
                   <w:rFonts w:ascii="Arial" w:cs="Arial" w:eastAsia="Arial" w:hAnsi="Arial"/>
@@ -15598,7 +15598,7 @@
               <w:spacing w:after="10" w:before="0"/>
               <w:ind w:left="120"/>
             </w:pPr>
-            <w:hyperlink w:history="1" r:id="rIdlxzkjs1qtnmsretfra2wb">
+            <w:hyperlink w:history="1" r:id="rIdnofajrfjt8yrzswx3rgkc">
               <w:r>
                 <w:rPr>
                   <w:rFonts w:ascii="Arial" w:cs="Arial" w:eastAsia="Arial" w:hAnsi="Arial"/>
@@ -15793,7 +15793,7 @@
             <w:pPr>
               <w:spacing w:after="20" w:before="0"/>
             </w:pPr>
-            <w:hyperlink w:history="1" r:id="rIdeenqo2rmwxgu67vagkklw">
+            <w:hyperlink w:history="1" r:id="rId2pfgsc5akdwqarrf_s9jp">
               <w:r>
                 <w:rPr>
                   <w:rFonts w:ascii="Arial" w:cs="Arial" w:eastAsia="Arial" w:hAnsi="Arial"/>
@@ -15826,7 +15826,7 @@
               <w:spacing w:after="10" w:before="0"/>
               <w:ind w:left="120"/>
             </w:pPr>
-            <w:hyperlink w:history="1" r:id="rIdaxbuow9bhqp-6ticls8_c">
+            <w:hyperlink w:history="1" r:id="rIdz8xj44vt65bsdegfonzzu">
               <w:r>
                 <w:rPr>
                   <w:rFonts w:ascii="Arial" w:cs="Arial" w:eastAsia="Arial" w:hAnsi="Arial"/>
@@ -15871,7 +15871,7 @@
             <w:pPr>
               <w:spacing w:after="20" w:before="0"/>
             </w:pPr>
-            <w:hyperlink w:history="1" r:id="rId1wdfxm13dk7h6wdyuybmb">
+            <w:hyperlink w:history="1" r:id="rIdbxlft9axp6v_ajrfigxkb">
               <w:r>
                 <w:rPr>
                   <w:rFonts w:ascii="Arial" w:cs="Arial" w:eastAsia="Arial" w:hAnsi="Arial"/>
@@ -15904,7 +15904,7 @@
               <w:spacing w:after="10" w:before="0"/>
               <w:ind w:left="120"/>
             </w:pPr>
-            <w:hyperlink w:history="1" r:id="rIdxdb2rgdynvotezxkao4fl">
+            <w:hyperlink w:history="1" r:id="rIdrlsqpjxjyzrqgwzlqkeib">
               <w:r>
                 <w:rPr>
                   <w:rFonts w:ascii="Arial" w:cs="Arial" w:eastAsia="Arial" w:hAnsi="Arial"/>
@@ -16099,7 +16099,7 @@
             <w:pPr>
               <w:spacing w:after="20" w:before="0"/>
             </w:pPr>
-            <w:hyperlink w:history="1" r:id="rIdgczfgxw4jecwiajxpmfef">
+            <w:hyperlink w:history="1" r:id="rId4pxhtugbtkmhuxgesihmk">
               <w:r>
                 <w:rPr>
                   <w:rFonts w:ascii="Arial" w:cs="Arial" w:eastAsia="Arial" w:hAnsi="Arial"/>
@@ -16132,7 +16132,7 @@
               <w:spacing w:after="10" w:before="0"/>
               <w:ind w:left="120"/>
             </w:pPr>
-            <w:hyperlink w:history="1" r:id="rIddx1e7wmltjcqklb4czo5j">
+            <w:hyperlink w:history="1" r:id="rIdxhtyr0oy3jlhghp4yuol5">
               <w:r>
                 <w:rPr>
                   <w:rFonts w:ascii="Arial" w:cs="Arial" w:eastAsia="Arial" w:hAnsi="Arial"/>
@@ -16177,7 +16177,7 @@
             <w:pPr>
               <w:spacing w:after="20" w:before="0"/>
             </w:pPr>
-            <w:hyperlink w:history="1" r:id="rId7gzog8moft4bavvnal8u7">
+            <w:hyperlink w:history="1" r:id="rIdbgpg4gkg1rjcwj4jajlsb">
               <w:r>
                 <w:rPr>
                   <w:rFonts w:ascii="Arial" w:cs="Arial" w:eastAsia="Arial" w:hAnsi="Arial"/>
@@ -16210,7 +16210,7 @@
               <w:spacing w:after="10" w:before="0"/>
               <w:ind w:left="120"/>
             </w:pPr>
-            <w:hyperlink w:history="1" r:id="rIdftfspugrurat24c4jvxck">
+            <w:hyperlink w:history="1" r:id="rIdgw_w-wt7kxonsisqlyipv">
               <w:r>
                 <w:rPr>
                   <w:rFonts w:ascii="Arial" w:cs="Arial" w:eastAsia="Arial" w:hAnsi="Arial"/>
@@ -17697,7 +17697,7 @@
             <w:pPr>
               <w:spacing w:after="20" w:before="0"/>
             </w:pPr>
-            <w:hyperlink w:history="1" r:id="rIdeo3-nzkfmc-nahcpamhr1">
+            <w:hyperlink w:history="1" r:id="rIdcylfidorh5rwqe0od93ls">
               <w:r>
                 <w:rPr>
                   <w:rFonts w:ascii="Arial" w:cs="Arial" w:eastAsia="Arial" w:hAnsi="Arial"/>
@@ -17730,7 +17730,7 @@
               <w:spacing w:after="10" w:before="0"/>
               <w:ind w:left="120"/>
             </w:pPr>
-            <w:hyperlink w:history="1" r:id="rIdmqsoy7dbvbkyffjsu7w94">
+            <w:hyperlink w:history="1" r:id="rIdorvnp-w_beamxfhrzpju6">
               <w:r>
                 <w:rPr>
                   <w:rFonts w:ascii="Arial" w:cs="Arial" w:eastAsia="Arial" w:hAnsi="Arial"/>
@@ -17775,7 +17775,7 @@
             <w:pPr>
               <w:spacing w:after="20" w:before="0"/>
             </w:pPr>
-            <w:hyperlink w:history="1" r:id="rIdn0wehr6cvpwt5tcgpntrp">
+            <w:hyperlink w:history="1" r:id="rIdcovl9hccobdaqmdmclmi_">
               <w:r>
                 <w:rPr>
                   <w:rFonts w:ascii="Arial" w:cs="Arial" w:eastAsia="Arial" w:hAnsi="Arial"/>
@@ -17808,7 +17808,7 @@
               <w:spacing w:after="10" w:before="0"/>
               <w:ind w:left="120"/>
             </w:pPr>
-            <w:hyperlink w:history="1" r:id="rIdfkdxd6tzqyr4qr9pf1ihr">
+            <w:hyperlink w:history="1" r:id="rIdsvg3d9gvqrgyawsh9uu7-">
               <w:r>
                 <w:rPr>
                   <w:rFonts w:ascii="Arial" w:cs="Arial" w:eastAsia="Arial" w:hAnsi="Arial"/>
@@ -18003,7 +18003,7 @@
             <w:pPr>
               <w:spacing w:after="20" w:before="0"/>
             </w:pPr>
-            <w:hyperlink w:history="1" r:id="rIdb_jqixn_elimvsw5s1egx">
+            <w:hyperlink w:history="1" r:id="rIdiow3i6rodmkaj9j_fgep6">
               <w:r>
                 <w:rPr>
                   <w:rFonts w:ascii="Arial" w:cs="Arial" w:eastAsia="Arial" w:hAnsi="Arial"/>
@@ -18036,7 +18036,7 @@
               <w:spacing w:after="10" w:before="0"/>
               <w:ind w:left="120"/>
             </w:pPr>
-            <w:hyperlink w:history="1" r:id="rIdsbrsgqbohg2pqq1u78p1m">
+            <w:hyperlink w:history="1" r:id="rIdhz6r35uaihht1cfxhsfgo">
               <w:r>
                 <w:rPr>
                   <w:rFonts w:ascii="Arial" w:cs="Arial" w:eastAsia="Arial" w:hAnsi="Arial"/>
@@ -18081,7 +18081,7 @@
             <w:pPr>
               <w:spacing w:after="20" w:before="0"/>
             </w:pPr>
-            <w:hyperlink w:history="1" r:id="rIdsaipx2ebd5dsx41hzemlv">
+            <w:hyperlink w:history="1" r:id="rIdte_qowzh-yznzfca4tgbm">
               <w:r>
                 <w:rPr>
                   <w:rFonts w:ascii="Arial" w:cs="Arial" w:eastAsia="Arial" w:hAnsi="Arial"/>
@@ -18114,7 +18114,7 @@
               <w:spacing w:after="10" w:before="0"/>
               <w:ind w:left="120"/>
             </w:pPr>
-            <w:hyperlink w:history="1" r:id="rIducgexcnwaksu_cdfznjy9">
+            <w:hyperlink w:history="1" r:id="rIdehuikpshtiuiskckrqmbm">
               <w:r>
                 <w:rPr>
                   <w:rFonts w:ascii="Arial" w:cs="Arial" w:eastAsia="Arial" w:hAnsi="Arial"/>
@@ -18309,7 +18309,7 @@
             <w:pPr>
               <w:spacing w:after="20" w:before="0"/>
             </w:pPr>
-            <w:hyperlink w:history="1" r:id="rIde5enhzikq6yqlsg5xccv9">
+            <w:hyperlink w:history="1" r:id="rIdrfhl0ypzw_-noqqt6-c__">
               <w:r>
                 <w:rPr>
                   <w:rFonts w:ascii="Arial" w:cs="Arial" w:eastAsia="Arial" w:hAnsi="Arial"/>
@@ -18342,7 +18342,7 @@
               <w:spacing w:after="10" w:before="0"/>
               <w:ind w:left="120"/>
             </w:pPr>
-            <w:hyperlink w:history="1" r:id="rIdfeilv1bmotgt5wb0zphce">
+            <w:hyperlink w:history="1" r:id="rId8wthxw_netct67xufx-7i">
               <w:r>
                 <w:rPr>
                   <w:rFonts w:ascii="Arial" w:cs="Arial" w:eastAsia="Arial" w:hAnsi="Arial"/>
@@ -18387,7 +18387,7 @@
             <w:pPr>
               <w:spacing w:after="20" w:before="0"/>
             </w:pPr>
-            <w:hyperlink w:history="1" r:id="rIdkm8mqsm0aveereto0hbww">
+            <w:hyperlink w:history="1" r:id="rIdoyzocxmujr0dxi_fberln">
               <w:r>
                 <w:rPr>
                   <w:rFonts w:ascii="Arial" w:cs="Arial" w:eastAsia="Arial" w:hAnsi="Arial"/>
@@ -18420,7 +18420,7 @@
               <w:spacing w:after="10" w:before="0"/>
               <w:ind w:left="120"/>
             </w:pPr>
-            <w:hyperlink w:history="1" r:id="rIdedvqacc_sgjfj9lyqxolh">
+            <w:hyperlink w:history="1" r:id="rId0roykyswxoq4umk33ijwu">
               <w:r>
                 <w:rPr>
                   <w:rFonts w:ascii="Arial" w:cs="Arial" w:eastAsia="Arial" w:hAnsi="Arial"/>
@@ -18615,7 +18615,7 @@
             <w:pPr>
               <w:spacing w:after="20" w:before="0"/>
             </w:pPr>
-            <w:hyperlink w:history="1" r:id="rIdj2cwjlgtdvan6bfbmdv1f">
+            <w:hyperlink w:history="1" r:id="rIdhhwxn6bren9dylkvbt-eu">
               <w:r>
                 <w:rPr>
                   <w:rFonts w:ascii="Arial" w:cs="Arial" w:eastAsia="Arial" w:hAnsi="Arial"/>
@@ -18648,7 +18648,7 @@
               <w:spacing w:after="10" w:before="0"/>
               <w:ind w:left="120"/>
             </w:pPr>
-            <w:hyperlink w:history="1" r:id="rIddmsbadlgsks3bkyipzi_6">
+            <w:hyperlink w:history="1" r:id="rIdeqayxbevxznj7396xrlsb">
               <w:r>
                 <w:rPr>
                   <w:rFonts w:ascii="Arial" w:cs="Arial" w:eastAsia="Arial" w:hAnsi="Arial"/>
@@ -18693,7 +18693,7 @@
             <w:pPr>
               <w:spacing w:after="20" w:before="0"/>
             </w:pPr>
-            <w:hyperlink w:history="1" r:id="rId2b69izu1-u8t91nxc5efg">
+            <w:hyperlink w:history="1" r:id="rIdl3shuwqu8ddf7_lg4phuu">
               <w:r>
                 <w:rPr>
                   <w:rFonts w:ascii="Arial" w:cs="Arial" w:eastAsia="Arial" w:hAnsi="Arial"/>
@@ -18726,7 +18726,7 @@
               <w:spacing w:after="10" w:before="0"/>
               <w:ind w:left="120"/>
             </w:pPr>
-            <w:hyperlink w:history="1" r:id="rIdq36zcuc1abmgqp_anf6du">
+            <w:hyperlink w:history="1" r:id="rIdhkqps_lubn8yt5ldxrbdg">
               <w:r>
                 <w:rPr>
                   <w:rFonts w:ascii="Arial" w:cs="Arial" w:eastAsia="Arial" w:hAnsi="Arial"/>
@@ -18921,7 +18921,7 @@
             <w:pPr>
               <w:spacing w:after="20" w:before="0"/>
             </w:pPr>
-            <w:hyperlink w:history="1" r:id="rIdt1rkmquwv3jkryti2xkbl">
+            <w:hyperlink w:history="1" r:id="rIdouczzpmdmxwh3jngynbfc">
               <w:r>
                 <w:rPr>
                   <w:rFonts w:ascii="Arial" w:cs="Arial" w:eastAsia="Arial" w:hAnsi="Arial"/>
@@ -18954,7 +18954,7 @@
               <w:spacing w:after="10" w:before="0"/>
               <w:ind w:left="120"/>
             </w:pPr>
-            <w:hyperlink w:history="1" r:id="rIdalvcgtnc5lmbj-q4ls9ns">
+            <w:hyperlink w:history="1" r:id="rIdcxrl6h0vkmow_eareytar">
               <w:r>
                 <w:rPr>
                   <w:rFonts w:ascii="Arial" w:cs="Arial" w:eastAsia="Arial" w:hAnsi="Arial"/>
@@ -18999,7 +18999,7 @@
             <w:pPr>
               <w:spacing w:after="20" w:before="0"/>
             </w:pPr>
-            <w:hyperlink w:history="1" r:id="rId8hfnhyjoeeidlmtjq-byh">
+            <w:hyperlink w:history="1" r:id="rIdgfwnple0kwsbbp0o1ra1h">
               <w:r>
                 <w:rPr>
                   <w:rFonts w:ascii="Arial" w:cs="Arial" w:eastAsia="Arial" w:hAnsi="Arial"/>
@@ -19032,7 +19032,7 @@
               <w:spacing w:after="10" w:before="0"/>
               <w:ind w:left="120"/>
             </w:pPr>
-            <w:hyperlink w:history="1" r:id="rIdnodsc8_c8nfkjdocekzjr">
+            <w:hyperlink w:history="1" r:id="rIdp4svmqxzak3lnto5fihr4">
               <w:r>
                 <w:rPr>
                   <w:rFonts w:ascii="Arial" w:cs="Arial" w:eastAsia="Arial" w:hAnsi="Arial"/>
@@ -20519,7 +20519,7 @@
             <w:pPr>
               <w:spacing w:after="20" w:before="0"/>
             </w:pPr>
-            <w:hyperlink w:history="1" r:id="rId1tor97w-ain47nozlcmz_">
+            <w:hyperlink w:history="1" r:id="rIdsze5mjftojuoxfp5581dd">
               <w:r>
                 <w:rPr>
                   <w:rFonts w:ascii="Arial" w:cs="Arial" w:eastAsia="Arial" w:hAnsi="Arial"/>
@@ -20552,7 +20552,7 @@
               <w:spacing w:after="10" w:before="0"/>
               <w:ind w:left="120"/>
             </w:pPr>
-            <w:hyperlink w:history="1" r:id="rIds1hxa85scxq7m4ac-g8nl">
+            <w:hyperlink w:history="1" r:id="rIdlk9rdlznok9b_zykoxgah">
               <w:r>
                 <w:rPr>
                   <w:rFonts w:ascii="Arial" w:cs="Arial" w:eastAsia="Arial" w:hAnsi="Arial"/>
@@ -20597,7 +20597,7 @@
             <w:pPr>
               <w:spacing w:after="20" w:before="0"/>
             </w:pPr>
-            <w:hyperlink w:history="1" r:id="rIdmoiz1eohdkjdr8us2vcso">
+            <w:hyperlink w:history="1" r:id="rIdxpixdjzbgvt-5qvuat6wb">
               <w:r>
                 <w:rPr>
                   <w:rFonts w:ascii="Arial" w:cs="Arial" w:eastAsia="Arial" w:hAnsi="Arial"/>
@@ -20630,7 +20630,7 @@
               <w:spacing w:after="10" w:before="0"/>
               <w:ind w:left="120"/>
             </w:pPr>
-            <w:hyperlink w:history="1" r:id="rIdqk304klinzutnz-0ervjg">
+            <w:hyperlink w:history="1" r:id="rIdzgcg9pibyvdcumceep_8g">
               <w:r>
                 <w:rPr>
                   <w:rFonts w:ascii="Arial" w:cs="Arial" w:eastAsia="Arial" w:hAnsi="Arial"/>
@@ -20825,7 +20825,7 @@
             <w:pPr>
               <w:spacing w:after="20" w:before="0"/>
             </w:pPr>
-            <w:hyperlink w:history="1" r:id="rIdzfx-jsb4e1m3vg6ap0gug">
+            <w:hyperlink w:history="1" r:id="rIdjeixo1g2oe0nwudhocxmc">
               <w:r>
                 <w:rPr>
                   <w:rFonts w:ascii="Arial" w:cs="Arial" w:eastAsia="Arial" w:hAnsi="Arial"/>
@@ -20858,7 +20858,7 @@
               <w:spacing w:after="10" w:before="0"/>
               <w:ind w:left="120"/>
             </w:pPr>
-            <w:hyperlink w:history="1" r:id="rIdnjwdmbux2lu4i76o3wzws">
+            <w:hyperlink w:history="1" r:id="rIdzcowt8cy1bgtj0cjlwdty">
               <w:r>
                 <w:rPr>
                   <w:rFonts w:ascii="Arial" w:cs="Arial" w:eastAsia="Arial" w:hAnsi="Arial"/>
@@ -20903,7 +20903,7 @@
             <w:pPr>
               <w:spacing w:after="20" w:before="0"/>
             </w:pPr>
-            <w:hyperlink w:history="1" r:id="rIdyvwpo9xcx7w8ep1nuezje">
+            <w:hyperlink w:history="1" r:id="rIdb-ydxentdol2gio3jwjpo">
               <w:r>
                 <w:rPr>
                   <w:rFonts w:ascii="Arial" w:cs="Arial" w:eastAsia="Arial" w:hAnsi="Arial"/>
@@ -20936,7 +20936,7 @@
               <w:spacing w:after="10" w:before="0"/>
               <w:ind w:left="120"/>
             </w:pPr>
-            <w:hyperlink w:history="1" r:id="rIdt1daony-dozaivfpjgtgk">
+            <w:hyperlink w:history="1" r:id="rIdocj_iliayrelsnfhlcom3">
               <w:r>
                 <w:rPr>
                   <w:rFonts w:ascii="Arial" w:cs="Arial" w:eastAsia="Arial" w:hAnsi="Arial"/>
@@ -21131,7 +21131,7 @@
             <w:pPr>
               <w:spacing w:after="20" w:before="0"/>
             </w:pPr>
-            <w:hyperlink w:history="1" r:id="rIdkzuvwvqj7au-in1lawkge">
+            <w:hyperlink w:history="1" r:id="rIdbsysip65fntvaargwbktg">
               <w:r>
                 <w:rPr>
                   <w:rFonts w:ascii="Arial" w:cs="Arial" w:eastAsia="Arial" w:hAnsi="Arial"/>
@@ -21164,7 +21164,7 @@
               <w:spacing w:after="10" w:before="0"/>
               <w:ind w:left="120"/>
             </w:pPr>
-            <w:hyperlink w:history="1" r:id="rIdeu5qrfdvvdfmrsx_z82s3">
+            <w:hyperlink w:history="1" r:id="rIddhiglkhpu4y0jj18ojduw">
               <w:r>
                 <w:rPr>
                   <w:rFonts w:ascii="Arial" w:cs="Arial" w:eastAsia="Arial" w:hAnsi="Arial"/>
@@ -21209,7 +21209,7 @@
             <w:pPr>
               <w:spacing w:after="20" w:before="0"/>
             </w:pPr>
-            <w:hyperlink w:history="1" r:id="rIdaqzip6smhdpsz8bi35uaq">
+            <w:hyperlink w:history="1" r:id="rIdqvcjscpjvebdaix1aha9n">
               <w:r>
                 <w:rPr>
                   <w:rFonts w:ascii="Arial" w:cs="Arial" w:eastAsia="Arial" w:hAnsi="Arial"/>
@@ -21242,7 +21242,7 @@
               <w:spacing w:after="10" w:before="0"/>
               <w:ind w:left="120"/>
             </w:pPr>
-            <w:hyperlink w:history="1" r:id="rId1youe8yglpfqxdsxmxhlj">
+            <w:hyperlink w:history="1" r:id="rIdf2mce2r_fbefnmgdmkail">
               <w:r>
                 <w:rPr>
                   <w:rFonts w:ascii="Arial" w:cs="Arial" w:eastAsia="Arial" w:hAnsi="Arial"/>
@@ -21437,7 +21437,7 @@
             <w:pPr>
               <w:spacing w:after="20" w:before="0"/>
             </w:pPr>
-            <w:hyperlink w:history="1" r:id="rId3_uip4z80fubaiwftr-e-">
+            <w:hyperlink w:history="1" r:id="rIdfrw1femujnrmutkpxpnof">
               <w:r>
                 <w:rPr>
                   <w:rFonts w:ascii="Arial" w:cs="Arial" w:eastAsia="Arial" w:hAnsi="Arial"/>
@@ -21470,7 +21470,7 @@
               <w:spacing w:after="10" w:before="0"/>
               <w:ind w:left="120"/>
             </w:pPr>
-            <w:hyperlink w:history="1" r:id="rIdeo3_qbf2s_xjt-yleecej">
+            <w:hyperlink w:history="1" r:id="rIdfklct6xynmiiw3etig2vd">
               <w:r>
                 <w:rPr>
                   <w:rFonts w:ascii="Arial" w:cs="Arial" w:eastAsia="Arial" w:hAnsi="Arial"/>
@@ -21515,7 +21515,7 @@
             <w:pPr>
               <w:spacing w:after="20" w:before="0"/>
             </w:pPr>
-            <w:hyperlink w:history="1" r:id="rIdu0f7v3krmmahj4fjfbsj2">
+            <w:hyperlink w:history="1" r:id="rIdbsmen0ozwft8cdy7rlhgw">
               <w:r>
                 <w:rPr>
                   <w:rFonts w:ascii="Arial" w:cs="Arial" w:eastAsia="Arial" w:hAnsi="Arial"/>
@@ -21548,7 +21548,7 @@
               <w:spacing w:after="10" w:before="0"/>
               <w:ind w:left="120"/>
             </w:pPr>
-            <w:hyperlink w:history="1" r:id="rIdyplacax4fjmfh2fa7x3a7">
+            <w:hyperlink w:history="1" r:id="rIdptdjcqthaa4r5brz4lv9c">
               <w:r>
                 <w:rPr>
                   <w:rFonts w:ascii="Arial" w:cs="Arial" w:eastAsia="Arial" w:hAnsi="Arial"/>
@@ -21743,7 +21743,7 @@
             <w:pPr>
               <w:spacing w:after="20" w:before="0"/>
             </w:pPr>
-            <w:hyperlink w:history="1" r:id="rId4zf3bdyqfpave9stq8b-n">
+            <w:hyperlink w:history="1" r:id="rIdd-2znslg8halzmv7uk-1j">
               <w:r>
                 <w:rPr>
                   <w:rFonts w:ascii="Arial" w:cs="Arial" w:eastAsia="Arial" w:hAnsi="Arial"/>
@@ -21776,7 +21776,7 @@
               <w:spacing w:after="10" w:before="0"/>
               <w:ind w:left="120"/>
             </w:pPr>
-            <w:hyperlink w:history="1" r:id="rIdrrt_nkrtkqtyakv4od8ny">
+            <w:hyperlink w:history="1" r:id="rIdxs0qcluhlzbhmmb0jzcic">
               <w:r>
                 <w:rPr>
                   <w:rFonts w:ascii="Arial" w:cs="Arial" w:eastAsia="Arial" w:hAnsi="Arial"/>
@@ -21821,7 +21821,7 @@
             <w:pPr>
               <w:spacing w:after="20" w:before="0"/>
             </w:pPr>
-            <w:hyperlink w:history="1" r:id="rIdkkum-xfslqpm5c_mrqnln">
+            <w:hyperlink w:history="1" r:id="rIdc5exr0125vxxkuefmfowx">
               <w:r>
                 <w:rPr>
                   <w:rFonts w:ascii="Arial" w:cs="Arial" w:eastAsia="Arial" w:hAnsi="Arial"/>
@@ -21854,7 +21854,7 @@
               <w:spacing w:after="10" w:before="0"/>
               <w:ind w:left="120"/>
             </w:pPr>
-            <w:hyperlink w:history="1" r:id="rIdo86fm6utgvh0hs2oq1p5z">
+            <w:hyperlink w:history="1" r:id="rId4pjosebmuyd9wh5pk56rx">
               <w:r>
                 <w:rPr>
                   <w:rFonts w:ascii="Arial" w:cs="Arial" w:eastAsia="Arial" w:hAnsi="Arial"/>

--- a/data/outputs/v2/Physics/SS3.3_Introduction_to_Electronics/Physics_Introduction_to_Electronics_CBE_LessonSequence.docx
+++ b/data/outputs/v2/Physics/SS3.3_Introduction_to_Electronics/Physics_Introduction_to_Electronics_CBE_LessonSequence.docx
@@ -3226,7 +3226,7 @@
             <w:pPr>
               <w:spacing w:after="20" w:before="0"/>
             </w:pPr>
-            <w:hyperlink w:history="1" r:id="rIdfu7tbhhe2qmq2r6szm4kh">
+            <w:hyperlink w:history="1" r:id="rIdwtrzc6owgeinlyt_z39ib">
               <w:r>
                 <w:rPr>
                   <w:rFonts w:ascii="Arial" w:cs="Arial" w:eastAsia="Arial" w:hAnsi="Arial"/>
@@ -3259,7 +3259,7 @@
               <w:spacing w:after="10" w:before="0"/>
               <w:ind w:left="120"/>
             </w:pPr>
-            <w:hyperlink w:history="1" r:id="rIdmc2ompypor3qpjimyfu6d">
+            <w:hyperlink w:history="1" r:id="rIdaigisvyrvk9svywgfnel7">
               <w:r>
                 <w:rPr>
                   <w:rFonts w:ascii="Arial" w:cs="Arial" w:eastAsia="Arial" w:hAnsi="Arial"/>
@@ -3304,7 +3304,7 @@
             <w:pPr>
               <w:spacing w:after="20" w:before="0"/>
             </w:pPr>
-            <w:hyperlink w:history="1" r:id="rIdnxcjqdvuhay63_nvoldew">
+            <w:hyperlink w:history="1" r:id="rIdhc25ync4r5mu7gbmhrauy">
               <w:r>
                 <w:rPr>
                   <w:rFonts w:ascii="Arial" w:cs="Arial" w:eastAsia="Arial" w:hAnsi="Arial"/>
@@ -3337,7 +3337,7 @@
               <w:spacing w:after="10" w:before="0"/>
               <w:ind w:left="120"/>
             </w:pPr>
-            <w:hyperlink w:history="1" r:id="rIdhkq-3kq8weswienjxim22">
+            <w:hyperlink w:history="1" r:id="rIdihgsx5wtctfhmokiip63a">
               <w:r>
                 <w:rPr>
                   <w:rFonts w:ascii="Arial" w:cs="Arial" w:eastAsia="Arial" w:hAnsi="Arial"/>
@@ -3608,7 +3608,7 @@
             <w:pPr>
               <w:spacing w:after="20" w:before="0"/>
             </w:pPr>
-            <w:hyperlink w:history="1" r:id="rIdlytiijvu_qlklupkedmwf">
+            <w:hyperlink w:history="1" r:id="rIdfnva-3jz4yo_eum4amacp">
               <w:r>
                 <w:rPr>
                   <w:rFonts w:ascii="Arial" w:cs="Arial" w:eastAsia="Arial" w:hAnsi="Arial"/>
@@ -3641,7 +3641,7 @@
               <w:spacing w:after="10" w:before="0"/>
               <w:ind w:left="120"/>
             </w:pPr>
-            <w:hyperlink w:history="1" r:id="rId-m80ae0kf_we6p_bfc_st">
+            <w:hyperlink w:history="1" r:id="rId4kdhldein4n4avsjhwj0y">
               <w:r>
                 <w:rPr>
                   <w:rFonts w:ascii="Arial" w:cs="Arial" w:eastAsia="Arial" w:hAnsi="Arial"/>
@@ -3686,7 +3686,7 @@
             <w:pPr>
               <w:spacing w:after="20" w:before="0"/>
             </w:pPr>
-            <w:hyperlink w:history="1" r:id="rIdnsdy5u52nom0qm6mu26wa">
+            <w:hyperlink w:history="1" r:id="rIddwg_ktvceoyo3oluqt3vx">
               <w:r>
                 <w:rPr>
                   <w:rFonts w:ascii="Arial" w:cs="Arial" w:eastAsia="Arial" w:hAnsi="Arial"/>
@@ -3719,7 +3719,7 @@
               <w:spacing w:after="10" w:before="0"/>
               <w:ind w:left="120"/>
             </w:pPr>
-            <w:hyperlink w:history="1" r:id="rIdds-okzfwnb5zuserzazc4">
+            <w:hyperlink w:history="1" r:id="rIdrde3q4u1wezyfy72raqnj">
               <w:r>
                 <w:rPr>
                   <w:rFonts w:ascii="Arial" w:cs="Arial" w:eastAsia="Arial" w:hAnsi="Arial"/>
@@ -3990,7 +3990,7 @@
             <w:pPr>
               <w:spacing w:after="20" w:before="0"/>
             </w:pPr>
-            <w:hyperlink w:history="1" r:id="rIdbjdnae9cxuy1jejka0dyf">
+            <w:hyperlink w:history="1" r:id="rIduxqgkwz_n3la2rir8qlof">
               <w:r>
                 <w:rPr>
                   <w:rFonts w:ascii="Arial" w:cs="Arial" w:eastAsia="Arial" w:hAnsi="Arial"/>
@@ -4023,7 +4023,7 @@
               <w:spacing w:after="10" w:before="0"/>
               <w:ind w:left="120"/>
             </w:pPr>
-            <w:hyperlink w:history="1" r:id="rId1khogukkhfkmwjrpmssob">
+            <w:hyperlink w:history="1" r:id="rIdrrrayx4w5bpwus6dmk0el">
               <w:r>
                 <w:rPr>
                   <w:rFonts w:ascii="Arial" w:cs="Arial" w:eastAsia="Arial" w:hAnsi="Arial"/>
@@ -4068,7 +4068,7 @@
             <w:pPr>
               <w:spacing w:after="20" w:before="0"/>
             </w:pPr>
-            <w:hyperlink w:history="1" r:id="rIdhpayvuuxqmxqcqmxfralj">
+            <w:hyperlink w:history="1" r:id="rIdenipq-skaxm0t_yvxedho">
               <w:r>
                 <w:rPr>
                   <w:rFonts w:ascii="Arial" w:cs="Arial" w:eastAsia="Arial" w:hAnsi="Arial"/>
@@ -4101,7 +4101,7 @@
               <w:spacing w:after="10" w:before="0"/>
               <w:ind w:left="120"/>
             </w:pPr>
-            <w:hyperlink w:history="1" r:id="rIdiktna2qxbuwj1hlkg--t1">
+            <w:hyperlink w:history="1" r:id="rIde3zkc5gecu2q93iadesna">
               <w:r>
                 <w:rPr>
                   <w:rFonts w:ascii="Arial" w:cs="Arial" w:eastAsia="Arial" w:hAnsi="Arial"/>
@@ -4372,7 +4372,7 @@
             <w:pPr>
               <w:spacing w:after="20" w:before="0"/>
             </w:pPr>
-            <w:hyperlink w:history="1" r:id="rId-zwdlqx602kr5jc_m-xzp">
+            <w:hyperlink w:history="1" r:id="rIdtw9faudt9l8y6saxamhgf">
               <w:r>
                 <w:rPr>
                   <w:rFonts w:ascii="Arial" w:cs="Arial" w:eastAsia="Arial" w:hAnsi="Arial"/>
@@ -4405,7 +4405,7 @@
               <w:spacing w:after="10" w:before="0"/>
               <w:ind w:left="120"/>
             </w:pPr>
-            <w:hyperlink w:history="1" r:id="rId0wxfow7ijxn51ze9vs-w8">
+            <w:hyperlink w:history="1" r:id="rId3rb8e1scs59oefkdscqfs">
               <w:r>
                 <w:rPr>
                   <w:rFonts w:ascii="Arial" w:cs="Arial" w:eastAsia="Arial" w:hAnsi="Arial"/>
@@ -4450,7 +4450,7 @@
             <w:pPr>
               <w:spacing w:after="20" w:before="0"/>
             </w:pPr>
-            <w:hyperlink w:history="1" r:id="rIdvope4tnyozebonkktfitf">
+            <w:hyperlink w:history="1" r:id="rIddl23lqxhlf7qqbxnojop0">
               <w:r>
                 <w:rPr>
                   <w:rFonts w:ascii="Arial" w:cs="Arial" w:eastAsia="Arial" w:hAnsi="Arial"/>
@@ -4483,7 +4483,7 @@
               <w:spacing w:after="10" w:before="0"/>
               <w:ind w:left="120"/>
             </w:pPr>
-            <w:hyperlink w:history="1" r:id="rIdl4pqtf12l1qvvzlawpzv8">
+            <w:hyperlink w:history="1" r:id="rIdynobqfpt774n2sbkwzcul">
               <w:r>
                 <w:rPr>
                   <w:rFonts w:ascii="Arial" w:cs="Arial" w:eastAsia="Arial" w:hAnsi="Arial"/>
@@ -4754,7 +4754,7 @@
             <w:pPr>
               <w:spacing w:after="20" w:before="0"/>
             </w:pPr>
-            <w:hyperlink w:history="1" r:id="rIdt5wu85rnfzhm1_qi1fjgz">
+            <w:hyperlink w:history="1" r:id="rIdtmgtjjzwrh4x14dvfkazx">
               <w:r>
                 <w:rPr>
                   <w:rFonts w:ascii="Arial" w:cs="Arial" w:eastAsia="Arial" w:hAnsi="Arial"/>
@@ -4787,7 +4787,7 @@
               <w:spacing w:after="10" w:before="0"/>
               <w:ind w:left="120"/>
             </w:pPr>
-            <w:hyperlink w:history="1" r:id="rId-zm9i3ahs3u5c0t6wh5ph">
+            <w:hyperlink w:history="1" r:id="rIdkqbqbm0nx8w-wbxmmvvua">
               <w:r>
                 <w:rPr>
                   <w:rFonts w:ascii="Arial" w:cs="Arial" w:eastAsia="Arial" w:hAnsi="Arial"/>
@@ -4832,7 +4832,7 @@
             <w:pPr>
               <w:spacing w:after="20" w:before="0"/>
             </w:pPr>
-            <w:hyperlink w:history="1" r:id="rIdvbig6tqvnupqb4x1d0sje">
+            <w:hyperlink w:history="1" r:id="rId9lim3uzbrj_nddsaagtoa">
               <w:r>
                 <w:rPr>
                   <w:rFonts w:ascii="Arial" w:cs="Arial" w:eastAsia="Arial" w:hAnsi="Arial"/>
@@ -4865,7 +4865,7 @@
               <w:spacing w:after="10" w:before="0"/>
               <w:ind w:left="120"/>
             </w:pPr>
-            <w:hyperlink w:history="1" r:id="rIdhhmj2yex6raonfkmjhau7">
+            <w:hyperlink w:history="1" r:id="rIdp_bgwhtddhlrjhrznys0p">
               <w:r>
                 <w:rPr>
                   <w:rFonts w:ascii="Arial" w:cs="Arial" w:eastAsia="Arial" w:hAnsi="Arial"/>
@@ -6409,7 +6409,7 @@
             <w:pPr>
               <w:spacing w:after="20" w:before="0"/>
             </w:pPr>
-            <w:hyperlink w:history="1" r:id="rIdcztaqqnprq-pl-tzt1wuj">
+            <w:hyperlink w:history="1" r:id="rIdbon-m3zzaeuri93ivb_fu">
               <w:r>
                 <w:rPr>
                   <w:rFonts w:ascii="Arial" w:cs="Arial" w:eastAsia="Arial" w:hAnsi="Arial"/>
@@ -6442,7 +6442,7 @@
               <w:spacing w:after="10" w:before="0"/>
               <w:ind w:left="120"/>
             </w:pPr>
-            <w:hyperlink w:history="1" r:id="rId0pzlwzlp4fnk0zuow0jx1">
+            <w:hyperlink w:history="1" r:id="rIdyv-5megqm0xduhgewpxr6">
               <w:r>
                 <w:rPr>
                   <w:rFonts w:ascii="Arial" w:cs="Arial" w:eastAsia="Arial" w:hAnsi="Arial"/>
@@ -6487,7 +6487,7 @@
             <w:pPr>
               <w:spacing w:after="20" w:before="0"/>
             </w:pPr>
-            <w:hyperlink w:history="1" r:id="rIdbnrqahggzawey-1j270in">
+            <w:hyperlink w:history="1" r:id="rIdbbkgqmcymny_rzh635tza">
               <w:r>
                 <w:rPr>
                   <w:rFonts w:ascii="Arial" w:cs="Arial" w:eastAsia="Arial" w:hAnsi="Arial"/>
@@ -6520,7 +6520,7 @@
               <w:spacing w:after="10" w:before="0"/>
               <w:ind w:left="120"/>
             </w:pPr>
-            <w:hyperlink w:history="1" r:id="rIdtvhl2verirfeq4ph6gafg">
+            <w:hyperlink w:history="1" r:id="rIdudlggakcz66eggfrhybc9">
               <w:r>
                 <w:rPr>
                   <w:rFonts w:ascii="Arial" w:cs="Arial" w:eastAsia="Arial" w:hAnsi="Arial"/>
@@ -6715,7 +6715,7 @@
             <w:pPr>
               <w:spacing w:after="20" w:before="0"/>
             </w:pPr>
-            <w:hyperlink w:history="1" r:id="rIdnblxhuwnjgzx-ss5b2xgm">
+            <w:hyperlink w:history="1" r:id="rIdnqwdqb5iq74i5m32h3mjb">
               <w:r>
                 <w:rPr>
                   <w:rFonts w:ascii="Arial" w:cs="Arial" w:eastAsia="Arial" w:hAnsi="Arial"/>
@@ -6748,7 +6748,7 @@
               <w:spacing w:after="10" w:before="0"/>
               <w:ind w:left="120"/>
             </w:pPr>
-            <w:hyperlink w:history="1" r:id="rIdxn0dvieweux1jg6zxom_y">
+            <w:hyperlink w:history="1" r:id="rIdbg-wyn2bh7ygsmi7khmgo">
               <w:r>
                 <w:rPr>
                   <w:rFonts w:ascii="Arial" w:cs="Arial" w:eastAsia="Arial" w:hAnsi="Arial"/>
@@ -6793,7 +6793,7 @@
             <w:pPr>
               <w:spacing w:after="20" w:before="0"/>
             </w:pPr>
-            <w:hyperlink w:history="1" r:id="rId2ji-0gdvd41lgyry4voth">
+            <w:hyperlink w:history="1" r:id="rIdcd-q0trltsy6et3i-r5a-">
               <w:r>
                 <w:rPr>
                   <w:rFonts w:ascii="Arial" w:cs="Arial" w:eastAsia="Arial" w:hAnsi="Arial"/>
@@ -6826,7 +6826,7 @@
               <w:spacing w:after="10" w:before="0"/>
               <w:ind w:left="120"/>
             </w:pPr>
-            <w:hyperlink w:history="1" r:id="rId3n9ic4i_fl66t8rm9vqfe">
+            <w:hyperlink w:history="1" r:id="rId2oiccnwurz8h8azvdu-e5">
               <w:r>
                 <w:rPr>
                   <w:rFonts w:ascii="Arial" w:cs="Arial" w:eastAsia="Arial" w:hAnsi="Arial"/>
@@ -7021,7 +7021,7 @@
             <w:pPr>
               <w:spacing w:after="20" w:before="0"/>
             </w:pPr>
-            <w:hyperlink w:history="1" r:id="rIdxseu65n7tyj7py2nhoinp">
+            <w:hyperlink w:history="1" r:id="rIdjqtntjbnadxmxwqxaxnxu">
               <w:r>
                 <w:rPr>
                   <w:rFonts w:ascii="Arial" w:cs="Arial" w:eastAsia="Arial" w:hAnsi="Arial"/>
@@ -7054,7 +7054,7 @@
               <w:spacing w:after="10" w:before="0"/>
               <w:ind w:left="120"/>
             </w:pPr>
-            <w:hyperlink w:history="1" r:id="rIdfxo0ustn_zi-mjv9vvhze">
+            <w:hyperlink w:history="1" r:id="rId_l72k-9y8jzpb4vyjsyx4">
               <w:r>
                 <w:rPr>
                   <w:rFonts w:ascii="Arial" w:cs="Arial" w:eastAsia="Arial" w:hAnsi="Arial"/>
@@ -7099,7 +7099,7 @@
             <w:pPr>
               <w:spacing w:after="20" w:before="0"/>
             </w:pPr>
-            <w:hyperlink w:history="1" r:id="rId4t_m64o4ekh9ovhelhews">
+            <w:hyperlink w:history="1" r:id="rIdgwpn96i4z0j6jjh-lby_g">
               <w:r>
                 <w:rPr>
                   <w:rFonts w:ascii="Arial" w:cs="Arial" w:eastAsia="Arial" w:hAnsi="Arial"/>
@@ -7132,7 +7132,7 @@
               <w:spacing w:after="10" w:before="0"/>
               <w:ind w:left="120"/>
             </w:pPr>
-            <w:hyperlink w:history="1" r:id="rIdikm0guboyedw7rgmq-kdm">
+            <w:hyperlink w:history="1" r:id="rIddyk650wyxoipqktxb1rxq">
               <w:r>
                 <w:rPr>
                   <w:rFonts w:ascii="Arial" w:cs="Arial" w:eastAsia="Arial" w:hAnsi="Arial"/>
@@ -7327,7 +7327,7 @@
             <w:pPr>
               <w:spacing w:after="20" w:before="0"/>
             </w:pPr>
-            <w:hyperlink w:history="1" r:id="rIdharr92fkwlfq-kxzlbgln">
+            <w:hyperlink w:history="1" r:id="rIdvkvi4cegtg_n6kfiwjrpb">
               <w:r>
                 <w:rPr>
                   <w:rFonts w:ascii="Arial" w:cs="Arial" w:eastAsia="Arial" w:hAnsi="Arial"/>
@@ -7360,7 +7360,7 @@
               <w:spacing w:after="10" w:before="0"/>
               <w:ind w:left="120"/>
             </w:pPr>
-            <w:hyperlink w:history="1" r:id="rId0o2lvuuufajut1uqwi5lo">
+            <w:hyperlink w:history="1" r:id="rIdhc2xvp2cmcnzqme30sjlb">
               <w:r>
                 <w:rPr>
                   <w:rFonts w:ascii="Arial" w:cs="Arial" w:eastAsia="Arial" w:hAnsi="Arial"/>
@@ -7405,7 +7405,7 @@
             <w:pPr>
               <w:spacing w:after="20" w:before="0"/>
             </w:pPr>
-            <w:hyperlink w:history="1" r:id="rIdmo154t4flm09hsytsd4hl">
+            <w:hyperlink w:history="1" r:id="rId4mvenql9ohzwfafd-mbq1">
               <w:r>
                 <w:rPr>
                   <w:rFonts w:ascii="Arial" w:cs="Arial" w:eastAsia="Arial" w:hAnsi="Arial"/>
@@ -7438,7 +7438,7 @@
               <w:spacing w:after="10" w:before="0"/>
               <w:ind w:left="120"/>
             </w:pPr>
-            <w:hyperlink w:history="1" r:id="rId5ktrui7wtnfzwzoy75kx0">
+            <w:hyperlink w:history="1" r:id="rIdpaif2xojo7g8b9clalz0j">
               <w:r>
                 <w:rPr>
                   <w:rFonts w:ascii="Arial" w:cs="Arial" w:eastAsia="Arial" w:hAnsi="Arial"/>
@@ -7633,7 +7633,7 @@
             <w:pPr>
               <w:spacing w:after="20" w:before="0"/>
             </w:pPr>
-            <w:hyperlink w:history="1" r:id="rIdshderr4o5m3x_w0knjjiy">
+            <w:hyperlink w:history="1" r:id="rIdtrv9ihjmzxxvl6pn_bcs1">
               <w:r>
                 <w:rPr>
                   <w:rFonts w:ascii="Arial" w:cs="Arial" w:eastAsia="Arial" w:hAnsi="Arial"/>
@@ -7666,7 +7666,7 @@
               <w:spacing w:after="10" w:before="0"/>
               <w:ind w:left="120"/>
             </w:pPr>
-            <w:hyperlink w:history="1" r:id="rIdubfzojtmzffwkri68vyd9">
+            <w:hyperlink w:history="1" r:id="rId3rar5uxgvwxxhm1y5xyso">
               <w:r>
                 <w:rPr>
                   <w:rFonts w:ascii="Arial" w:cs="Arial" w:eastAsia="Arial" w:hAnsi="Arial"/>
@@ -7711,7 +7711,7 @@
             <w:pPr>
               <w:spacing w:after="20" w:before="0"/>
             </w:pPr>
-            <w:hyperlink w:history="1" r:id="rId1dfeugabhipbuqmbf4ehp">
+            <w:hyperlink w:history="1" r:id="rIdiw6p36uymmzlndakjnvgc">
               <w:r>
                 <w:rPr>
                   <w:rFonts w:ascii="Arial" w:cs="Arial" w:eastAsia="Arial" w:hAnsi="Arial"/>
@@ -7744,7 +7744,7 @@
               <w:spacing w:after="10" w:before="0"/>
               <w:ind w:left="120"/>
             </w:pPr>
-            <w:hyperlink w:history="1" r:id="rIduebkc4js-i7ccryn_zrxx">
+            <w:hyperlink w:history="1" r:id="rIdthtxmam237gm4zuyidcx6">
               <w:r>
                 <w:rPr>
                   <w:rFonts w:ascii="Arial" w:cs="Arial" w:eastAsia="Arial" w:hAnsi="Arial"/>
@@ -9231,7 +9231,7 @@
             <w:pPr>
               <w:spacing w:after="20" w:before="0"/>
             </w:pPr>
-            <w:hyperlink w:history="1" r:id="rIdtro2pfk0nam4-vjv4yxag">
+            <w:hyperlink w:history="1" r:id="rIdyjzbhzim4yo7fmpfjox1g">
               <w:r>
                 <w:rPr>
                   <w:rFonts w:ascii="Arial" w:cs="Arial" w:eastAsia="Arial" w:hAnsi="Arial"/>
@@ -9264,7 +9264,7 @@
               <w:spacing w:after="10" w:before="0"/>
               <w:ind w:left="120"/>
             </w:pPr>
-            <w:hyperlink w:history="1" r:id="rIdqgxp6wp9yhdldoqwe5awq">
+            <w:hyperlink w:history="1" r:id="rIdmwimgpzsj8_oj3opsbdpb">
               <w:r>
                 <w:rPr>
                   <w:rFonts w:ascii="Arial" w:cs="Arial" w:eastAsia="Arial" w:hAnsi="Arial"/>
@@ -9309,7 +9309,7 @@
             <w:pPr>
               <w:spacing w:after="20" w:before="0"/>
             </w:pPr>
-            <w:hyperlink w:history="1" r:id="rId7wiwpyhqxtpnmwxsj7hpx">
+            <w:hyperlink w:history="1" r:id="rIdgggwcoijmt19naxmsdxjk">
               <w:r>
                 <w:rPr>
                   <w:rFonts w:ascii="Arial" w:cs="Arial" w:eastAsia="Arial" w:hAnsi="Arial"/>
@@ -9342,7 +9342,7 @@
               <w:spacing w:after="10" w:before="0"/>
               <w:ind w:left="120"/>
             </w:pPr>
-            <w:hyperlink w:history="1" r:id="rIddojivrvuknznjdheu9evf">
+            <w:hyperlink w:history="1" r:id="rIdmjomc5ubxjhqjvpwqgkol">
               <w:r>
                 <w:rPr>
                   <w:rFonts w:ascii="Arial" w:cs="Arial" w:eastAsia="Arial" w:hAnsi="Arial"/>
@@ -9537,7 +9537,7 @@
             <w:pPr>
               <w:spacing w:after="20" w:before="0"/>
             </w:pPr>
-            <w:hyperlink w:history="1" r:id="rIdfcwb-njer71jjqr8_redm">
+            <w:hyperlink w:history="1" r:id="rIdvhjptzwr1jcydponroh5h">
               <w:r>
                 <w:rPr>
                   <w:rFonts w:ascii="Arial" w:cs="Arial" w:eastAsia="Arial" w:hAnsi="Arial"/>
@@ -9570,7 +9570,7 @@
               <w:spacing w:after="10" w:before="0"/>
               <w:ind w:left="120"/>
             </w:pPr>
-            <w:hyperlink w:history="1" r:id="rId9dugdesknsr3zgzoxomxw">
+            <w:hyperlink w:history="1" r:id="rId_jdanvyupy143xanvs5mz">
               <w:r>
                 <w:rPr>
                   <w:rFonts w:ascii="Arial" w:cs="Arial" w:eastAsia="Arial" w:hAnsi="Arial"/>
@@ -9615,7 +9615,7 @@
             <w:pPr>
               <w:spacing w:after="20" w:before="0"/>
             </w:pPr>
-            <w:hyperlink w:history="1" r:id="rIdkvfg-vkphjpskhdpff8sx">
+            <w:hyperlink w:history="1" r:id="rIdb6fglfbmhsp5lept6okdy">
               <w:r>
                 <w:rPr>
                   <w:rFonts w:ascii="Arial" w:cs="Arial" w:eastAsia="Arial" w:hAnsi="Arial"/>
@@ -9648,7 +9648,7 @@
               <w:spacing w:after="10" w:before="0"/>
               <w:ind w:left="120"/>
             </w:pPr>
-            <w:hyperlink w:history="1" r:id="rIdwpakk9x1_nwbr4emp4ujc">
+            <w:hyperlink w:history="1" r:id="rIdxdzkrk8tjaqdldwcd7yw6">
               <w:r>
                 <w:rPr>
                   <w:rFonts w:ascii="Arial" w:cs="Arial" w:eastAsia="Arial" w:hAnsi="Arial"/>
@@ -9843,7 +9843,7 @@
             <w:pPr>
               <w:spacing w:after="20" w:before="0"/>
             </w:pPr>
-            <w:hyperlink w:history="1" r:id="rIdt_aeh3i-55mlbarps1dkk">
+            <w:hyperlink w:history="1" r:id="rIds11rwwf2aj4jrlehyaqii">
               <w:r>
                 <w:rPr>
                   <w:rFonts w:ascii="Arial" w:cs="Arial" w:eastAsia="Arial" w:hAnsi="Arial"/>
@@ -9876,7 +9876,7 @@
               <w:spacing w:after="10" w:before="0"/>
               <w:ind w:left="120"/>
             </w:pPr>
-            <w:hyperlink w:history="1" r:id="rIdincxj_xmw9dawm7b6mnjx">
+            <w:hyperlink w:history="1" r:id="rIdljrwu6teyafmun2axosv2">
               <w:r>
                 <w:rPr>
                   <w:rFonts w:ascii="Arial" w:cs="Arial" w:eastAsia="Arial" w:hAnsi="Arial"/>
@@ -9921,7 +9921,7 @@
             <w:pPr>
               <w:spacing w:after="20" w:before="0"/>
             </w:pPr>
-            <w:hyperlink w:history="1" r:id="rIdyplybeuhprj--vqt9sdbs">
+            <w:hyperlink w:history="1" r:id="rIdti82bhy10vgplvxbpclwu">
               <w:r>
                 <w:rPr>
                   <w:rFonts w:ascii="Arial" w:cs="Arial" w:eastAsia="Arial" w:hAnsi="Arial"/>
@@ -9954,7 +9954,7 @@
               <w:spacing w:after="10" w:before="0"/>
               <w:ind w:left="120"/>
             </w:pPr>
-            <w:hyperlink w:history="1" r:id="rId--tfrjjjn-fwrdipfw1gw">
+            <w:hyperlink w:history="1" r:id="rId18laxqkhlz-ov3h7ueien">
               <w:r>
                 <w:rPr>
                   <w:rFonts w:ascii="Arial" w:cs="Arial" w:eastAsia="Arial" w:hAnsi="Arial"/>
@@ -10149,7 +10149,7 @@
             <w:pPr>
               <w:spacing w:after="20" w:before="0"/>
             </w:pPr>
-            <w:hyperlink w:history="1" r:id="rIdj2pp0q4mrh2nkhlczqzu5">
+            <w:hyperlink w:history="1" r:id="rIdxey6kiv8qc9ugxqoxvx7r">
               <w:r>
                 <w:rPr>
                   <w:rFonts w:ascii="Arial" w:cs="Arial" w:eastAsia="Arial" w:hAnsi="Arial"/>
@@ -10182,7 +10182,7 @@
               <w:spacing w:after="10" w:before="0"/>
               <w:ind w:left="120"/>
             </w:pPr>
-            <w:hyperlink w:history="1" r:id="rId3aoejaup1mhbl47-nguzo">
+            <w:hyperlink w:history="1" r:id="rIdjp-m8ykuqfimvkzq3qqjm">
               <w:r>
                 <w:rPr>
                   <w:rFonts w:ascii="Arial" w:cs="Arial" w:eastAsia="Arial" w:hAnsi="Arial"/>
@@ -10227,7 +10227,7 @@
             <w:pPr>
               <w:spacing w:after="20" w:before="0"/>
             </w:pPr>
-            <w:hyperlink w:history="1" r:id="rId3a8xmrjtknfijagrwiksl">
+            <w:hyperlink w:history="1" r:id="rId7bvfxoebmdgtbdbqep7f5">
               <w:r>
                 <w:rPr>
                   <w:rFonts w:ascii="Arial" w:cs="Arial" w:eastAsia="Arial" w:hAnsi="Arial"/>
@@ -10260,7 +10260,7 @@
               <w:spacing w:after="10" w:before="0"/>
               <w:ind w:left="120"/>
             </w:pPr>
-            <w:hyperlink w:history="1" r:id="rId5ifmuhl8ga0pyguz5zc8q">
+            <w:hyperlink w:history="1" r:id="rIdau2bv_9kb08gju9rvvnf-">
               <w:r>
                 <w:rPr>
                   <w:rFonts w:ascii="Arial" w:cs="Arial" w:eastAsia="Arial" w:hAnsi="Arial"/>
@@ -10455,7 +10455,7 @@
             <w:pPr>
               <w:spacing w:after="20" w:before="0"/>
             </w:pPr>
-            <w:hyperlink w:history="1" r:id="rIdy9_sjh5a7r8nfrlewulg0">
+            <w:hyperlink w:history="1" r:id="rIdhu-eldwta0ywtrn0fxh7f">
               <w:r>
                 <w:rPr>
                   <w:rFonts w:ascii="Arial" w:cs="Arial" w:eastAsia="Arial" w:hAnsi="Arial"/>
@@ -10488,7 +10488,7 @@
               <w:spacing w:after="10" w:before="0"/>
               <w:ind w:left="120"/>
             </w:pPr>
-            <w:hyperlink w:history="1" r:id="rIdgd1re0ogdgdnmhy2h7kwe">
+            <w:hyperlink w:history="1" r:id="rId2o-te9bi0hphrceqirao-">
               <w:r>
                 <w:rPr>
                   <w:rFonts w:ascii="Arial" w:cs="Arial" w:eastAsia="Arial" w:hAnsi="Arial"/>
@@ -10533,7 +10533,7 @@
             <w:pPr>
               <w:spacing w:after="20" w:before="0"/>
             </w:pPr>
-            <w:hyperlink w:history="1" r:id="rIdtx1u_dcmy_80uwcvzzwyq">
+            <w:hyperlink w:history="1" r:id="rIdrzoumz3pjmcbwcbxdwjvj">
               <w:r>
                 <w:rPr>
                   <w:rFonts w:ascii="Arial" w:cs="Arial" w:eastAsia="Arial" w:hAnsi="Arial"/>
@@ -10566,7 +10566,7 @@
               <w:spacing w:after="10" w:before="0"/>
               <w:ind w:left="120"/>
             </w:pPr>
-            <w:hyperlink w:history="1" r:id="rIdkra6r3wmgvrmj6l4qpahk">
+            <w:hyperlink w:history="1" r:id="rIdij_x0oflg4agk5qnugi7t">
               <w:r>
                 <w:rPr>
                   <w:rFonts w:ascii="Arial" w:cs="Arial" w:eastAsia="Arial" w:hAnsi="Arial"/>
@@ -12053,7 +12053,7 @@
             <w:pPr>
               <w:spacing w:after="20" w:before="0"/>
             </w:pPr>
-            <w:hyperlink w:history="1" r:id="rIdetbmtf2a3lnyjt83eoqe4">
+            <w:hyperlink w:history="1" r:id="rIdica-1w-e2ujnkvur6inyf">
               <w:r>
                 <w:rPr>
                   <w:rFonts w:ascii="Arial" w:cs="Arial" w:eastAsia="Arial" w:hAnsi="Arial"/>
@@ -12086,7 +12086,7 @@
               <w:spacing w:after="10" w:before="0"/>
               <w:ind w:left="120"/>
             </w:pPr>
-            <w:hyperlink w:history="1" r:id="rIdlui9gxaqebjlch-ei9cbm">
+            <w:hyperlink w:history="1" r:id="rIdvrxpyou8aafurnvntgklj">
               <w:r>
                 <w:rPr>
                   <w:rFonts w:ascii="Arial" w:cs="Arial" w:eastAsia="Arial" w:hAnsi="Arial"/>
@@ -12131,7 +12131,7 @@
             <w:pPr>
               <w:spacing w:after="20" w:before="0"/>
             </w:pPr>
-            <w:hyperlink w:history="1" r:id="rIdwaspoeog16y532jq9xole">
+            <w:hyperlink w:history="1" r:id="rId-lssaqnaztae6guvdrtdi">
               <w:r>
                 <w:rPr>
                   <w:rFonts w:ascii="Arial" w:cs="Arial" w:eastAsia="Arial" w:hAnsi="Arial"/>
@@ -12164,7 +12164,7 @@
               <w:spacing w:after="10" w:before="0"/>
               <w:ind w:left="120"/>
             </w:pPr>
-            <w:hyperlink w:history="1" r:id="rIdlkomejhe_wki3f14p2e4a">
+            <w:hyperlink w:history="1" r:id="rIda5hhilp2vwogsn4ljxyly">
               <w:r>
                 <w:rPr>
                   <w:rFonts w:ascii="Arial" w:cs="Arial" w:eastAsia="Arial" w:hAnsi="Arial"/>
@@ -12359,7 +12359,7 @@
             <w:pPr>
               <w:spacing w:after="20" w:before="0"/>
             </w:pPr>
-            <w:hyperlink w:history="1" r:id="rIdikjglet7ndqc2vtdt_tyj">
+            <w:hyperlink w:history="1" r:id="rIdw5d1hcrsyylmwpf2uh5dw">
               <w:r>
                 <w:rPr>
                   <w:rFonts w:ascii="Arial" w:cs="Arial" w:eastAsia="Arial" w:hAnsi="Arial"/>
@@ -12392,7 +12392,7 @@
               <w:spacing w:after="10" w:before="0"/>
               <w:ind w:left="120"/>
             </w:pPr>
-            <w:hyperlink w:history="1" r:id="rIdynjnzvfv6oddecx3gfob-">
+            <w:hyperlink w:history="1" r:id="rId62znnh3usb0zxrn_4xrcp">
               <w:r>
                 <w:rPr>
                   <w:rFonts w:ascii="Arial" w:cs="Arial" w:eastAsia="Arial" w:hAnsi="Arial"/>
@@ -12437,7 +12437,7 @@
             <w:pPr>
               <w:spacing w:after="20" w:before="0"/>
             </w:pPr>
-            <w:hyperlink w:history="1" r:id="rId7mbpvvnkei_uukvgr9l2n">
+            <w:hyperlink w:history="1" r:id="rIdz4rwkvear4bjtck-xu4la">
               <w:r>
                 <w:rPr>
                   <w:rFonts w:ascii="Arial" w:cs="Arial" w:eastAsia="Arial" w:hAnsi="Arial"/>
@@ -12470,7 +12470,7 @@
               <w:spacing w:after="10" w:before="0"/>
               <w:ind w:left="120"/>
             </w:pPr>
-            <w:hyperlink w:history="1" r:id="rIdttk-ctg30pkzj7r2afm1r">
+            <w:hyperlink w:history="1" r:id="rIdy0f8fs94awazu7weijpxi">
               <w:r>
                 <w:rPr>
                   <w:rFonts w:ascii="Arial" w:cs="Arial" w:eastAsia="Arial" w:hAnsi="Arial"/>
@@ -12665,7 +12665,7 @@
             <w:pPr>
               <w:spacing w:after="20" w:before="0"/>
             </w:pPr>
-            <w:hyperlink w:history="1" r:id="rIdzqfrceghu5vzzwwnylkwz">
+            <w:hyperlink w:history="1" r:id="rId8oebj32bs1gzjjmgz6c8o">
               <w:r>
                 <w:rPr>
                   <w:rFonts w:ascii="Arial" w:cs="Arial" w:eastAsia="Arial" w:hAnsi="Arial"/>
@@ -12698,7 +12698,7 @@
               <w:spacing w:after="10" w:before="0"/>
               <w:ind w:left="120"/>
             </w:pPr>
-            <w:hyperlink w:history="1" r:id="rIdmvrnce6be_midcqqflklm">
+            <w:hyperlink w:history="1" r:id="rIdczqvu4nymnsek9rh4gvoy">
               <w:r>
                 <w:rPr>
                   <w:rFonts w:ascii="Arial" w:cs="Arial" w:eastAsia="Arial" w:hAnsi="Arial"/>
@@ -12743,7 +12743,7 @@
             <w:pPr>
               <w:spacing w:after="20" w:before="0"/>
             </w:pPr>
-            <w:hyperlink w:history="1" r:id="rId79gzofslfwsvqgzajysz0">
+            <w:hyperlink w:history="1" r:id="rId-pu6put8ensxbmklcbzt4">
               <w:r>
                 <w:rPr>
                   <w:rFonts w:ascii="Arial" w:cs="Arial" w:eastAsia="Arial" w:hAnsi="Arial"/>
@@ -12776,7 +12776,7 @@
               <w:spacing w:after="10" w:before="0"/>
               <w:ind w:left="120"/>
             </w:pPr>
-            <w:hyperlink w:history="1" r:id="rIddfhcoysst_ym1wtwq8mkf">
+            <w:hyperlink w:history="1" r:id="rIdczxciprir21sayf8balr7">
               <w:r>
                 <w:rPr>
                   <w:rFonts w:ascii="Arial" w:cs="Arial" w:eastAsia="Arial" w:hAnsi="Arial"/>
@@ -12971,7 +12971,7 @@
             <w:pPr>
               <w:spacing w:after="20" w:before="0"/>
             </w:pPr>
-            <w:hyperlink w:history="1" r:id="rIda-wlm6kgdrt4jb3bsiovi">
+            <w:hyperlink w:history="1" r:id="rIdpoid_izmjndas-oc7sidw">
               <w:r>
                 <w:rPr>
                   <w:rFonts w:ascii="Arial" w:cs="Arial" w:eastAsia="Arial" w:hAnsi="Arial"/>
@@ -13004,7 +13004,7 @@
               <w:spacing w:after="10" w:before="0"/>
               <w:ind w:left="120"/>
             </w:pPr>
-            <w:hyperlink w:history="1" r:id="rId_m2omnvo9snzf48n_tuj-">
+            <w:hyperlink w:history="1" r:id="rId0mw7xqdyattem6cd4emmm">
               <w:r>
                 <w:rPr>
                   <w:rFonts w:ascii="Arial" w:cs="Arial" w:eastAsia="Arial" w:hAnsi="Arial"/>
@@ -13049,7 +13049,7 @@
             <w:pPr>
               <w:spacing w:after="20" w:before="0"/>
             </w:pPr>
-            <w:hyperlink w:history="1" r:id="rIdg4mv2rzl1hfzhocoitzvq">
+            <w:hyperlink w:history="1" r:id="rIdwjwnecq8basztzt7sul-1">
               <w:r>
                 <w:rPr>
                   <w:rFonts w:ascii="Arial" w:cs="Arial" w:eastAsia="Arial" w:hAnsi="Arial"/>
@@ -13082,7 +13082,7 @@
               <w:spacing w:after="10" w:before="0"/>
               <w:ind w:left="120"/>
             </w:pPr>
-            <w:hyperlink w:history="1" r:id="rId0yvlhn7wdtokss6h6rj5f">
+            <w:hyperlink w:history="1" r:id="rIdjb5rt1h_ne5zx5hw-4mhq">
               <w:r>
                 <w:rPr>
                   <w:rFonts w:ascii="Arial" w:cs="Arial" w:eastAsia="Arial" w:hAnsi="Arial"/>
@@ -13277,7 +13277,7 @@
             <w:pPr>
               <w:spacing w:after="20" w:before="0"/>
             </w:pPr>
-            <w:hyperlink w:history="1" r:id="rIdoflmaeidnypxtm14mn5ty">
+            <w:hyperlink w:history="1" r:id="rIdshqvr1qe0v358kyxqthxt">
               <w:r>
                 <w:rPr>
                   <w:rFonts w:ascii="Arial" w:cs="Arial" w:eastAsia="Arial" w:hAnsi="Arial"/>
@@ -13310,7 +13310,7 @@
               <w:spacing w:after="10" w:before="0"/>
               <w:ind w:left="120"/>
             </w:pPr>
-            <w:hyperlink w:history="1" r:id="rIdm1l3zmphv-we2wjpi7nti">
+            <w:hyperlink w:history="1" r:id="rIdrbgoz8aoqhqnesbijwo85">
               <w:r>
                 <w:rPr>
                   <w:rFonts w:ascii="Arial" w:cs="Arial" w:eastAsia="Arial" w:hAnsi="Arial"/>
@@ -13355,7 +13355,7 @@
             <w:pPr>
               <w:spacing w:after="20" w:before="0"/>
             </w:pPr>
-            <w:hyperlink w:history="1" r:id="rIdi7pa3g3vm4bp_tsnhmgmp">
+            <w:hyperlink w:history="1" r:id="rIdwsyk-vwhflsnoa-p4yv-a">
               <w:r>
                 <w:rPr>
                   <w:rFonts w:ascii="Arial" w:cs="Arial" w:eastAsia="Arial" w:hAnsi="Arial"/>
@@ -13388,7 +13388,7 @@
               <w:spacing w:after="10" w:before="0"/>
               <w:ind w:left="120"/>
             </w:pPr>
-            <w:hyperlink w:history="1" r:id="rIded9q5bwgjfapq4gumx-q4">
+            <w:hyperlink w:history="1" r:id="rIdcacucg1n8yihn4frl_sag">
               <w:r>
                 <w:rPr>
                   <w:rFonts w:ascii="Arial" w:cs="Arial" w:eastAsia="Arial" w:hAnsi="Arial"/>
@@ -14875,7 +14875,7 @@
             <w:pPr>
               <w:spacing w:after="20" w:before="0"/>
             </w:pPr>
-            <w:hyperlink w:history="1" r:id="rIdu1fnsmbb56_u_qlxkrrns">
+            <w:hyperlink w:history="1" r:id="rId1volpapuvgryk_kjvitvj">
               <w:r>
                 <w:rPr>
                   <w:rFonts w:ascii="Arial" w:cs="Arial" w:eastAsia="Arial" w:hAnsi="Arial"/>
@@ -14908,7 +14908,7 @@
               <w:spacing w:after="10" w:before="0"/>
               <w:ind w:left="120"/>
             </w:pPr>
-            <w:hyperlink w:history="1" r:id="rIdo8tagysvvbpljdedjo9sy">
+            <w:hyperlink w:history="1" r:id="rId8d4bvlkq2za1jziqkg_6c">
               <w:r>
                 <w:rPr>
                   <w:rFonts w:ascii="Arial" w:cs="Arial" w:eastAsia="Arial" w:hAnsi="Arial"/>
@@ -14953,7 +14953,7 @@
             <w:pPr>
               <w:spacing w:after="20" w:before="0"/>
             </w:pPr>
-            <w:hyperlink w:history="1" r:id="rIddlf5ntigonjgkew193acb">
+            <w:hyperlink w:history="1" r:id="rIdjekts3c8okdvn4lf5anx0">
               <w:r>
                 <w:rPr>
                   <w:rFonts w:ascii="Arial" w:cs="Arial" w:eastAsia="Arial" w:hAnsi="Arial"/>
@@ -14986,7 +14986,7 @@
               <w:spacing w:after="10" w:before="0"/>
               <w:ind w:left="120"/>
             </w:pPr>
-            <w:hyperlink w:history="1" r:id="rIdvkpmkhjiww8roo_zohapw">
+            <w:hyperlink w:history="1" r:id="rIdsztjooeke86yx5nh8pphc">
               <w:r>
                 <w:rPr>
                   <w:rFonts w:ascii="Arial" w:cs="Arial" w:eastAsia="Arial" w:hAnsi="Arial"/>
@@ -15181,7 +15181,7 @@
             <w:pPr>
               <w:spacing w:after="20" w:before="0"/>
             </w:pPr>
-            <w:hyperlink w:history="1" r:id="rIdkcjghpnuncjxbh7kputcw">
+            <w:hyperlink w:history="1" r:id="rIdft3rmfr7tacs0bmvsim6t">
               <w:r>
                 <w:rPr>
                   <w:rFonts w:ascii="Arial" w:cs="Arial" w:eastAsia="Arial" w:hAnsi="Arial"/>
@@ -15214,7 +15214,7 @@
               <w:spacing w:after="10" w:before="0"/>
               <w:ind w:left="120"/>
             </w:pPr>
-            <w:hyperlink w:history="1" r:id="rIdwzygnsowbdszbc2wulccr">
+            <w:hyperlink w:history="1" r:id="rIdzcb2bksf0oqyptjy79v-l">
               <w:r>
                 <w:rPr>
                   <w:rFonts w:ascii="Arial" w:cs="Arial" w:eastAsia="Arial" w:hAnsi="Arial"/>
@@ -15259,7 +15259,7 @@
             <w:pPr>
               <w:spacing w:after="20" w:before="0"/>
             </w:pPr>
-            <w:hyperlink w:history="1" r:id="rIdshfbbxbseqdxdcco8-hf4">
+            <w:hyperlink w:history="1" r:id="rIdq9ttk7kxswbdyuvilxp-k">
               <w:r>
                 <w:rPr>
                   <w:rFonts w:ascii="Arial" w:cs="Arial" w:eastAsia="Arial" w:hAnsi="Arial"/>
@@ -15292,7 +15292,7 @@
               <w:spacing w:after="10" w:before="0"/>
               <w:ind w:left="120"/>
             </w:pPr>
-            <w:hyperlink w:history="1" r:id="rIddnunxnjobl3tnobtq2ru6">
+            <w:hyperlink w:history="1" r:id="rIdhhf1kgatvfqxrgxkwomre">
               <w:r>
                 <w:rPr>
                   <w:rFonts w:ascii="Arial" w:cs="Arial" w:eastAsia="Arial" w:hAnsi="Arial"/>
@@ -15487,7 +15487,7 @@
             <w:pPr>
               <w:spacing w:after="20" w:before="0"/>
             </w:pPr>
-            <w:hyperlink w:history="1" r:id="rId_nmjxrdy8x1t3sji_nvot">
+            <w:hyperlink w:history="1" r:id="rIdmy46u8dsgrhdybn0ivb_9">
               <w:r>
                 <w:rPr>
                   <w:rFonts w:ascii="Arial" w:cs="Arial" w:eastAsia="Arial" w:hAnsi="Arial"/>
@@ -15520,7 +15520,7 @@
               <w:spacing w:after="10" w:before="0"/>
               <w:ind w:left="120"/>
             </w:pPr>
-            <w:hyperlink w:history="1" r:id="rId6fk6rwsvxqs6gcy-00caj">
+            <w:hyperlink w:history="1" r:id="rId1mhfgxneklrjknzyns094">
               <w:r>
                 <w:rPr>
                   <w:rFonts w:ascii="Arial" w:cs="Arial" w:eastAsia="Arial" w:hAnsi="Arial"/>
@@ -15565,7 +15565,7 @@
             <w:pPr>
               <w:spacing w:after="20" w:before="0"/>
             </w:pPr>
-            <w:hyperlink w:history="1" r:id="rIdbibmdcsktld2oeavvitr9">
+            <w:hyperlink w:history="1" r:id="rIdv5hdp8ytscwqxzzc4vv-d">
               <w:r>
                 <w:rPr>
                   <w:rFonts w:ascii="Arial" w:cs="Arial" w:eastAsia="Arial" w:hAnsi="Arial"/>
@@ -15598,7 +15598,7 @@
               <w:spacing w:after="10" w:before="0"/>
               <w:ind w:left="120"/>
             </w:pPr>
-            <w:hyperlink w:history="1" r:id="rIdnofajrfjt8yrzswx3rgkc">
+            <w:hyperlink w:history="1" r:id="rId6ssm5luwsp9e-blgllans">
               <w:r>
                 <w:rPr>
                   <w:rFonts w:ascii="Arial" w:cs="Arial" w:eastAsia="Arial" w:hAnsi="Arial"/>
@@ -15793,7 +15793,7 @@
             <w:pPr>
               <w:spacing w:after="20" w:before="0"/>
             </w:pPr>
-            <w:hyperlink w:history="1" r:id="rId2pfgsc5akdwqarrf_s9jp">
+            <w:hyperlink w:history="1" r:id="rId3g6ssk4rsjko2p4eagxlm">
               <w:r>
                 <w:rPr>
                   <w:rFonts w:ascii="Arial" w:cs="Arial" w:eastAsia="Arial" w:hAnsi="Arial"/>
@@ -15826,7 +15826,7 @@
               <w:spacing w:after="10" w:before="0"/>
               <w:ind w:left="120"/>
             </w:pPr>
-            <w:hyperlink w:history="1" r:id="rIdz8xj44vt65bsdegfonzzu">
+            <w:hyperlink w:history="1" r:id="rIdxprv6oss6p3t1c-73t1ha">
               <w:r>
                 <w:rPr>
                   <w:rFonts w:ascii="Arial" w:cs="Arial" w:eastAsia="Arial" w:hAnsi="Arial"/>
@@ -15871,7 +15871,7 @@
             <w:pPr>
               <w:spacing w:after="20" w:before="0"/>
             </w:pPr>
-            <w:hyperlink w:history="1" r:id="rIdbxlft9axp6v_ajrfigxkb">
+            <w:hyperlink w:history="1" r:id="rIdf9lpncvmsxycttdmccjcc">
               <w:r>
                 <w:rPr>
                   <w:rFonts w:ascii="Arial" w:cs="Arial" w:eastAsia="Arial" w:hAnsi="Arial"/>
@@ -15904,7 +15904,7 @@
               <w:spacing w:after="10" w:before="0"/>
               <w:ind w:left="120"/>
             </w:pPr>
-            <w:hyperlink w:history="1" r:id="rIdrlsqpjxjyzrqgwzlqkeib">
+            <w:hyperlink w:history="1" r:id="rIdxckzcaloyz4vajyj1fdea">
               <w:r>
                 <w:rPr>
                   <w:rFonts w:ascii="Arial" w:cs="Arial" w:eastAsia="Arial" w:hAnsi="Arial"/>
@@ -16099,7 +16099,7 @@
             <w:pPr>
               <w:spacing w:after="20" w:before="0"/>
             </w:pPr>
-            <w:hyperlink w:history="1" r:id="rId4pxhtugbtkmhuxgesihmk">
+            <w:hyperlink w:history="1" r:id="rIdxmbq85ycknbsiycclzdck">
               <w:r>
                 <w:rPr>
                   <w:rFonts w:ascii="Arial" w:cs="Arial" w:eastAsia="Arial" w:hAnsi="Arial"/>
@@ -16132,7 +16132,7 @@
               <w:spacing w:after="10" w:before="0"/>
               <w:ind w:left="120"/>
             </w:pPr>
-            <w:hyperlink w:history="1" r:id="rIdxhtyr0oy3jlhghp4yuol5">
+            <w:hyperlink w:history="1" r:id="rId7mq-r2j5oeviatgmwnotl">
               <w:r>
                 <w:rPr>
                   <w:rFonts w:ascii="Arial" w:cs="Arial" w:eastAsia="Arial" w:hAnsi="Arial"/>
@@ -16177,7 +16177,7 @@
             <w:pPr>
               <w:spacing w:after="20" w:before="0"/>
             </w:pPr>
-            <w:hyperlink w:history="1" r:id="rIdbgpg4gkg1rjcwj4jajlsb">
+            <w:hyperlink w:history="1" r:id="rId9r0mhjzjsjn9wkhqtg4u1">
               <w:r>
                 <w:rPr>
                   <w:rFonts w:ascii="Arial" w:cs="Arial" w:eastAsia="Arial" w:hAnsi="Arial"/>
@@ -16210,7 +16210,7 @@
               <w:spacing w:after="10" w:before="0"/>
               <w:ind w:left="120"/>
             </w:pPr>
-            <w:hyperlink w:history="1" r:id="rIdgw_w-wt7kxonsisqlyipv">
+            <w:hyperlink w:history="1" r:id="rIdenimi4ko3zylrtyukwjak">
               <w:r>
                 <w:rPr>
                   <w:rFonts w:ascii="Arial" w:cs="Arial" w:eastAsia="Arial" w:hAnsi="Arial"/>
@@ -17697,7 +17697,7 @@
             <w:pPr>
               <w:spacing w:after="20" w:before="0"/>
             </w:pPr>
-            <w:hyperlink w:history="1" r:id="rIdcylfidorh5rwqe0od93ls">
+            <w:hyperlink w:history="1" r:id="rIdx8sk8lbg6oywllhfmndis">
               <w:r>
                 <w:rPr>
                   <w:rFonts w:ascii="Arial" w:cs="Arial" w:eastAsia="Arial" w:hAnsi="Arial"/>
@@ -17730,7 +17730,7 @@
               <w:spacing w:after="10" w:before="0"/>
               <w:ind w:left="120"/>
             </w:pPr>
-            <w:hyperlink w:history="1" r:id="rIdorvnp-w_beamxfhrzpju6">
+            <w:hyperlink w:history="1" r:id="rId4i5k4ryomqpa95dopsg4l">
               <w:r>
                 <w:rPr>
                   <w:rFonts w:ascii="Arial" w:cs="Arial" w:eastAsia="Arial" w:hAnsi="Arial"/>
@@ -17775,7 +17775,7 @@
             <w:pPr>
               <w:spacing w:after="20" w:before="0"/>
             </w:pPr>
-            <w:hyperlink w:history="1" r:id="rIdcovl9hccobdaqmdmclmi_">
+            <w:hyperlink w:history="1" r:id="rIds6tv_uus1u-6cdkg2ikuo">
               <w:r>
                 <w:rPr>
                   <w:rFonts w:ascii="Arial" w:cs="Arial" w:eastAsia="Arial" w:hAnsi="Arial"/>
@@ -17808,7 +17808,7 @@
               <w:spacing w:after="10" w:before="0"/>
               <w:ind w:left="120"/>
             </w:pPr>
-            <w:hyperlink w:history="1" r:id="rIdsvg3d9gvqrgyawsh9uu7-">
+            <w:hyperlink w:history="1" r:id="rId2pounrxitzk3hadl4onjd">
               <w:r>
                 <w:rPr>
                   <w:rFonts w:ascii="Arial" w:cs="Arial" w:eastAsia="Arial" w:hAnsi="Arial"/>
@@ -18003,7 +18003,7 @@
             <w:pPr>
               <w:spacing w:after="20" w:before="0"/>
             </w:pPr>
-            <w:hyperlink w:history="1" r:id="rIdiow3i6rodmkaj9j_fgep6">
+            <w:hyperlink w:history="1" r:id="rIdzlcs7cytz2fk7ve_gw7f1">
               <w:r>
                 <w:rPr>
                   <w:rFonts w:ascii="Arial" w:cs="Arial" w:eastAsia="Arial" w:hAnsi="Arial"/>
@@ -18036,7 +18036,7 @@
               <w:spacing w:after="10" w:before="0"/>
               <w:ind w:left="120"/>
             </w:pPr>
-            <w:hyperlink w:history="1" r:id="rIdhz6r35uaihht1cfxhsfgo">
+            <w:hyperlink w:history="1" r:id="rIdkyxyzfbnx2f5vysamtske">
               <w:r>
                 <w:rPr>
                   <w:rFonts w:ascii="Arial" w:cs="Arial" w:eastAsia="Arial" w:hAnsi="Arial"/>
@@ -18081,7 +18081,7 @@
             <w:pPr>
               <w:spacing w:after="20" w:before="0"/>
             </w:pPr>
-            <w:hyperlink w:history="1" r:id="rIdte_qowzh-yznzfca4tgbm">
+            <w:hyperlink w:history="1" r:id="rIdhevfqybmvoea0phokknq0">
               <w:r>
                 <w:rPr>
                   <w:rFonts w:ascii="Arial" w:cs="Arial" w:eastAsia="Arial" w:hAnsi="Arial"/>
@@ -18114,7 +18114,7 @@
               <w:spacing w:after="10" w:before="0"/>
               <w:ind w:left="120"/>
             </w:pPr>
-            <w:hyperlink w:history="1" r:id="rIdehuikpshtiuiskckrqmbm">
+            <w:hyperlink w:history="1" r:id="rIdsi0u4adxz5hrfsgjk_ro4">
               <w:r>
                 <w:rPr>
                   <w:rFonts w:ascii="Arial" w:cs="Arial" w:eastAsia="Arial" w:hAnsi="Arial"/>
@@ -18309,7 +18309,7 @@
             <w:pPr>
               <w:spacing w:after="20" w:before="0"/>
             </w:pPr>
-            <w:hyperlink w:history="1" r:id="rIdrfhl0ypzw_-noqqt6-c__">
+            <w:hyperlink w:history="1" r:id="rIdm94qtojf0gglr0krb5bnw">
               <w:r>
                 <w:rPr>
                   <w:rFonts w:ascii="Arial" w:cs="Arial" w:eastAsia="Arial" w:hAnsi="Arial"/>
@@ -18342,7 +18342,7 @@
               <w:spacing w:after="10" w:before="0"/>
               <w:ind w:left="120"/>
             </w:pPr>
-            <w:hyperlink w:history="1" r:id="rId8wthxw_netct67xufx-7i">
+            <w:hyperlink w:history="1" r:id="rIday1i4o9ocvm9tp1f3q2nl">
               <w:r>
                 <w:rPr>
                   <w:rFonts w:ascii="Arial" w:cs="Arial" w:eastAsia="Arial" w:hAnsi="Arial"/>
@@ -18387,7 +18387,7 @@
             <w:pPr>
               <w:spacing w:after="20" w:before="0"/>
             </w:pPr>
-            <w:hyperlink w:history="1" r:id="rIdoyzocxmujr0dxi_fberln">
+            <w:hyperlink w:history="1" r:id="rIdf8o3hkdn-zdneycafypcw">
               <w:r>
                 <w:rPr>
                   <w:rFonts w:ascii="Arial" w:cs="Arial" w:eastAsia="Arial" w:hAnsi="Arial"/>
@@ -18420,7 +18420,7 @@
               <w:spacing w:after="10" w:before="0"/>
               <w:ind w:left="120"/>
             </w:pPr>
-            <w:hyperlink w:history="1" r:id="rId0roykyswxoq4umk33ijwu">
+            <w:hyperlink w:history="1" r:id="rIdxq3qh3lsievbn2zvviycj">
               <w:r>
                 <w:rPr>
                   <w:rFonts w:ascii="Arial" w:cs="Arial" w:eastAsia="Arial" w:hAnsi="Arial"/>
@@ -18615,7 +18615,7 @@
             <w:pPr>
               <w:spacing w:after="20" w:before="0"/>
             </w:pPr>
-            <w:hyperlink w:history="1" r:id="rIdhhwxn6bren9dylkvbt-eu">
+            <w:hyperlink w:history="1" r:id="rId0d-yyofpdess67ojrl64a">
               <w:r>
                 <w:rPr>
                   <w:rFonts w:ascii="Arial" w:cs="Arial" w:eastAsia="Arial" w:hAnsi="Arial"/>
@@ -18648,7 +18648,7 @@
               <w:spacing w:after="10" w:before="0"/>
               <w:ind w:left="120"/>
             </w:pPr>
-            <w:hyperlink w:history="1" r:id="rIdeqayxbevxznj7396xrlsb">
+            <w:hyperlink w:history="1" r:id="rIdzmo2ffw79l_qxrydedgmp">
               <w:r>
                 <w:rPr>
                   <w:rFonts w:ascii="Arial" w:cs="Arial" w:eastAsia="Arial" w:hAnsi="Arial"/>
@@ -18693,7 +18693,7 @@
             <w:pPr>
               <w:spacing w:after="20" w:before="0"/>
             </w:pPr>
-            <w:hyperlink w:history="1" r:id="rIdl3shuwqu8ddf7_lg4phuu">
+            <w:hyperlink w:history="1" r:id="rIdnmdkhbdw7_ud8pbyhqeju">
               <w:r>
                 <w:rPr>
                   <w:rFonts w:ascii="Arial" w:cs="Arial" w:eastAsia="Arial" w:hAnsi="Arial"/>
@@ -18726,7 +18726,7 @@
               <w:spacing w:after="10" w:before="0"/>
               <w:ind w:left="120"/>
             </w:pPr>
-            <w:hyperlink w:history="1" r:id="rIdhkqps_lubn8yt5ldxrbdg">
+            <w:hyperlink w:history="1" r:id="rIdlu8wyirxtlnq-baicdpmv">
               <w:r>
                 <w:rPr>
                   <w:rFonts w:ascii="Arial" w:cs="Arial" w:eastAsia="Arial" w:hAnsi="Arial"/>
@@ -18921,7 +18921,7 @@
             <w:pPr>
               <w:spacing w:after="20" w:before="0"/>
             </w:pPr>
-            <w:hyperlink w:history="1" r:id="rIdouczzpmdmxwh3jngynbfc">
+            <w:hyperlink w:history="1" r:id="rIdo8bgbsaxnts4djvcwwyek">
               <w:r>
                 <w:rPr>
                   <w:rFonts w:ascii="Arial" w:cs="Arial" w:eastAsia="Arial" w:hAnsi="Arial"/>
@@ -18954,7 +18954,7 @@
               <w:spacing w:after="10" w:before="0"/>
               <w:ind w:left="120"/>
             </w:pPr>
-            <w:hyperlink w:history="1" r:id="rIdcxrl6h0vkmow_eareytar">
+            <w:hyperlink w:history="1" r:id="rIdcxlagr2uycu2melmzzqax">
               <w:r>
                 <w:rPr>
                   <w:rFonts w:ascii="Arial" w:cs="Arial" w:eastAsia="Arial" w:hAnsi="Arial"/>
@@ -18999,7 +18999,7 @@
             <w:pPr>
               <w:spacing w:after="20" w:before="0"/>
             </w:pPr>
-            <w:hyperlink w:history="1" r:id="rIdgfwnple0kwsbbp0o1ra1h">
+            <w:hyperlink w:history="1" r:id="rIdzz39afocm63qbujma6ufe">
               <w:r>
                 <w:rPr>
                   <w:rFonts w:ascii="Arial" w:cs="Arial" w:eastAsia="Arial" w:hAnsi="Arial"/>
@@ -19032,7 +19032,7 @@
               <w:spacing w:after="10" w:before="0"/>
               <w:ind w:left="120"/>
             </w:pPr>
-            <w:hyperlink w:history="1" r:id="rIdp4svmqxzak3lnto5fihr4">
+            <w:hyperlink w:history="1" r:id="rIdpbhg45tggllekubl4bnv0">
               <w:r>
                 <w:rPr>
                   <w:rFonts w:ascii="Arial" w:cs="Arial" w:eastAsia="Arial" w:hAnsi="Arial"/>
@@ -20519,7 +20519,7 @@
             <w:pPr>
               <w:spacing w:after="20" w:before="0"/>
             </w:pPr>
-            <w:hyperlink w:history="1" r:id="rIdsze5mjftojuoxfp5581dd">
+            <w:hyperlink w:history="1" r:id="rId3o7_5s8f1rr9tadh4ftl4">
               <w:r>
                 <w:rPr>
                   <w:rFonts w:ascii="Arial" w:cs="Arial" w:eastAsia="Arial" w:hAnsi="Arial"/>
@@ -20552,7 +20552,7 @@
               <w:spacing w:after="10" w:before="0"/>
               <w:ind w:left="120"/>
             </w:pPr>
-            <w:hyperlink w:history="1" r:id="rIdlk9rdlznok9b_zykoxgah">
+            <w:hyperlink w:history="1" r:id="rId_orrcnlwpoekppmasqdlz">
               <w:r>
                 <w:rPr>
                   <w:rFonts w:ascii="Arial" w:cs="Arial" w:eastAsia="Arial" w:hAnsi="Arial"/>
@@ -20597,7 +20597,7 @@
             <w:pPr>
               <w:spacing w:after="20" w:before="0"/>
             </w:pPr>
-            <w:hyperlink w:history="1" r:id="rIdxpixdjzbgvt-5qvuat6wb">
+            <w:hyperlink w:history="1" r:id="rIdtntkyh1uaaeujxm4ikdyi">
               <w:r>
                 <w:rPr>
                   <w:rFonts w:ascii="Arial" w:cs="Arial" w:eastAsia="Arial" w:hAnsi="Arial"/>
@@ -20630,7 +20630,7 @@
               <w:spacing w:after="10" w:before="0"/>
               <w:ind w:left="120"/>
             </w:pPr>
-            <w:hyperlink w:history="1" r:id="rIdzgcg9pibyvdcumceep_8g">
+            <w:hyperlink w:history="1" r:id="rId4aat3dwhidcm19mepe093">
               <w:r>
                 <w:rPr>
                   <w:rFonts w:ascii="Arial" w:cs="Arial" w:eastAsia="Arial" w:hAnsi="Arial"/>
@@ -20825,7 +20825,7 @@
             <w:pPr>
               <w:spacing w:after="20" w:before="0"/>
             </w:pPr>
-            <w:hyperlink w:history="1" r:id="rIdjeixo1g2oe0nwudhocxmc">
+            <w:hyperlink w:history="1" r:id="rIdbqxru1eg2tdbi6b0z9-_w">
               <w:r>
                 <w:rPr>
                   <w:rFonts w:ascii="Arial" w:cs="Arial" w:eastAsia="Arial" w:hAnsi="Arial"/>
@@ -20858,7 +20858,7 @@
               <w:spacing w:after="10" w:before="0"/>
               <w:ind w:left="120"/>
             </w:pPr>
-            <w:hyperlink w:history="1" r:id="rIdzcowt8cy1bgtj0cjlwdty">
+            <w:hyperlink w:history="1" r:id="rIdvrpntz52nlvi-3rw_gbby">
               <w:r>
                 <w:rPr>
                   <w:rFonts w:ascii="Arial" w:cs="Arial" w:eastAsia="Arial" w:hAnsi="Arial"/>
@@ -20903,7 +20903,7 @@
             <w:pPr>
               <w:spacing w:after="20" w:before="0"/>
             </w:pPr>
-            <w:hyperlink w:history="1" r:id="rIdb-ydxentdol2gio3jwjpo">
+            <w:hyperlink w:history="1" r:id="rIdi3xvngmchbnv0naqeoi1p">
               <w:r>
                 <w:rPr>
                   <w:rFonts w:ascii="Arial" w:cs="Arial" w:eastAsia="Arial" w:hAnsi="Arial"/>
@@ -20936,7 +20936,7 @@
               <w:spacing w:after="10" w:before="0"/>
               <w:ind w:left="120"/>
             </w:pPr>
-            <w:hyperlink w:history="1" r:id="rIdocj_iliayrelsnfhlcom3">
+            <w:hyperlink w:history="1" r:id="rIdjjybi-rndgopjipmff0m5">
               <w:r>
                 <w:rPr>
                   <w:rFonts w:ascii="Arial" w:cs="Arial" w:eastAsia="Arial" w:hAnsi="Arial"/>
@@ -21131,7 +21131,7 @@
             <w:pPr>
               <w:spacing w:after="20" w:before="0"/>
             </w:pPr>
-            <w:hyperlink w:history="1" r:id="rIdbsysip65fntvaargwbktg">
+            <w:hyperlink w:history="1" r:id="rIds5lsapyxcrdjk4vrm3zu9">
               <w:r>
                 <w:rPr>
                   <w:rFonts w:ascii="Arial" w:cs="Arial" w:eastAsia="Arial" w:hAnsi="Arial"/>
@@ -21164,7 +21164,7 @@
               <w:spacing w:after="10" w:before="0"/>
               <w:ind w:left="120"/>
             </w:pPr>
-            <w:hyperlink w:history="1" r:id="rIddhiglkhpu4y0jj18ojduw">
+            <w:hyperlink w:history="1" r:id="rIdxgvaq5lpyzssjo9qxymmz">
               <w:r>
                 <w:rPr>
                   <w:rFonts w:ascii="Arial" w:cs="Arial" w:eastAsia="Arial" w:hAnsi="Arial"/>
@@ -21209,7 +21209,7 @@
             <w:pPr>
               <w:spacing w:after="20" w:before="0"/>
             </w:pPr>
-            <w:hyperlink w:history="1" r:id="rIdqvcjscpjvebdaix1aha9n">
+            <w:hyperlink w:history="1" r:id="rIdk_emtsmp9tcj8u3lghz02">
               <w:r>
                 <w:rPr>
                   <w:rFonts w:ascii="Arial" w:cs="Arial" w:eastAsia="Arial" w:hAnsi="Arial"/>
@@ -21242,7 +21242,7 @@
               <w:spacing w:after="10" w:before="0"/>
               <w:ind w:left="120"/>
             </w:pPr>
-            <w:hyperlink w:history="1" r:id="rIdf2mce2r_fbefnmgdmkail">
+            <w:hyperlink w:history="1" r:id="rIdc7bcmg9ln2pic3tbynykt">
               <w:r>
                 <w:rPr>
                   <w:rFonts w:ascii="Arial" w:cs="Arial" w:eastAsia="Arial" w:hAnsi="Arial"/>
@@ -21437,7 +21437,7 @@
             <w:pPr>
               <w:spacing w:after="20" w:before="0"/>
             </w:pPr>
-            <w:hyperlink w:history="1" r:id="rIdfrw1femujnrmutkpxpnof">
+            <w:hyperlink w:history="1" r:id="rIdjbteuslqjtz-foguemoj-">
               <w:r>
                 <w:rPr>
                   <w:rFonts w:ascii="Arial" w:cs="Arial" w:eastAsia="Arial" w:hAnsi="Arial"/>
@@ -21470,7 +21470,7 @@
               <w:spacing w:after="10" w:before="0"/>
               <w:ind w:left="120"/>
             </w:pPr>
-            <w:hyperlink w:history="1" r:id="rIdfklct6xynmiiw3etig2vd">
+            <w:hyperlink w:history="1" r:id="rIdkzluntb3csqmtyyyuz9oi">
               <w:r>
                 <w:rPr>
                   <w:rFonts w:ascii="Arial" w:cs="Arial" w:eastAsia="Arial" w:hAnsi="Arial"/>
@@ -21515,7 +21515,7 @@
             <w:pPr>
               <w:spacing w:after="20" w:before="0"/>
             </w:pPr>
-            <w:hyperlink w:history="1" r:id="rIdbsmen0ozwft8cdy7rlhgw">
+            <w:hyperlink w:history="1" r:id="rIdbwufj0x1gwnhhc5wtnox7">
               <w:r>
                 <w:rPr>
                   <w:rFonts w:ascii="Arial" w:cs="Arial" w:eastAsia="Arial" w:hAnsi="Arial"/>
@@ -21548,7 +21548,7 @@
               <w:spacing w:after="10" w:before="0"/>
               <w:ind w:left="120"/>
             </w:pPr>
-            <w:hyperlink w:history="1" r:id="rIdptdjcqthaa4r5brz4lv9c">
+            <w:hyperlink w:history="1" r:id="rIdhtcd_xmlclbkiqz-10qhy">
               <w:r>
                 <w:rPr>
                   <w:rFonts w:ascii="Arial" w:cs="Arial" w:eastAsia="Arial" w:hAnsi="Arial"/>
@@ -21743,7 +21743,7 @@
             <w:pPr>
               <w:spacing w:after="20" w:before="0"/>
             </w:pPr>
-            <w:hyperlink w:history="1" r:id="rIdd-2znslg8halzmv7uk-1j">
+            <w:hyperlink w:history="1" r:id="rIdbekkrdjiyu4jcls9xs8bx">
               <w:r>
                 <w:rPr>
                   <w:rFonts w:ascii="Arial" w:cs="Arial" w:eastAsia="Arial" w:hAnsi="Arial"/>
@@ -21776,7 +21776,7 @@
               <w:spacing w:after="10" w:before="0"/>
               <w:ind w:left="120"/>
             </w:pPr>
-            <w:hyperlink w:history="1" r:id="rIdxs0qcluhlzbhmmb0jzcic">
+            <w:hyperlink w:history="1" r:id="rIdet-b4e6q3o7nlh62tcpdw">
               <w:r>
                 <w:rPr>
                   <w:rFonts w:ascii="Arial" w:cs="Arial" w:eastAsia="Arial" w:hAnsi="Arial"/>
@@ -21821,7 +21821,7 @@
             <w:pPr>
               <w:spacing w:after="20" w:before="0"/>
             </w:pPr>
-            <w:hyperlink w:history="1" r:id="rIdc5exr0125vxxkuefmfowx">
+            <w:hyperlink w:history="1" r:id="rIddmdnlifqo-k_lgwcbcx0f">
               <w:r>
                 <w:rPr>
                   <w:rFonts w:ascii="Arial" w:cs="Arial" w:eastAsia="Arial" w:hAnsi="Arial"/>
@@ -21854,7 +21854,7 @@
               <w:spacing w:after="10" w:before="0"/>
               <w:ind w:left="120"/>
             </w:pPr>
-            <w:hyperlink w:history="1" r:id="rId4pjosebmuyd9wh5pk56rx">
+            <w:hyperlink w:history="1" r:id="rId227aaauewe5rie8et62_h">
               <w:r>
                 <w:rPr>
                   <w:rFonts w:ascii="Arial" w:cs="Arial" w:eastAsia="Arial" w:hAnsi="Arial"/>

--- a/data/outputs/v2/Physics/SS3.3_Introduction_to_Electronics/Physics_Introduction_to_Electronics_CBE_LessonSequence.docx
+++ b/data/outputs/v2/Physics/SS3.3_Introduction_to_Electronics/Physics_Introduction_to_Electronics_CBE_LessonSequence.docx
@@ -3226,7 +3226,7 @@
             <w:pPr>
               <w:spacing w:after="20" w:before="0"/>
             </w:pPr>
-            <w:hyperlink w:history="1" r:id="rIdwtrzc6owgeinlyt_z39ib">
+            <w:hyperlink w:history="1" r:id="rIdjxjj6inrx6mbgwx9ed9mv">
               <w:r>
                 <w:rPr>
                   <w:rFonts w:ascii="Arial" w:cs="Arial" w:eastAsia="Arial" w:hAnsi="Arial"/>
@@ -3259,7 +3259,7 @@
               <w:spacing w:after="10" w:before="0"/>
               <w:ind w:left="120"/>
             </w:pPr>
-            <w:hyperlink w:history="1" r:id="rIdaigisvyrvk9svywgfnel7">
+            <w:hyperlink w:history="1" r:id="rIdu6oglnmebrijt1zavpnw0">
               <w:r>
                 <w:rPr>
                   <w:rFonts w:ascii="Arial" w:cs="Arial" w:eastAsia="Arial" w:hAnsi="Arial"/>
@@ -3304,7 +3304,7 @@
             <w:pPr>
               <w:spacing w:after="20" w:before="0"/>
             </w:pPr>
-            <w:hyperlink w:history="1" r:id="rIdhc25ync4r5mu7gbmhrauy">
+            <w:hyperlink w:history="1" r:id="rId8uj7lyein7zoafhxageu7">
               <w:r>
                 <w:rPr>
                   <w:rFonts w:ascii="Arial" w:cs="Arial" w:eastAsia="Arial" w:hAnsi="Arial"/>
@@ -3337,7 +3337,7 @@
               <w:spacing w:after="10" w:before="0"/>
               <w:ind w:left="120"/>
             </w:pPr>
-            <w:hyperlink w:history="1" r:id="rIdihgsx5wtctfhmokiip63a">
+            <w:hyperlink w:history="1" r:id="rIdxnacwt3us9-lp06js8wtb">
               <w:r>
                 <w:rPr>
                   <w:rFonts w:ascii="Arial" w:cs="Arial" w:eastAsia="Arial" w:hAnsi="Arial"/>
@@ -3608,7 +3608,7 @@
             <w:pPr>
               <w:spacing w:after="20" w:before="0"/>
             </w:pPr>
-            <w:hyperlink w:history="1" r:id="rIdfnva-3jz4yo_eum4amacp">
+            <w:hyperlink w:history="1" r:id="rIdanyga_r3vmsusui6e1i2k">
               <w:r>
                 <w:rPr>
                   <w:rFonts w:ascii="Arial" w:cs="Arial" w:eastAsia="Arial" w:hAnsi="Arial"/>
@@ -3641,7 +3641,7 @@
               <w:spacing w:after="10" w:before="0"/>
               <w:ind w:left="120"/>
             </w:pPr>
-            <w:hyperlink w:history="1" r:id="rId4kdhldein4n4avsjhwj0y">
+            <w:hyperlink w:history="1" r:id="rIdfxdpy3zkluabmbs_k3rgx">
               <w:r>
                 <w:rPr>
                   <w:rFonts w:ascii="Arial" w:cs="Arial" w:eastAsia="Arial" w:hAnsi="Arial"/>
@@ -3686,7 +3686,7 @@
             <w:pPr>
               <w:spacing w:after="20" w:before="0"/>
             </w:pPr>
-            <w:hyperlink w:history="1" r:id="rIddwg_ktvceoyo3oluqt3vx">
+            <w:hyperlink w:history="1" r:id="rIdb24kvw11zv52ygow-6mw3">
               <w:r>
                 <w:rPr>
                   <w:rFonts w:ascii="Arial" w:cs="Arial" w:eastAsia="Arial" w:hAnsi="Arial"/>
@@ -3719,7 +3719,7 @@
               <w:spacing w:after="10" w:before="0"/>
               <w:ind w:left="120"/>
             </w:pPr>
-            <w:hyperlink w:history="1" r:id="rIdrde3q4u1wezyfy72raqnj">
+            <w:hyperlink w:history="1" r:id="rIdhvtssmnhdw47z0s5jwx7p">
               <w:r>
                 <w:rPr>
                   <w:rFonts w:ascii="Arial" w:cs="Arial" w:eastAsia="Arial" w:hAnsi="Arial"/>
@@ -3990,7 +3990,7 @@
             <w:pPr>
               <w:spacing w:after="20" w:before="0"/>
             </w:pPr>
-            <w:hyperlink w:history="1" r:id="rIduxqgkwz_n3la2rir8qlof">
+            <w:hyperlink w:history="1" r:id="rIdrr5k7ni18sy78bnathv4s">
               <w:r>
                 <w:rPr>
                   <w:rFonts w:ascii="Arial" w:cs="Arial" w:eastAsia="Arial" w:hAnsi="Arial"/>
@@ -4023,7 +4023,7 @@
               <w:spacing w:after="10" w:before="0"/>
               <w:ind w:left="120"/>
             </w:pPr>
-            <w:hyperlink w:history="1" r:id="rIdrrrayx4w5bpwus6dmk0el">
+            <w:hyperlink w:history="1" r:id="rIdfjceiccwhhchzzdxtpkha">
               <w:r>
                 <w:rPr>
                   <w:rFonts w:ascii="Arial" w:cs="Arial" w:eastAsia="Arial" w:hAnsi="Arial"/>
@@ -4068,7 +4068,7 @@
             <w:pPr>
               <w:spacing w:after="20" w:before="0"/>
             </w:pPr>
-            <w:hyperlink w:history="1" r:id="rIdenipq-skaxm0t_yvxedho">
+            <w:hyperlink w:history="1" r:id="rId1az056j60z2vvsgu7qv6j">
               <w:r>
                 <w:rPr>
                   <w:rFonts w:ascii="Arial" w:cs="Arial" w:eastAsia="Arial" w:hAnsi="Arial"/>
@@ -4101,7 +4101,7 @@
               <w:spacing w:after="10" w:before="0"/>
               <w:ind w:left="120"/>
             </w:pPr>
-            <w:hyperlink w:history="1" r:id="rIde3zkc5gecu2q93iadesna">
+            <w:hyperlink w:history="1" r:id="rIddszquo0tcso-0gzm9aqyj">
               <w:r>
                 <w:rPr>
                   <w:rFonts w:ascii="Arial" w:cs="Arial" w:eastAsia="Arial" w:hAnsi="Arial"/>
@@ -4372,7 +4372,7 @@
             <w:pPr>
               <w:spacing w:after="20" w:before="0"/>
             </w:pPr>
-            <w:hyperlink w:history="1" r:id="rIdtw9faudt9l8y6saxamhgf">
+            <w:hyperlink w:history="1" r:id="rIdhxtxtzpemxkvwbqf1gh4d">
               <w:r>
                 <w:rPr>
                   <w:rFonts w:ascii="Arial" w:cs="Arial" w:eastAsia="Arial" w:hAnsi="Arial"/>
@@ -4405,7 +4405,7 @@
               <w:spacing w:after="10" w:before="0"/>
               <w:ind w:left="120"/>
             </w:pPr>
-            <w:hyperlink w:history="1" r:id="rId3rb8e1scs59oefkdscqfs">
+            <w:hyperlink w:history="1" r:id="rIdlpowboikru-xvjjift66b">
               <w:r>
                 <w:rPr>
                   <w:rFonts w:ascii="Arial" w:cs="Arial" w:eastAsia="Arial" w:hAnsi="Arial"/>
@@ -4450,7 +4450,7 @@
             <w:pPr>
               <w:spacing w:after="20" w:before="0"/>
             </w:pPr>
-            <w:hyperlink w:history="1" r:id="rIddl23lqxhlf7qqbxnojop0">
+            <w:hyperlink w:history="1" r:id="rIdseh_khfghlbus7qhwphzi">
               <w:r>
                 <w:rPr>
                   <w:rFonts w:ascii="Arial" w:cs="Arial" w:eastAsia="Arial" w:hAnsi="Arial"/>
@@ -4483,7 +4483,7 @@
               <w:spacing w:after="10" w:before="0"/>
               <w:ind w:left="120"/>
             </w:pPr>
-            <w:hyperlink w:history="1" r:id="rIdynobqfpt774n2sbkwzcul">
+            <w:hyperlink w:history="1" r:id="rIdqf8wrhhmylm3cfycdkkyh">
               <w:r>
                 <w:rPr>
                   <w:rFonts w:ascii="Arial" w:cs="Arial" w:eastAsia="Arial" w:hAnsi="Arial"/>
@@ -4754,7 +4754,7 @@
             <w:pPr>
               <w:spacing w:after="20" w:before="0"/>
             </w:pPr>
-            <w:hyperlink w:history="1" r:id="rIdtmgtjjzwrh4x14dvfkazx">
+            <w:hyperlink w:history="1" r:id="rIdfqwyvvoxeoyn2n2rboout">
               <w:r>
                 <w:rPr>
                   <w:rFonts w:ascii="Arial" w:cs="Arial" w:eastAsia="Arial" w:hAnsi="Arial"/>
@@ -4787,7 +4787,7 @@
               <w:spacing w:after="10" w:before="0"/>
               <w:ind w:left="120"/>
             </w:pPr>
-            <w:hyperlink w:history="1" r:id="rIdkqbqbm0nx8w-wbxmmvvua">
+            <w:hyperlink w:history="1" r:id="rIdznxepuyp1wt4jcjk7-tjx">
               <w:r>
                 <w:rPr>
                   <w:rFonts w:ascii="Arial" w:cs="Arial" w:eastAsia="Arial" w:hAnsi="Arial"/>
@@ -4832,7 +4832,7 @@
             <w:pPr>
               <w:spacing w:after="20" w:before="0"/>
             </w:pPr>
-            <w:hyperlink w:history="1" r:id="rId9lim3uzbrj_nddsaagtoa">
+            <w:hyperlink w:history="1" r:id="rIdjku2y6slstll2dcx-izqo">
               <w:r>
                 <w:rPr>
                   <w:rFonts w:ascii="Arial" w:cs="Arial" w:eastAsia="Arial" w:hAnsi="Arial"/>
@@ -4865,7 +4865,7 @@
               <w:spacing w:after="10" w:before="0"/>
               <w:ind w:left="120"/>
             </w:pPr>
-            <w:hyperlink w:history="1" r:id="rIdp_bgwhtddhlrjhrznys0p">
+            <w:hyperlink w:history="1" r:id="rIdeapmow2itv5q6vzsv4q1w">
               <w:r>
                 <w:rPr>
                   <w:rFonts w:ascii="Arial" w:cs="Arial" w:eastAsia="Arial" w:hAnsi="Arial"/>
@@ -6409,7 +6409,7 @@
             <w:pPr>
               <w:spacing w:after="20" w:before="0"/>
             </w:pPr>
-            <w:hyperlink w:history="1" r:id="rIdbon-m3zzaeuri93ivb_fu">
+            <w:hyperlink w:history="1" r:id="rId3mvyh0267fxrpveukdvl1">
               <w:r>
                 <w:rPr>
                   <w:rFonts w:ascii="Arial" w:cs="Arial" w:eastAsia="Arial" w:hAnsi="Arial"/>
@@ -6442,7 +6442,7 @@
               <w:spacing w:after="10" w:before="0"/>
               <w:ind w:left="120"/>
             </w:pPr>
-            <w:hyperlink w:history="1" r:id="rIdyv-5megqm0xduhgewpxr6">
+            <w:hyperlink w:history="1" r:id="rIdnvshuhnc2knhke8o52iq1">
               <w:r>
                 <w:rPr>
                   <w:rFonts w:ascii="Arial" w:cs="Arial" w:eastAsia="Arial" w:hAnsi="Arial"/>
@@ -6487,7 +6487,7 @@
             <w:pPr>
               <w:spacing w:after="20" w:before="0"/>
             </w:pPr>
-            <w:hyperlink w:history="1" r:id="rIdbbkgqmcymny_rzh635tza">
+            <w:hyperlink w:history="1" r:id="rIdkrim0ki7s5le7c6yzpknq">
               <w:r>
                 <w:rPr>
                   <w:rFonts w:ascii="Arial" w:cs="Arial" w:eastAsia="Arial" w:hAnsi="Arial"/>
@@ -6520,7 +6520,7 @@
               <w:spacing w:after="10" w:before="0"/>
               <w:ind w:left="120"/>
             </w:pPr>
-            <w:hyperlink w:history="1" r:id="rIdudlggakcz66eggfrhybc9">
+            <w:hyperlink w:history="1" r:id="rIdu0tuu3bwge2wx-r21pytk">
               <w:r>
                 <w:rPr>
                   <w:rFonts w:ascii="Arial" w:cs="Arial" w:eastAsia="Arial" w:hAnsi="Arial"/>
@@ -6715,7 +6715,7 @@
             <w:pPr>
               <w:spacing w:after="20" w:before="0"/>
             </w:pPr>
-            <w:hyperlink w:history="1" r:id="rIdnqwdqb5iq74i5m32h3mjb">
+            <w:hyperlink w:history="1" r:id="rIdrthsm336o1ckcmpls7xsy">
               <w:r>
                 <w:rPr>
                   <w:rFonts w:ascii="Arial" w:cs="Arial" w:eastAsia="Arial" w:hAnsi="Arial"/>
@@ -6748,7 +6748,7 @@
               <w:spacing w:after="10" w:before="0"/>
               <w:ind w:left="120"/>
             </w:pPr>
-            <w:hyperlink w:history="1" r:id="rIdbg-wyn2bh7ygsmi7khmgo">
+            <w:hyperlink w:history="1" r:id="rId2y5htqvdx0dxkihl_3dmn">
               <w:r>
                 <w:rPr>
                   <w:rFonts w:ascii="Arial" w:cs="Arial" w:eastAsia="Arial" w:hAnsi="Arial"/>
@@ -6793,7 +6793,7 @@
             <w:pPr>
               <w:spacing w:after="20" w:before="0"/>
             </w:pPr>
-            <w:hyperlink w:history="1" r:id="rIdcd-q0trltsy6et3i-r5a-">
+            <w:hyperlink w:history="1" r:id="rIda_p4_8gp9z7c5whvf7q3r">
               <w:r>
                 <w:rPr>
                   <w:rFonts w:ascii="Arial" w:cs="Arial" w:eastAsia="Arial" w:hAnsi="Arial"/>
@@ -6826,7 +6826,7 @@
               <w:spacing w:after="10" w:before="0"/>
               <w:ind w:left="120"/>
             </w:pPr>
-            <w:hyperlink w:history="1" r:id="rId2oiccnwurz8h8azvdu-e5">
+            <w:hyperlink w:history="1" r:id="rId7wyczkxpbklncjqauzv1v">
               <w:r>
                 <w:rPr>
                   <w:rFonts w:ascii="Arial" w:cs="Arial" w:eastAsia="Arial" w:hAnsi="Arial"/>
@@ -7021,7 +7021,7 @@
             <w:pPr>
               <w:spacing w:after="20" w:before="0"/>
             </w:pPr>
-            <w:hyperlink w:history="1" r:id="rIdjqtntjbnadxmxwqxaxnxu">
+            <w:hyperlink w:history="1" r:id="rIdd6pm33poeqeu3wot7dnig">
               <w:r>
                 <w:rPr>
                   <w:rFonts w:ascii="Arial" w:cs="Arial" w:eastAsia="Arial" w:hAnsi="Arial"/>
@@ -7054,7 +7054,7 @@
               <w:spacing w:after="10" w:before="0"/>
               <w:ind w:left="120"/>
             </w:pPr>
-            <w:hyperlink w:history="1" r:id="rId_l72k-9y8jzpb4vyjsyx4">
+            <w:hyperlink w:history="1" r:id="rIdjat2d1rpzsemwczmogtun">
               <w:r>
                 <w:rPr>
                   <w:rFonts w:ascii="Arial" w:cs="Arial" w:eastAsia="Arial" w:hAnsi="Arial"/>
@@ -7099,7 +7099,7 @@
             <w:pPr>
               <w:spacing w:after="20" w:before="0"/>
             </w:pPr>
-            <w:hyperlink w:history="1" r:id="rIdgwpn96i4z0j6jjh-lby_g">
+            <w:hyperlink w:history="1" r:id="rIdvbb6qu-pmrxqvjecohz13">
               <w:r>
                 <w:rPr>
                   <w:rFonts w:ascii="Arial" w:cs="Arial" w:eastAsia="Arial" w:hAnsi="Arial"/>
@@ -7132,7 +7132,7 @@
               <w:spacing w:after="10" w:before="0"/>
               <w:ind w:left="120"/>
             </w:pPr>
-            <w:hyperlink w:history="1" r:id="rIddyk650wyxoipqktxb1rxq">
+            <w:hyperlink w:history="1" r:id="rIdexyorak9q5vitugtifmg2">
               <w:r>
                 <w:rPr>
                   <w:rFonts w:ascii="Arial" w:cs="Arial" w:eastAsia="Arial" w:hAnsi="Arial"/>
@@ -7327,7 +7327,7 @@
             <w:pPr>
               <w:spacing w:after="20" w:before="0"/>
             </w:pPr>
-            <w:hyperlink w:history="1" r:id="rIdvkvi4cegtg_n6kfiwjrpb">
+            <w:hyperlink w:history="1" r:id="rIdrnt1ales93tu-dp8ms9iw">
               <w:r>
                 <w:rPr>
                   <w:rFonts w:ascii="Arial" w:cs="Arial" w:eastAsia="Arial" w:hAnsi="Arial"/>
@@ -7360,7 +7360,7 @@
               <w:spacing w:after="10" w:before="0"/>
               <w:ind w:left="120"/>
             </w:pPr>
-            <w:hyperlink w:history="1" r:id="rIdhc2xvp2cmcnzqme30sjlb">
+            <w:hyperlink w:history="1" r:id="rIdm9q_wqilzc7zlhzojq4ch">
               <w:r>
                 <w:rPr>
                   <w:rFonts w:ascii="Arial" w:cs="Arial" w:eastAsia="Arial" w:hAnsi="Arial"/>
@@ -7405,7 +7405,7 @@
             <w:pPr>
               <w:spacing w:after="20" w:before="0"/>
             </w:pPr>
-            <w:hyperlink w:history="1" r:id="rId4mvenql9ohzwfafd-mbq1">
+            <w:hyperlink w:history="1" r:id="rIdins2vccsig88iwlqs90ui">
               <w:r>
                 <w:rPr>
                   <w:rFonts w:ascii="Arial" w:cs="Arial" w:eastAsia="Arial" w:hAnsi="Arial"/>
@@ -7438,7 +7438,7 @@
               <w:spacing w:after="10" w:before="0"/>
               <w:ind w:left="120"/>
             </w:pPr>
-            <w:hyperlink w:history="1" r:id="rIdpaif2xojo7g8b9clalz0j">
+            <w:hyperlink w:history="1" r:id="rId6jdzsl9fotcqz6rmtcfw6">
               <w:r>
                 <w:rPr>
                   <w:rFonts w:ascii="Arial" w:cs="Arial" w:eastAsia="Arial" w:hAnsi="Arial"/>
@@ -7633,7 +7633,7 @@
             <w:pPr>
               <w:spacing w:after="20" w:before="0"/>
             </w:pPr>
-            <w:hyperlink w:history="1" r:id="rIdtrv9ihjmzxxvl6pn_bcs1">
+            <w:hyperlink w:history="1" r:id="rId78hynr0uozmow6khctdhw">
               <w:r>
                 <w:rPr>
                   <w:rFonts w:ascii="Arial" w:cs="Arial" w:eastAsia="Arial" w:hAnsi="Arial"/>
@@ -7666,7 +7666,7 @@
               <w:spacing w:after="10" w:before="0"/>
               <w:ind w:left="120"/>
             </w:pPr>
-            <w:hyperlink w:history="1" r:id="rId3rar5uxgvwxxhm1y5xyso">
+            <w:hyperlink w:history="1" r:id="rId8wp-pbi_purf06t3ltss5">
               <w:r>
                 <w:rPr>
                   <w:rFonts w:ascii="Arial" w:cs="Arial" w:eastAsia="Arial" w:hAnsi="Arial"/>
@@ -7711,7 +7711,7 @@
             <w:pPr>
               <w:spacing w:after="20" w:before="0"/>
             </w:pPr>
-            <w:hyperlink w:history="1" r:id="rIdiw6p36uymmzlndakjnvgc">
+            <w:hyperlink w:history="1" r:id="rIdti9jj9zcflc4ztbmyy-yx">
               <w:r>
                 <w:rPr>
                   <w:rFonts w:ascii="Arial" w:cs="Arial" w:eastAsia="Arial" w:hAnsi="Arial"/>
@@ -7744,7 +7744,7 @@
               <w:spacing w:after="10" w:before="0"/>
               <w:ind w:left="120"/>
             </w:pPr>
-            <w:hyperlink w:history="1" r:id="rIdthtxmam237gm4zuyidcx6">
+            <w:hyperlink w:history="1" r:id="rId2oizstcqd4udd6e73f7gk">
               <w:r>
                 <w:rPr>
                   <w:rFonts w:ascii="Arial" w:cs="Arial" w:eastAsia="Arial" w:hAnsi="Arial"/>
@@ -9231,7 +9231,7 @@
             <w:pPr>
               <w:spacing w:after="20" w:before="0"/>
             </w:pPr>
-            <w:hyperlink w:history="1" r:id="rIdyjzbhzim4yo7fmpfjox1g">
+            <w:hyperlink w:history="1" r:id="rIdkg_rhobkvop6szlu9r-yk">
               <w:r>
                 <w:rPr>
                   <w:rFonts w:ascii="Arial" w:cs="Arial" w:eastAsia="Arial" w:hAnsi="Arial"/>
@@ -9264,7 +9264,7 @@
               <w:spacing w:after="10" w:before="0"/>
               <w:ind w:left="120"/>
             </w:pPr>
-            <w:hyperlink w:history="1" r:id="rIdmwimgpzsj8_oj3opsbdpb">
+            <w:hyperlink w:history="1" r:id="rIdwnljo3jshe8y6ezo3ci93">
               <w:r>
                 <w:rPr>
                   <w:rFonts w:ascii="Arial" w:cs="Arial" w:eastAsia="Arial" w:hAnsi="Arial"/>
@@ -9309,7 +9309,7 @@
             <w:pPr>
               <w:spacing w:after="20" w:before="0"/>
             </w:pPr>
-            <w:hyperlink w:history="1" r:id="rIdgggwcoijmt19naxmsdxjk">
+            <w:hyperlink w:history="1" r:id="rIdkazlcper3unzai3lj9c37">
               <w:r>
                 <w:rPr>
                   <w:rFonts w:ascii="Arial" w:cs="Arial" w:eastAsia="Arial" w:hAnsi="Arial"/>
@@ -9342,7 +9342,7 @@
               <w:spacing w:after="10" w:before="0"/>
               <w:ind w:left="120"/>
             </w:pPr>
-            <w:hyperlink w:history="1" r:id="rIdmjomc5ubxjhqjvpwqgkol">
+            <w:hyperlink w:history="1" r:id="rIdrzjtbfdfqm0tawk6_y_5d">
               <w:r>
                 <w:rPr>
                   <w:rFonts w:ascii="Arial" w:cs="Arial" w:eastAsia="Arial" w:hAnsi="Arial"/>
@@ -9537,7 +9537,7 @@
             <w:pPr>
               <w:spacing w:after="20" w:before="0"/>
             </w:pPr>
-            <w:hyperlink w:history="1" r:id="rIdvhjptzwr1jcydponroh5h">
+            <w:hyperlink w:history="1" r:id="rId2jvja7jqwb0ulhrsnyy4i">
               <w:r>
                 <w:rPr>
                   <w:rFonts w:ascii="Arial" w:cs="Arial" w:eastAsia="Arial" w:hAnsi="Arial"/>
@@ -9570,7 +9570,7 @@
               <w:spacing w:after="10" w:before="0"/>
               <w:ind w:left="120"/>
             </w:pPr>
-            <w:hyperlink w:history="1" r:id="rId_jdanvyupy143xanvs5mz">
+            <w:hyperlink w:history="1" r:id="rIdeh2-rxo9ty4qsxw6-q70x">
               <w:r>
                 <w:rPr>
                   <w:rFonts w:ascii="Arial" w:cs="Arial" w:eastAsia="Arial" w:hAnsi="Arial"/>
@@ -9615,7 +9615,7 @@
             <w:pPr>
               <w:spacing w:after="20" w:before="0"/>
             </w:pPr>
-            <w:hyperlink w:history="1" r:id="rIdb6fglfbmhsp5lept6okdy">
+            <w:hyperlink w:history="1" r:id="rIdymfre1lrqt-qwwlfaih5w">
               <w:r>
                 <w:rPr>
                   <w:rFonts w:ascii="Arial" w:cs="Arial" w:eastAsia="Arial" w:hAnsi="Arial"/>
@@ -9648,7 +9648,7 @@
               <w:spacing w:after="10" w:before="0"/>
               <w:ind w:left="120"/>
             </w:pPr>
-            <w:hyperlink w:history="1" r:id="rIdxdzkrk8tjaqdldwcd7yw6">
+            <w:hyperlink w:history="1" r:id="rIdnb92ra1-yg0otjadiovph">
               <w:r>
                 <w:rPr>
                   <w:rFonts w:ascii="Arial" w:cs="Arial" w:eastAsia="Arial" w:hAnsi="Arial"/>
@@ -9843,7 +9843,7 @@
             <w:pPr>
               <w:spacing w:after="20" w:before="0"/>
             </w:pPr>
-            <w:hyperlink w:history="1" r:id="rIds11rwwf2aj4jrlehyaqii">
+            <w:hyperlink w:history="1" r:id="rIdgciwxinfswynic--wjqau">
               <w:r>
                 <w:rPr>
                   <w:rFonts w:ascii="Arial" w:cs="Arial" w:eastAsia="Arial" w:hAnsi="Arial"/>
@@ -9876,7 +9876,7 @@
               <w:spacing w:after="10" w:before="0"/>
               <w:ind w:left="120"/>
             </w:pPr>
-            <w:hyperlink w:history="1" r:id="rIdljrwu6teyafmun2axosv2">
+            <w:hyperlink w:history="1" r:id="rIdjex3bpw4f-0owjnor8beb">
               <w:r>
                 <w:rPr>
                   <w:rFonts w:ascii="Arial" w:cs="Arial" w:eastAsia="Arial" w:hAnsi="Arial"/>
@@ -9921,7 +9921,7 @@
             <w:pPr>
               <w:spacing w:after="20" w:before="0"/>
             </w:pPr>
-            <w:hyperlink w:history="1" r:id="rIdti82bhy10vgplvxbpclwu">
+            <w:hyperlink w:history="1" r:id="rIdkjg7epldbemwbquegphov">
               <w:r>
                 <w:rPr>
                   <w:rFonts w:ascii="Arial" w:cs="Arial" w:eastAsia="Arial" w:hAnsi="Arial"/>
@@ -9954,7 +9954,7 @@
               <w:spacing w:after="10" w:before="0"/>
               <w:ind w:left="120"/>
             </w:pPr>
-            <w:hyperlink w:history="1" r:id="rId18laxqkhlz-ov3h7ueien">
+            <w:hyperlink w:history="1" r:id="rIdtuibew-szj3veq0wqn62b">
               <w:r>
                 <w:rPr>
                   <w:rFonts w:ascii="Arial" w:cs="Arial" w:eastAsia="Arial" w:hAnsi="Arial"/>
@@ -10149,7 +10149,7 @@
             <w:pPr>
               <w:spacing w:after="20" w:before="0"/>
             </w:pPr>
-            <w:hyperlink w:history="1" r:id="rIdxey6kiv8qc9ugxqoxvx7r">
+            <w:hyperlink w:history="1" r:id="rIdhm8yuusrwkqt2owqf3wzf">
               <w:r>
                 <w:rPr>
                   <w:rFonts w:ascii="Arial" w:cs="Arial" w:eastAsia="Arial" w:hAnsi="Arial"/>
@@ -10182,7 +10182,7 @@
               <w:spacing w:after="10" w:before="0"/>
               <w:ind w:left="120"/>
             </w:pPr>
-            <w:hyperlink w:history="1" r:id="rIdjp-m8ykuqfimvkzq3qqjm">
+            <w:hyperlink w:history="1" r:id="rIdiut4jl6_mlkvqmheav93g">
               <w:r>
                 <w:rPr>
                   <w:rFonts w:ascii="Arial" w:cs="Arial" w:eastAsia="Arial" w:hAnsi="Arial"/>
@@ -10227,7 +10227,7 @@
             <w:pPr>
               <w:spacing w:after="20" w:before="0"/>
             </w:pPr>
-            <w:hyperlink w:history="1" r:id="rId7bvfxoebmdgtbdbqep7f5">
+            <w:hyperlink w:history="1" r:id="rIdz97qkiev8yyafwesowyf-">
               <w:r>
                 <w:rPr>
                   <w:rFonts w:ascii="Arial" w:cs="Arial" w:eastAsia="Arial" w:hAnsi="Arial"/>
@@ -10260,7 +10260,7 @@
               <w:spacing w:after="10" w:before="0"/>
               <w:ind w:left="120"/>
             </w:pPr>
-            <w:hyperlink w:history="1" r:id="rIdau2bv_9kb08gju9rvvnf-">
+            <w:hyperlink w:history="1" r:id="rIdcrahndh4agij73vnu3gmk">
               <w:r>
                 <w:rPr>
                   <w:rFonts w:ascii="Arial" w:cs="Arial" w:eastAsia="Arial" w:hAnsi="Arial"/>
@@ -10455,7 +10455,7 @@
             <w:pPr>
               <w:spacing w:after="20" w:before="0"/>
             </w:pPr>
-            <w:hyperlink w:history="1" r:id="rIdhu-eldwta0ywtrn0fxh7f">
+            <w:hyperlink w:history="1" r:id="rIdvavh-epun8j69i_dbsgso">
               <w:r>
                 <w:rPr>
                   <w:rFonts w:ascii="Arial" w:cs="Arial" w:eastAsia="Arial" w:hAnsi="Arial"/>
@@ -10488,7 +10488,7 @@
               <w:spacing w:after="10" w:before="0"/>
               <w:ind w:left="120"/>
             </w:pPr>
-            <w:hyperlink w:history="1" r:id="rId2o-te9bi0hphrceqirao-">
+            <w:hyperlink w:history="1" r:id="rIdzetilwl-t_vxvmhq4tbbh">
               <w:r>
                 <w:rPr>
                   <w:rFonts w:ascii="Arial" w:cs="Arial" w:eastAsia="Arial" w:hAnsi="Arial"/>
@@ -10533,7 +10533,7 @@
             <w:pPr>
               <w:spacing w:after="20" w:before="0"/>
             </w:pPr>
-            <w:hyperlink w:history="1" r:id="rIdrzoumz3pjmcbwcbxdwjvj">
+            <w:hyperlink w:history="1" r:id="rIdtqks13kzt7i-6tzenoj9q">
               <w:r>
                 <w:rPr>
                   <w:rFonts w:ascii="Arial" w:cs="Arial" w:eastAsia="Arial" w:hAnsi="Arial"/>
@@ -10566,7 +10566,7 @@
               <w:spacing w:after="10" w:before="0"/>
               <w:ind w:left="120"/>
             </w:pPr>
-            <w:hyperlink w:history="1" r:id="rIdij_x0oflg4agk5qnugi7t">
+            <w:hyperlink w:history="1" r:id="rIdtoaqu9h1csiyafjp_dnar">
               <w:r>
                 <w:rPr>
                   <w:rFonts w:ascii="Arial" w:cs="Arial" w:eastAsia="Arial" w:hAnsi="Arial"/>
@@ -12053,7 +12053,7 @@
             <w:pPr>
               <w:spacing w:after="20" w:before="0"/>
             </w:pPr>
-            <w:hyperlink w:history="1" r:id="rIdica-1w-e2ujnkvur6inyf">
+            <w:hyperlink w:history="1" r:id="rIdxii19qp0ibf0idmhuegot">
               <w:r>
                 <w:rPr>
                   <w:rFonts w:ascii="Arial" w:cs="Arial" w:eastAsia="Arial" w:hAnsi="Arial"/>
@@ -12086,7 +12086,7 @@
               <w:spacing w:after="10" w:before="0"/>
               <w:ind w:left="120"/>
             </w:pPr>
-            <w:hyperlink w:history="1" r:id="rIdvrxpyou8aafurnvntgklj">
+            <w:hyperlink w:history="1" r:id="rId_jclf6f8o-oh72cxg43qi">
               <w:r>
                 <w:rPr>
                   <w:rFonts w:ascii="Arial" w:cs="Arial" w:eastAsia="Arial" w:hAnsi="Arial"/>
@@ -12131,7 +12131,7 @@
             <w:pPr>
               <w:spacing w:after="20" w:before="0"/>
             </w:pPr>
-            <w:hyperlink w:history="1" r:id="rId-lssaqnaztae6guvdrtdi">
+            <w:hyperlink w:history="1" r:id="rIdrfkees_rcm16cawpnni9e">
               <w:r>
                 <w:rPr>
                   <w:rFonts w:ascii="Arial" w:cs="Arial" w:eastAsia="Arial" w:hAnsi="Arial"/>
@@ -12164,7 +12164,7 @@
               <w:spacing w:after="10" w:before="0"/>
               <w:ind w:left="120"/>
             </w:pPr>
-            <w:hyperlink w:history="1" r:id="rIda5hhilp2vwogsn4ljxyly">
+            <w:hyperlink w:history="1" r:id="rIda_mixnxefaeertczf59iq">
               <w:r>
                 <w:rPr>
                   <w:rFonts w:ascii="Arial" w:cs="Arial" w:eastAsia="Arial" w:hAnsi="Arial"/>
@@ -12359,7 +12359,7 @@
             <w:pPr>
               <w:spacing w:after="20" w:before="0"/>
             </w:pPr>
-            <w:hyperlink w:history="1" r:id="rIdw5d1hcrsyylmwpf2uh5dw">
+            <w:hyperlink w:history="1" r:id="rIdfp0rsnnsozv4ny_o6rdrt">
               <w:r>
                 <w:rPr>
                   <w:rFonts w:ascii="Arial" w:cs="Arial" w:eastAsia="Arial" w:hAnsi="Arial"/>
@@ -12392,7 +12392,7 @@
               <w:spacing w:after="10" w:before="0"/>
               <w:ind w:left="120"/>
             </w:pPr>
-            <w:hyperlink w:history="1" r:id="rId62znnh3usb0zxrn_4xrcp">
+            <w:hyperlink w:history="1" r:id="rIdtchchoirccd3m3idkxcpf">
               <w:r>
                 <w:rPr>
                   <w:rFonts w:ascii="Arial" w:cs="Arial" w:eastAsia="Arial" w:hAnsi="Arial"/>
@@ -12437,7 +12437,7 @@
             <w:pPr>
               <w:spacing w:after="20" w:before="0"/>
             </w:pPr>
-            <w:hyperlink w:history="1" r:id="rIdz4rwkvear4bjtck-xu4la">
+            <w:hyperlink w:history="1" r:id="rIdfb3mz_tdpzyc1rv8hzjxc">
               <w:r>
                 <w:rPr>
                   <w:rFonts w:ascii="Arial" w:cs="Arial" w:eastAsia="Arial" w:hAnsi="Arial"/>
@@ -12470,7 +12470,7 @@
               <w:spacing w:after="10" w:before="0"/>
               <w:ind w:left="120"/>
             </w:pPr>
-            <w:hyperlink w:history="1" r:id="rIdy0f8fs94awazu7weijpxi">
+            <w:hyperlink w:history="1" r:id="rId3rfnnj3baglm8csz1yxcn">
               <w:r>
                 <w:rPr>
                   <w:rFonts w:ascii="Arial" w:cs="Arial" w:eastAsia="Arial" w:hAnsi="Arial"/>
@@ -12665,7 +12665,7 @@
             <w:pPr>
               <w:spacing w:after="20" w:before="0"/>
             </w:pPr>
-            <w:hyperlink w:history="1" r:id="rId8oebj32bs1gzjjmgz6c8o">
+            <w:hyperlink w:history="1" r:id="rIdiqdihtpimhqzyxgfjqimf">
               <w:r>
                 <w:rPr>
                   <w:rFonts w:ascii="Arial" w:cs="Arial" w:eastAsia="Arial" w:hAnsi="Arial"/>
@@ -12698,7 +12698,7 @@
               <w:spacing w:after="10" w:before="0"/>
               <w:ind w:left="120"/>
             </w:pPr>
-            <w:hyperlink w:history="1" r:id="rIdczqvu4nymnsek9rh4gvoy">
+            <w:hyperlink w:history="1" r:id="rIdw71nesytag5hyuhls_n8v">
               <w:r>
                 <w:rPr>
                   <w:rFonts w:ascii="Arial" w:cs="Arial" w:eastAsia="Arial" w:hAnsi="Arial"/>
@@ -12743,7 +12743,7 @@
             <w:pPr>
               <w:spacing w:after="20" w:before="0"/>
             </w:pPr>
-            <w:hyperlink w:history="1" r:id="rId-pu6put8ensxbmklcbzt4">
+            <w:hyperlink w:history="1" r:id="rIdctzukzpk1v0sxublpsxcb">
               <w:r>
                 <w:rPr>
                   <w:rFonts w:ascii="Arial" w:cs="Arial" w:eastAsia="Arial" w:hAnsi="Arial"/>
@@ -12776,7 +12776,7 @@
               <w:spacing w:after="10" w:before="0"/>
               <w:ind w:left="120"/>
             </w:pPr>
-            <w:hyperlink w:history="1" r:id="rIdczxciprir21sayf8balr7">
+            <w:hyperlink w:history="1" r:id="rIdvffu-moexfzwd6o69ot3v">
               <w:r>
                 <w:rPr>
                   <w:rFonts w:ascii="Arial" w:cs="Arial" w:eastAsia="Arial" w:hAnsi="Arial"/>
@@ -12971,7 +12971,7 @@
             <w:pPr>
               <w:spacing w:after="20" w:before="0"/>
             </w:pPr>
-            <w:hyperlink w:history="1" r:id="rIdpoid_izmjndas-oc7sidw">
+            <w:hyperlink w:history="1" r:id="rIdnjjw1t2pjd1s3buf16am3">
               <w:r>
                 <w:rPr>
                   <w:rFonts w:ascii="Arial" w:cs="Arial" w:eastAsia="Arial" w:hAnsi="Arial"/>
@@ -13004,7 +13004,7 @@
               <w:spacing w:after="10" w:before="0"/>
               <w:ind w:left="120"/>
             </w:pPr>
-            <w:hyperlink w:history="1" r:id="rId0mw7xqdyattem6cd4emmm">
+            <w:hyperlink w:history="1" r:id="rIdvhxogovuk-i2rc3787gpb">
               <w:r>
                 <w:rPr>
                   <w:rFonts w:ascii="Arial" w:cs="Arial" w:eastAsia="Arial" w:hAnsi="Arial"/>
@@ -13049,7 +13049,7 @@
             <w:pPr>
               <w:spacing w:after="20" w:before="0"/>
             </w:pPr>
-            <w:hyperlink w:history="1" r:id="rIdwjwnecq8basztzt7sul-1">
+            <w:hyperlink w:history="1" r:id="rIdfpofny8yod43q0po6iclh">
               <w:r>
                 <w:rPr>
                   <w:rFonts w:ascii="Arial" w:cs="Arial" w:eastAsia="Arial" w:hAnsi="Arial"/>
@@ -13082,7 +13082,7 @@
               <w:spacing w:after="10" w:before="0"/>
               <w:ind w:left="120"/>
             </w:pPr>
-            <w:hyperlink w:history="1" r:id="rIdjb5rt1h_ne5zx5hw-4mhq">
+            <w:hyperlink w:history="1" r:id="rIdfszdkpdyq6qxznlrpwaat">
               <w:r>
                 <w:rPr>
                   <w:rFonts w:ascii="Arial" w:cs="Arial" w:eastAsia="Arial" w:hAnsi="Arial"/>
@@ -13277,7 +13277,7 @@
             <w:pPr>
               <w:spacing w:after="20" w:before="0"/>
             </w:pPr>
-            <w:hyperlink w:history="1" r:id="rIdshqvr1qe0v358kyxqthxt">
+            <w:hyperlink w:history="1" r:id="rIdgag6rrc3obviwpuhvpzec">
               <w:r>
                 <w:rPr>
                   <w:rFonts w:ascii="Arial" w:cs="Arial" w:eastAsia="Arial" w:hAnsi="Arial"/>
@@ -13310,7 +13310,7 @@
               <w:spacing w:after="10" w:before="0"/>
               <w:ind w:left="120"/>
             </w:pPr>
-            <w:hyperlink w:history="1" r:id="rIdrbgoz8aoqhqnesbijwo85">
+            <w:hyperlink w:history="1" r:id="rIdprvfxgyrdxk_se2yuwwdt">
               <w:r>
                 <w:rPr>
                   <w:rFonts w:ascii="Arial" w:cs="Arial" w:eastAsia="Arial" w:hAnsi="Arial"/>
@@ -13355,7 +13355,7 @@
             <w:pPr>
               <w:spacing w:after="20" w:before="0"/>
             </w:pPr>
-            <w:hyperlink w:history="1" r:id="rIdwsyk-vwhflsnoa-p4yv-a">
+            <w:hyperlink w:history="1" r:id="rIdhdjmqqhlvzuktnwkft_nj">
               <w:r>
                 <w:rPr>
                   <w:rFonts w:ascii="Arial" w:cs="Arial" w:eastAsia="Arial" w:hAnsi="Arial"/>
@@ -13388,7 +13388,7 @@
               <w:spacing w:after="10" w:before="0"/>
               <w:ind w:left="120"/>
             </w:pPr>
-            <w:hyperlink w:history="1" r:id="rIdcacucg1n8yihn4frl_sag">
+            <w:hyperlink w:history="1" r:id="rId2pfbkvlw9gizckw_kfg0l">
               <w:r>
                 <w:rPr>
                   <w:rFonts w:ascii="Arial" w:cs="Arial" w:eastAsia="Arial" w:hAnsi="Arial"/>
@@ -14875,7 +14875,7 @@
             <w:pPr>
               <w:spacing w:after="20" w:before="0"/>
             </w:pPr>
-            <w:hyperlink w:history="1" r:id="rId1volpapuvgryk_kjvitvj">
+            <w:hyperlink w:history="1" r:id="rIdyv800ytgplpgfa-hi1ueu">
               <w:r>
                 <w:rPr>
                   <w:rFonts w:ascii="Arial" w:cs="Arial" w:eastAsia="Arial" w:hAnsi="Arial"/>
@@ -14908,7 +14908,7 @@
               <w:spacing w:after="10" w:before="0"/>
               <w:ind w:left="120"/>
             </w:pPr>
-            <w:hyperlink w:history="1" r:id="rId8d4bvlkq2za1jziqkg_6c">
+            <w:hyperlink w:history="1" r:id="rIdxhnrmtt7pvy3ziuhduzm4">
               <w:r>
                 <w:rPr>
                   <w:rFonts w:ascii="Arial" w:cs="Arial" w:eastAsia="Arial" w:hAnsi="Arial"/>
@@ -14953,7 +14953,7 @@
             <w:pPr>
               <w:spacing w:after="20" w:before="0"/>
             </w:pPr>
-            <w:hyperlink w:history="1" r:id="rIdjekts3c8okdvn4lf5anx0">
+            <w:hyperlink w:history="1" r:id="rId9krl0hapuzvikwbms46ao">
               <w:r>
                 <w:rPr>
                   <w:rFonts w:ascii="Arial" w:cs="Arial" w:eastAsia="Arial" w:hAnsi="Arial"/>
@@ -14986,7 +14986,7 @@
               <w:spacing w:after="10" w:before="0"/>
               <w:ind w:left="120"/>
             </w:pPr>
-            <w:hyperlink w:history="1" r:id="rIdsztjooeke86yx5nh8pphc">
+            <w:hyperlink w:history="1" r:id="rIdvvatpxf7wnnvcmlzbdz_b">
               <w:r>
                 <w:rPr>
                   <w:rFonts w:ascii="Arial" w:cs="Arial" w:eastAsia="Arial" w:hAnsi="Arial"/>
@@ -15181,7 +15181,7 @@
             <w:pPr>
               <w:spacing w:after="20" w:before="0"/>
             </w:pPr>
-            <w:hyperlink w:history="1" r:id="rIdft3rmfr7tacs0bmvsim6t">
+            <w:hyperlink w:history="1" r:id="rIdtegeapo8zqjyduvioppxh">
               <w:r>
                 <w:rPr>
                   <w:rFonts w:ascii="Arial" w:cs="Arial" w:eastAsia="Arial" w:hAnsi="Arial"/>
@@ -15214,7 +15214,7 @@
               <w:spacing w:after="10" w:before="0"/>
               <w:ind w:left="120"/>
             </w:pPr>
-            <w:hyperlink w:history="1" r:id="rIdzcb2bksf0oqyptjy79v-l">
+            <w:hyperlink w:history="1" r:id="rIdzuflwkhzahwdrcspw8cgb">
               <w:r>
                 <w:rPr>
                   <w:rFonts w:ascii="Arial" w:cs="Arial" w:eastAsia="Arial" w:hAnsi="Arial"/>
@@ -15259,7 +15259,7 @@
             <w:pPr>
               <w:spacing w:after="20" w:before="0"/>
             </w:pPr>
-            <w:hyperlink w:history="1" r:id="rIdq9ttk7kxswbdyuvilxp-k">
+            <w:hyperlink w:history="1" r:id="rId37aoa-g7ww_izyr-tuibb">
               <w:r>
                 <w:rPr>
                   <w:rFonts w:ascii="Arial" w:cs="Arial" w:eastAsia="Arial" w:hAnsi="Arial"/>
@@ -15292,7 +15292,7 @@
               <w:spacing w:after="10" w:before="0"/>
               <w:ind w:left="120"/>
             </w:pPr>
-            <w:hyperlink w:history="1" r:id="rIdhhf1kgatvfqxrgxkwomre">
+            <w:hyperlink w:history="1" r:id="rIdwdnxdcvtkemhpm-ef6mjw">
               <w:r>
                 <w:rPr>
                   <w:rFonts w:ascii="Arial" w:cs="Arial" w:eastAsia="Arial" w:hAnsi="Arial"/>
@@ -15487,7 +15487,7 @@
             <w:pPr>
               <w:spacing w:after="20" w:before="0"/>
             </w:pPr>
-            <w:hyperlink w:history="1" r:id="rIdmy46u8dsgrhdybn0ivb_9">
+            <w:hyperlink w:history="1" r:id="rId86pz16sjf8xue0djcj87y">
               <w:r>
                 <w:rPr>
                   <w:rFonts w:ascii="Arial" w:cs="Arial" w:eastAsia="Arial" w:hAnsi="Arial"/>
@@ -15520,7 +15520,7 @@
               <w:spacing w:after="10" w:before="0"/>
               <w:ind w:left="120"/>
             </w:pPr>
-            <w:hyperlink w:history="1" r:id="rId1mhfgxneklrjknzyns094">
+            <w:hyperlink w:history="1" r:id="rIdxvfsyvcvo2eczpi1mrgpu">
               <w:r>
                 <w:rPr>
                   <w:rFonts w:ascii="Arial" w:cs="Arial" w:eastAsia="Arial" w:hAnsi="Arial"/>
@@ -15565,7 +15565,7 @@
             <w:pPr>
               <w:spacing w:after="20" w:before="0"/>
             </w:pPr>
-            <w:hyperlink w:history="1" r:id="rIdv5hdp8ytscwqxzzc4vv-d">
+            <w:hyperlink w:history="1" r:id="rIdpf1evmxxakp-6dk5goz6y">
               <w:r>
                 <w:rPr>
                   <w:rFonts w:ascii="Arial" w:cs="Arial" w:eastAsia="Arial" w:hAnsi="Arial"/>
@@ -15598,7 +15598,7 @@
               <w:spacing w:after="10" w:before="0"/>
               <w:ind w:left="120"/>
             </w:pPr>
-            <w:hyperlink w:history="1" r:id="rId6ssm5luwsp9e-blgllans">
+            <w:hyperlink w:history="1" r:id="rId4qscbvya0rgvps2lkwfv7">
               <w:r>
                 <w:rPr>
                   <w:rFonts w:ascii="Arial" w:cs="Arial" w:eastAsia="Arial" w:hAnsi="Arial"/>
@@ -15793,7 +15793,7 @@
             <w:pPr>
               <w:spacing w:after="20" w:before="0"/>
             </w:pPr>
-            <w:hyperlink w:history="1" r:id="rId3g6ssk4rsjko2p4eagxlm">
+            <w:hyperlink w:history="1" r:id="rIdifhtymh8cgfgr32eu2yf1">
               <w:r>
                 <w:rPr>
                   <w:rFonts w:ascii="Arial" w:cs="Arial" w:eastAsia="Arial" w:hAnsi="Arial"/>
@@ -15826,7 +15826,7 @@
               <w:spacing w:after="10" w:before="0"/>
               <w:ind w:left="120"/>
             </w:pPr>
-            <w:hyperlink w:history="1" r:id="rIdxprv6oss6p3t1c-73t1ha">
+            <w:hyperlink w:history="1" r:id="rIdtbd3zp72ctfmrq35qahip">
               <w:r>
                 <w:rPr>
                   <w:rFonts w:ascii="Arial" w:cs="Arial" w:eastAsia="Arial" w:hAnsi="Arial"/>
@@ -15871,7 +15871,7 @@
             <w:pPr>
               <w:spacing w:after="20" w:before="0"/>
             </w:pPr>
-            <w:hyperlink w:history="1" r:id="rIdf9lpncvmsxycttdmccjcc">
+            <w:hyperlink w:history="1" r:id="rIdo1b5bttxvg3ssytshcc9f">
               <w:r>
                 <w:rPr>
                   <w:rFonts w:ascii="Arial" w:cs="Arial" w:eastAsia="Arial" w:hAnsi="Arial"/>
@@ -15904,7 +15904,7 @@
               <w:spacing w:after="10" w:before="0"/>
               <w:ind w:left="120"/>
             </w:pPr>
-            <w:hyperlink w:history="1" r:id="rIdxckzcaloyz4vajyj1fdea">
+            <w:hyperlink w:history="1" r:id="rIdgtillwg4f2twc_d06dijk">
               <w:r>
                 <w:rPr>
                   <w:rFonts w:ascii="Arial" w:cs="Arial" w:eastAsia="Arial" w:hAnsi="Arial"/>
@@ -16099,7 +16099,7 @@
             <w:pPr>
               <w:spacing w:after="20" w:before="0"/>
             </w:pPr>
-            <w:hyperlink w:history="1" r:id="rIdxmbq85ycknbsiycclzdck">
+            <w:hyperlink w:history="1" r:id="rIdghicd2gio1jhzc_civda_">
               <w:r>
                 <w:rPr>
                   <w:rFonts w:ascii="Arial" w:cs="Arial" w:eastAsia="Arial" w:hAnsi="Arial"/>
@@ -16132,7 +16132,7 @@
               <w:spacing w:after="10" w:before="0"/>
               <w:ind w:left="120"/>
             </w:pPr>
-            <w:hyperlink w:history="1" r:id="rId7mq-r2j5oeviatgmwnotl">
+            <w:hyperlink w:history="1" r:id="rIdyvjkntbpgbqvbhztbpmoc">
               <w:r>
                 <w:rPr>
                   <w:rFonts w:ascii="Arial" w:cs="Arial" w:eastAsia="Arial" w:hAnsi="Arial"/>
@@ -16177,7 +16177,7 @@
             <w:pPr>
               <w:spacing w:after="20" w:before="0"/>
             </w:pPr>
-            <w:hyperlink w:history="1" r:id="rId9r0mhjzjsjn9wkhqtg4u1">
+            <w:hyperlink w:history="1" r:id="rIdbfwh4ig2d4tzxk2uj0cfm">
               <w:r>
                 <w:rPr>
                   <w:rFonts w:ascii="Arial" w:cs="Arial" w:eastAsia="Arial" w:hAnsi="Arial"/>
@@ -16210,7 +16210,7 @@
               <w:spacing w:after="10" w:before="0"/>
               <w:ind w:left="120"/>
             </w:pPr>
-            <w:hyperlink w:history="1" r:id="rIdenimi4ko3zylrtyukwjak">
+            <w:hyperlink w:history="1" r:id="rIdhq999ud31lcjolcaokxqb">
               <w:r>
                 <w:rPr>
                   <w:rFonts w:ascii="Arial" w:cs="Arial" w:eastAsia="Arial" w:hAnsi="Arial"/>
@@ -17697,7 +17697,7 @@
             <w:pPr>
               <w:spacing w:after="20" w:before="0"/>
             </w:pPr>
-            <w:hyperlink w:history="1" r:id="rIdx8sk8lbg6oywllhfmndis">
+            <w:hyperlink w:history="1" r:id="rIdqbpo4krptxyg9unzaqbr-">
               <w:r>
                 <w:rPr>
                   <w:rFonts w:ascii="Arial" w:cs="Arial" w:eastAsia="Arial" w:hAnsi="Arial"/>
@@ -17730,7 +17730,7 @@
               <w:spacing w:after="10" w:before="0"/>
               <w:ind w:left="120"/>
             </w:pPr>
-            <w:hyperlink w:history="1" r:id="rId4i5k4ryomqpa95dopsg4l">
+            <w:hyperlink w:history="1" r:id="rIdnml98h_ctj330xou7imgg">
               <w:r>
                 <w:rPr>
                   <w:rFonts w:ascii="Arial" w:cs="Arial" w:eastAsia="Arial" w:hAnsi="Arial"/>
@@ -17775,7 +17775,7 @@
             <w:pPr>
               <w:spacing w:after="20" w:before="0"/>
             </w:pPr>
-            <w:hyperlink w:history="1" r:id="rIds6tv_uus1u-6cdkg2ikuo">
+            <w:hyperlink w:history="1" r:id="rIdachgapxbsie-fe8b_oyro">
               <w:r>
                 <w:rPr>
                   <w:rFonts w:ascii="Arial" w:cs="Arial" w:eastAsia="Arial" w:hAnsi="Arial"/>
@@ -17808,7 +17808,7 @@
               <w:spacing w:after="10" w:before="0"/>
               <w:ind w:left="120"/>
             </w:pPr>
-            <w:hyperlink w:history="1" r:id="rId2pounrxitzk3hadl4onjd">
+            <w:hyperlink w:history="1" r:id="rIdu_fmhhmgxl7jaikgc4iy7">
               <w:r>
                 <w:rPr>
                   <w:rFonts w:ascii="Arial" w:cs="Arial" w:eastAsia="Arial" w:hAnsi="Arial"/>
@@ -18003,7 +18003,7 @@
             <w:pPr>
               <w:spacing w:after="20" w:before="0"/>
             </w:pPr>
-            <w:hyperlink w:history="1" r:id="rIdzlcs7cytz2fk7ve_gw7f1">
+            <w:hyperlink w:history="1" r:id="rIdnsjiufj5vnp5k0u8owibk">
               <w:r>
                 <w:rPr>
                   <w:rFonts w:ascii="Arial" w:cs="Arial" w:eastAsia="Arial" w:hAnsi="Arial"/>
@@ -18036,7 +18036,7 @@
               <w:spacing w:after="10" w:before="0"/>
               <w:ind w:left="120"/>
             </w:pPr>
-            <w:hyperlink w:history="1" r:id="rIdkyxyzfbnx2f5vysamtske">
+            <w:hyperlink w:history="1" r:id="rIdqp-dyiblhntguzjzea2sl">
               <w:r>
                 <w:rPr>
                   <w:rFonts w:ascii="Arial" w:cs="Arial" w:eastAsia="Arial" w:hAnsi="Arial"/>
@@ -18081,7 +18081,7 @@
             <w:pPr>
               <w:spacing w:after="20" w:before="0"/>
             </w:pPr>
-            <w:hyperlink w:history="1" r:id="rIdhevfqybmvoea0phokknq0">
+            <w:hyperlink w:history="1" r:id="rIdkm3rnrxm9d6eylnhqzzhl">
               <w:r>
                 <w:rPr>
                   <w:rFonts w:ascii="Arial" w:cs="Arial" w:eastAsia="Arial" w:hAnsi="Arial"/>
@@ -18114,7 +18114,7 @@
               <w:spacing w:after="10" w:before="0"/>
               <w:ind w:left="120"/>
             </w:pPr>
-            <w:hyperlink w:history="1" r:id="rIdsi0u4adxz5hrfsgjk_ro4">
+            <w:hyperlink w:history="1" r:id="rId11nj4utshq35g-p90vxqq">
               <w:r>
                 <w:rPr>
                   <w:rFonts w:ascii="Arial" w:cs="Arial" w:eastAsia="Arial" w:hAnsi="Arial"/>
@@ -18309,7 +18309,7 @@
             <w:pPr>
               <w:spacing w:after="20" w:before="0"/>
             </w:pPr>
-            <w:hyperlink w:history="1" r:id="rIdm94qtojf0gglr0krb5bnw">
+            <w:hyperlink w:history="1" r:id="rIds5wgdalu3qrxreovzlw3i">
               <w:r>
                 <w:rPr>
                   <w:rFonts w:ascii="Arial" w:cs="Arial" w:eastAsia="Arial" w:hAnsi="Arial"/>
@@ -18342,7 +18342,7 @@
               <w:spacing w:after="10" w:before="0"/>
               <w:ind w:left="120"/>
             </w:pPr>
-            <w:hyperlink w:history="1" r:id="rIday1i4o9ocvm9tp1f3q2nl">
+            <w:hyperlink w:history="1" r:id="rIdfa69fn8la5gss1zylse97">
               <w:r>
                 <w:rPr>
                   <w:rFonts w:ascii="Arial" w:cs="Arial" w:eastAsia="Arial" w:hAnsi="Arial"/>
@@ -18387,7 +18387,7 @@
             <w:pPr>
               <w:spacing w:after="20" w:before="0"/>
             </w:pPr>
-            <w:hyperlink w:history="1" r:id="rIdf8o3hkdn-zdneycafypcw">
+            <w:hyperlink w:history="1" r:id="rIdbn8rxdtwwdiyelk3skt3x">
               <w:r>
                 <w:rPr>
                   <w:rFonts w:ascii="Arial" w:cs="Arial" w:eastAsia="Arial" w:hAnsi="Arial"/>
@@ -18420,7 +18420,7 @@
               <w:spacing w:after="10" w:before="0"/>
               <w:ind w:left="120"/>
             </w:pPr>
-            <w:hyperlink w:history="1" r:id="rIdxq3qh3lsievbn2zvviycj">
+            <w:hyperlink w:history="1" r:id="rIdxmnxjitv1oznogleem83f">
               <w:r>
                 <w:rPr>
                   <w:rFonts w:ascii="Arial" w:cs="Arial" w:eastAsia="Arial" w:hAnsi="Arial"/>
@@ -18615,7 +18615,7 @@
             <w:pPr>
               <w:spacing w:after="20" w:before="0"/>
             </w:pPr>
-            <w:hyperlink w:history="1" r:id="rId0d-yyofpdess67ojrl64a">
+            <w:hyperlink w:history="1" r:id="rIdlmaobpj98zlmn7u1rew9p">
               <w:r>
                 <w:rPr>
                   <w:rFonts w:ascii="Arial" w:cs="Arial" w:eastAsia="Arial" w:hAnsi="Arial"/>
@@ -18648,7 +18648,7 @@
               <w:spacing w:after="10" w:before="0"/>
               <w:ind w:left="120"/>
             </w:pPr>
-            <w:hyperlink w:history="1" r:id="rIdzmo2ffw79l_qxrydedgmp">
+            <w:hyperlink w:history="1" r:id="rIdp0idt3wqbbagohkubqfgq">
               <w:r>
                 <w:rPr>
                   <w:rFonts w:ascii="Arial" w:cs="Arial" w:eastAsia="Arial" w:hAnsi="Arial"/>
@@ -18693,7 +18693,7 @@
             <w:pPr>
               <w:spacing w:after="20" w:before="0"/>
             </w:pPr>
-            <w:hyperlink w:history="1" r:id="rIdnmdkhbdw7_ud8pbyhqeju">
+            <w:hyperlink w:history="1" r:id="rId94aaaitu-eqa7jj-p8n-g">
               <w:r>
                 <w:rPr>
                   <w:rFonts w:ascii="Arial" w:cs="Arial" w:eastAsia="Arial" w:hAnsi="Arial"/>
@@ -18726,7 +18726,7 @@
               <w:spacing w:after="10" w:before="0"/>
               <w:ind w:left="120"/>
             </w:pPr>
-            <w:hyperlink w:history="1" r:id="rIdlu8wyirxtlnq-baicdpmv">
+            <w:hyperlink w:history="1" r:id="rIdq7mbsrmwv3z1gqnhvh8ul">
               <w:r>
                 <w:rPr>
                   <w:rFonts w:ascii="Arial" w:cs="Arial" w:eastAsia="Arial" w:hAnsi="Arial"/>
@@ -18921,7 +18921,7 @@
             <w:pPr>
               <w:spacing w:after="20" w:before="0"/>
             </w:pPr>
-            <w:hyperlink w:history="1" r:id="rIdo8bgbsaxnts4djvcwwyek">
+            <w:hyperlink w:history="1" r:id="rIdqtywyhrgzj0pnzg8fxchi">
               <w:r>
                 <w:rPr>
                   <w:rFonts w:ascii="Arial" w:cs="Arial" w:eastAsia="Arial" w:hAnsi="Arial"/>
@@ -18954,7 +18954,7 @@
               <w:spacing w:after="10" w:before="0"/>
               <w:ind w:left="120"/>
             </w:pPr>
-            <w:hyperlink w:history="1" r:id="rIdcxlagr2uycu2melmzzqax">
+            <w:hyperlink w:history="1" r:id="rIdrjrmduyamqpp6gclpedkh">
               <w:r>
                 <w:rPr>
                   <w:rFonts w:ascii="Arial" w:cs="Arial" w:eastAsia="Arial" w:hAnsi="Arial"/>
@@ -18999,7 +18999,7 @@
             <w:pPr>
               <w:spacing w:after="20" w:before="0"/>
             </w:pPr>
-            <w:hyperlink w:history="1" r:id="rIdzz39afocm63qbujma6ufe">
+            <w:hyperlink w:history="1" r:id="rIds1fgzti9gbtxsqn1pqtqm">
               <w:r>
                 <w:rPr>
                   <w:rFonts w:ascii="Arial" w:cs="Arial" w:eastAsia="Arial" w:hAnsi="Arial"/>
@@ -19032,7 +19032,7 @@
               <w:spacing w:after="10" w:before="0"/>
               <w:ind w:left="120"/>
             </w:pPr>
-            <w:hyperlink w:history="1" r:id="rIdpbhg45tggllekubl4bnv0">
+            <w:hyperlink w:history="1" r:id="rIdgqsgculg1jmnmlf3fnmyj">
               <w:r>
                 <w:rPr>
                   <w:rFonts w:ascii="Arial" w:cs="Arial" w:eastAsia="Arial" w:hAnsi="Arial"/>
@@ -20519,7 +20519,7 @@
             <w:pPr>
               <w:spacing w:after="20" w:before="0"/>
             </w:pPr>
-            <w:hyperlink w:history="1" r:id="rId3o7_5s8f1rr9tadh4ftl4">
+            <w:hyperlink w:history="1" r:id="rIdz0vgysfnm21bdf9eeyw_5">
               <w:r>
                 <w:rPr>
                   <w:rFonts w:ascii="Arial" w:cs="Arial" w:eastAsia="Arial" w:hAnsi="Arial"/>
@@ -20552,7 +20552,7 @@
               <w:spacing w:after="10" w:before="0"/>
               <w:ind w:left="120"/>
             </w:pPr>
-            <w:hyperlink w:history="1" r:id="rId_orrcnlwpoekppmasqdlz">
+            <w:hyperlink w:history="1" r:id="rIdpo3t2nf1jnhmy8ld87fn1">
               <w:r>
                 <w:rPr>
                   <w:rFonts w:ascii="Arial" w:cs="Arial" w:eastAsia="Arial" w:hAnsi="Arial"/>
@@ -20597,7 +20597,7 @@
             <w:pPr>
               <w:spacing w:after="20" w:before="0"/>
             </w:pPr>
-            <w:hyperlink w:history="1" r:id="rIdtntkyh1uaaeujxm4ikdyi">
+            <w:hyperlink w:history="1" r:id="rIdu_opbhqrizxh9puq6ehrx">
               <w:r>
                 <w:rPr>
                   <w:rFonts w:ascii="Arial" w:cs="Arial" w:eastAsia="Arial" w:hAnsi="Arial"/>
@@ -20630,7 +20630,7 @@
               <w:spacing w:after="10" w:before="0"/>
               <w:ind w:left="120"/>
             </w:pPr>
-            <w:hyperlink w:history="1" r:id="rId4aat3dwhidcm19mepe093">
+            <w:hyperlink w:history="1" r:id="rIdfmywoxijmdruptnn2lvil">
               <w:r>
                 <w:rPr>
                   <w:rFonts w:ascii="Arial" w:cs="Arial" w:eastAsia="Arial" w:hAnsi="Arial"/>
@@ -20825,7 +20825,7 @@
             <w:pPr>
               <w:spacing w:after="20" w:before="0"/>
             </w:pPr>
-            <w:hyperlink w:history="1" r:id="rIdbqxru1eg2tdbi6b0z9-_w">
+            <w:hyperlink w:history="1" r:id="rIdds1uy_kbahnk7fh1k-tur">
               <w:r>
                 <w:rPr>
                   <w:rFonts w:ascii="Arial" w:cs="Arial" w:eastAsia="Arial" w:hAnsi="Arial"/>
@@ -20858,7 +20858,7 @@
               <w:spacing w:after="10" w:before="0"/>
               <w:ind w:left="120"/>
             </w:pPr>
-            <w:hyperlink w:history="1" r:id="rIdvrpntz52nlvi-3rw_gbby">
+            <w:hyperlink w:history="1" r:id="rIdaqwkmmdkyhrp6wzclubmu">
               <w:r>
                 <w:rPr>
                   <w:rFonts w:ascii="Arial" w:cs="Arial" w:eastAsia="Arial" w:hAnsi="Arial"/>
@@ -20903,7 +20903,7 @@
             <w:pPr>
               <w:spacing w:after="20" w:before="0"/>
             </w:pPr>
-            <w:hyperlink w:history="1" r:id="rIdi3xvngmchbnv0naqeoi1p">
+            <w:hyperlink w:history="1" r:id="rIdsiina8gja4gdgrfl6blky">
               <w:r>
                 <w:rPr>
                   <w:rFonts w:ascii="Arial" w:cs="Arial" w:eastAsia="Arial" w:hAnsi="Arial"/>
@@ -20936,7 +20936,7 @@
               <w:spacing w:after="10" w:before="0"/>
               <w:ind w:left="120"/>
             </w:pPr>
-            <w:hyperlink w:history="1" r:id="rIdjjybi-rndgopjipmff0m5">
+            <w:hyperlink w:history="1" r:id="rIdtivlt1zxe3b-gaiqqnvjb">
               <w:r>
                 <w:rPr>
                   <w:rFonts w:ascii="Arial" w:cs="Arial" w:eastAsia="Arial" w:hAnsi="Arial"/>
@@ -21131,7 +21131,7 @@
             <w:pPr>
               <w:spacing w:after="20" w:before="0"/>
             </w:pPr>
-            <w:hyperlink w:history="1" r:id="rIds5lsapyxcrdjk4vrm3zu9">
+            <w:hyperlink w:history="1" r:id="rIdowtl6wdx3kqfhetrbnb1l">
               <w:r>
                 <w:rPr>
                   <w:rFonts w:ascii="Arial" w:cs="Arial" w:eastAsia="Arial" w:hAnsi="Arial"/>
@@ -21164,7 +21164,7 @@
               <w:spacing w:after="10" w:before="0"/>
               <w:ind w:left="120"/>
             </w:pPr>
-            <w:hyperlink w:history="1" r:id="rIdxgvaq5lpyzssjo9qxymmz">
+            <w:hyperlink w:history="1" r:id="rIdjso_7bhjde8zgears2vmc">
               <w:r>
                 <w:rPr>
                   <w:rFonts w:ascii="Arial" w:cs="Arial" w:eastAsia="Arial" w:hAnsi="Arial"/>
@@ -21209,7 +21209,7 @@
             <w:pPr>
               <w:spacing w:after="20" w:before="0"/>
             </w:pPr>
-            <w:hyperlink w:history="1" r:id="rIdk_emtsmp9tcj8u3lghz02">
+            <w:hyperlink w:history="1" r:id="rIdaciwuilcmthfpbk1nwjg_">
               <w:r>
                 <w:rPr>
                   <w:rFonts w:ascii="Arial" w:cs="Arial" w:eastAsia="Arial" w:hAnsi="Arial"/>
@@ -21242,7 +21242,7 @@
               <w:spacing w:after="10" w:before="0"/>
               <w:ind w:left="120"/>
             </w:pPr>
-            <w:hyperlink w:history="1" r:id="rIdc7bcmg9ln2pic3tbynykt">
+            <w:hyperlink w:history="1" r:id="rIdcigadfhz8rgxhuknzi4m4">
               <w:r>
                 <w:rPr>
                   <w:rFonts w:ascii="Arial" w:cs="Arial" w:eastAsia="Arial" w:hAnsi="Arial"/>
@@ -21437,7 +21437,7 @@
             <w:pPr>
               <w:spacing w:after="20" w:before="0"/>
             </w:pPr>
-            <w:hyperlink w:history="1" r:id="rIdjbteuslqjtz-foguemoj-">
+            <w:hyperlink w:history="1" r:id="rId6-4qiwpt8wsjuo8jltwsw">
               <w:r>
                 <w:rPr>
                   <w:rFonts w:ascii="Arial" w:cs="Arial" w:eastAsia="Arial" w:hAnsi="Arial"/>
@@ -21470,7 +21470,7 @@
               <w:spacing w:after="10" w:before="0"/>
               <w:ind w:left="120"/>
             </w:pPr>
-            <w:hyperlink w:history="1" r:id="rIdkzluntb3csqmtyyyuz9oi">
+            <w:hyperlink w:history="1" r:id="rId7ybavesbwkgfzgbfq51ss">
               <w:r>
                 <w:rPr>
                   <w:rFonts w:ascii="Arial" w:cs="Arial" w:eastAsia="Arial" w:hAnsi="Arial"/>
@@ -21515,7 +21515,7 @@
             <w:pPr>
               <w:spacing w:after="20" w:before="0"/>
             </w:pPr>
-            <w:hyperlink w:history="1" r:id="rIdbwufj0x1gwnhhc5wtnox7">
+            <w:hyperlink w:history="1" r:id="rIdq3z6tqohkqv1hvceqqgyc">
               <w:r>
                 <w:rPr>
                   <w:rFonts w:ascii="Arial" w:cs="Arial" w:eastAsia="Arial" w:hAnsi="Arial"/>
@@ -21548,7 +21548,7 @@
               <w:spacing w:after="10" w:before="0"/>
               <w:ind w:left="120"/>
             </w:pPr>
-            <w:hyperlink w:history="1" r:id="rIdhtcd_xmlclbkiqz-10qhy">
+            <w:hyperlink w:history="1" r:id="rIdegbza262ytudqaobmviba">
               <w:r>
                 <w:rPr>
                   <w:rFonts w:ascii="Arial" w:cs="Arial" w:eastAsia="Arial" w:hAnsi="Arial"/>
@@ -21743,7 +21743,7 @@
             <w:pPr>
               <w:spacing w:after="20" w:before="0"/>
             </w:pPr>
-            <w:hyperlink w:history="1" r:id="rIdbekkrdjiyu4jcls9xs8bx">
+            <w:hyperlink w:history="1" r:id="rId3_wvlyo3vf3r2wtrshhb0">
               <w:r>
                 <w:rPr>
                   <w:rFonts w:ascii="Arial" w:cs="Arial" w:eastAsia="Arial" w:hAnsi="Arial"/>
@@ -21776,7 +21776,7 @@
               <w:spacing w:after="10" w:before="0"/>
               <w:ind w:left="120"/>
             </w:pPr>
-            <w:hyperlink w:history="1" r:id="rIdet-b4e6q3o7nlh62tcpdw">
+            <w:hyperlink w:history="1" r:id="rIdobpowu0l3edgnvl1zsaq-">
               <w:r>
                 <w:rPr>
                   <w:rFonts w:ascii="Arial" w:cs="Arial" w:eastAsia="Arial" w:hAnsi="Arial"/>
@@ -21821,7 +21821,7 @@
             <w:pPr>
               <w:spacing w:after="20" w:before="0"/>
             </w:pPr>
-            <w:hyperlink w:history="1" r:id="rIddmdnlifqo-k_lgwcbcx0f">
+            <w:hyperlink w:history="1" r:id="rIdecf_rb42dbtq8md9a5k3i">
               <w:r>
                 <w:rPr>
                   <w:rFonts w:ascii="Arial" w:cs="Arial" w:eastAsia="Arial" w:hAnsi="Arial"/>
@@ -21854,7 +21854,7 @@
               <w:spacing w:after="10" w:before="0"/>
               <w:ind w:left="120"/>
             </w:pPr>
-            <w:hyperlink w:history="1" r:id="rId227aaauewe5rie8et62_h">
+            <w:hyperlink w:history="1" r:id="rIdk6rxv-otznly6-678hkgl">
               <w:r>
                 <w:rPr>
                   <w:rFonts w:ascii="Arial" w:cs="Arial" w:eastAsia="Arial" w:hAnsi="Arial"/>

--- a/data/outputs/v2/Physics/SS3.3_Introduction_to_Electronics/Physics_Introduction_to_Electronics_CBE_LessonSequence.docx
+++ b/data/outputs/v2/Physics/SS3.3_Introduction_to_Electronics/Physics_Introduction_to_Electronics_CBE_LessonSequence.docx
@@ -3226,7 +3226,7 @@
             <w:pPr>
               <w:spacing w:after="20" w:before="0"/>
             </w:pPr>
-            <w:hyperlink w:history="1" r:id="rIdjxjj6inrx6mbgwx9ed9mv">
+            <w:hyperlink w:history="1" r:id="rIdgdnpzwdset2kln6rmjw4j">
               <w:r>
                 <w:rPr>
                   <w:rFonts w:ascii="Arial" w:cs="Arial" w:eastAsia="Arial" w:hAnsi="Arial"/>
@@ -3259,7 +3259,7 @@
               <w:spacing w:after="10" w:before="0"/>
               <w:ind w:left="120"/>
             </w:pPr>
-            <w:hyperlink w:history="1" r:id="rIdu6oglnmebrijt1zavpnw0">
+            <w:hyperlink w:history="1" r:id="rIdh6nxqcdebssa-nex6t7lj">
               <w:r>
                 <w:rPr>
                   <w:rFonts w:ascii="Arial" w:cs="Arial" w:eastAsia="Arial" w:hAnsi="Arial"/>
@@ -3304,7 +3304,7 @@
             <w:pPr>
               <w:spacing w:after="20" w:before="0"/>
             </w:pPr>
-            <w:hyperlink w:history="1" r:id="rId8uj7lyein7zoafhxageu7">
+            <w:hyperlink w:history="1" r:id="rIdljmmwnjfqs6kc8t99cg-3">
               <w:r>
                 <w:rPr>
                   <w:rFonts w:ascii="Arial" w:cs="Arial" w:eastAsia="Arial" w:hAnsi="Arial"/>
@@ -3337,7 +3337,7 @@
               <w:spacing w:after="10" w:before="0"/>
               <w:ind w:left="120"/>
             </w:pPr>
-            <w:hyperlink w:history="1" r:id="rIdxnacwt3us9-lp06js8wtb">
+            <w:hyperlink w:history="1" r:id="rIdpjwg27q7ebhwsbtwguqcc">
               <w:r>
                 <w:rPr>
                   <w:rFonts w:ascii="Arial" w:cs="Arial" w:eastAsia="Arial" w:hAnsi="Arial"/>
@@ -3608,7 +3608,7 @@
             <w:pPr>
               <w:spacing w:after="20" w:before="0"/>
             </w:pPr>
-            <w:hyperlink w:history="1" r:id="rIdanyga_r3vmsusui6e1i2k">
+            <w:hyperlink w:history="1" r:id="rIdju2dl8_l7kuewqmsxeakq">
               <w:r>
                 <w:rPr>
                   <w:rFonts w:ascii="Arial" w:cs="Arial" w:eastAsia="Arial" w:hAnsi="Arial"/>
@@ -3641,7 +3641,7 @@
               <w:spacing w:after="10" w:before="0"/>
               <w:ind w:left="120"/>
             </w:pPr>
-            <w:hyperlink w:history="1" r:id="rIdfxdpy3zkluabmbs_k3rgx">
+            <w:hyperlink w:history="1" r:id="rId8fkd68ao6r9tiutj3vhjr">
               <w:r>
                 <w:rPr>
                   <w:rFonts w:ascii="Arial" w:cs="Arial" w:eastAsia="Arial" w:hAnsi="Arial"/>
@@ -3686,7 +3686,7 @@
             <w:pPr>
               <w:spacing w:after="20" w:before="0"/>
             </w:pPr>
-            <w:hyperlink w:history="1" r:id="rIdb24kvw11zv52ygow-6mw3">
+            <w:hyperlink w:history="1" r:id="rIdh9pvvqt75rdc1gf-9bqgi">
               <w:r>
                 <w:rPr>
                   <w:rFonts w:ascii="Arial" w:cs="Arial" w:eastAsia="Arial" w:hAnsi="Arial"/>
@@ -3719,7 +3719,7 @@
               <w:spacing w:after="10" w:before="0"/>
               <w:ind w:left="120"/>
             </w:pPr>
-            <w:hyperlink w:history="1" r:id="rIdhvtssmnhdw47z0s5jwx7p">
+            <w:hyperlink w:history="1" r:id="rIda1fxae4hg0dp4vc9uomuy">
               <w:r>
                 <w:rPr>
                   <w:rFonts w:ascii="Arial" w:cs="Arial" w:eastAsia="Arial" w:hAnsi="Arial"/>
@@ -3990,7 +3990,7 @@
             <w:pPr>
               <w:spacing w:after="20" w:before="0"/>
             </w:pPr>
-            <w:hyperlink w:history="1" r:id="rIdrr5k7ni18sy78bnathv4s">
+            <w:hyperlink w:history="1" r:id="rIdlxjhi07s63cjzl22ryad0">
               <w:r>
                 <w:rPr>
                   <w:rFonts w:ascii="Arial" w:cs="Arial" w:eastAsia="Arial" w:hAnsi="Arial"/>
@@ -4023,7 +4023,7 @@
               <w:spacing w:after="10" w:before="0"/>
               <w:ind w:left="120"/>
             </w:pPr>
-            <w:hyperlink w:history="1" r:id="rIdfjceiccwhhchzzdxtpkha">
+            <w:hyperlink w:history="1" r:id="rIdrl0zck6hshlcc8txub_hb">
               <w:r>
                 <w:rPr>
                   <w:rFonts w:ascii="Arial" w:cs="Arial" w:eastAsia="Arial" w:hAnsi="Arial"/>
@@ -4068,7 +4068,7 @@
             <w:pPr>
               <w:spacing w:after="20" w:before="0"/>
             </w:pPr>
-            <w:hyperlink w:history="1" r:id="rId1az056j60z2vvsgu7qv6j">
+            <w:hyperlink w:history="1" r:id="rIdd5zcreulfduuuclmojzgt">
               <w:r>
                 <w:rPr>
                   <w:rFonts w:ascii="Arial" w:cs="Arial" w:eastAsia="Arial" w:hAnsi="Arial"/>
@@ -4101,7 +4101,7 @@
               <w:spacing w:after="10" w:before="0"/>
               <w:ind w:left="120"/>
             </w:pPr>
-            <w:hyperlink w:history="1" r:id="rIddszquo0tcso-0gzm9aqyj">
+            <w:hyperlink w:history="1" r:id="rIdmbrwog0h22iuy29zco8ku">
               <w:r>
                 <w:rPr>
                   <w:rFonts w:ascii="Arial" w:cs="Arial" w:eastAsia="Arial" w:hAnsi="Arial"/>
@@ -4372,7 +4372,7 @@
             <w:pPr>
               <w:spacing w:after="20" w:before="0"/>
             </w:pPr>
-            <w:hyperlink w:history="1" r:id="rIdhxtxtzpemxkvwbqf1gh4d">
+            <w:hyperlink w:history="1" r:id="rId9nh5nmkijnslw_okjbgk-">
               <w:r>
                 <w:rPr>
                   <w:rFonts w:ascii="Arial" w:cs="Arial" w:eastAsia="Arial" w:hAnsi="Arial"/>
@@ -4405,7 +4405,7 @@
               <w:spacing w:after="10" w:before="0"/>
               <w:ind w:left="120"/>
             </w:pPr>
-            <w:hyperlink w:history="1" r:id="rIdlpowboikru-xvjjift66b">
+            <w:hyperlink w:history="1" r:id="rId67citus5megcjhaoztqkq">
               <w:r>
                 <w:rPr>
                   <w:rFonts w:ascii="Arial" w:cs="Arial" w:eastAsia="Arial" w:hAnsi="Arial"/>
@@ -4450,7 +4450,7 @@
             <w:pPr>
               <w:spacing w:after="20" w:before="0"/>
             </w:pPr>
-            <w:hyperlink w:history="1" r:id="rIdseh_khfghlbus7qhwphzi">
+            <w:hyperlink w:history="1" r:id="rIdeu8sahli5coxa2yep9u6_">
               <w:r>
                 <w:rPr>
                   <w:rFonts w:ascii="Arial" w:cs="Arial" w:eastAsia="Arial" w:hAnsi="Arial"/>
@@ -4483,7 +4483,7 @@
               <w:spacing w:after="10" w:before="0"/>
               <w:ind w:left="120"/>
             </w:pPr>
-            <w:hyperlink w:history="1" r:id="rIdqf8wrhhmylm3cfycdkkyh">
+            <w:hyperlink w:history="1" r:id="rId7_o94bi90p-ly2hoq6nb-">
               <w:r>
                 <w:rPr>
                   <w:rFonts w:ascii="Arial" w:cs="Arial" w:eastAsia="Arial" w:hAnsi="Arial"/>
@@ -4754,7 +4754,7 @@
             <w:pPr>
               <w:spacing w:after="20" w:before="0"/>
             </w:pPr>
-            <w:hyperlink w:history="1" r:id="rIdfqwyvvoxeoyn2n2rboout">
+            <w:hyperlink w:history="1" r:id="rId_3jcqnipxpcbsibcaitsi">
               <w:r>
                 <w:rPr>
                   <w:rFonts w:ascii="Arial" w:cs="Arial" w:eastAsia="Arial" w:hAnsi="Arial"/>
@@ -4787,7 +4787,7 @@
               <w:spacing w:after="10" w:before="0"/>
               <w:ind w:left="120"/>
             </w:pPr>
-            <w:hyperlink w:history="1" r:id="rIdznxepuyp1wt4jcjk7-tjx">
+            <w:hyperlink w:history="1" r:id="rIdfcyt2fx2hhvfrm7eymm_d">
               <w:r>
                 <w:rPr>
                   <w:rFonts w:ascii="Arial" w:cs="Arial" w:eastAsia="Arial" w:hAnsi="Arial"/>
@@ -4832,7 +4832,7 @@
             <w:pPr>
               <w:spacing w:after="20" w:before="0"/>
             </w:pPr>
-            <w:hyperlink w:history="1" r:id="rIdjku2y6slstll2dcx-izqo">
+            <w:hyperlink w:history="1" r:id="rIduzx5bah3a_bl3etiiqg_x">
               <w:r>
                 <w:rPr>
                   <w:rFonts w:ascii="Arial" w:cs="Arial" w:eastAsia="Arial" w:hAnsi="Arial"/>
@@ -4865,7 +4865,7 @@
               <w:spacing w:after="10" w:before="0"/>
               <w:ind w:left="120"/>
             </w:pPr>
-            <w:hyperlink w:history="1" r:id="rIdeapmow2itv5q6vzsv4q1w">
+            <w:hyperlink w:history="1" r:id="rIdn4kytvbrhuhzxcmeustgu">
               <w:r>
                 <w:rPr>
                   <w:rFonts w:ascii="Arial" w:cs="Arial" w:eastAsia="Arial" w:hAnsi="Arial"/>
@@ -6409,7 +6409,7 @@
             <w:pPr>
               <w:spacing w:after="20" w:before="0"/>
             </w:pPr>
-            <w:hyperlink w:history="1" r:id="rId3mvyh0267fxrpveukdvl1">
+            <w:hyperlink w:history="1" r:id="rIdlbxmwd_j696_ku9chmmtg">
               <w:r>
                 <w:rPr>
                   <w:rFonts w:ascii="Arial" w:cs="Arial" w:eastAsia="Arial" w:hAnsi="Arial"/>
@@ -6442,7 +6442,7 @@
               <w:spacing w:after="10" w:before="0"/>
               <w:ind w:left="120"/>
             </w:pPr>
-            <w:hyperlink w:history="1" r:id="rIdnvshuhnc2knhke8o52iq1">
+            <w:hyperlink w:history="1" r:id="rIdotfq7beg3axirg8x6ojbq">
               <w:r>
                 <w:rPr>
                   <w:rFonts w:ascii="Arial" w:cs="Arial" w:eastAsia="Arial" w:hAnsi="Arial"/>
@@ -6487,7 +6487,7 @@
             <w:pPr>
               <w:spacing w:after="20" w:before="0"/>
             </w:pPr>
-            <w:hyperlink w:history="1" r:id="rIdkrim0ki7s5le7c6yzpknq">
+            <w:hyperlink w:history="1" r:id="rIdztpju3bsapdhchfg6shky">
               <w:r>
                 <w:rPr>
                   <w:rFonts w:ascii="Arial" w:cs="Arial" w:eastAsia="Arial" w:hAnsi="Arial"/>
@@ -6520,7 +6520,7 @@
               <w:spacing w:after="10" w:before="0"/>
               <w:ind w:left="120"/>
             </w:pPr>
-            <w:hyperlink w:history="1" r:id="rIdu0tuu3bwge2wx-r21pytk">
+            <w:hyperlink w:history="1" r:id="rId-45uzvv06job1i4j-ym3z">
               <w:r>
                 <w:rPr>
                   <w:rFonts w:ascii="Arial" w:cs="Arial" w:eastAsia="Arial" w:hAnsi="Arial"/>
@@ -6715,7 +6715,7 @@
             <w:pPr>
               <w:spacing w:after="20" w:before="0"/>
             </w:pPr>
-            <w:hyperlink w:history="1" r:id="rIdrthsm336o1ckcmpls7xsy">
+            <w:hyperlink w:history="1" r:id="rIdkpwq-5_0gzuycgmw7kz5_">
               <w:r>
                 <w:rPr>
                   <w:rFonts w:ascii="Arial" w:cs="Arial" w:eastAsia="Arial" w:hAnsi="Arial"/>
@@ -6748,7 +6748,7 @@
               <w:spacing w:after="10" w:before="0"/>
               <w:ind w:left="120"/>
             </w:pPr>
-            <w:hyperlink w:history="1" r:id="rId2y5htqvdx0dxkihl_3dmn">
+            <w:hyperlink w:history="1" r:id="rIdrefeitghd-ty07jhpvefx">
               <w:r>
                 <w:rPr>
                   <w:rFonts w:ascii="Arial" w:cs="Arial" w:eastAsia="Arial" w:hAnsi="Arial"/>
@@ -6793,7 +6793,7 @@
             <w:pPr>
               <w:spacing w:after="20" w:before="0"/>
             </w:pPr>
-            <w:hyperlink w:history="1" r:id="rIda_p4_8gp9z7c5whvf7q3r">
+            <w:hyperlink w:history="1" r:id="rIdohmfj78or83nrigdv9lmg">
               <w:r>
                 <w:rPr>
                   <w:rFonts w:ascii="Arial" w:cs="Arial" w:eastAsia="Arial" w:hAnsi="Arial"/>
@@ -6826,7 +6826,7 @@
               <w:spacing w:after="10" w:before="0"/>
               <w:ind w:left="120"/>
             </w:pPr>
-            <w:hyperlink w:history="1" r:id="rId7wyczkxpbklncjqauzv1v">
+            <w:hyperlink w:history="1" r:id="rIdylza2himzf18dad3eihqx">
               <w:r>
                 <w:rPr>
                   <w:rFonts w:ascii="Arial" w:cs="Arial" w:eastAsia="Arial" w:hAnsi="Arial"/>
@@ -7021,7 +7021,7 @@
             <w:pPr>
               <w:spacing w:after="20" w:before="0"/>
             </w:pPr>
-            <w:hyperlink w:history="1" r:id="rIdd6pm33poeqeu3wot7dnig">
+            <w:hyperlink w:history="1" r:id="rIdzgiib8jygqm-1ttiloatf">
               <w:r>
                 <w:rPr>
                   <w:rFonts w:ascii="Arial" w:cs="Arial" w:eastAsia="Arial" w:hAnsi="Arial"/>
@@ -7054,7 +7054,7 @@
               <w:spacing w:after="10" w:before="0"/>
               <w:ind w:left="120"/>
             </w:pPr>
-            <w:hyperlink w:history="1" r:id="rIdjat2d1rpzsemwczmogtun">
+            <w:hyperlink w:history="1" r:id="rIdevn74ghn85ahoezp5d9ea">
               <w:r>
                 <w:rPr>
                   <w:rFonts w:ascii="Arial" w:cs="Arial" w:eastAsia="Arial" w:hAnsi="Arial"/>
@@ -7099,7 +7099,7 @@
             <w:pPr>
               <w:spacing w:after="20" w:before="0"/>
             </w:pPr>
-            <w:hyperlink w:history="1" r:id="rIdvbb6qu-pmrxqvjecohz13">
+            <w:hyperlink w:history="1" r:id="rIdeiij2vxq4uh-wyqlyrmyp">
               <w:r>
                 <w:rPr>
                   <w:rFonts w:ascii="Arial" w:cs="Arial" w:eastAsia="Arial" w:hAnsi="Arial"/>
@@ -7132,7 +7132,7 @@
               <w:spacing w:after="10" w:before="0"/>
               <w:ind w:left="120"/>
             </w:pPr>
-            <w:hyperlink w:history="1" r:id="rIdexyorak9q5vitugtifmg2">
+            <w:hyperlink w:history="1" r:id="rIdatnht78y4ci1jbk4sk-8n">
               <w:r>
                 <w:rPr>
                   <w:rFonts w:ascii="Arial" w:cs="Arial" w:eastAsia="Arial" w:hAnsi="Arial"/>
@@ -7327,7 +7327,7 @@
             <w:pPr>
               <w:spacing w:after="20" w:before="0"/>
             </w:pPr>
-            <w:hyperlink w:history="1" r:id="rIdrnt1ales93tu-dp8ms9iw">
+            <w:hyperlink w:history="1" r:id="rIdinccfw-43jdesrgvu1rvr">
               <w:r>
                 <w:rPr>
                   <w:rFonts w:ascii="Arial" w:cs="Arial" w:eastAsia="Arial" w:hAnsi="Arial"/>
@@ -7360,7 +7360,7 @@
               <w:spacing w:after="10" w:before="0"/>
               <w:ind w:left="120"/>
             </w:pPr>
-            <w:hyperlink w:history="1" r:id="rIdm9q_wqilzc7zlhzojq4ch">
+            <w:hyperlink w:history="1" r:id="rIdtfs3y4x5jdupu37cbsez-">
               <w:r>
                 <w:rPr>
                   <w:rFonts w:ascii="Arial" w:cs="Arial" w:eastAsia="Arial" w:hAnsi="Arial"/>
@@ -7405,7 +7405,7 @@
             <w:pPr>
               <w:spacing w:after="20" w:before="0"/>
             </w:pPr>
-            <w:hyperlink w:history="1" r:id="rIdins2vccsig88iwlqs90ui">
+            <w:hyperlink w:history="1" r:id="rIdjtr0vgcvqsuplwkfjhbig">
               <w:r>
                 <w:rPr>
                   <w:rFonts w:ascii="Arial" w:cs="Arial" w:eastAsia="Arial" w:hAnsi="Arial"/>
@@ -7438,7 +7438,7 @@
               <w:spacing w:after="10" w:before="0"/>
               <w:ind w:left="120"/>
             </w:pPr>
-            <w:hyperlink w:history="1" r:id="rId6jdzsl9fotcqz6rmtcfw6">
+            <w:hyperlink w:history="1" r:id="rIdq2kow28scgxzgv1ye42de">
               <w:r>
                 <w:rPr>
                   <w:rFonts w:ascii="Arial" w:cs="Arial" w:eastAsia="Arial" w:hAnsi="Arial"/>
@@ -7633,7 +7633,7 @@
             <w:pPr>
               <w:spacing w:after="20" w:before="0"/>
             </w:pPr>
-            <w:hyperlink w:history="1" r:id="rId78hynr0uozmow6khctdhw">
+            <w:hyperlink w:history="1" r:id="rIdhe3tkqvpve9avf4nlunuv">
               <w:r>
                 <w:rPr>
                   <w:rFonts w:ascii="Arial" w:cs="Arial" w:eastAsia="Arial" w:hAnsi="Arial"/>
@@ -7666,7 +7666,7 @@
               <w:spacing w:after="10" w:before="0"/>
               <w:ind w:left="120"/>
             </w:pPr>
-            <w:hyperlink w:history="1" r:id="rId8wp-pbi_purf06t3ltss5">
+            <w:hyperlink w:history="1" r:id="rIdv3xakiuug2iobji5nmk3z">
               <w:r>
                 <w:rPr>
                   <w:rFonts w:ascii="Arial" w:cs="Arial" w:eastAsia="Arial" w:hAnsi="Arial"/>
@@ -7711,7 +7711,7 @@
             <w:pPr>
               <w:spacing w:after="20" w:before="0"/>
             </w:pPr>
-            <w:hyperlink w:history="1" r:id="rIdti9jj9zcflc4ztbmyy-yx">
+            <w:hyperlink w:history="1" r:id="rIdwvld2zng1ek_nncj-j5qh">
               <w:r>
                 <w:rPr>
                   <w:rFonts w:ascii="Arial" w:cs="Arial" w:eastAsia="Arial" w:hAnsi="Arial"/>
@@ -7744,7 +7744,7 @@
               <w:spacing w:after="10" w:before="0"/>
               <w:ind w:left="120"/>
             </w:pPr>
-            <w:hyperlink w:history="1" r:id="rId2oizstcqd4udd6e73f7gk">
+            <w:hyperlink w:history="1" r:id="rId_o4uc00fhqnoojk-hlmju">
               <w:r>
                 <w:rPr>
                   <w:rFonts w:ascii="Arial" w:cs="Arial" w:eastAsia="Arial" w:hAnsi="Arial"/>
@@ -9231,7 +9231,7 @@
             <w:pPr>
               <w:spacing w:after="20" w:before="0"/>
             </w:pPr>
-            <w:hyperlink w:history="1" r:id="rIdkg_rhobkvop6szlu9r-yk">
+            <w:hyperlink w:history="1" r:id="rIdkiubeygroixnjibbq8gk_">
               <w:r>
                 <w:rPr>
                   <w:rFonts w:ascii="Arial" w:cs="Arial" w:eastAsia="Arial" w:hAnsi="Arial"/>
@@ -9264,7 +9264,7 @@
               <w:spacing w:after="10" w:before="0"/>
               <w:ind w:left="120"/>
             </w:pPr>
-            <w:hyperlink w:history="1" r:id="rIdwnljo3jshe8y6ezo3ci93">
+            <w:hyperlink w:history="1" r:id="rIdmyennb6w_yxujso7zauek">
               <w:r>
                 <w:rPr>
                   <w:rFonts w:ascii="Arial" w:cs="Arial" w:eastAsia="Arial" w:hAnsi="Arial"/>
@@ -9309,7 +9309,7 @@
             <w:pPr>
               <w:spacing w:after="20" w:before="0"/>
             </w:pPr>
-            <w:hyperlink w:history="1" r:id="rIdkazlcper3unzai3lj9c37">
+            <w:hyperlink w:history="1" r:id="rIdweopjnwxrgntuoh6ts-uz">
               <w:r>
                 <w:rPr>
                   <w:rFonts w:ascii="Arial" w:cs="Arial" w:eastAsia="Arial" w:hAnsi="Arial"/>
@@ -9342,7 +9342,7 @@
               <w:spacing w:after="10" w:before="0"/>
               <w:ind w:left="120"/>
             </w:pPr>
-            <w:hyperlink w:history="1" r:id="rIdrzjtbfdfqm0tawk6_y_5d">
+            <w:hyperlink w:history="1" r:id="rId3rnue2tosnafsllk37guv">
               <w:r>
                 <w:rPr>
                   <w:rFonts w:ascii="Arial" w:cs="Arial" w:eastAsia="Arial" w:hAnsi="Arial"/>
@@ -9537,7 +9537,7 @@
             <w:pPr>
               <w:spacing w:after="20" w:before="0"/>
             </w:pPr>
-            <w:hyperlink w:history="1" r:id="rId2jvja7jqwb0ulhrsnyy4i">
+            <w:hyperlink w:history="1" r:id="rIdsg167ohge9ukdhkhbgcmr">
               <w:r>
                 <w:rPr>
                   <w:rFonts w:ascii="Arial" w:cs="Arial" w:eastAsia="Arial" w:hAnsi="Arial"/>
@@ -9570,7 +9570,7 @@
               <w:spacing w:after="10" w:before="0"/>
               <w:ind w:left="120"/>
             </w:pPr>
-            <w:hyperlink w:history="1" r:id="rIdeh2-rxo9ty4qsxw6-q70x">
+            <w:hyperlink w:history="1" r:id="rId5aewfrcdgmlnotvlgzgef">
               <w:r>
                 <w:rPr>
                   <w:rFonts w:ascii="Arial" w:cs="Arial" w:eastAsia="Arial" w:hAnsi="Arial"/>
@@ -9615,7 +9615,7 @@
             <w:pPr>
               <w:spacing w:after="20" w:before="0"/>
             </w:pPr>
-            <w:hyperlink w:history="1" r:id="rIdymfre1lrqt-qwwlfaih5w">
+            <w:hyperlink w:history="1" r:id="rIdjgpxytwhs3rcsfkqxfpol">
               <w:r>
                 <w:rPr>
                   <w:rFonts w:ascii="Arial" w:cs="Arial" w:eastAsia="Arial" w:hAnsi="Arial"/>
@@ -9648,7 +9648,7 @@
               <w:spacing w:after="10" w:before="0"/>
               <w:ind w:left="120"/>
             </w:pPr>
-            <w:hyperlink w:history="1" r:id="rIdnb92ra1-yg0otjadiovph">
+            <w:hyperlink w:history="1" r:id="rIdiuhkfdavqs8w1rpkf2pde">
               <w:r>
                 <w:rPr>
                   <w:rFonts w:ascii="Arial" w:cs="Arial" w:eastAsia="Arial" w:hAnsi="Arial"/>
@@ -9843,7 +9843,7 @@
             <w:pPr>
               <w:spacing w:after="20" w:before="0"/>
             </w:pPr>
-            <w:hyperlink w:history="1" r:id="rIdgciwxinfswynic--wjqau">
+            <w:hyperlink w:history="1" r:id="rIdy1jewpnx7ekqyf2x9ckm9">
               <w:r>
                 <w:rPr>
                   <w:rFonts w:ascii="Arial" w:cs="Arial" w:eastAsia="Arial" w:hAnsi="Arial"/>
@@ -9876,7 +9876,7 @@
               <w:spacing w:after="10" w:before="0"/>
               <w:ind w:left="120"/>
             </w:pPr>
-            <w:hyperlink w:history="1" r:id="rIdjex3bpw4f-0owjnor8beb">
+            <w:hyperlink w:history="1" r:id="rIddyu6e_f74aplec4-eorcp">
               <w:r>
                 <w:rPr>
                   <w:rFonts w:ascii="Arial" w:cs="Arial" w:eastAsia="Arial" w:hAnsi="Arial"/>
@@ -9921,7 +9921,7 @@
             <w:pPr>
               <w:spacing w:after="20" w:before="0"/>
             </w:pPr>
-            <w:hyperlink w:history="1" r:id="rIdkjg7epldbemwbquegphov">
+            <w:hyperlink w:history="1" r:id="rId4j3uzhk1u0o5cwl7rv0wp">
               <w:r>
                 <w:rPr>
                   <w:rFonts w:ascii="Arial" w:cs="Arial" w:eastAsia="Arial" w:hAnsi="Arial"/>
@@ -9954,7 +9954,7 @@
               <w:spacing w:after="10" w:before="0"/>
               <w:ind w:left="120"/>
             </w:pPr>
-            <w:hyperlink w:history="1" r:id="rIdtuibew-szj3veq0wqn62b">
+            <w:hyperlink w:history="1" r:id="rIdewp7iv0wpgy-qpbavuj9a">
               <w:r>
                 <w:rPr>
                   <w:rFonts w:ascii="Arial" w:cs="Arial" w:eastAsia="Arial" w:hAnsi="Arial"/>
@@ -10149,7 +10149,7 @@
             <w:pPr>
               <w:spacing w:after="20" w:before="0"/>
             </w:pPr>
-            <w:hyperlink w:history="1" r:id="rIdhm8yuusrwkqt2owqf3wzf">
+            <w:hyperlink w:history="1" r:id="rIdhf11zgi4jvqzo3kg7o8dn">
               <w:r>
                 <w:rPr>
                   <w:rFonts w:ascii="Arial" w:cs="Arial" w:eastAsia="Arial" w:hAnsi="Arial"/>
@@ -10182,7 +10182,7 @@
               <w:spacing w:after="10" w:before="0"/>
               <w:ind w:left="120"/>
             </w:pPr>
-            <w:hyperlink w:history="1" r:id="rIdiut4jl6_mlkvqmheav93g">
+            <w:hyperlink w:history="1" r:id="rId8vcuppeovxjcc7iihmnwi">
               <w:r>
                 <w:rPr>
                   <w:rFonts w:ascii="Arial" w:cs="Arial" w:eastAsia="Arial" w:hAnsi="Arial"/>
@@ -10227,7 +10227,7 @@
             <w:pPr>
               <w:spacing w:after="20" w:before="0"/>
             </w:pPr>
-            <w:hyperlink w:history="1" r:id="rIdz97qkiev8yyafwesowyf-">
+            <w:hyperlink w:history="1" r:id="rIdxs6hysnh_p3qyib-s3awq">
               <w:r>
                 <w:rPr>
                   <w:rFonts w:ascii="Arial" w:cs="Arial" w:eastAsia="Arial" w:hAnsi="Arial"/>
@@ -10260,7 +10260,7 @@
               <w:spacing w:after="10" w:before="0"/>
               <w:ind w:left="120"/>
             </w:pPr>
-            <w:hyperlink w:history="1" r:id="rIdcrahndh4agij73vnu3gmk">
+            <w:hyperlink w:history="1" r:id="rIdec1anptfbclkfjztwvm1l">
               <w:r>
                 <w:rPr>
                   <w:rFonts w:ascii="Arial" w:cs="Arial" w:eastAsia="Arial" w:hAnsi="Arial"/>
@@ -10455,7 +10455,7 @@
             <w:pPr>
               <w:spacing w:after="20" w:before="0"/>
             </w:pPr>
-            <w:hyperlink w:history="1" r:id="rIdvavh-epun8j69i_dbsgso">
+            <w:hyperlink w:history="1" r:id="rIdnpkmyawzv2pped7bmuo3a">
               <w:r>
                 <w:rPr>
                   <w:rFonts w:ascii="Arial" w:cs="Arial" w:eastAsia="Arial" w:hAnsi="Arial"/>
@@ -10488,7 +10488,7 @@
               <w:spacing w:after="10" w:before="0"/>
               <w:ind w:left="120"/>
             </w:pPr>
-            <w:hyperlink w:history="1" r:id="rIdzetilwl-t_vxvmhq4tbbh">
+            <w:hyperlink w:history="1" r:id="rIduxfuuvwtnlppiwyh1y7um">
               <w:r>
                 <w:rPr>
                   <w:rFonts w:ascii="Arial" w:cs="Arial" w:eastAsia="Arial" w:hAnsi="Arial"/>
@@ -10533,7 +10533,7 @@
             <w:pPr>
               <w:spacing w:after="20" w:before="0"/>
             </w:pPr>
-            <w:hyperlink w:history="1" r:id="rIdtqks13kzt7i-6tzenoj9q">
+            <w:hyperlink w:history="1" r:id="rIdyichhjegonoxg4mkkf94o">
               <w:r>
                 <w:rPr>
                   <w:rFonts w:ascii="Arial" w:cs="Arial" w:eastAsia="Arial" w:hAnsi="Arial"/>
@@ -10566,7 +10566,7 @@
               <w:spacing w:after="10" w:before="0"/>
               <w:ind w:left="120"/>
             </w:pPr>
-            <w:hyperlink w:history="1" r:id="rIdtoaqu9h1csiyafjp_dnar">
+            <w:hyperlink w:history="1" r:id="rIdvg7adyfjdx8e4jjijdbcl">
               <w:r>
                 <w:rPr>
                   <w:rFonts w:ascii="Arial" w:cs="Arial" w:eastAsia="Arial" w:hAnsi="Arial"/>
@@ -12053,7 +12053,7 @@
             <w:pPr>
               <w:spacing w:after="20" w:before="0"/>
             </w:pPr>
-            <w:hyperlink w:history="1" r:id="rIdxii19qp0ibf0idmhuegot">
+            <w:hyperlink w:history="1" r:id="rIdaxyinfq6lnvx3s7g5oe9e">
               <w:r>
                 <w:rPr>
                   <w:rFonts w:ascii="Arial" w:cs="Arial" w:eastAsia="Arial" w:hAnsi="Arial"/>
@@ -12086,7 +12086,7 @@
               <w:spacing w:after="10" w:before="0"/>
               <w:ind w:left="120"/>
             </w:pPr>
-            <w:hyperlink w:history="1" r:id="rId_jclf6f8o-oh72cxg43qi">
+            <w:hyperlink w:history="1" r:id="rIdhzkugpzsasgcpdayxnhpu">
               <w:r>
                 <w:rPr>
                   <w:rFonts w:ascii="Arial" w:cs="Arial" w:eastAsia="Arial" w:hAnsi="Arial"/>
@@ -12131,7 +12131,7 @@
             <w:pPr>
               <w:spacing w:after="20" w:before="0"/>
             </w:pPr>
-            <w:hyperlink w:history="1" r:id="rIdrfkees_rcm16cawpnni9e">
+            <w:hyperlink w:history="1" r:id="rId6t3gs8vqpq-bszevau1u3">
               <w:r>
                 <w:rPr>
                   <w:rFonts w:ascii="Arial" w:cs="Arial" w:eastAsia="Arial" w:hAnsi="Arial"/>
@@ -12164,7 +12164,7 @@
               <w:spacing w:after="10" w:before="0"/>
               <w:ind w:left="120"/>
             </w:pPr>
-            <w:hyperlink w:history="1" r:id="rIda_mixnxefaeertczf59iq">
+            <w:hyperlink w:history="1" r:id="rIddw-fcax2yjksqsb5rwbw_">
               <w:r>
                 <w:rPr>
                   <w:rFonts w:ascii="Arial" w:cs="Arial" w:eastAsia="Arial" w:hAnsi="Arial"/>
@@ -12359,7 +12359,7 @@
             <w:pPr>
               <w:spacing w:after="20" w:before="0"/>
             </w:pPr>
-            <w:hyperlink w:history="1" r:id="rIdfp0rsnnsozv4ny_o6rdrt">
+            <w:hyperlink w:history="1" r:id="rIdyoeada_nxuwb3kw6b983j">
               <w:r>
                 <w:rPr>
                   <w:rFonts w:ascii="Arial" w:cs="Arial" w:eastAsia="Arial" w:hAnsi="Arial"/>
@@ -12392,7 +12392,7 @@
               <w:spacing w:after="10" w:before="0"/>
               <w:ind w:left="120"/>
             </w:pPr>
-            <w:hyperlink w:history="1" r:id="rIdtchchoirccd3m3idkxcpf">
+            <w:hyperlink w:history="1" r:id="rId0yaqgvirn6k3kr-qsopkq">
               <w:r>
                 <w:rPr>
                   <w:rFonts w:ascii="Arial" w:cs="Arial" w:eastAsia="Arial" w:hAnsi="Arial"/>
@@ -12437,7 +12437,7 @@
             <w:pPr>
               <w:spacing w:after="20" w:before="0"/>
             </w:pPr>
-            <w:hyperlink w:history="1" r:id="rIdfb3mz_tdpzyc1rv8hzjxc">
+            <w:hyperlink w:history="1" r:id="rId9bvf-nytcul8_u9m8kh5v">
               <w:r>
                 <w:rPr>
                   <w:rFonts w:ascii="Arial" w:cs="Arial" w:eastAsia="Arial" w:hAnsi="Arial"/>
@@ -12470,7 +12470,7 @@
               <w:spacing w:after="10" w:before="0"/>
               <w:ind w:left="120"/>
             </w:pPr>
-            <w:hyperlink w:history="1" r:id="rId3rfnnj3baglm8csz1yxcn">
+            <w:hyperlink w:history="1" r:id="rIdujurrt7rn-xhq-xvlqmzb">
               <w:r>
                 <w:rPr>
                   <w:rFonts w:ascii="Arial" w:cs="Arial" w:eastAsia="Arial" w:hAnsi="Arial"/>
@@ -12665,7 +12665,7 @@
             <w:pPr>
               <w:spacing w:after="20" w:before="0"/>
             </w:pPr>
-            <w:hyperlink w:history="1" r:id="rIdiqdihtpimhqzyxgfjqimf">
+            <w:hyperlink w:history="1" r:id="rIdinu6i2oll2_5bmmhwoz3s">
               <w:r>
                 <w:rPr>
                   <w:rFonts w:ascii="Arial" w:cs="Arial" w:eastAsia="Arial" w:hAnsi="Arial"/>
@@ -12698,7 +12698,7 @@
               <w:spacing w:after="10" w:before="0"/>
               <w:ind w:left="120"/>
             </w:pPr>
-            <w:hyperlink w:history="1" r:id="rIdw71nesytag5hyuhls_n8v">
+            <w:hyperlink w:history="1" r:id="rIdk5rnrm5jkppekwutwucaz">
               <w:r>
                 <w:rPr>
                   <w:rFonts w:ascii="Arial" w:cs="Arial" w:eastAsia="Arial" w:hAnsi="Arial"/>
@@ -12743,7 +12743,7 @@
             <w:pPr>
               <w:spacing w:after="20" w:before="0"/>
             </w:pPr>
-            <w:hyperlink w:history="1" r:id="rIdctzukzpk1v0sxublpsxcb">
+            <w:hyperlink w:history="1" r:id="rIdwicepnvhviotklypmi5al">
               <w:r>
                 <w:rPr>
                   <w:rFonts w:ascii="Arial" w:cs="Arial" w:eastAsia="Arial" w:hAnsi="Arial"/>
@@ -12776,7 +12776,7 @@
               <w:spacing w:after="10" w:before="0"/>
               <w:ind w:left="120"/>
             </w:pPr>
-            <w:hyperlink w:history="1" r:id="rIdvffu-moexfzwd6o69ot3v">
+            <w:hyperlink w:history="1" r:id="rIdyxiw0acmsus1wkdgjo6ij">
               <w:r>
                 <w:rPr>
                   <w:rFonts w:ascii="Arial" w:cs="Arial" w:eastAsia="Arial" w:hAnsi="Arial"/>
@@ -12971,7 +12971,7 @@
             <w:pPr>
               <w:spacing w:after="20" w:before="0"/>
             </w:pPr>
-            <w:hyperlink w:history="1" r:id="rIdnjjw1t2pjd1s3buf16am3">
+            <w:hyperlink w:history="1" r:id="rIdmozonhrbr45dc993cerdw">
               <w:r>
                 <w:rPr>
                   <w:rFonts w:ascii="Arial" w:cs="Arial" w:eastAsia="Arial" w:hAnsi="Arial"/>
@@ -13004,7 +13004,7 @@
               <w:spacing w:after="10" w:before="0"/>
               <w:ind w:left="120"/>
             </w:pPr>
-            <w:hyperlink w:history="1" r:id="rIdvhxogovuk-i2rc3787gpb">
+            <w:hyperlink w:history="1" r:id="rIdgziw9alvj86vc54ut-lcx">
               <w:r>
                 <w:rPr>
                   <w:rFonts w:ascii="Arial" w:cs="Arial" w:eastAsia="Arial" w:hAnsi="Arial"/>
@@ -13049,7 +13049,7 @@
             <w:pPr>
               <w:spacing w:after="20" w:before="0"/>
             </w:pPr>
-            <w:hyperlink w:history="1" r:id="rIdfpofny8yod43q0po6iclh">
+            <w:hyperlink w:history="1" r:id="rIdh1soggs90ipfyubvi6kvb">
               <w:r>
                 <w:rPr>
                   <w:rFonts w:ascii="Arial" w:cs="Arial" w:eastAsia="Arial" w:hAnsi="Arial"/>
@@ -13082,7 +13082,7 @@
               <w:spacing w:after="10" w:before="0"/>
               <w:ind w:left="120"/>
             </w:pPr>
-            <w:hyperlink w:history="1" r:id="rIdfszdkpdyq6qxznlrpwaat">
+            <w:hyperlink w:history="1" r:id="rIdlebond3-gsgwis7ztw1up">
               <w:r>
                 <w:rPr>
                   <w:rFonts w:ascii="Arial" w:cs="Arial" w:eastAsia="Arial" w:hAnsi="Arial"/>
@@ -13277,7 +13277,7 @@
             <w:pPr>
               <w:spacing w:after="20" w:before="0"/>
             </w:pPr>
-            <w:hyperlink w:history="1" r:id="rIdgag6rrc3obviwpuhvpzec">
+            <w:hyperlink w:history="1" r:id="rIdfthcjldmf9lzdzga-e-px">
               <w:r>
                 <w:rPr>
                   <w:rFonts w:ascii="Arial" w:cs="Arial" w:eastAsia="Arial" w:hAnsi="Arial"/>
@@ -13310,7 +13310,7 @@
               <w:spacing w:after="10" w:before="0"/>
               <w:ind w:left="120"/>
             </w:pPr>
-            <w:hyperlink w:history="1" r:id="rIdprvfxgyrdxk_se2yuwwdt">
+            <w:hyperlink w:history="1" r:id="rIdi6gc4atgyyjppam6ct4zi">
               <w:r>
                 <w:rPr>
                   <w:rFonts w:ascii="Arial" w:cs="Arial" w:eastAsia="Arial" w:hAnsi="Arial"/>
@@ -13355,7 +13355,7 @@
             <w:pPr>
               <w:spacing w:after="20" w:before="0"/>
             </w:pPr>
-            <w:hyperlink w:history="1" r:id="rIdhdjmqqhlvzuktnwkft_nj">
+            <w:hyperlink w:history="1" r:id="rIdjpv41zriaouisvvaelgje">
               <w:r>
                 <w:rPr>
                   <w:rFonts w:ascii="Arial" w:cs="Arial" w:eastAsia="Arial" w:hAnsi="Arial"/>
@@ -13388,7 +13388,7 @@
               <w:spacing w:after="10" w:before="0"/>
               <w:ind w:left="120"/>
             </w:pPr>
-            <w:hyperlink w:history="1" r:id="rId2pfbkvlw9gizckw_kfg0l">
+            <w:hyperlink w:history="1" r:id="rIdnnykfixztgqi4tk9rlyif">
               <w:r>
                 <w:rPr>
                   <w:rFonts w:ascii="Arial" w:cs="Arial" w:eastAsia="Arial" w:hAnsi="Arial"/>
@@ -14875,7 +14875,7 @@
             <w:pPr>
               <w:spacing w:after="20" w:before="0"/>
             </w:pPr>
-            <w:hyperlink w:history="1" r:id="rIdyv800ytgplpgfa-hi1ueu">
+            <w:hyperlink w:history="1" r:id="rId5dbiuooavxsf457p0evby">
               <w:r>
                 <w:rPr>
                   <w:rFonts w:ascii="Arial" w:cs="Arial" w:eastAsia="Arial" w:hAnsi="Arial"/>
@@ -14908,7 +14908,7 @@
               <w:spacing w:after="10" w:before="0"/>
               <w:ind w:left="120"/>
             </w:pPr>
-            <w:hyperlink w:history="1" r:id="rIdxhnrmtt7pvy3ziuhduzm4">
+            <w:hyperlink w:history="1" r:id="rIdhr65fs50ner9o19_g_s5c">
               <w:r>
                 <w:rPr>
                   <w:rFonts w:ascii="Arial" w:cs="Arial" w:eastAsia="Arial" w:hAnsi="Arial"/>
@@ -14953,7 +14953,7 @@
             <w:pPr>
               <w:spacing w:after="20" w:before="0"/>
             </w:pPr>
-            <w:hyperlink w:history="1" r:id="rId9krl0hapuzvikwbms46ao">
+            <w:hyperlink w:history="1" r:id="rIdfbqu31zqqzy-fx5qbnnks">
               <w:r>
                 <w:rPr>
                   <w:rFonts w:ascii="Arial" w:cs="Arial" w:eastAsia="Arial" w:hAnsi="Arial"/>
@@ -14986,7 +14986,7 @@
               <w:spacing w:after="10" w:before="0"/>
               <w:ind w:left="120"/>
             </w:pPr>
-            <w:hyperlink w:history="1" r:id="rIdvvatpxf7wnnvcmlzbdz_b">
+            <w:hyperlink w:history="1" r:id="rId6ko-l8xzy5k0ehkucebgr">
               <w:r>
                 <w:rPr>
                   <w:rFonts w:ascii="Arial" w:cs="Arial" w:eastAsia="Arial" w:hAnsi="Arial"/>
@@ -15181,7 +15181,7 @@
             <w:pPr>
               <w:spacing w:after="20" w:before="0"/>
             </w:pPr>
-            <w:hyperlink w:history="1" r:id="rIdtegeapo8zqjyduvioppxh">
+            <w:hyperlink w:history="1" r:id="rIdhrw241igs_7ob5k_ieptu">
               <w:r>
                 <w:rPr>
                   <w:rFonts w:ascii="Arial" w:cs="Arial" w:eastAsia="Arial" w:hAnsi="Arial"/>
@@ -15214,7 +15214,7 @@
               <w:spacing w:after="10" w:before="0"/>
               <w:ind w:left="120"/>
             </w:pPr>
-            <w:hyperlink w:history="1" r:id="rIdzuflwkhzahwdrcspw8cgb">
+            <w:hyperlink w:history="1" r:id="rId8q3gsaxm5t776q_rwkpb6">
               <w:r>
                 <w:rPr>
                   <w:rFonts w:ascii="Arial" w:cs="Arial" w:eastAsia="Arial" w:hAnsi="Arial"/>
@@ -15259,7 +15259,7 @@
             <w:pPr>
               <w:spacing w:after="20" w:before="0"/>
             </w:pPr>
-            <w:hyperlink w:history="1" r:id="rId37aoa-g7ww_izyr-tuibb">
+            <w:hyperlink w:history="1" r:id="rIdvribqr0syhrttpmkhbwa5">
               <w:r>
                 <w:rPr>
                   <w:rFonts w:ascii="Arial" w:cs="Arial" w:eastAsia="Arial" w:hAnsi="Arial"/>
@@ -15292,7 +15292,7 @@
               <w:spacing w:after="10" w:before="0"/>
               <w:ind w:left="120"/>
             </w:pPr>
-            <w:hyperlink w:history="1" r:id="rIdwdnxdcvtkemhpm-ef6mjw">
+            <w:hyperlink w:history="1" r:id="rIdg7uxiewyursre4s4vy0ky">
               <w:r>
                 <w:rPr>
                   <w:rFonts w:ascii="Arial" w:cs="Arial" w:eastAsia="Arial" w:hAnsi="Arial"/>
@@ -15487,7 +15487,7 @@
             <w:pPr>
               <w:spacing w:after="20" w:before="0"/>
             </w:pPr>
-            <w:hyperlink w:history="1" r:id="rId86pz16sjf8xue0djcj87y">
+            <w:hyperlink w:history="1" r:id="rIdkpt5gsjqxw87p0ro5sob_">
               <w:r>
                 <w:rPr>
                   <w:rFonts w:ascii="Arial" w:cs="Arial" w:eastAsia="Arial" w:hAnsi="Arial"/>
@@ -15520,7 +15520,7 @@
               <w:spacing w:after="10" w:before="0"/>
               <w:ind w:left="120"/>
             </w:pPr>
-            <w:hyperlink w:history="1" r:id="rIdxvfsyvcvo2eczpi1mrgpu">
+            <w:hyperlink w:history="1" r:id="rIdhf8nc4vmfkq4su0qguuo2">
               <w:r>
                 <w:rPr>
                   <w:rFonts w:ascii="Arial" w:cs="Arial" w:eastAsia="Arial" w:hAnsi="Arial"/>
@@ -15565,7 +15565,7 @@
             <w:pPr>
               <w:spacing w:after="20" w:before="0"/>
             </w:pPr>
-            <w:hyperlink w:history="1" r:id="rIdpf1evmxxakp-6dk5goz6y">
+            <w:hyperlink w:history="1" r:id="rId6hzj6gbpwpw-qg-nohet7">
               <w:r>
                 <w:rPr>
                   <w:rFonts w:ascii="Arial" w:cs="Arial" w:eastAsia="Arial" w:hAnsi="Arial"/>
@@ -15598,7 +15598,7 @@
               <w:spacing w:after="10" w:before="0"/>
               <w:ind w:left="120"/>
             </w:pPr>
-            <w:hyperlink w:history="1" r:id="rId4qscbvya0rgvps2lkwfv7">
+            <w:hyperlink w:history="1" r:id="rIdud9gosxpc4423ynb8vses">
               <w:r>
                 <w:rPr>
                   <w:rFonts w:ascii="Arial" w:cs="Arial" w:eastAsia="Arial" w:hAnsi="Arial"/>
@@ -15793,7 +15793,7 @@
             <w:pPr>
               <w:spacing w:after="20" w:before="0"/>
             </w:pPr>
-            <w:hyperlink w:history="1" r:id="rIdifhtymh8cgfgr32eu2yf1">
+            <w:hyperlink w:history="1" r:id="rIdlgkzolltreldrfb8hwsyw">
               <w:r>
                 <w:rPr>
                   <w:rFonts w:ascii="Arial" w:cs="Arial" w:eastAsia="Arial" w:hAnsi="Arial"/>
@@ -15826,7 +15826,7 @@
               <w:spacing w:after="10" w:before="0"/>
               <w:ind w:left="120"/>
             </w:pPr>
-            <w:hyperlink w:history="1" r:id="rIdtbd3zp72ctfmrq35qahip">
+            <w:hyperlink w:history="1" r:id="rIdnvyfbhbmzhevafa7cidjy">
               <w:r>
                 <w:rPr>
                   <w:rFonts w:ascii="Arial" w:cs="Arial" w:eastAsia="Arial" w:hAnsi="Arial"/>
@@ -15871,7 +15871,7 @@
             <w:pPr>
               <w:spacing w:after="20" w:before="0"/>
             </w:pPr>
-            <w:hyperlink w:history="1" r:id="rIdo1b5bttxvg3ssytshcc9f">
+            <w:hyperlink w:history="1" r:id="rId_a4rta9ljhib2gavbxzyo">
               <w:r>
                 <w:rPr>
                   <w:rFonts w:ascii="Arial" w:cs="Arial" w:eastAsia="Arial" w:hAnsi="Arial"/>
@@ -15904,7 +15904,7 @@
               <w:spacing w:after="10" w:before="0"/>
               <w:ind w:left="120"/>
             </w:pPr>
-            <w:hyperlink w:history="1" r:id="rIdgtillwg4f2twc_d06dijk">
+            <w:hyperlink w:history="1" r:id="rIdrlxwl0oieabc8fn-gur1x">
               <w:r>
                 <w:rPr>
                   <w:rFonts w:ascii="Arial" w:cs="Arial" w:eastAsia="Arial" w:hAnsi="Arial"/>
@@ -16099,7 +16099,7 @@
             <w:pPr>
               <w:spacing w:after="20" w:before="0"/>
             </w:pPr>
-            <w:hyperlink w:history="1" r:id="rIdghicd2gio1jhzc_civda_">
+            <w:hyperlink w:history="1" r:id="rIdquayxvh_n-rp7j7jesjqc">
               <w:r>
                 <w:rPr>
                   <w:rFonts w:ascii="Arial" w:cs="Arial" w:eastAsia="Arial" w:hAnsi="Arial"/>
@@ -16132,7 +16132,7 @@
               <w:spacing w:after="10" w:before="0"/>
               <w:ind w:left="120"/>
             </w:pPr>
-            <w:hyperlink w:history="1" r:id="rIdyvjkntbpgbqvbhztbpmoc">
+            <w:hyperlink w:history="1" r:id="rIdx1zdnzt0-0vgcs0fv8-68">
               <w:r>
                 <w:rPr>
                   <w:rFonts w:ascii="Arial" w:cs="Arial" w:eastAsia="Arial" w:hAnsi="Arial"/>
@@ -16177,7 +16177,7 @@
             <w:pPr>
               <w:spacing w:after="20" w:before="0"/>
             </w:pPr>
-            <w:hyperlink w:history="1" r:id="rIdbfwh4ig2d4tzxk2uj0cfm">
+            <w:hyperlink w:history="1" r:id="rIdqlsjcjfq2sic_numactjc">
               <w:r>
                 <w:rPr>
                   <w:rFonts w:ascii="Arial" w:cs="Arial" w:eastAsia="Arial" w:hAnsi="Arial"/>
@@ -16210,7 +16210,7 @@
               <w:spacing w:after="10" w:before="0"/>
               <w:ind w:left="120"/>
             </w:pPr>
-            <w:hyperlink w:history="1" r:id="rIdhq999ud31lcjolcaokxqb">
+            <w:hyperlink w:history="1" r:id="rId_nmag7u9etpppikgcyfgt">
               <w:r>
                 <w:rPr>
                   <w:rFonts w:ascii="Arial" w:cs="Arial" w:eastAsia="Arial" w:hAnsi="Arial"/>
@@ -17697,7 +17697,7 @@
             <w:pPr>
               <w:spacing w:after="20" w:before="0"/>
             </w:pPr>
-            <w:hyperlink w:history="1" r:id="rIdqbpo4krptxyg9unzaqbr-">
+            <w:hyperlink w:history="1" r:id="rIdkumbcdqqykgta7sex7h7o">
               <w:r>
                 <w:rPr>
                   <w:rFonts w:ascii="Arial" w:cs="Arial" w:eastAsia="Arial" w:hAnsi="Arial"/>
@@ -17730,7 +17730,7 @@
               <w:spacing w:after="10" w:before="0"/>
               <w:ind w:left="120"/>
             </w:pPr>
-            <w:hyperlink w:history="1" r:id="rIdnml98h_ctj330xou7imgg">
+            <w:hyperlink w:history="1" r:id="rIdsoauqjtwpopksdckbbd5a">
               <w:r>
                 <w:rPr>
                   <w:rFonts w:ascii="Arial" w:cs="Arial" w:eastAsia="Arial" w:hAnsi="Arial"/>
@@ -17775,7 +17775,7 @@
             <w:pPr>
               <w:spacing w:after="20" w:before="0"/>
             </w:pPr>
-            <w:hyperlink w:history="1" r:id="rIdachgapxbsie-fe8b_oyro">
+            <w:hyperlink w:history="1" r:id="rIdqz6sws-fezva2r0ggiqg4">
               <w:r>
                 <w:rPr>
                   <w:rFonts w:ascii="Arial" w:cs="Arial" w:eastAsia="Arial" w:hAnsi="Arial"/>
@@ -17808,7 +17808,7 @@
               <w:spacing w:after="10" w:before="0"/>
               <w:ind w:left="120"/>
             </w:pPr>
-            <w:hyperlink w:history="1" r:id="rIdu_fmhhmgxl7jaikgc4iy7">
+            <w:hyperlink w:history="1" r:id="rId07zfeog5n_uml3lwzeny8">
               <w:r>
                 <w:rPr>
                   <w:rFonts w:ascii="Arial" w:cs="Arial" w:eastAsia="Arial" w:hAnsi="Arial"/>
@@ -18003,7 +18003,7 @@
             <w:pPr>
               <w:spacing w:after="20" w:before="0"/>
             </w:pPr>
-            <w:hyperlink w:history="1" r:id="rIdnsjiufj5vnp5k0u8owibk">
+            <w:hyperlink w:history="1" r:id="rId0fddh05ffj84ilkhn95rh">
               <w:r>
                 <w:rPr>
                   <w:rFonts w:ascii="Arial" w:cs="Arial" w:eastAsia="Arial" w:hAnsi="Arial"/>
@@ -18036,7 +18036,7 @@
               <w:spacing w:after="10" w:before="0"/>
               <w:ind w:left="120"/>
             </w:pPr>
-            <w:hyperlink w:history="1" r:id="rIdqp-dyiblhntguzjzea2sl">
+            <w:hyperlink w:history="1" r:id="rIdqcemeoc-kjrrgbdcww8fp">
               <w:r>
                 <w:rPr>
                   <w:rFonts w:ascii="Arial" w:cs="Arial" w:eastAsia="Arial" w:hAnsi="Arial"/>
@@ -18081,7 +18081,7 @@
             <w:pPr>
               <w:spacing w:after="20" w:before="0"/>
             </w:pPr>
-            <w:hyperlink w:history="1" r:id="rIdkm3rnrxm9d6eylnhqzzhl">
+            <w:hyperlink w:history="1" r:id="rIdluhvp6msxul4qvblqjyde">
               <w:r>
                 <w:rPr>
                   <w:rFonts w:ascii="Arial" w:cs="Arial" w:eastAsia="Arial" w:hAnsi="Arial"/>
@@ -18114,7 +18114,7 @@
               <w:spacing w:after="10" w:before="0"/>
               <w:ind w:left="120"/>
             </w:pPr>
-            <w:hyperlink w:history="1" r:id="rId11nj4utshq35g-p90vxqq">
+            <w:hyperlink w:history="1" r:id="rIdxccfoubgccydttm5l_-kk">
               <w:r>
                 <w:rPr>
                   <w:rFonts w:ascii="Arial" w:cs="Arial" w:eastAsia="Arial" w:hAnsi="Arial"/>
@@ -18309,7 +18309,7 @@
             <w:pPr>
               <w:spacing w:after="20" w:before="0"/>
             </w:pPr>
-            <w:hyperlink w:history="1" r:id="rIds5wgdalu3qrxreovzlw3i">
+            <w:hyperlink w:history="1" r:id="rId9tawssvgzipw8gqwxdzfy">
               <w:r>
                 <w:rPr>
                   <w:rFonts w:ascii="Arial" w:cs="Arial" w:eastAsia="Arial" w:hAnsi="Arial"/>
@@ -18342,7 +18342,7 @@
               <w:spacing w:after="10" w:before="0"/>
               <w:ind w:left="120"/>
             </w:pPr>
-            <w:hyperlink w:history="1" r:id="rIdfa69fn8la5gss1zylse97">
+            <w:hyperlink w:history="1" r:id="rId9iaysqnq36vtfl4tgjzog">
               <w:r>
                 <w:rPr>
                   <w:rFonts w:ascii="Arial" w:cs="Arial" w:eastAsia="Arial" w:hAnsi="Arial"/>
@@ -18387,7 +18387,7 @@
             <w:pPr>
               <w:spacing w:after="20" w:before="0"/>
             </w:pPr>
-            <w:hyperlink w:history="1" r:id="rIdbn8rxdtwwdiyelk3skt3x">
+            <w:hyperlink w:history="1" r:id="rIdd2zvt3vyvnolt3iwgeeye">
               <w:r>
                 <w:rPr>
                   <w:rFonts w:ascii="Arial" w:cs="Arial" w:eastAsia="Arial" w:hAnsi="Arial"/>
@@ -18420,7 +18420,7 @@
               <w:spacing w:after="10" w:before="0"/>
               <w:ind w:left="120"/>
             </w:pPr>
-            <w:hyperlink w:history="1" r:id="rIdxmnxjitv1oznogleem83f">
+            <w:hyperlink w:history="1" r:id="rIdd5xiddiay-dadesrwwf4s">
               <w:r>
                 <w:rPr>
                   <w:rFonts w:ascii="Arial" w:cs="Arial" w:eastAsia="Arial" w:hAnsi="Arial"/>
@@ -18615,7 +18615,7 @@
             <w:pPr>
               <w:spacing w:after="20" w:before="0"/>
             </w:pPr>
-            <w:hyperlink w:history="1" r:id="rIdlmaobpj98zlmn7u1rew9p">
+            <w:hyperlink w:history="1" r:id="rIdht5g3uwpkgwjlob5y5kuh">
               <w:r>
                 <w:rPr>
                   <w:rFonts w:ascii="Arial" w:cs="Arial" w:eastAsia="Arial" w:hAnsi="Arial"/>
@@ -18648,7 +18648,7 @@
               <w:spacing w:after="10" w:before="0"/>
               <w:ind w:left="120"/>
             </w:pPr>
-            <w:hyperlink w:history="1" r:id="rIdp0idt3wqbbagohkubqfgq">
+            <w:hyperlink w:history="1" r:id="rId3deaso-a8eeqsjtosqe4k">
               <w:r>
                 <w:rPr>
                   <w:rFonts w:ascii="Arial" w:cs="Arial" w:eastAsia="Arial" w:hAnsi="Arial"/>
@@ -18693,7 +18693,7 @@
             <w:pPr>
               <w:spacing w:after="20" w:before="0"/>
             </w:pPr>
-            <w:hyperlink w:history="1" r:id="rId94aaaitu-eqa7jj-p8n-g">
+            <w:hyperlink w:history="1" r:id="rId0i-e4ay9lwyobrwbouk6j">
               <w:r>
                 <w:rPr>
                   <w:rFonts w:ascii="Arial" w:cs="Arial" w:eastAsia="Arial" w:hAnsi="Arial"/>
@@ -18726,7 +18726,7 @@
               <w:spacing w:after="10" w:before="0"/>
               <w:ind w:left="120"/>
             </w:pPr>
-            <w:hyperlink w:history="1" r:id="rIdq7mbsrmwv3z1gqnhvh8ul">
+            <w:hyperlink w:history="1" r:id="rId-8s200tudwmhtltaocbxz">
               <w:r>
                 <w:rPr>
                   <w:rFonts w:ascii="Arial" w:cs="Arial" w:eastAsia="Arial" w:hAnsi="Arial"/>
@@ -18921,7 +18921,7 @@
             <w:pPr>
               <w:spacing w:after="20" w:before="0"/>
             </w:pPr>
-            <w:hyperlink w:history="1" r:id="rIdqtywyhrgzj0pnzg8fxchi">
+            <w:hyperlink w:history="1" r:id="rIdw-ocwzklinoykmnp4zuer">
               <w:r>
                 <w:rPr>
                   <w:rFonts w:ascii="Arial" w:cs="Arial" w:eastAsia="Arial" w:hAnsi="Arial"/>
@@ -18954,7 +18954,7 @@
               <w:spacing w:after="10" w:before="0"/>
               <w:ind w:left="120"/>
             </w:pPr>
-            <w:hyperlink w:history="1" r:id="rIdrjrmduyamqpp6gclpedkh">
+            <w:hyperlink w:history="1" r:id="rIdf3nixdzxzimajwbjcsexx">
               <w:r>
                 <w:rPr>
                   <w:rFonts w:ascii="Arial" w:cs="Arial" w:eastAsia="Arial" w:hAnsi="Arial"/>
@@ -18999,7 +18999,7 @@
             <w:pPr>
               <w:spacing w:after="20" w:before="0"/>
             </w:pPr>
-            <w:hyperlink w:history="1" r:id="rIds1fgzti9gbtxsqn1pqtqm">
+            <w:hyperlink w:history="1" r:id="rIdoheqywfjtbenthy1tv2nu">
               <w:r>
                 <w:rPr>
                   <w:rFonts w:ascii="Arial" w:cs="Arial" w:eastAsia="Arial" w:hAnsi="Arial"/>
@@ -19032,7 +19032,7 @@
               <w:spacing w:after="10" w:before="0"/>
               <w:ind w:left="120"/>
             </w:pPr>
-            <w:hyperlink w:history="1" r:id="rIdgqsgculg1jmnmlf3fnmyj">
+            <w:hyperlink w:history="1" r:id="rIda22oplg_itwgvu3a2uv0e">
               <w:r>
                 <w:rPr>
                   <w:rFonts w:ascii="Arial" w:cs="Arial" w:eastAsia="Arial" w:hAnsi="Arial"/>
@@ -20519,7 +20519,7 @@
             <w:pPr>
               <w:spacing w:after="20" w:before="0"/>
             </w:pPr>
-            <w:hyperlink w:history="1" r:id="rIdz0vgysfnm21bdf9eeyw_5">
+            <w:hyperlink w:history="1" r:id="rIdmfd_o9brxxgp58siou9eg">
               <w:r>
                 <w:rPr>
                   <w:rFonts w:ascii="Arial" w:cs="Arial" w:eastAsia="Arial" w:hAnsi="Arial"/>
@@ -20552,7 +20552,7 @@
               <w:spacing w:after="10" w:before="0"/>
               <w:ind w:left="120"/>
             </w:pPr>
-            <w:hyperlink w:history="1" r:id="rIdpo3t2nf1jnhmy8ld87fn1">
+            <w:hyperlink w:history="1" r:id="rIdlaqf8wwjzw-x0xcq4aufv">
               <w:r>
                 <w:rPr>
                   <w:rFonts w:ascii="Arial" w:cs="Arial" w:eastAsia="Arial" w:hAnsi="Arial"/>
@@ -20597,7 +20597,7 @@
             <w:pPr>
               <w:spacing w:after="20" w:before="0"/>
             </w:pPr>
-            <w:hyperlink w:history="1" r:id="rIdu_opbhqrizxh9puq6ehrx">
+            <w:hyperlink w:history="1" r:id="rIdux0csscgcjfy6pynqy20r">
               <w:r>
                 <w:rPr>
                   <w:rFonts w:ascii="Arial" w:cs="Arial" w:eastAsia="Arial" w:hAnsi="Arial"/>
@@ -20630,7 +20630,7 @@
               <w:spacing w:after="10" w:before="0"/>
               <w:ind w:left="120"/>
             </w:pPr>
-            <w:hyperlink w:history="1" r:id="rIdfmywoxijmdruptnn2lvil">
+            <w:hyperlink w:history="1" r:id="rIdx4krh548gslprv3em2ung">
               <w:r>
                 <w:rPr>
                   <w:rFonts w:ascii="Arial" w:cs="Arial" w:eastAsia="Arial" w:hAnsi="Arial"/>
@@ -20825,7 +20825,7 @@
             <w:pPr>
               <w:spacing w:after="20" w:before="0"/>
             </w:pPr>
-            <w:hyperlink w:history="1" r:id="rIdds1uy_kbahnk7fh1k-tur">
+            <w:hyperlink w:history="1" r:id="rIdksgxoyyphqf3o2q2bq0fh">
               <w:r>
                 <w:rPr>
                   <w:rFonts w:ascii="Arial" w:cs="Arial" w:eastAsia="Arial" w:hAnsi="Arial"/>
@@ -20858,7 +20858,7 @@
               <w:spacing w:after="10" w:before="0"/>
               <w:ind w:left="120"/>
             </w:pPr>
-            <w:hyperlink w:history="1" r:id="rIdaqwkmmdkyhrp6wzclubmu">
+            <w:hyperlink w:history="1" r:id="rIdjnybazntnnyuk7-charbu">
               <w:r>
                 <w:rPr>
                   <w:rFonts w:ascii="Arial" w:cs="Arial" w:eastAsia="Arial" w:hAnsi="Arial"/>
@@ -20903,7 +20903,7 @@
             <w:pPr>
               <w:spacing w:after="20" w:before="0"/>
             </w:pPr>
-            <w:hyperlink w:history="1" r:id="rIdsiina8gja4gdgrfl6blky">
+            <w:hyperlink w:history="1" r:id="rIdppcwzkca4hbvqfghhybyt">
               <w:r>
                 <w:rPr>
                   <w:rFonts w:ascii="Arial" w:cs="Arial" w:eastAsia="Arial" w:hAnsi="Arial"/>
@@ -20936,7 +20936,7 @@
               <w:spacing w:after="10" w:before="0"/>
               <w:ind w:left="120"/>
             </w:pPr>
-            <w:hyperlink w:history="1" r:id="rIdtivlt1zxe3b-gaiqqnvjb">
+            <w:hyperlink w:history="1" r:id="rId3zkubev3kswoqer7yrumw">
               <w:r>
                 <w:rPr>
                   <w:rFonts w:ascii="Arial" w:cs="Arial" w:eastAsia="Arial" w:hAnsi="Arial"/>
@@ -21131,7 +21131,7 @@
             <w:pPr>
               <w:spacing w:after="20" w:before="0"/>
             </w:pPr>
-            <w:hyperlink w:history="1" r:id="rIdowtl6wdx3kqfhetrbnb1l">
+            <w:hyperlink w:history="1" r:id="rIdrjmkvpajib8c5kunufuyj">
               <w:r>
                 <w:rPr>
                   <w:rFonts w:ascii="Arial" w:cs="Arial" w:eastAsia="Arial" w:hAnsi="Arial"/>
@@ -21164,7 +21164,7 @@
               <w:spacing w:after="10" w:before="0"/>
               <w:ind w:left="120"/>
             </w:pPr>
-            <w:hyperlink w:history="1" r:id="rIdjso_7bhjde8zgears2vmc">
+            <w:hyperlink w:history="1" r:id="rIdtfvogrimdaxgmvtyriqxw">
               <w:r>
                 <w:rPr>
                   <w:rFonts w:ascii="Arial" w:cs="Arial" w:eastAsia="Arial" w:hAnsi="Arial"/>
@@ -21209,7 +21209,7 @@
             <w:pPr>
               <w:spacing w:after="20" w:before="0"/>
             </w:pPr>
-            <w:hyperlink w:history="1" r:id="rIdaciwuilcmthfpbk1nwjg_">
+            <w:hyperlink w:history="1" r:id="rIddedhqwch0q-l4zvbqtjkb">
               <w:r>
                 <w:rPr>
                   <w:rFonts w:ascii="Arial" w:cs="Arial" w:eastAsia="Arial" w:hAnsi="Arial"/>
@@ -21242,7 +21242,7 @@
               <w:spacing w:after="10" w:before="0"/>
               <w:ind w:left="120"/>
             </w:pPr>
-            <w:hyperlink w:history="1" r:id="rIdcigadfhz8rgxhuknzi4m4">
+            <w:hyperlink w:history="1" r:id="rIdz9tzcooomdswxkpymufkv">
               <w:r>
                 <w:rPr>
                   <w:rFonts w:ascii="Arial" w:cs="Arial" w:eastAsia="Arial" w:hAnsi="Arial"/>
@@ -21437,7 +21437,7 @@
             <w:pPr>
               <w:spacing w:after="20" w:before="0"/>
             </w:pPr>
-            <w:hyperlink w:history="1" r:id="rId6-4qiwpt8wsjuo8jltwsw">
+            <w:hyperlink w:history="1" r:id="rIdmcid9yxkcddyeoytmzhxb">
               <w:r>
                 <w:rPr>
                   <w:rFonts w:ascii="Arial" w:cs="Arial" w:eastAsia="Arial" w:hAnsi="Arial"/>
@@ -21470,7 +21470,7 @@
               <w:spacing w:after="10" w:before="0"/>
               <w:ind w:left="120"/>
             </w:pPr>
-            <w:hyperlink w:history="1" r:id="rId7ybavesbwkgfzgbfq51ss">
+            <w:hyperlink w:history="1" r:id="rIddkss6iokp5h2h6kpu9qql">
               <w:r>
                 <w:rPr>
                   <w:rFonts w:ascii="Arial" w:cs="Arial" w:eastAsia="Arial" w:hAnsi="Arial"/>
@@ -21515,7 +21515,7 @@
             <w:pPr>
               <w:spacing w:after="20" w:before="0"/>
             </w:pPr>
-            <w:hyperlink w:history="1" r:id="rIdq3z6tqohkqv1hvceqqgyc">
+            <w:hyperlink w:history="1" r:id="rIdhgaenpdw1wuisszc_qefb">
               <w:r>
                 <w:rPr>
                   <w:rFonts w:ascii="Arial" w:cs="Arial" w:eastAsia="Arial" w:hAnsi="Arial"/>
@@ -21548,7 +21548,7 @@
               <w:spacing w:after="10" w:before="0"/>
               <w:ind w:left="120"/>
             </w:pPr>
-            <w:hyperlink w:history="1" r:id="rIdegbza262ytudqaobmviba">
+            <w:hyperlink w:history="1" r:id="rIdzg9b1dgy3npqu7nej93r4">
               <w:r>
                 <w:rPr>
                   <w:rFonts w:ascii="Arial" w:cs="Arial" w:eastAsia="Arial" w:hAnsi="Arial"/>
@@ -21743,7 +21743,7 @@
             <w:pPr>
               <w:spacing w:after="20" w:before="0"/>
             </w:pPr>
-            <w:hyperlink w:history="1" r:id="rId3_wvlyo3vf3r2wtrshhb0">
+            <w:hyperlink w:history="1" r:id="rIdoie1wwxqmytsuh-vxsgcj">
               <w:r>
                 <w:rPr>
                   <w:rFonts w:ascii="Arial" w:cs="Arial" w:eastAsia="Arial" w:hAnsi="Arial"/>
@@ -21776,7 +21776,7 @@
               <w:spacing w:after="10" w:before="0"/>
               <w:ind w:left="120"/>
             </w:pPr>
-            <w:hyperlink w:history="1" r:id="rIdobpowu0l3edgnvl1zsaq-">
+            <w:hyperlink w:history="1" r:id="rIdswzddagsk6mqutuhubca2">
               <w:r>
                 <w:rPr>
                   <w:rFonts w:ascii="Arial" w:cs="Arial" w:eastAsia="Arial" w:hAnsi="Arial"/>
@@ -21821,7 +21821,7 @@
             <w:pPr>
               <w:spacing w:after="20" w:before="0"/>
             </w:pPr>
-            <w:hyperlink w:history="1" r:id="rIdecf_rb42dbtq8md9a5k3i">
+            <w:hyperlink w:history="1" r:id="rIdu1pyuq-xvbxti5mnrs8kb">
               <w:r>
                 <w:rPr>
                   <w:rFonts w:ascii="Arial" w:cs="Arial" w:eastAsia="Arial" w:hAnsi="Arial"/>
@@ -21854,7 +21854,7 @@
               <w:spacing w:after="10" w:before="0"/>
               <w:ind w:left="120"/>
             </w:pPr>
-            <w:hyperlink w:history="1" r:id="rIdk6rxv-otznly6-678hkgl">
+            <w:hyperlink w:history="1" r:id="rIdxyvo9s0xjxr-wbiflhghe">
               <w:r>
                 <w:rPr>
                   <w:rFonts w:ascii="Arial" w:cs="Arial" w:eastAsia="Arial" w:hAnsi="Arial"/>
